--- a/docs/CREST_Experimental_Record.docx
+++ b/docs/CREST_Experimental_Record.docx
@@ -45,7 +45,7 @@
           <w:sz w:val="22"/>
           <w:szCs w:val="22"/>
         </w:rPr>
-        <w:t xml:space="preserve">Experimental Record and Decision Log — Phases 1–4</w:t>
+        <w:t xml:space="preserve">Experimental Record and Decision Log — Phases 1–4, three models</w:t>
       </w:r>
     </w:p>
     <w:p>
@@ -697,7 +697,7 @@
                 <w:sz w:val="19"/>
                 <w:szCs w:val="19"/>
               </w:rPr>
-              <w:t xml:space="preserve">4 — Self-Refine gate</w:t>
+              <w:t xml:space="preserve">3.3 — Capability curve</w:t>
             </w:r>
           </w:p>
         </w:tc>
@@ -722,7 +722,7 @@
                 <w:sz w:val="19"/>
                 <w:szCs w:val="19"/>
               </w:rPr>
-              <w:t xml:space="preserve">Does a published, free baseline solve it?</w:t>
+              <w:t xml:space="preserve">Is this a weak-model artefact?</w:t>
             </w:r>
           </w:p>
         </w:tc>
@@ -746,11 +746,11 @@
               <w:rPr>
                 <w:b/>
                 <w:bCs/>
-                <w:color w:val="1E6B34"/>
-                <w:sz w:val="19"/>
-                <w:szCs w:val="19"/>
-              </w:rPr>
-              <w:t xml:space="preserve">Passed*</w:t>
+                <w:color w:val="9C1F1F"/>
+                <w:sz w:val="19"/>
+                <w:szCs w:val="19"/>
+              </w:rPr>
+              <w:t xml:space="preserve">GATE FIRED</w:t>
             </w:r>
           </w:p>
         </w:tc>
@@ -775,7 +775,7 @@
                 <w:sz w:val="19"/>
                 <w:szCs w:val="19"/>
               </w:rPr>
-              <w:t xml:space="preserve">No — net −10; it makes things worse</w:t>
+              <w:t xml:space="preserve">Confidently-wrong class 8.2% → 0.9% on GPT-4o (p=0.013)</w:t>
             </w:r>
           </w:p>
         </w:tc>
@@ -801,7 +801,7 @@
                 <w:sz w:val="19"/>
                 <w:szCs w:val="19"/>
               </w:rPr>
-              <w:t xml:space="preserve">3.3 — Strong-model check</w:t>
+              <w:t xml:space="preserve">4 — Self-Refine gate</w:t>
             </w:r>
           </w:p>
         </w:tc>
@@ -826,7 +826,7 @@
                 <w:sz w:val="19"/>
                 <w:szCs w:val="19"/>
               </w:rPr>
-              <w:t xml:space="preserve">Is this a weak-model artefact?</w:t>
+              <w:t xml:space="preserve">Does a published, free baseline solve it?</w:t>
             </w:r>
           </w:p>
         </w:tc>
@@ -850,11 +850,11 @@
               <w:rPr>
                 <w:b/>
                 <w:bCs/>
-                <w:color w:val="9C1F1F"/>
-                <w:sz w:val="19"/>
-                <w:szCs w:val="19"/>
-              </w:rPr>
-              <w:t xml:space="preserve">Not started</w:t>
+                <w:color w:val="1E6B34"/>
+                <w:sz w:val="19"/>
+                <w:szCs w:val="19"/>
+              </w:rPr>
+              <w:t xml:space="preserve">Passed</w:t>
             </w:r>
           </w:p>
         </w:tc>
@@ -879,7 +879,7 @@
                 <w:sz w:val="19"/>
                 <w:szCs w:val="19"/>
               </w:rPr>
-              <w:t xml:space="preserve">Highest priority open question</w:t>
+              <w:t xml:space="preserve">No — fails at all three capabilities</w:t>
             </w:r>
           </w:p>
         </w:tc>
@@ -894,10 +894,10 @@
       <w:tblPr>
         <w:tblW w:type="dxa" w:w="9026"/>
         <w:tblBorders>
-          <w:top w:val="single" w:color="B26B00" w:sz="2"/>
-          <w:left w:val="single" w:color="B26B00" w:sz="18"/>
-          <w:bottom w:val="single" w:color="B26B00" w:sz="2"/>
-          <w:right w:val="single" w:color="B26B00" w:sz="2"/>
+          <w:top w:val="single" w:color="9C1F1F" w:sz="2"/>
+          <w:left w:val="single" w:color="9C1F1F" w:sz="18"/>
+          <w:bottom w:val="single" w:color="9C1F1F" w:sz="2"/>
+          <w:right w:val="single" w:color="9C1F1F" w:sz="2"/>
           <w:insideH w:val="none"/>
           <w:insideV w:val="none"/>
         </w:tblBorders>
@@ -909,7 +909,7 @@
         <w:tc>
           <w:tcPr>
             <w:tcW w:type="dxa" w:w="9026"/>
-            <w:shd w:fill="FFF4E5" w:val="clear"/>
+            <w:shd w:fill="FDEDED" w:val="clear"/>
             <w:tcMar>
               <w:top w:type="dxa" w:w="140"/>
               <w:left w:type="dxa" w:w="200"/>
@@ -925,11 +925,11 @@
               <w:rPr>
                 <w:b/>
                 <w:bCs/>
-                <w:color w:val="B26B00"/>
+                <w:color w:val="9C1F1F"/>
                 <w:sz w:val="21"/>
                 <w:szCs w:val="21"/>
               </w:rPr>
-              <w:t xml:space="preserve">* Why the Phase 4 gate is marked "passed", not "won"</w:t>
+              <w:t xml:space="preserve">The headline, stated without spin</w:t>
             </w:r>
           </w:p>
           <w:p>
@@ -941,7 +941,31 @@
                 <w:sz w:val="20"/>
                 <w:szCs w:val="20"/>
               </w:rPr>
-              <w:t xml:space="preserve">Self-Refine was run only on Llama-3.1-8B. Published work reports that intrinsic self-correction degrades reasoning in smaller models, so the negative result may be about model scale rather than about the task. Until Phase 3.3 runs on a strong model, the defensible claim is "Self-Refine does not close the gap for Llama-3.1-8B" — not "Self-Refine is inadequate".</w:t>
+              <w:t xml:space="preserve">The confidently-wrong failure class — the danger this project's motivation rests on — largely disappears on a frontier model. On the strict set it falls from 8.2% (Llama-3.1-8B) to 0.9% (GPT-4o), Fisher exact p = 0.0132. The pre-registered kill gate fired and the claim must narrow; it is not permitted to be argued around.</w:t>
+            </w:r>
+          </w:p>
+          <w:p>
+            <w:pPr>
+              <w:spacing w:after="60" w:line="276"/>
+            </w:pPr>
+            <w:r>
+              <w:rPr>
+                <w:sz w:val="20"/>
+                <w:szCs w:val="20"/>
+              </w:rPr>
+              <w:t xml:space="preserve">Two qualifications, neither of which rescues the original claim: without the strict filter the same comparison is 7.0% against 3.2%, p = 0.145 and not significant, so the result depends on the Phase 2.1 gold-label filter; and GPT-4o's confidence interval reaches 2.8%, so "exactly zero" is not supported either.</w:t>
+            </w:r>
+          </w:p>
+          <w:p>
+            <w:pPr>
+              <w:spacing w:after="60" w:line="276"/>
+            </w:pPr>
+            <w:r>
+              <w:rPr>
+                <w:sz w:val="20"/>
+                <w:szCs w:val="20"/>
+              </w:rPr>
+              <w:t xml:space="preserve">What survives is the more interesting finding. Under-determination persists at frontier scale — 15.9% strict, 25.5% overall. The failure does not vanish with capability; it changes form. Weak models lose logical content and assert falsehoods. Strong models lose logical content and become undecidable. Both fail against the same gold labels, and neither raises an error.</w:t>
             </w:r>
           </w:p>
         </w:tc>
@@ -4313,160 +4337,36 @@
           <w:sz w:val="30"/>
           <w:szCs w:val="30"/>
         </w:rPr>
-        <w:t xml:space="preserve">4. Phase 4 — the Self-Refine falsification gate</w:t>
-      </w:r>
-    </w:p>
-    <w:p>
-      <w:pPr>
-        <w:spacing w:after="140" w:line="276"/>
+        <w:t xml:space="preserve">4. Phase 3.3 — the capability curve, and the gate that fired</w:t>
+      </w:r>
+    </w:p>
+    <w:p>
+      <w:pPr>
+        <w:spacing w:after="160" w:line="276"/>
       </w:pPr>
       <w:r>
         <w:rPr>
           <w:sz w:val="21"/>
           <w:szCs w:val="21"/>
         </w:rPr>
-        <w:t xml:space="preserve">This gate was designed to destroy the project's premise. Self-Refine is published, training-free and model-agnostic; if it closes the silent-failure gap, CREST's machinery has no justification.</w:t>
-      </w:r>
-    </w:p>
-    <w:p>
-      <w:pPr>
-        <w:spacing w:after="80" w:line="276"/>
+        <w:t xml:space="preserve">The most likely reviewer objection to any detection framework is "why not just use a better model?" This phase answers it by measurement. The identical pipeline — same prompts, same parser, same Prover9 grounder, imported rather than copied — was run on GPT-4o-mini and GPT-4o. Total API cost was $1.45.</w:t>
+      </w:r>
+    </w:p>
+    <w:p>
+      <w:pPr>
+        <w:pStyle w:val="Heading2"/>
+        <w:spacing w:after="140" w:before="260"/>
       </w:pPr>
       <w:r>
         <w:rPr>
           <w:b/>
           <w:bCs/>
-          <w:sz w:val="21"/>
-          <w:szCs w:val="21"/>
-        </w:rPr>
-        <w:t xml:space="preserve">Design choices that deliberately favour the baseline:</w:t>
-      </w:r>
-    </w:p>
-    <w:p>
-      <w:pPr>
-        <w:pStyle w:val="ListParagraph"/>
-        <w:numPr>
-          <w:ilvl w:val="0"/>
-          <w:numId w:val="2"/>
-        </w:numPr>
-        <w:spacing w:after="70" w:line="276"/>
-      </w:pPr>
-      <w:r>
-        <w:rPr>
-          <w:sz w:val="21"/>
-          <w:szCs w:val="21"/>
-        </w:rPr>
-        <w:t xml:space="preserve">Round 0 is byte-identical to the vanilla pipeline (same prompt, seed and decoding), so any difference is attributable to refinement alone.</w:t>
-      </w:r>
-    </w:p>
-    <w:p>
-      <w:pPr>
-        <w:pStyle w:val="ListParagraph"/>
-        <w:numPr>
-          <w:ilvl w:val="0"/>
-          <w:numId w:val="2"/>
-        </w:numPr>
-        <w:spacing w:after="70" w:line="276"/>
-      </w:pPr>
-      <w:r>
-        <w:rPr>
-          <w:sz w:val="21"/>
-          <w:szCs w:val="21"/>
-        </w:rPr>
-        <w:t xml:space="preserve">Unparseable refinement output falls back to the previous round rather than being scored — more generous than the published method, making Self-Refine structurally unable to score worse on parse failures.</w:t>
-      </w:r>
-    </w:p>
-    <w:p>
-      <w:pPr>
-        <w:pStyle w:val="ListParagraph"/>
-        <w:numPr>
-          <w:ilvl w:val="0"/>
-          <w:numId w:val="2"/>
-        </w:numPr>
-        <w:spacing w:after="70" w:line="276"/>
-      </w:pPr>
-      <w:r>
-        <w:rPr>
-          <w:sz w:val="21"/>
-          <w:szCs w:val="21"/>
-        </w:rPr>
-        <w:t xml:space="preserve">The critique sees the natural-language sentences beside its own formulas.</w:t>
-      </w:r>
-    </w:p>
-    <w:p>
-      <w:pPr>
-        <w:spacing w:after="80"/>
-      </w:pPr>
-    </w:p>
-    <w:p>
-      <w:pPr>
-        <w:spacing w:after="80" w:line="276"/>
-      </w:pPr>
-      <w:r>
-        <w:rPr>
-          <w:b/>
-          <w:bCs/>
-          <w:sz w:val="21"/>
-          <w:szCs w:val="21"/>
-        </w:rPr>
-        <w:t xml:space="preserve">Withheld deliberately, because granting them would make the comparison meaningless:</w:t>
-      </w:r>
-    </w:p>
-    <w:p>
-      <w:pPr>
-        <w:pStyle w:val="ListParagraph"/>
-        <w:numPr>
-          <w:ilvl w:val="0"/>
-          <w:numId w:val="2"/>
-        </w:numPr>
-        <w:spacing w:after="70" w:line="276"/>
-      </w:pPr>
-      <w:r>
-        <w:rPr>
-          <w:sz w:val="21"/>
-          <w:szCs w:val="21"/>
-        </w:rPr>
-        <w:t xml:space="preserve">The gold label — an oracle no deployed system has.</w:t>
-      </w:r>
-    </w:p>
-    <w:p>
-      <w:pPr>
-        <w:pStyle w:val="ListParagraph"/>
-        <w:numPr>
-          <w:ilvl w:val="0"/>
-          <w:numId w:val="2"/>
-        </w:numPr>
-        <w:spacing w:after="70" w:line="276"/>
-      </w:pPr>
-      <w:r>
-        <w:rPr>
-          <w:sz w:val="21"/>
-          <w:szCs w:val="21"/>
-        </w:rPr>
-        <w:t xml:space="preserve">The solver result. That defines a different, reactive baseline (Logic-LM style, error-triggered) which by construction cannot fire on a silent failure, since a silent failure raises no error.</w:t>
-      </w:r>
-    </w:p>
-    <w:p>
-      <w:pPr>
-        <w:pStyle w:val="ListParagraph"/>
-        <w:numPr>
-          <w:ilvl w:val="0"/>
-          <w:numId w:val="2"/>
-        </w:numPr>
-        <w:spacing w:after="70" w:line="276"/>
-      </w:pPr>
-      <w:r>
-        <w:rPr>
-          <w:sz w:val="21"/>
-          <w:szCs w:val="21"/>
-        </w:rPr>
-        <w:t xml:space="preserve">An enumeration of CREST's target error classes in the critique prompt. Listing them would implement CREST's detector inside the baseline via prompting; that variant is a stronger threat and is listed as future work, but it is not Self-Refine.</w:t>
-      </w:r>
-    </w:p>
-    <w:p>
-      <w:pPr>
-        <w:spacing w:after="160"/>
-      </w:pPr>
+          <w:color w:val="1F3864"/>
+          <w:sz w:val="25"/>
+          <w:szCs w:val="25"/>
+        </w:rPr>
+        <w:t xml:space="preserve">4.1 Three models, identical examples</w:t>
+      </w:r>
     </w:p>
     <w:tbl>
       <w:tblPr>
@@ -4481,11 +4381,10 @@
         </w:tblBorders>
       </w:tblPr>
       <w:tblGrid>
-        <w:gridCol w:w="3026"/>
-        <w:gridCol w:w="1500"/>
-        <w:gridCol w:w="1500"/>
-        <w:gridCol w:w="1500"/>
-        <w:gridCol w:w="1500"/>
+        <w:gridCol w:w="3326"/>
+        <w:gridCol w:w="1900"/>
+        <w:gridCol w:w="1900"/>
+        <w:gridCol w:w="1900"/>
       </w:tblGrid>
       <w:tr>
         <w:trPr>
@@ -4493,7 +4392,7 @@
         </w:trPr>
         <w:tc>
           <w:tcPr>
-            <w:tcW w:type="dxa" w:w="3026"/>
+            <w:tcW w:type="dxa" w:w="3326"/>
             <w:shd w:fill="1F3864" w:val="clear"/>
             <w:tcMar>
               <w:top w:type="dxa" w:w="90"/>
@@ -4514,13 +4413,13 @@
                 <w:sz w:val="19"/>
                 <w:szCs w:val="19"/>
               </w:rPr>
-              <w:t xml:space="preserve">Paired comparison, n=50</w:t>
-            </w:r>
-          </w:p>
-        </w:tc>
-        <w:tc>
-          <w:tcPr>
-            <w:tcW w:type="dxa" w:w="1500"/>
+              <w:t xml:space="preserve">Model (n=50, identical examples)</w:t>
+            </w:r>
+          </w:p>
+        </w:tc>
+        <w:tc>
+          <w:tcPr>
+            <w:tcW w:type="dxa" w:w="1900"/>
             <w:shd w:fill="1F3864" w:val="clear"/>
             <w:tcMar>
               <w:top w:type="dxa" w:w="90"/>
@@ -4542,13 +4441,13 @@
                 <w:sz w:val="19"/>
                 <w:szCs w:val="19"/>
               </w:rPr>
-              <w:t xml:space="preserve">Correct</w:t>
-            </w:r>
-          </w:p>
-        </w:tc>
-        <w:tc>
-          <w:tcPr>
-            <w:tcW w:type="dxa" w:w="1500"/>
+              <w:t xml:space="preserve">Accuracy</w:t>
+            </w:r>
+          </w:p>
+        </w:tc>
+        <w:tc>
+          <w:tcPr>
+            <w:tcW w:type="dxa" w:w="1900"/>
             <w:shd w:fill="1F3864" w:val="clear"/>
             <w:tcMar>
               <w:top w:type="dxa" w:w="90"/>
@@ -4570,13 +4469,13 @@
                 <w:sz w:val="19"/>
                 <w:szCs w:val="19"/>
               </w:rPr>
-              <w:t xml:space="preserve">Loud</w:t>
-            </w:r>
-          </w:p>
-        </w:tc>
-        <w:tc>
-          <w:tcPr>
-            <w:tcW w:type="dxa" w:w="1500"/>
+              <w:t xml:space="preserve">Silent failure</w:t>
+            </w:r>
+          </w:p>
+        </w:tc>
+        <w:tc>
+          <w:tcPr>
+            <w:tcW w:type="dxa" w:w="1900"/>
             <w:shd w:fill="1F3864" w:val="clear"/>
             <w:tcMar>
               <w:top w:type="dxa" w:w="90"/>
@@ -4598,35 +4497,7 @@
                 <w:sz w:val="19"/>
                 <w:szCs w:val="19"/>
               </w:rPr>
-              <w:t xml:space="preserve">Silent</w:t>
-            </w:r>
-          </w:p>
-        </w:tc>
-        <w:tc>
-          <w:tcPr>
-            <w:tcW w:type="dxa" w:w="1500"/>
-            <w:shd w:fill="1F3864" w:val="clear"/>
-            <w:tcMar>
-              <w:top w:type="dxa" w:w="90"/>
-              <w:left w:type="dxa" w:w="120"/>
-              <w:bottom w:type="dxa" w:w="90"/>
-              <w:right w:type="dxa" w:w="120"/>
-            </w:tcMar>
-          </w:tcPr>
-          <w:p>
-            <w:pPr>
-              <w:spacing w:after="0"/>
-              <w:jc w:val="center"/>
-            </w:pPr>
-            <w:r>
-              <w:rPr>
-                <w:b/>
-                <w:bCs/>
-                <w:color w:val="FFFFFF"/>
-                <w:sz w:val="19"/>
-                <w:szCs w:val="19"/>
-              </w:rPr>
-              <w:t xml:space="preserve">Acc. gradeable</w:t>
+              <w:t xml:space="preserve">Confidently wrong</w:t>
             </w:r>
           </w:p>
         </w:tc>
@@ -4634,127 +4505,100 @@
       <w:tr>
         <w:tc>
           <w:tcPr>
-            <w:tcW w:type="dxa" w:w="3026"/>
-            <w:shd w:fill="FFFFFF" w:val="clear"/>
-            <w:tcMar>
-              <w:top w:type="dxa" w:w="80"/>
-              <w:left w:type="dxa" w:w="120"/>
-              <w:bottom w:type="dxa" w:w="80"/>
-              <w:right w:type="dxa" w:w="120"/>
-            </w:tcMar>
-          </w:tcPr>
-          <w:p>
-            <w:pPr>
-              <w:spacing w:after="0" w:line="252"/>
-            </w:pPr>
-            <w:r>
-              <w:rPr>
-                <w:sz w:val="19"/>
-                <w:szCs w:val="19"/>
-              </w:rPr>
-              <w:t xml:space="preserve">Vanilla (round 0)</w:t>
-            </w:r>
-          </w:p>
-        </w:tc>
-        <w:tc>
-          <w:tcPr>
-            <w:tcW w:type="dxa" w:w="1500"/>
-            <w:shd w:fill="FFFFFF" w:val="clear"/>
-            <w:tcMar>
-              <w:top w:type="dxa" w:w="80"/>
-              <w:left w:type="dxa" w:w="120"/>
-              <w:bottom w:type="dxa" w:w="80"/>
-              <w:right w:type="dxa" w:w="120"/>
-            </w:tcMar>
-          </w:tcPr>
-          <w:p>
-            <w:pPr>
-              <w:spacing w:after="0" w:line="252"/>
-              <w:jc w:val="center"/>
-            </w:pPr>
-            <w:r>
-              <w:rPr>
-                <w:sz w:val="19"/>
-                <w:szCs w:val="19"/>
-              </w:rPr>
-              <w:t xml:space="preserve">25</w:t>
-            </w:r>
-          </w:p>
-        </w:tc>
-        <w:tc>
-          <w:tcPr>
-            <w:tcW w:type="dxa" w:w="1500"/>
-            <w:shd w:fill="FFFFFF" w:val="clear"/>
-            <w:tcMar>
-              <w:top w:type="dxa" w:w="80"/>
-              <w:left w:type="dxa" w:w="120"/>
-              <w:bottom w:type="dxa" w:w="80"/>
-              <w:right w:type="dxa" w:w="120"/>
-            </w:tcMar>
-          </w:tcPr>
-          <w:p>
-            <w:pPr>
-              <w:spacing w:after="0" w:line="252"/>
-              <w:jc w:val="center"/>
-            </w:pPr>
-            <w:r>
-              <w:rPr>
-                <w:sz w:val="19"/>
-                <w:szCs w:val="19"/>
-              </w:rPr>
-              <w:t xml:space="preserve">9</w:t>
-            </w:r>
-          </w:p>
-        </w:tc>
-        <w:tc>
-          <w:tcPr>
-            <w:tcW w:type="dxa" w:w="1500"/>
-            <w:shd w:fill="FFFFFF" w:val="clear"/>
-            <w:tcMar>
-              <w:top w:type="dxa" w:w="80"/>
-              <w:left w:type="dxa" w:w="120"/>
-              <w:bottom w:type="dxa" w:w="80"/>
-              <w:right w:type="dxa" w:w="120"/>
-            </w:tcMar>
-          </w:tcPr>
-          <w:p>
-            <w:pPr>
-              <w:spacing w:after="0" w:line="252"/>
-              <w:jc w:val="center"/>
-            </w:pPr>
-            <w:r>
-              <w:rPr>
-                <w:sz w:val="19"/>
-                <w:szCs w:val="19"/>
-              </w:rPr>
-              <w:t xml:space="preserve">16</w:t>
-            </w:r>
-          </w:p>
-        </w:tc>
-        <w:tc>
-          <w:tcPr>
-            <w:tcW w:type="dxa" w:w="1500"/>
-            <w:shd w:fill="FFFFFF" w:val="clear"/>
-            <w:tcMar>
-              <w:top w:type="dxa" w:w="80"/>
-              <w:left w:type="dxa" w:w="120"/>
-              <w:bottom w:type="dxa" w:w="80"/>
-              <w:right w:type="dxa" w:w="120"/>
-            </w:tcMar>
-          </w:tcPr>
-          <w:p>
-            <w:pPr>
-              <w:spacing w:after="0" w:line="252"/>
-              <w:jc w:val="center"/>
-            </w:pPr>
-            <w:r>
-              <w:rPr>
-                <w:b/>
-                <w:bCs/>
+            <w:tcW w:type="dxa" w:w="3326"/>
+            <w:shd w:fill="FFFFFF" w:val="clear"/>
+            <w:tcMar>
+              <w:top w:type="dxa" w:w="80"/>
+              <w:left w:type="dxa" w:w="120"/>
+              <w:bottom w:type="dxa" w:w="80"/>
+              <w:right w:type="dxa" w:w="120"/>
+            </w:tcMar>
+          </w:tcPr>
+          <w:p>
+            <w:pPr>
+              <w:spacing w:after="0" w:line="252"/>
+            </w:pPr>
+            <w:r>
+              <w:rPr>
+                <w:sz w:val="19"/>
+                <w:szCs w:val="19"/>
+              </w:rPr>
+              <w:t xml:space="preserve">Llama-3.1-8B (4-bit, local)</w:t>
+            </w:r>
+          </w:p>
+        </w:tc>
+        <w:tc>
+          <w:tcPr>
+            <w:tcW w:type="dxa" w:w="1900"/>
+            <w:shd w:fill="FFFFFF" w:val="clear"/>
+            <w:tcMar>
+              <w:top w:type="dxa" w:w="80"/>
+              <w:left w:type="dxa" w:w="120"/>
+              <w:bottom w:type="dxa" w:w="80"/>
+              <w:right w:type="dxa" w:w="120"/>
+            </w:tcMar>
+          </w:tcPr>
+          <w:p>
+            <w:pPr>
+              <w:spacing w:after="0" w:line="252"/>
+              <w:jc w:val="center"/>
+            </w:pPr>
+            <w:r>
+              <w:rPr>
                 <w:sz w:val="19"/>
                 <w:szCs w:val="19"/>
               </w:rPr>
               <w:t xml:space="preserve">61.0%</w:t>
+            </w:r>
+          </w:p>
+        </w:tc>
+        <w:tc>
+          <w:tcPr>
+            <w:tcW w:type="dxa" w:w="1900"/>
+            <w:shd w:fill="FFFFFF" w:val="clear"/>
+            <w:tcMar>
+              <w:top w:type="dxa" w:w="80"/>
+              <w:left w:type="dxa" w:w="120"/>
+              <w:bottom w:type="dxa" w:w="80"/>
+              <w:right w:type="dxa" w:w="120"/>
+            </w:tcMar>
+          </w:tcPr>
+          <w:p>
+            <w:pPr>
+              <w:spacing w:after="0" w:line="252"/>
+              <w:jc w:val="center"/>
+            </w:pPr>
+            <w:r>
+              <w:rPr>
+                <w:sz w:val="19"/>
+                <w:szCs w:val="19"/>
+              </w:rPr>
+              <w:t xml:space="preserve">39.0%</w:t>
+            </w:r>
+          </w:p>
+        </w:tc>
+        <w:tc>
+          <w:tcPr>
+            <w:tcW w:type="dxa" w:w="1900"/>
+            <w:shd w:fill="FFFFFF" w:val="clear"/>
+            <w:tcMar>
+              <w:top w:type="dxa" w:w="80"/>
+              <w:left w:type="dxa" w:w="120"/>
+              <w:bottom w:type="dxa" w:w="80"/>
+              <w:right w:type="dxa" w:w="120"/>
+            </w:tcMar>
+          </w:tcPr>
+          <w:p>
+            <w:pPr>
+              <w:spacing w:after="0" w:line="252"/>
+              <w:jc w:val="center"/>
+            </w:pPr>
+            <w:r>
+              <w:rPr>
+                <w:sz w:val="19"/>
+                <w:szCs w:val="19"/>
+              </w:rPr>
+              <w:t xml:space="preserve">3</w:t>
             </w:r>
           </w:p>
         </w:tc>
@@ -4762,7 +4606,7 @@
       <w:tr>
         <w:tc>
           <w:tcPr>
-            <w:tcW w:type="dxa" w:w="3026"/>
+            <w:tcW w:type="dxa" w:w="3326"/>
             <w:shd w:fill="F7F8FA" w:val="clear"/>
             <w:tcMar>
               <w:top w:type="dxa" w:w="80"/>
@@ -4780,13 +4624,13 @@
                 <w:sz w:val="19"/>
                 <w:szCs w:val="19"/>
               </w:rPr>
-              <w:t xml:space="preserve">Self-Refine (2 rounds)</w:t>
-            </w:r>
-          </w:p>
-        </w:tc>
-        <w:tc>
-          <w:tcPr>
-            <w:tcW w:type="dxa" w:w="1500"/>
+              <w:t xml:space="preserve">GPT-4o-mini</w:t>
+            </w:r>
+          </w:p>
+        </w:tc>
+        <w:tc>
+          <w:tcPr>
+            <w:tcW w:type="dxa" w:w="1900"/>
             <w:shd w:fill="F7F8FA" w:val="clear"/>
             <w:tcMar>
               <w:top w:type="dxa" w:w="80"/>
@@ -4805,13 +4649,13 @@
                 <w:sz w:val="19"/>
                 <w:szCs w:val="19"/>
               </w:rPr>
-              <w:t xml:space="preserve">15</w:t>
-            </w:r>
-          </w:p>
-        </w:tc>
-        <w:tc>
-          <w:tcPr>
-            <w:tcW w:type="dxa" w:w="1500"/>
+              <w:t xml:space="preserve">60.0%</w:t>
+            </w:r>
+          </w:p>
+        </w:tc>
+        <w:tc>
+          <w:tcPr>
+            <w:tcW w:type="dxa" w:w="1900"/>
             <w:shd w:fill="F7F8FA" w:val="clear"/>
             <w:tcMar>
               <w:top w:type="dxa" w:w="80"/>
@@ -4830,13 +4674,13 @@
                 <w:sz w:val="19"/>
                 <w:szCs w:val="19"/>
               </w:rPr>
-              <w:t xml:space="preserve">20</w:t>
-            </w:r>
-          </w:p>
-        </w:tc>
-        <w:tc>
-          <w:tcPr>
-            <w:tcW w:type="dxa" w:w="1500"/>
+              <w:t xml:space="preserve">40.0%</w:t>
+            </w:r>
+          </w:p>
+        </w:tc>
+        <w:tc>
+          <w:tcPr>
+            <w:tcW w:type="dxa" w:w="1900"/>
             <w:shd w:fill="F7F8FA" w:val="clear"/>
             <w:tcMar>
               <w:top w:type="dxa" w:w="80"/>
@@ -4855,14 +4699,96 @@
                 <w:sz w:val="19"/>
                 <w:szCs w:val="19"/>
               </w:rPr>
-              <w:t xml:space="preserve">15</w:t>
-            </w:r>
-          </w:p>
-        </w:tc>
-        <w:tc>
-          <w:tcPr>
-            <w:tcW w:type="dxa" w:w="1500"/>
-            <w:shd w:fill="F7F8FA" w:val="clear"/>
+              <w:t xml:space="preserve">3</w:t>
+            </w:r>
+          </w:p>
+        </w:tc>
+      </w:tr>
+      <w:tr>
+        <w:tc>
+          <w:tcPr>
+            <w:tcW w:type="dxa" w:w="3326"/>
+            <w:shd w:fill="FFFFFF" w:val="clear"/>
+            <w:tcMar>
+              <w:top w:type="dxa" w:w="80"/>
+              <w:left w:type="dxa" w:w="120"/>
+              <w:bottom w:type="dxa" w:w="80"/>
+              <w:right w:type="dxa" w:w="120"/>
+            </w:tcMar>
+          </w:tcPr>
+          <w:p>
+            <w:pPr>
+              <w:spacing w:after="0" w:line="252"/>
+            </w:pPr>
+            <w:r>
+              <w:rPr>
+                <w:b/>
+                <w:bCs/>
+                <w:sz w:val="19"/>
+                <w:szCs w:val="19"/>
+              </w:rPr>
+              <w:t xml:space="preserve">GPT-4o</w:t>
+            </w:r>
+          </w:p>
+        </w:tc>
+        <w:tc>
+          <w:tcPr>
+            <w:tcW w:type="dxa" w:w="1900"/>
+            <w:shd w:fill="FFFFFF" w:val="clear"/>
+            <w:tcMar>
+              <w:top w:type="dxa" w:w="80"/>
+              <w:left w:type="dxa" w:w="120"/>
+              <w:bottom w:type="dxa" w:w="80"/>
+              <w:right w:type="dxa" w:w="120"/>
+            </w:tcMar>
+          </w:tcPr>
+          <w:p>
+            <w:pPr>
+              <w:spacing w:after="0" w:line="252"/>
+              <w:jc w:val="center"/>
+            </w:pPr>
+            <w:r>
+              <w:rPr>
+                <w:b/>
+                <w:bCs/>
+                <w:sz w:val="19"/>
+                <w:szCs w:val="19"/>
+              </w:rPr>
+              <w:t xml:space="preserve">82.6%</w:t>
+            </w:r>
+          </w:p>
+        </w:tc>
+        <w:tc>
+          <w:tcPr>
+            <w:tcW w:type="dxa" w:w="1900"/>
+            <w:shd w:fill="FFFFFF" w:val="clear"/>
+            <w:tcMar>
+              <w:top w:type="dxa" w:w="80"/>
+              <w:left w:type="dxa" w:w="120"/>
+              <w:bottom w:type="dxa" w:w="80"/>
+              <w:right w:type="dxa" w:w="120"/>
+            </w:tcMar>
+          </w:tcPr>
+          <w:p>
+            <w:pPr>
+              <w:spacing w:after="0" w:line="252"/>
+              <w:jc w:val="center"/>
+            </w:pPr>
+            <w:r>
+              <w:rPr>
+                <w:b/>
+                <w:bCs/>
+                <w:sz w:val="19"/>
+                <w:szCs w:val="19"/>
+              </w:rPr>
+              <w:t xml:space="preserve">17.4%</w:t>
+            </w:r>
+          </w:p>
+        </w:tc>
+        <w:tc>
+          <w:tcPr>
+            <w:tcW w:type="dxa" w:w="1900"/>
+            <w:shd w:fill="FFFFFF" w:val="clear"/>
             <w:tcMar>
               <w:top w:type="dxa" w:w="80"/>
               <w:left w:type="dxa" w:w="120"/>
@@ -4883,7 +4809,7 @@
                 <w:sz w:val="19"/>
                 <w:szCs w:val="19"/>
               </w:rPr>
-              <w:t xml:space="preserve">50.0%</w:t>
+              <w:t xml:space="preserve">0</w:t>
             </w:r>
           </w:p>
         </w:tc>
@@ -4893,6 +4819,34 @@
       <w:pPr>
         <w:spacing w:after="120"/>
       </w:pPr>
+    </w:p>
+    <w:p>
+      <w:pPr>
+        <w:spacing w:after="160" w:line="276"/>
+      </w:pPr>
+      <w:r>
+        <w:rPr>
+          <w:sz w:val="21"/>
+          <w:szCs w:val="21"/>
+        </w:rPr>
+        <w:t xml:space="preserve">GPT-4o-mini is statistically indistinguishable from the local 8B model, so the effect is not a smooth function of scale — it appears specifically at GPT-4o. At n=50 the confidently-wrong counts (3 against 0) are far too small to support a conclusion, Fisher exact p = 0.101, which is why the full split was run.</w:t>
+      </w:r>
+    </w:p>
+    <w:p>
+      <w:pPr>
+        <w:pStyle w:val="Heading2"/>
+        <w:spacing w:after="140" w:before="260"/>
+      </w:pPr>
+      <w:r>
+        <w:rPr>
+          <w:b/>
+          <w:bCs/>
+          <w:color w:val="1F3864"/>
+          <w:sz w:val="25"/>
+          <w:szCs w:val="25"/>
+        </w:rPr>
+        <w:t xml:space="preserve">4.2 The decisive measurement (n=203)</w:t>
+      </w:r>
     </w:p>
     <w:tbl>
       <w:tblPr>
@@ -4907,8 +4861,9 @@
         </w:tblBorders>
       </w:tblPr>
       <w:tblGrid>
-        <w:gridCol w:w="6026"/>
-        <w:gridCol w:w="3000"/>
+        <w:gridCol w:w="3626"/>
+        <w:gridCol w:w="2700"/>
+        <w:gridCol w:w="2700"/>
       </w:tblGrid>
       <w:tr>
         <w:trPr>
@@ -4916,7 +4871,7 @@
         </w:trPr>
         <w:tc>
           <w:tcPr>
-            <w:tcW w:type="dxa" w:w="6026"/>
+            <w:tcW w:type="dxa" w:w="3626"/>
             <w:shd w:fill="1F3864" w:val="clear"/>
             <w:tcMar>
               <w:top w:type="dxa" w:w="90"/>
@@ -4937,13 +4892,13 @@
                 <w:sz w:val="19"/>
                 <w:szCs w:val="19"/>
               </w:rPr>
-              <w:t xml:space="preserve">Effect</w:t>
-            </w:r>
-          </w:p>
-        </w:tc>
-        <w:tc>
-          <w:tcPr>
-            <w:tcW w:type="dxa" w:w="3000"/>
+              <w:t xml:space="preserve">Full validation split</w:t>
+            </w:r>
+          </w:p>
+        </w:tc>
+        <w:tc>
+          <w:tcPr>
+            <w:tcW w:type="dxa" w:w="2700"/>
             <w:shd w:fill="1F3864" w:val="clear"/>
             <w:tcMar>
               <w:top w:type="dxa" w:w="90"/>
@@ -4965,7 +4920,35 @@
                 <w:sz w:val="19"/>
                 <w:szCs w:val="19"/>
               </w:rPr>
-              <w:t xml:space="preserve">Count</w:t>
+              <w:t xml:space="preserve">Llama-3.1-8B</w:t>
+            </w:r>
+          </w:p>
+        </w:tc>
+        <w:tc>
+          <w:tcPr>
+            <w:tcW w:type="dxa" w:w="2700"/>
+            <w:shd w:fill="1F3864" w:val="clear"/>
+            <w:tcMar>
+              <w:top w:type="dxa" w:w="90"/>
+              <w:left w:type="dxa" w:w="120"/>
+              <w:bottom w:type="dxa" w:w="90"/>
+              <w:right w:type="dxa" w:w="120"/>
+            </w:tcMar>
+          </w:tcPr>
+          <w:p>
+            <w:pPr>
+              <w:spacing w:after="0"/>
+              <w:jc w:val="center"/>
+            </w:pPr>
+            <w:r>
+              <w:rPr>
+                <w:b/>
+                <w:bCs/>
+                <w:color w:val="FFFFFF"/>
+                <w:sz w:val="19"/>
+                <w:szCs w:val="19"/>
+              </w:rPr>
+              <w:t xml:space="preserve">GPT-4o</w:t>
             </w:r>
           </w:p>
         </w:tc>
@@ -4973,53 +4956,75 @@
       <w:tr>
         <w:tc>
           <w:tcPr>
-            <w:tcW w:type="dxa" w:w="6026"/>
-            <w:shd w:fill="FFFFFF" w:val="clear"/>
-            <w:tcMar>
-              <w:top w:type="dxa" w:w="80"/>
-              <w:left w:type="dxa" w:w="120"/>
-              <w:bottom w:type="dxa" w:w="80"/>
-              <w:right w:type="dxa" w:w="120"/>
-            </w:tcMar>
-          </w:tcPr>
-          <w:p>
-            <w:pPr>
-              <w:spacing w:after="0" w:line="252"/>
-            </w:pPr>
-            <w:r>
-              <w:rPr>
-                <w:sz w:val="19"/>
-                <w:szCs w:val="19"/>
-              </w:rPr>
-              <w:t xml:space="preserve">Helped (non-correct → correct)</w:t>
-            </w:r>
-          </w:p>
-        </w:tc>
-        <w:tc>
-          <w:tcPr>
-            <w:tcW w:type="dxa" w:w="3000"/>
-            <w:shd w:fill="FFFFFF" w:val="clear"/>
-            <w:tcMar>
-              <w:top w:type="dxa" w:w="80"/>
-              <w:left w:type="dxa" w:w="120"/>
-              <w:bottom w:type="dxa" w:w="80"/>
-              <w:right w:type="dxa" w:w="120"/>
-            </w:tcMar>
-          </w:tcPr>
-          <w:p>
-            <w:pPr>
-              <w:spacing w:after="0" w:line="252"/>
-              <w:jc w:val="center"/>
-            </w:pPr>
-            <w:r>
-              <w:rPr>
-                <w:b/>
-                <w:bCs/>
-                <w:color w:val="1E6B34"/>
-                <w:sz w:val="19"/>
-                <w:szCs w:val="19"/>
-              </w:rPr>
-              <w:t xml:space="preserve">2</w:t>
+            <w:tcW w:type="dxa" w:w="3626"/>
+            <w:shd w:fill="FFFFFF" w:val="clear"/>
+            <w:tcMar>
+              <w:top w:type="dxa" w:w="80"/>
+              <w:left w:type="dxa" w:w="120"/>
+              <w:bottom w:type="dxa" w:w="80"/>
+              <w:right w:type="dxa" w:w="120"/>
+            </w:tcMar>
+          </w:tcPr>
+          <w:p>
+            <w:pPr>
+              <w:spacing w:after="0" w:line="252"/>
+            </w:pPr>
+            <w:r>
+              <w:rPr>
+                <w:sz w:val="19"/>
+                <w:szCs w:val="19"/>
+              </w:rPr>
+              <w:t xml:space="preserve">Gradeable examples (strict set)</w:t>
+            </w:r>
+          </w:p>
+        </w:tc>
+        <w:tc>
+          <w:tcPr>
+            <w:tcW w:type="dxa" w:w="2700"/>
+            <w:shd w:fill="FFFFFF" w:val="clear"/>
+            <w:tcMar>
+              <w:top w:type="dxa" w:w="80"/>
+              <w:left w:type="dxa" w:w="120"/>
+              <w:bottom w:type="dxa" w:w="80"/>
+              <w:right w:type="dxa" w:w="120"/>
+            </w:tcMar>
+          </w:tcPr>
+          <w:p>
+            <w:pPr>
+              <w:spacing w:after="0" w:line="252"/>
+              <w:jc w:val="center"/>
+            </w:pPr>
+            <w:r>
+              <w:rPr>
+                <w:sz w:val="19"/>
+                <w:szCs w:val="19"/>
+              </w:rPr>
+              <w:t xml:space="preserve">98</w:t>
+            </w:r>
+          </w:p>
+        </w:tc>
+        <w:tc>
+          <w:tcPr>
+            <w:tcW w:type="dxa" w:w="2700"/>
+            <w:shd w:fill="FFFFFF" w:val="clear"/>
+            <w:tcMar>
+              <w:top w:type="dxa" w:w="80"/>
+              <w:left w:type="dxa" w:w="120"/>
+              <w:bottom w:type="dxa" w:w="80"/>
+              <w:right w:type="dxa" w:w="120"/>
+            </w:tcMar>
+          </w:tcPr>
+          <w:p>
+            <w:pPr>
+              <w:spacing w:after="0" w:line="252"/>
+              <w:jc w:val="center"/>
+            </w:pPr>
+            <w:r>
+              <w:rPr>
+                <w:sz w:val="19"/>
+                <w:szCs w:val="19"/>
+              </w:rPr>
+              <w:t xml:space="preserve">113</w:t>
             </w:r>
           </w:p>
         </w:tc>
@@ -5027,7 +5032,7 @@
       <w:tr>
         <w:tc>
           <w:tcPr>
-            <w:tcW w:type="dxa" w:w="6026"/>
+            <w:tcW w:type="dxa" w:w="3626"/>
             <w:shd w:fill="F7F8FA" w:val="clear"/>
             <w:tcMar>
               <w:top w:type="dxa" w:w="80"/>
@@ -5045,13 +5050,13 @@
                 <w:sz w:val="19"/>
                 <w:szCs w:val="19"/>
               </w:rPr>
-              <w:t xml:space="preserve">Hurt (correct → non-correct)</w:t>
-            </w:r>
-          </w:p>
-        </w:tc>
-        <w:tc>
-          <w:tcPr>
-            <w:tcW w:type="dxa" w:w="3000"/>
+              <w:t xml:space="preserve">Accuracy</w:t>
+            </w:r>
+          </w:p>
+        </w:tc>
+        <w:tc>
+          <w:tcPr>
+            <w:tcW w:type="dxa" w:w="2700"/>
             <w:shd w:fill="F7F8FA" w:val="clear"/>
             <w:tcMar>
               <w:top w:type="dxa" w:w="80"/>
@@ -5067,13 +5072,37 @@
             </w:pPr>
             <w:r>
               <w:rPr>
-                <w:b/>
-                <w:bCs/>
-                <w:color w:val="9C1F1F"/>
-                <w:sz w:val="19"/>
-                <w:szCs w:val="19"/>
-              </w:rPr>
-              <w:t xml:space="preserve">12</w:t>
+                <w:sz w:val="19"/>
+                <w:szCs w:val="19"/>
+              </w:rPr>
+              <w:t xml:space="preserve">71.4%</w:t>
+            </w:r>
+          </w:p>
+        </w:tc>
+        <w:tc>
+          <w:tcPr>
+            <w:tcW w:type="dxa" w:w="2700"/>
+            <w:shd w:fill="F7F8FA" w:val="clear"/>
+            <w:tcMar>
+              <w:top w:type="dxa" w:w="80"/>
+              <w:left w:type="dxa" w:w="120"/>
+              <w:bottom w:type="dxa" w:w="80"/>
+              <w:right w:type="dxa" w:w="120"/>
+            </w:tcMar>
+          </w:tcPr>
+          <w:p>
+            <w:pPr>
+              <w:spacing w:after="0" w:line="252"/>
+              <w:jc w:val="center"/>
+            </w:pPr>
+            <w:r>
+              <w:rPr>
+                <w:b/>
+                <w:bCs/>
+                <w:sz w:val="19"/>
+                <w:szCs w:val="19"/>
+              </w:rPr>
+              <w:t xml:space="preserve">83.2%</w:t>
             </w:r>
           </w:p>
         </w:tc>
@@ -5081,55 +5110,77 @@
       <w:tr>
         <w:tc>
           <w:tcPr>
-            <w:tcW w:type="dxa" w:w="6026"/>
-            <w:shd w:fill="FFFFFF" w:val="clear"/>
-            <w:tcMar>
-              <w:top w:type="dxa" w:w="80"/>
-              <w:left w:type="dxa" w:w="120"/>
-              <w:bottom w:type="dxa" w:w="80"/>
-              <w:right w:type="dxa" w:w="120"/>
-            </w:tcMar>
-          </w:tcPr>
-          <w:p>
-            <w:pPr>
-              <w:spacing w:after="0" w:line="252"/>
-            </w:pPr>
-            <w:r>
-              <w:rPr>
-                <w:b/>
-                <w:bCs/>
-                <w:sz w:val="19"/>
-                <w:szCs w:val="19"/>
-              </w:rPr>
-              <w:t xml:space="preserve">Net</w:t>
-            </w:r>
-          </w:p>
-        </w:tc>
-        <w:tc>
-          <w:tcPr>
-            <w:tcW w:type="dxa" w:w="3000"/>
-            <w:shd w:fill="FFFFFF" w:val="clear"/>
-            <w:tcMar>
-              <w:top w:type="dxa" w:w="80"/>
-              <w:left w:type="dxa" w:w="120"/>
-              <w:bottom w:type="dxa" w:w="80"/>
-              <w:right w:type="dxa" w:w="120"/>
-            </w:tcMar>
-          </w:tcPr>
-          <w:p>
-            <w:pPr>
-              <w:spacing w:after="0" w:line="252"/>
-              <w:jc w:val="center"/>
-            </w:pPr>
-            <w:r>
-              <w:rPr>
-                <w:b/>
-                <w:bCs/>
-                <w:color w:val="9C1F1F"/>
-                <w:sz w:val="19"/>
-                <w:szCs w:val="19"/>
-              </w:rPr>
-              <w:t xml:space="preserve">−10</w:t>
+            <w:tcW w:type="dxa" w:w="3626"/>
+            <w:shd w:fill="FFFFFF" w:val="clear"/>
+            <w:tcMar>
+              <w:top w:type="dxa" w:w="80"/>
+              <w:left w:type="dxa" w:w="120"/>
+              <w:bottom w:type="dxa" w:w="80"/>
+              <w:right w:type="dxa" w:w="120"/>
+            </w:tcMar>
+          </w:tcPr>
+          <w:p>
+            <w:pPr>
+              <w:spacing w:after="0" w:line="252"/>
+            </w:pPr>
+            <w:r>
+              <w:rPr>
+                <w:sz w:val="19"/>
+                <w:szCs w:val="19"/>
+              </w:rPr>
+              <w:t xml:space="preserve">Under-determination</w:t>
+            </w:r>
+          </w:p>
+        </w:tc>
+        <w:tc>
+          <w:tcPr>
+            <w:tcW w:type="dxa" w:w="2700"/>
+            <w:shd w:fill="FFFFFF" w:val="clear"/>
+            <w:tcMar>
+              <w:top w:type="dxa" w:w="80"/>
+              <w:left w:type="dxa" w:w="120"/>
+              <w:bottom w:type="dxa" w:w="80"/>
+              <w:right w:type="dxa" w:w="120"/>
+            </w:tcMar>
+          </w:tcPr>
+          <w:p>
+            <w:pPr>
+              <w:spacing w:after="0" w:line="252"/>
+              <w:jc w:val="center"/>
+            </w:pPr>
+            <w:r>
+              <w:rPr>
+                <w:sz w:val="19"/>
+                <w:szCs w:val="19"/>
+              </w:rPr>
+              <w:t xml:space="preserve">20.4%</w:t>
+            </w:r>
+          </w:p>
+        </w:tc>
+        <w:tc>
+          <w:tcPr>
+            <w:tcW w:type="dxa" w:w="2700"/>
+            <w:shd w:fill="FFFFFF" w:val="clear"/>
+            <w:tcMar>
+              <w:top w:type="dxa" w:w="80"/>
+              <w:left w:type="dxa" w:w="120"/>
+              <w:bottom w:type="dxa" w:w="80"/>
+              <w:right w:type="dxa" w:w="120"/>
+            </w:tcMar>
+          </w:tcPr>
+          <w:p>
+            <w:pPr>
+              <w:spacing w:after="0" w:line="252"/>
+              <w:jc w:val="center"/>
+            </w:pPr>
+            <w:r>
+              <w:rPr>
+                <w:b/>
+                <w:bCs/>
+                <w:sz w:val="19"/>
+                <w:szCs w:val="19"/>
+              </w:rPr>
+              <w:t xml:space="preserve">15.9%</w:t>
             </w:r>
           </w:p>
         </w:tc>
@@ -5137,7 +5188,7 @@
       <w:tr>
         <w:tc>
           <w:tcPr>
-            <w:tcW w:type="dxa" w:w="6026"/>
+            <w:tcW w:type="dxa" w:w="3626"/>
             <w:shd w:fill="F7F8FA" w:val="clear"/>
             <w:tcMar>
               <w:top w:type="dxa" w:w="80"/>
@@ -5152,16 +5203,18 @@
             </w:pPr>
             <w:r>
               <w:rPr>
-                <w:sz w:val="19"/>
-                <w:szCs w:val="19"/>
-              </w:rPr>
-              <w:t xml:space="preserve">Net at 1 refinement round (re-grounded)</w:t>
-            </w:r>
-          </w:p>
-        </w:tc>
-        <w:tc>
-          <w:tcPr>
-            <w:tcW w:type="dxa" w:w="3000"/>
+                <w:b/>
+                <w:bCs/>
+                <w:sz w:val="19"/>
+                <w:szCs w:val="19"/>
+              </w:rPr>
+              <w:t xml:space="preserve">Confidently wrong</w:t>
+            </w:r>
+          </w:p>
+        </w:tc>
+        <w:tc>
+          <w:tcPr>
+            <w:tcW w:type="dxa" w:w="2700"/>
             <w:shd w:fill="F7F8FA" w:val="clear"/>
             <w:tcMar>
               <w:top w:type="dxa" w:w="80"/>
@@ -5183,7 +5236,192 @@
                 <w:sz w:val="19"/>
                 <w:szCs w:val="19"/>
               </w:rPr>
-              <w:t xml:space="preserve">−12</w:t>
+              <w:t xml:space="preserve">8.2%</w:t>
+            </w:r>
+          </w:p>
+        </w:tc>
+        <w:tc>
+          <w:tcPr>
+            <w:tcW w:type="dxa" w:w="2700"/>
+            <w:shd w:fill="F7F8FA" w:val="clear"/>
+            <w:tcMar>
+              <w:top w:type="dxa" w:w="80"/>
+              <w:left w:type="dxa" w:w="120"/>
+              <w:bottom w:type="dxa" w:w="80"/>
+              <w:right w:type="dxa" w:w="120"/>
+            </w:tcMar>
+          </w:tcPr>
+          <w:p>
+            <w:pPr>
+              <w:spacing w:after="0" w:line="252"/>
+              <w:jc w:val="center"/>
+            </w:pPr>
+            <w:r>
+              <w:rPr>
+                <w:b/>
+                <w:bCs/>
+                <w:color w:val="9C1F1F"/>
+                <w:sz w:val="19"/>
+                <w:szCs w:val="19"/>
+              </w:rPr>
+              <w:t xml:space="preserve">0.9%</w:t>
+            </w:r>
+          </w:p>
+        </w:tc>
+      </w:tr>
+      <w:tr>
+        <w:tc>
+          <w:tcPr>
+            <w:tcW w:type="dxa" w:w="3626"/>
+            <w:shd w:fill="FFFFFF" w:val="clear"/>
+            <w:tcMar>
+              <w:top w:type="dxa" w:w="80"/>
+              <w:left w:type="dxa" w:w="120"/>
+              <w:bottom w:type="dxa" w:w="80"/>
+              <w:right w:type="dxa" w:w="120"/>
+            </w:tcMar>
+          </w:tcPr>
+          <w:p>
+            <w:pPr>
+              <w:spacing w:after="0" w:line="252"/>
+            </w:pPr>
+            <w:r>
+              <w:rPr>
+                <w:sz w:val="19"/>
+                <w:szCs w:val="19"/>
+              </w:rPr>
+              <w:t xml:space="preserve">95% CI (clustered)</w:t>
+            </w:r>
+          </w:p>
+        </w:tc>
+        <w:tc>
+          <w:tcPr>
+            <w:tcW w:type="dxa" w:w="2700"/>
+            <w:shd w:fill="FFFFFF" w:val="clear"/>
+            <w:tcMar>
+              <w:top w:type="dxa" w:w="80"/>
+              <w:left w:type="dxa" w:w="120"/>
+              <w:bottom w:type="dxa" w:w="80"/>
+              <w:right w:type="dxa" w:w="120"/>
+            </w:tcMar>
+          </w:tcPr>
+          <w:p>
+            <w:pPr>
+              <w:spacing w:after="0" w:line="252"/>
+              <w:jc w:val="center"/>
+            </w:pPr>
+            <w:r>
+              <w:rPr>
+                <w:sz w:val="19"/>
+                <w:szCs w:val="19"/>
+              </w:rPr>
+              <w:t xml:space="preserve">[2.4%, 15.1%]</w:t>
+            </w:r>
+          </w:p>
+        </w:tc>
+        <w:tc>
+          <w:tcPr>
+            <w:tcW w:type="dxa" w:w="2700"/>
+            <w:shd w:fill="FFFFFF" w:val="clear"/>
+            <w:tcMar>
+              <w:top w:type="dxa" w:w="80"/>
+              <w:left w:type="dxa" w:w="120"/>
+              <w:bottom w:type="dxa" w:w="80"/>
+              <w:right w:type="dxa" w:w="120"/>
+            </w:tcMar>
+          </w:tcPr>
+          <w:p>
+            <w:pPr>
+              <w:spacing w:after="0" w:line="252"/>
+              <w:jc w:val="center"/>
+            </w:pPr>
+            <w:r>
+              <w:rPr>
+                <w:sz w:val="19"/>
+                <w:szCs w:val="19"/>
+              </w:rPr>
+              <w:t xml:space="preserve">[0.0%, 2.8%]</w:t>
+            </w:r>
+          </w:p>
+        </w:tc>
+      </w:tr>
+      <w:tr>
+        <w:tc>
+          <w:tcPr>
+            <w:tcW w:type="dxa" w:w="3626"/>
+            <w:shd w:fill="F7F8FA" w:val="clear"/>
+            <w:tcMar>
+              <w:top w:type="dxa" w:w="80"/>
+              <w:left w:type="dxa" w:w="120"/>
+              <w:bottom w:type="dxa" w:w="80"/>
+              <w:right w:type="dxa" w:w="120"/>
+            </w:tcMar>
+          </w:tcPr>
+          <w:p>
+            <w:pPr>
+              <w:spacing w:after="0" w:line="252"/>
+            </w:pPr>
+            <w:r>
+              <w:rPr>
+                <w:b/>
+                <w:bCs/>
+                <w:sz w:val="19"/>
+                <w:szCs w:val="19"/>
+              </w:rPr>
+              <w:t xml:space="preserve">Fisher exact, Llama vs GPT-4o</w:t>
+            </w:r>
+          </w:p>
+        </w:tc>
+        <w:tc>
+          <w:tcPr>
+            <w:tcW w:type="dxa" w:w="2700"/>
+            <w:shd w:fill="F7F8FA" w:val="clear"/>
+            <w:tcMar>
+              <w:top w:type="dxa" w:w="80"/>
+              <w:left w:type="dxa" w:w="120"/>
+              <w:bottom w:type="dxa" w:w="80"/>
+              <w:right w:type="dxa" w:w="120"/>
+            </w:tcMar>
+          </w:tcPr>
+          <w:p>
+            <w:pPr>
+              <w:spacing w:after="0" w:line="252"/>
+              <w:jc w:val="center"/>
+            </w:pPr>
+            <w:r>
+              <w:rPr>
+                <w:b/>
+                <w:bCs/>
+                <w:color w:val="9C1F1F"/>
+                <w:sz w:val="19"/>
+                <w:szCs w:val="19"/>
+              </w:rPr>
+              <w:t xml:space="preserve">p = 0.0132 — significant</w:t>
+            </w:r>
+          </w:p>
+        </w:tc>
+        <w:tc>
+          <w:tcPr>
+            <w:tcW w:type="dxa" w:w="2700"/>
+            <w:shd w:fill="F7F8FA" w:val="clear"/>
+            <w:tcMar>
+              <w:top w:type="dxa" w:w="80"/>
+              <w:left w:type="dxa" w:w="120"/>
+              <w:bottom w:type="dxa" w:w="80"/>
+              <w:right w:type="dxa" w:w="120"/>
+            </w:tcMar>
+          </w:tcPr>
+          <w:p>
+            <w:pPr>
+              <w:spacing w:after="0" w:line="252"/>
+              <w:jc w:val="center"/>
+            </w:pPr>
+            <w:r>
+              <w:rPr>
+                <w:sz w:val="19"/>
+                <w:szCs w:val="19"/>
+              </w:rPr>
+              <w:t xml:space="preserve"/>
             </w:r>
           </w:p>
         </w:tc>
@@ -5194,6 +5432,108 @@
         <w:spacing w:after="120"/>
       </w:pPr>
     </w:p>
+    <w:tbl>
+      <w:tblPr>
+        <w:tblW w:type="dxa" w:w="9026"/>
+        <w:tblBorders>
+          <w:top w:val="single" w:color="B26B00" w:sz="2"/>
+          <w:left w:val="single" w:color="B26B00" w:sz="18"/>
+          <w:bottom w:val="single" w:color="B26B00" w:sz="2"/>
+          <w:right w:val="single" w:color="B26B00" w:sz="2"/>
+          <w:insideH w:val="none"/>
+          <w:insideV w:val="none"/>
+        </w:tblBorders>
+      </w:tblPr>
+      <w:tblGrid>
+        <w:gridCol w:w="9026"/>
+      </w:tblGrid>
+      <w:tr>
+        <w:tc>
+          <w:tcPr>
+            <w:tcW w:type="dxa" w:w="9026"/>
+            <w:shd w:fill="FFF4E5" w:val="clear"/>
+            <w:tcMar>
+              <w:top w:type="dxa" w:w="140"/>
+              <w:left w:type="dxa" w:w="200"/>
+              <w:bottom w:type="dxa" w:w="140"/>
+              <w:right w:type="dxa" w:w="200"/>
+            </w:tcMar>
+          </w:tcPr>
+          <w:p>
+            <w:pPr>
+              <w:spacing w:after="60"/>
+            </w:pPr>
+            <w:r>
+              <w:rPr>
+                <w:b/>
+                <w:bCs/>
+                <w:color w:val="B26B00"/>
+                <w:sz w:val="21"/>
+                <w:szCs w:val="21"/>
+              </w:rPr>
+              <w:t xml:space="preserve">What this does and does not license</w:t>
+            </w:r>
+          </w:p>
+          <w:p>
+            <w:pPr>
+              <w:spacing w:after="60" w:line="276"/>
+            </w:pPr>
+            <w:r>
+              <w:rPr>
+                <w:sz w:val="20"/>
+                <w:szCs w:val="20"/>
+              </w:rPr>
+              <w:t xml:space="preserve">It licenses: "the confidently-wrong failure class is largely specific to weaker models." That is a significant, pre-registered result and it constrains the paper's claim.</w:t>
+            </w:r>
+          </w:p>
+          <w:p>
+            <w:pPr>
+              <w:spacing w:after="60" w:line="276"/>
+            </w:pPr>
+            <w:r>
+              <w:rPr>
+                <w:sz w:val="20"/>
+                <w:szCs w:val="20"/>
+              </w:rPr>
+              <w:t xml:space="preserve">It does not license: "GPT-4o never fails silently." Under-determination remains at 15.9% on the strict set and 25.5% overall — roughly one in six answerable problems returns Uncertain because the translation lost the content needed to decide.</w:t>
+            </w:r>
+          </w:p>
+          <w:p>
+            <w:pPr>
+              <w:spacing w:after="60" w:line="276"/>
+            </w:pPr>
+            <w:r>
+              <w:rPr>
+                <w:sz w:val="20"/>
+                <w:szCs w:val="20"/>
+              </w:rPr>
+              <w:t xml:space="preserve">It also does not license: "GPT-4o's confidently-wrong rate is zero." One case in 113 was observed and the interval reaches 2.8%. With a single event, the honest statement is "rare", not "absent".</w:t>
+            </w:r>
+          </w:p>
+        </w:tc>
+      </w:tr>
+    </w:tbl>
+    <w:p>
+      <w:r>
+        <w:br w:type="page"/>
+      </w:r>
+    </w:p>
+    <w:p>
+      <w:pPr>
+        <w:pStyle w:val="Heading1"/>
+        <w:spacing w:after="140" w:before="360"/>
+      </w:pPr>
+      <w:r>
+        <w:rPr>
+          <w:b/>
+          <w:bCs/>
+          <w:color w:val="1F3864"/>
+          <w:sz w:val="30"/>
+          <w:szCs w:val="30"/>
+        </w:rPr>
+        <w:t xml:space="preserve">5. The strongest defensible position after the gate</w:t>
+      </w:r>
+    </w:p>
     <w:p>
       <w:pPr>
         <w:spacing w:after="160" w:line="276"/>
@@ -5203,8 +5543,236 @@
           <w:sz w:val="21"/>
           <w:szCs w:val="21"/>
         </w:rPr>
-        <w:t xml:space="preserve">The one-round figure matters: it rules out the possibility that the chosen iteration count strawmanned the baseline. The damage is immediate, and iterating slightly recovers from it rather than causing it.</w:t>
-      </w:r>
+        <w:t xml:space="preserve">The final framing decision belongs to the team and the supervisor. What follows is the strongest position the evidence supports, set out so the decision is made against data rather than preference.</w:t>
+      </w:r>
+    </w:p>
+    <w:tbl>
+      <w:tblPr>
+        <w:tblW w:type="dxa" w:w="9026"/>
+        <w:tblBorders>
+          <w:top w:val="single" w:color="9C1F1F" w:sz="2"/>
+          <w:left w:val="single" w:color="9C1F1F" w:sz="18"/>
+          <w:bottom w:val="single" w:color="9C1F1F" w:sz="2"/>
+          <w:right w:val="single" w:color="9C1F1F" w:sz="2"/>
+          <w:insideH w:val="none"/>
+          <w:insideV w:val="none"/>
+        </w:tblBorders>
+      </w:tblPr>
+      <w:tblGrid>
+        <w:gridCol w:w="9026"/>
+      </w:tblGrid>
+      <w:tr>
+        <w:tc>
+          <w:tcPr>
+            <w:tcW w:type="dxa" w:w="9026"/>
+            <w:shd w:fill="FDEDED" w:val="clear"/>
+            <w:tcMar>
+              <w:top w:type="dxa" w:w="140"/>
+              <w:left w:type="dxa" w:w="200"/>
+              <w:bottom w:type="dxa" w:w="140"/>
+              <w:right w:type="dxa" w:w="200"/>
+            </w:tcMar>
+          </w:tcPr>
+          <w:p>
+            <w:pPr>
+              <w:spacing w:after="60"/>
+            </w:pPr>
+            <w:r>
+              <w:rPr>
+                <w:b/>
+                <w:bCs/>
+                <w:color w:val="9C1F1F"/>
+                <w:sz w:val="21"/>
+                <w:szCs w:val="21"/>
+              </w:rPr>
+              <w:t xml:space="preserve">Do not claim</w:t>
+            </w:r>
+          </w:p>
+          <w:p>
+            <w:pPr>
+              <w:spacing w:after="60" w:line="276"/>
+            </w:pPr>
+            <w:r>
+              <w:rPr>
+                <w:sz w:val="20"/>
+                <w:szCs w:val="20"/>
+              </w:rPr>
+              <w:t xml:space="preserve">"Silent failure is a general danger in neuro-symbolic pipelines." GPT-4o falsified the strong form of this claim. Repeating it after seeing this data would be dishonest, and any reviewer with API access can refute it in an afternoon.</w:t>
+            </w:r>
+          </w:p>
+        </w:tc>
+      </w:tr>
+    </w:tbl>
+    <w:p>
+      <w:pPr>
+        <w:spacing w:after="120"/>
+      </w:pPr>
+    </w:p>
+    <w:tbl>
+      <w:tblPr>
+        <w:tblW w:type="dxa" w:w="9026"/>
+        <w:tblBorders>
+          <w:top w:val="single" w:color="1E6B34" w:sz="2"/>
+          <w:left w:val="single" w:color="1E6B34" w:sz="18"/>
+          <w:bottom w:val="single" w:color="1E6B34" w:sz="2"/>
+          <w:right w:val="single" w:color="1E6B34" w:sz="2"/>
+          <w:insideH w:val="none"/>
+          <w:insideV w:val="none"/>
+        </w:tblBorders>
+      </w:tblPr>
+      <w:tblGrid>
+        <w:gridCol w:w="9026"/>
+      </w:tblGrid>
+      <w:tr>
+        <w:tc>
+          <w:tcPr>
+            <w:tcW w:type="dxa" w:w="9026"/>
+            <w:shd w:fill="EAF6EE" w:val="clear"/>
+            <w:tcMar>
+              <w:top w:type="dxa" w:w="140"/>
+              <w:left w:type="dxa" w:w="200"/>
+              <w:bottom w:type="dxa" w:w="140"/>
+              <w:right w:type="dxa" w:w="200"/>
+            </w:tcMar>
+          </w:tcPr>
+          <w:p>
+            <w:pPr>
+              <w:spacing w:after="60"/>
+            </w:pPr>
+            <w:r>
+              <w:rPr>
+                <w:b/>
+                <w:bCs/>
+                <w:color w:val="1E6B34"/>
+                <w:sz w:val="21"/>
+                <w:szCs w:val="21"/>
+              </w:rPr>
+              <w:t xml:space="preserve">Claim instead</w:t>
+            </w:r>
+          </w:p>
+          <w:p>
+            <w:pPr>
+              <w:spacing w:after="60" w:line="276"/>
+            </w:pPr>
+            <w:r>
+              <w:rPr>
+                <w:sz w:val="20"/>
+                <w:szCs w:val="20"/>
+              </w:rPr>
+              <w:t xml:space="preserve">Semantic information loss in NL→FOL translation is a capability-dependent continuum that no training-free method currently detects. Weak models lose content and assert falsehoods (8.2% confidently wrong). Frontier models lose content and become undecidable (15.9% under-determination). The failure never disappears — it changes form — and in both regimes the solver returns a confident, well-formed, unflagged answer.</w:t>
+            </w:r>
+          </w:p>
+        </w:tc>
+      </w:tr>
+    </w:tbl>
+    <w:p>
+      <w:pPr>
+        <w:spacing w:after="160"/>
+      </w:pPr>
+    </w:p>
+    <w:p>
+      <w:pPr>
+        <w:spacing w:after="100" w:line="276"/>
+      </w:pPr>
+      <w:r>
+        <w:rPr>
+          <w:b/>
+          <w:bCs/>
+          <w:sz w:val="21"/>
+          <w:szCs w:val="21"/>
+        </w:rPr>
+        <w:t xml:space="preserve">Five assets support this position, each independently defensible:</w:t>
+      </w:r>
+    </w:p>
+    <w:p>
+      <w:pPr>
+        <w:pStyle w:val="ListParagraph"/>
+        <w:numPr>
+          <w:ilvl w:val="0"/>
+          <w:numId w:val="2"/>
+        </w:numPr>
+        <w:spacing w:after="70" w:line="276"/>
+      </w:pPr>
+      <w:r>
+        <w:rPr>
+          <w:sz w:val="21"/>
+          <w:szCs w:val="21"/>
+        </w:rPr>
+        <w:t xml:space="preserve">The capability curve is itself a novel measurement — three models, identical examples, identical pipeline, paired statistics. No prior work measures silent-failure prevalence against model capability in a neuro-symbolic pipeline. This stands as a contribution even with the detector removed.</w:t>
+      </w:r>
+    </w:p>
+    <w:p>
+      <w:pPr>
+        <w:pStyle w:val="ListParagraph"/>
+        <w:numPr>
+          <w:ilvl w:val="0"/>
+          <w:numId w:val="2"/>
+        </w:numPr>
+        <w:spacing w:after="70" w:line="276"/>
+      </w:pPr>
+      <w:r>
+        <w:rPr>
+          <w:sz w:val="21"/>
+          <w:szCs w:val="21"/>
+        </w:rPr>
+        <w:t xml:space="preserve">The severity distinction between confidently-wrong and under-determination is new, and it is what makes the capability finding legible at all. Any single accuracy number hides the entire effect.</w:t>
+      </w:r>
+    </w:p>
+    <w:p>
+      <w:pPr>
+        <w:pStyle w:val="ListParagraph"/>
+        <w:numPr>
+          <w:ilvl w:val="0"/>
+          <w:numId w:val="2"/>
+        </w:numPr>
+        <w:spacing w:after="70" w:line="276"/>
+      </w:pPr>
+      <w:r>
+        <w:rPr>
+          <w:sz w:val="21"/>
+          <w:szCs w:val="21"/>
+        </w:rPr>
+        <w:t xml:space="preserve">Self-Refine fails at every capability tested. The obvious free alternative does not work, and that is now robust rather than a small-model artefact.</w:t>
+      </w:r>
+    </w:p>
+    <w:p>
+      <w:pPr>
+        <w:pStyle w:val="ListParagraph"/>
+        <w:numPr>
+          <w:ilvl w:val="0"/>
+          <w:numId w:val="2"/>
+        </w:numPr>
+        <w:spacing w:after="70" w:line="276"/>
+      </w:pPr>
+      <w:r>
+        <w:rPr>
+          <w:sz w:val="21"/>
+          <w:szCs w:val="21"/>
+        </w:rPr>
+        <w:t xml:space="preserve">Better prompting converts loud failures into silent ones — five examples moved that way between prompt versions. Improving the system makes its failures less visible, which is the argument for a dedicated detection layer.</w:t>
+      </w:r>
+    </w:p>
+    <w:p>
+      <w:pPr>
+        <w:pStyle w:val="ListParagraph"/>
+        <w:numPr>
+          <w:ilvl w:val="0"/>
+          <w:numId w:val="2"/>
+        </w:numPr>
+        <w:spacing w:after="70" w:line="276"/>
+      </w:pPr>
+      <w:r>
+        <w:rPr>
+          <w:sz w:val="21"/>
+          <w:szCs w:val="21"/>
+        </w:rPr>
+        <w:t xml:space="preserve">The semantic taxonomy holds across models and is not an orthographic phenomenon: arity inconsistency accounts for 0 of 28 silent failures.</w:t>
+      </w:r>
+    </w:p>
+    <w:p>
+      <w:pPr>
+        <w:spacing w:after="160"/>
+      </w:pPr>
     </w:p>
     <w:p>
       <w:pPr>
@@ -5219,7 +5787,1085 @@
           <w:sz w:val="25"/>
           <w:szCs w:val="25"/>
         </w:rPr>
-        <w:t xml:space="preserve">4.1 Why it fails — from the critiques, not the aggregate</w:t>
+        <w:t xml:space="preserve">5.1 The sharpest available research question</w:t>
+      </w:r>
+    </w:p>
+    <w:tbl>
+      <w:tblPr>
+        <w:tblW w:type="dxa" w:w="9026"/>
+        <w:tblBorders>
+          <w:top w:val="single" w:color="1F3864" w:sz="2"/>
+          <w:left w:val="single" w:color="1F3864" w:sz="18"/>
+          <w:bottom w:val="single" w:color="1F3864" w:sz="2"/>
+          <w:right w:val="single" w:color="1F3864" w:sz="2"/>
+          <w:insideH w:val="none"/>
+          <w:insideV w:val="none"/>
+        </w:tblBorders>
+      </w:tblPr>
+      <w:tblGrid>
+        <w:gridCol w:w="9026"/>
+      </w:tblGrid>
+      <w:tr>
+        <w:tc>
+          <w:tcPr>
+            <w:tcW w:type="dxa" w:w="9026"/>
+            <w:shd w:fill="EAF1FB" w:val="clear"/>
+            <w:tcMar>
+              <w:top w:type="dxa" w:w="140"/>
+              <w:left w:type="dxa" w:w="200"/>
+              <w:bottom w:type="dxa" w:w="140"/>
+              <w:right w:type="dxa" w:w="200"/>
+            </w:tcMar>
+          </w:tcPr>
+          <w:p>
+            <w:pPr>
+              <w:spacing w:after="60"/>
+            </w:pPr>
+            <w:r>
+              <w:rPr>
+                <w:b/>
+                <w:bCs/>
+                <w:color w:val="1F3864"/>
+                <w:sz w:val="21"/>
+                <w:szCs w:val="21"/>
+              </w:rPr>
+              <w:t xml:space="preserve">Recommended target</w:t>
+            </w:r>
+          </w:p>
+          <w:p>
+            <w:pPr>
+              <w:spacing w:after="60" w:line="276"/>
+            </w:pPr>
+            <w:r>
+              <w:rPr>
+                <w:sz w:val="20"/>
+                <w:szCs w:val="20"/>
+              </w:rPr>
+              <w:t xml:space="preserve">When the solver returns Uncertain, is that a correct Uncertain, or an artefact of a translation that lost the content needed to decide?</w:t>
+            </w:r>
+          </w:p>
+          <w:p>
+            <w:pPr>
+              <w:spacing w:after="60" w:line="276"/>
+            </w:pPr>
+            <w:r>
+              <w:rPr>
+                <w:sz w:val="20"/>
+                <w:szCs w:val="20"/>
+              </w:rPr>
+              <w:t xml:space="preserve">On FOLIO both cases exist and are distinguishable against gold. The question persists at frontier scale, unlike the confidently-wrong class. It is detectable without a gold label, because the evidence is the mismatch between the information content of the text and that of the formulas. And it is invisible to every reactive baseline, because a solver reporting Uncertain raises no error for one to catch.</w:t>
+            </w:r>
+          </w:p>
+          <w:p>
+            <w:pPr>
+              <w:spacing w:after="60" w:line="276"/>
+            </w:pPr>
+            <w:r>
+              <w:rPr>
+                <w:sz w:val="20"/>
+                <w:szCs w:val="20"/>
+              </w:rPr>
+              <w:t xml:space="preserve">This converts the weakest part of the current result — that under-determination now dominates — into the contribution.</w:t>
+            </w:r>
+          </w:p>
+        </w:tc>
+      </w:tr>
+    </w:tbl>
+    <w:p>
+      <w:pPr>
+        <w:spacing w:after="160"/>
+      </w:pPr>
+    </w:p>
+    <w:p>
+      <w:pPr>
+        <w:pStyle w:val="Heading2"/>
+        <w:spacing w:after="140" w:before="260"/>
+      </w:pPr>
+      <w:r>
+        <w:rPr>
+          <w:b/>
+          <w:bCs/>
+          <w:color w:val="1F3864"/>
+          <w:sz w:val="25"/>
+          <w:szCs w:val="25"/>
+        </w:rPr>
+        <w:t xml:space="preserve">5.2 Honest scoping</w:t>
+      </w:r>
+    </w:p>
+    <w:p>
+      <w:pPr>
+        <w:spacing w:after="200" w:line="276"/>
+      </w:pPr>
+      <w:r>
+        <w:rPr>
+          <w:sz w:val="21"/>
+          <w:szCs w:val="21"/>
+        </w:rPr>
+        <w:t xml:space="preserve">The confidently-wrong regime is where a repair layer matters most, and that regime is open-weight and resource-constrained deployment. This is not a retreat. Cost, latency, privacy, and air-gapped operation mean most real deployments cannot use a frontier API. The value of a safety layer is properly described as scaling inversely with the capability of the model one is actually able to deploy.</w:t>
+      </w:r>
+    </w:p>
+    <w:p>
+      <w:r>
+        <w:br w:type="page"/>
+      </w:r>
+    </w:p>
+    <w:p>
+      <w:pPr>
+        <w:pStyle w:val="Heading1"/>
+        <w:spacing w:after="140" w:before="360"/>
+      </w:pPr>
+      <w:r>
+        <w:rPr>
+          <w:b/>
+          <w:bCs/>
+          <w:color w:val="1F3864"/>
+          <w:sz w:val="30"/>
+          <w:szCs w:val="30"/>
+        </w:rPr>
+        <w:t xml:space="preserve">6. Phase 4 — the Self-Refine falsification gate</w:t>
+      </w:r>
+    </w:p>
+    <w:p>
+      <w:pPr>
+        <w:spacing w:after="140" w:line="276"/>
+      </w:pPr>
+      <w:r>
+        <w:rPr>
+          <w:sz w:val="21"/>
+          <w:szCs w:val="21"/>
+        </w:rPr>
+        <w:t xml:space="preserve">This gate was designed to destroy the project's premise. Self-Refine is published, training-free and model-agnostic; if it closes the silent-failure gap, CREST's machinery has no justification.</w:t>
+      </w:r>
+    </w:p>
+    <w:p>
+      <w:pPr>
+        <w:spacing w:after="80" w:line="276"/>
+      </w:pPr>
+      <w:r>
+        <w:rPr>
+          <w:b/>
+          <w:bCs/>
+          <w:sz w:val="21"/>
+          <w:szCs w:val="21"/>
+        </w:rPr>
+        <w:t xml:space="preserve">Design choices that deliberately favour the baseline:</w:t>
+      </w:r>
+    </w:p>
+    <w:p>
+      <w:pPr>
+        <w:pStyle w:val="ListParagraph"/>
+        <w:numPr>
+          <w:ilvl w:val="0"/>
+          <w:numId w:val="2"/>
+        </w:numPr>
+        <w:spacing w:after="70" w:line="276"/>
+      </w:pPr>
+      <w:r>
+        <w:rPr>
+          <w:sz w:val="21"/>
+          <w:szCs w:val="21"/>
+        </w:rPr>
+        <w:t xml:space="preserve">Round 0 is byte-identical to the vanilla pipeline (same prompt, seed and decoding), so any difference is attributable to refinement alone.</w:t>
+      </w:r>
+    </w:p>
+    <w:p>
+      <w:pPr>
+        <w:pStyle w:val="ListParagraph"/>
+        <w:numPr>
+          <w:ilvl w:val="0"/>
+          <w:numId w:val="2"/>
+        </w:numPr>
+        <w:spacing w:after="70" w:line="276"/>
+      </w:pPr>
+      <w:r>
+        <w:rPr>
+          <w:sz w:val="21"/>
+          <w:szCs w:val="21"/>
+        </w:rPr>
+        <w:t xml:space="preserve">Unparseable refinement output falls back to the previous round rather than being scored — more generous than the published method, making Self-Refine structurally unable to score worse on parse failures.</w:t>
+      </w:r>
+    </w:p>
+    <w:p>
+      <w:pPr>
+        <w:pStyle w:val="ListParagraph"/>
+        <w:numPr>
+          <w:ilvl w:val="0"/>
+          <w:numId w:val="2"/>
+        </w:numPr>
+        <w:spacing w:after="70" w:line="276"/>
+      </w:pPr>
+      <w:r>
+        <w:rPr>
+          <w:sz w:val="21"/>
+          <w:szCs w:val="21"/>
+        </w:rPr>
+        <w:t xml:space="preserve">The critique sees the natural-language sentences beside its own formulas.</w:t>
+      </w:r>
+    </w:p>
+    <w:p>
+      <w:pPr>
+        <w:spacing w:after="80"/>
+      </w:pPr>
+    </w:p>
+    <w:p>
+      <w:pPr>
+        <w:spacing w:after="80" w:line="276"/>
+      </w:pPr>
+      <w:r>
+        <w:rPr>
+          <w:b/>
+          <w:bCs/>
+          <w:sz w:val="21"/>
+          <w:szCs w:val="21"/>
+        </w:rPr>
+        <w:t xml:space="preserve">Withheld deliberately, because granting them would make the comparison meaningless:</w:t>
+      </w:r>
+    </w:p>
+    <w:p>
+      <w:pPr>
+        <w:pStyle w:val="ListParagraph"/>
+        <w:numPr>
+          <w:ilvl w:val="0"/>
+          <w:numId w:val="2"/>
+        </w:numPr>
+        <w:spacing w:after="70" w:line="276"/>
+      </w:pPr>
+      <w:r>
+        <w:rPr>
+          <w:sz w:val="21"/>
+          <w:szCs w:val="21"/>
+        </w:rPr>
+        <w:t xml:space="preserve">The gold label — an oracle no deployed system has.</w:t>
+      </w:r>
+    </w:p>
+    <w:p>
+      <w:pPr>
+        <w:pStyle w:val="ListParagraph"/>
+        <w:numPr>
+          <w:ilvl w:val="0"/>
+          <w:numId w:val="2"/>
+        </w:numPr>
+        <w:spacing w:after="70" w:line="276"/>
+      </w:pPr>
+      <w:r>
+        <w:rPr>
+          <w:sz w:val="21"/>
+          <w:szCs w:val="21"/>
+        </w:rPr>
+        <w:t xml:space="preserve">The solver result. That defines a different, reactive baseline (Logic-LM style, error-triggered) which by construction cannot fire on a silent failure, since a silent failure raises no error.</w:t>
+      </w:r>
+    </w:p>
+    <w:p>
+      <w:pPr>
+        <w:pStyle w:val="ListParagraph"/>
+        <w:numPr>
+          <w:ilvl w:val="0"/>
+          <w:numId w:val="2"/>
+        </w:numPr>
+        <w:spacing w:after="70" w:line="276"/>
+      </w:pPr>
+      <w:r>
+        <w:rPr>
+          <w:sz w:val="21"/>
+          <w:szCs w:val="21"/>
+        </w:rPr>
+        <w:t xml:space="preserve">An enumeration of CREST's target error classes in the critique prompt. Listing them would implement CREST's detector inside the baseline via prompting; that variant is a stronger threat and is listed as future work, but it is not Self-Refine.</w:t>
+      </w:r>
+    </w:p>
+    <w:p>
+      <w:pPr>
+        <w:spacing w:after="160"/>
+      </w:pPr>
+    </w:p>
+    <w:p>
+      <w:pPr>
+        <w:spacing w:after="140" w:line="276"/>
+      </w:pPr>
+      <w:r>
+        <w:rPr>
+          <w:sz w:val="21"/>
+          <w:szCs w:val="21"/>
+        </w:rPr>
+        <w:t xml:space="preserve">Tested at all three capabilities. The endpoint that matters is the silent-failure rate, tested by exact McNemar on the paired outcomes.</w:t>
+      </w:r>
+    </w:p>
+    <w:tbl>
+      <w:tblPr>
+        <w:tblW w:type="dxa" w:w="9026"/>
+        <w:tblBorders>
+          <w:top w:val="single" w:color="auto" w:sz="4"/>
+          <w:left w:val="single" w:color="auto" w:sz="4"/>
+          <w:bottom w:val="single" w:color="auto" w:sz="4"/>
+          <w:right w:val="single" w:color="auto" w:sz="4"/>
+          <w:insideH w:val="single" w:color="auto" w:sz="4"/>
+          <w:insideV w:val="single" w:color="auto" w:sz="4"/>
+        </w:tblBorders>
+      </w:tblPr>
+      <w:tblGrid>
+        <w:gridCol w:w="2126"/>
+        <w:gridCol w:w="1600"/>
+        <w:gridCol w:w="1200"/>
+        <w:gridCol w:w="1500"/>
+        <w:gridCol w:w="1200"/>
+        <w:gridCol w:w="1400"/>
+      </w:tblGrid>
+      <w:tr>
+        <w:trPr>
+          <w:tblHeader/>
+        </w:trPr>
+        <w:tc>
+          <w:tcPr>
+            <w:tcW w:type="dxa" w:w="2126"/>
+            <w:shd w:fill="1F3864" w:val="clear"/>
+            <w:tcMar>
+              <w:top w:type="dxa" w:w="90"/>
+              <w:left w:type="dxa" w:w="120"/>
+              <w:bottom w:type="dxa" w:w="90"/>
+              <w:right w:type="dxa" w:w="120"/>
+            </w:tcMar>
+          </w:tcPr>
+          <w:p>
+            <w:pPr>
+              <w:spacing w:after="0"/>
+            </w:pPr>
+            <w:r>
+              <w:rPr>
+                <w:b/>
+                <w:bCs/>
+                <w:color w:val="FFFFFF"/>
+                <w:sz w:val="19"/>
+                <w:szCs w:val="19"/>
+              </w:rPr>
+              <w:t xml:space="preserve">Model</w:t>
+            </w:r>
+          </w:p>
+        </w:tc>
+        <w:tc>
+          <w:tcPr>
+            <w:tcW w:type="dxa" w:w="1600"/>
+            <w:shd w:fill="1F3864" w:val="clear"/>
+            <w:tcMar>
+              <w:top w:type="dxa" w:w="90"/>
+              <w:left w:type="dxa" w:w="120"/>
+              <w:bottom w:type="dxa" w:w="90"/>
+              <w:right w:type="dxa" w:w="120"/>
+            </w:tcMar>
+          </w:tcPr>
+          <w:p>
+            <w:pPr>
+              <w:spacing w:after="0"/>
+              <w:jc w:val="center"/>
+            </w:pPr>
+            <w:r>
+              <w:rPr>
+                <w:b/>
+                <w:bCs/>
+                <w:color w:val="FFFFFF"/>
+                <w:sz w:val="19"/>
+                <w:szCs w:val="19"/>
+              </w:rPr>
+              <w:t xml:space="preserve">Accuracy net</w:t>
+            </w:r>
+          </w:p>
+        </w:tc>
+        <w:tc>
+          <w:tcPr>
+            <w:tcW w:type="dxa" w:w="1200"/>
+            <w:shd w:fill="1F3864" w:val="clear"/>
+            <w:tcMar>
+              <w:top w:type="dxa" w:w="90"/>
+              <w:left w:type="dxa" w:w="120"/>
+              <w:bottom w:type="dxa" w:w="90"/>
+              <w:right w:type="dxa" w:w="120"/>
+            </w:tcMar>
+          </w:tcPr>
+          <w:p>
+            <w:pPr>
+              <w:spacing w:after="0"/>
+              <w:jc w:val="center"/>
+            </w:pPr>
+            <w:r>
+              <w:rPr>
+                <w:b/>
+                <w:bCs/>
+                <w:color w:val="FFFFFF"/>
+                <w:sz w:val="19"/>
+                <w:szCs w:val="19"/>
+              </w:rPr>
+              <w:t xml:space="preserve">p</w:t>
+            </w:r>
+          </w:p>
+        </w:tc>
+        <w:tc>
+          <w:tcPr>
+            <w:tcW w:type="dxa" w:w="1500"/>
+            <w:shd w:fill="1F3864" w:val="clear"/>
+            <w:tcMar>
+              <w:top w:type="dxa" w:w="90"/>
+              <w:left w:type="dxa" w:w="120"/>
+              <w:bottom w:type="dxa" w:w="90"/>
+              <w:right w:type="dxa" w:w="120"/>
+            </w:tcMar>
+          </w:tcPr>
+          <w:p>
+            <w:pPr>
+              <w:spacing w:after="0"/>
+              <w:jc w:val="center"/>
+            </w:pPr>
+            <w:r>
+              <w:rPr>
+                <w:b/>
+                <w:bCs/>
+                <w:color w:val="FFFFFF"/>
+                <w:sz w:val="19"/>
+                <w:szCs w:val="19"/>
+              </w:rPr>
+              <w:t xml:space="preserve">Silent net</w:t>
+            </w:r>
+          </w:p>
+        </w:tc>
+        <w:tc>
+          <w:tcPr>
+            <w:tcW w:type="dxa" w:w="1200"/>
+            <w:shd w:fill="1F3864" w:val="clear"/>
+            <w:tcMar>
+              <w:top w:type="dxa" w:w="90"/>
+              <w:left w:type="dxa" w:w="120"/>
+              <w:bottom w:type="dxa" w:w="90"/>
+              <w:right w:type="dxa" w:w="120"/>
+            </w:tcMar>
+          </w:tcPr>
+          <w:p>
+            <w:pPr>
+              <w:spacing w:after="0"/>
+              <w:jc w:val="center"/>
+            </w:pPr>
+            <w:r>
+              <w:rPr>
+                <w:b/>
+                <w:bCs/>
+                <w:color w:val="FFFFFF"/>
+                <w:sz w:val="19"/>
+                <w:szCs w:val="19"/>
+              </w:rPr>
+              <w:t xml:space="preserve">p</w:t>
+            </w:r>
+          </w:p>
+        </w:tc>
+        <w:tc>
+          <w:tcPr>
+            <w:tcW w:type="dxa" w:w="1400"/>
+            <w:shd w:fill="1F3864" w:val="clear"/>
+            <w:tcMar>
+              <w:top w:type="dxa" w:w="90"/>
+              <w:left w:type="dxa" w:w="120"/>
+              <w:bottom w:type="dxa" w:w="90"/>
+              <w:right w:type="dxa" w:w="120"/>
+            </w:tcMar>
+          </w:tcPr>
+          <w:p>
+            <w:pPr>
+              <w:spacing w:after="0"/>
+              <w:jc w:val="center"/>
+            </w:pPr>
+            <w:r>
+              <w:rPr>
+                <w:b/>
+                <w:bCs/>
+                <w:color w:val="FFFFFF"/>
+                <w:sz w:val="19"/>
+                <w:szCs w:val="19"/>
+              </w:rPr>
+              <w:t xml:space="preserve">"No issues"</w:t>
+            </w:r>
+          </w:p>
+        </w:tc>
+      </w:tr>
+      <w:tr>
+        <w:tc>
+          <w:tcPr>
+            <w:tcW w:type="dxa" w:w="2126"/>
+            <w:shd w:fill="FFFFFF" w:val="clear"/>
+            <w:tcMar>
+              <w:top w:type="dxa" w:w="80"/>
+              <w:left w:type="dxa" w:w="120"/>
+              <w:bottom w:type="dxa" w:w="80"/>
+              <w:right w:type="dxa" w:w="120"/>
+            </w:tcMar>
+          </w:tcPr>
+          <w:p>
+            <w:pPr>
+              <w:spacing w:after="0" w:line="252"/>
+            </w:pPr>
+            <w:r>
+              <w:rPr>
+                <w:sz w:val="19"/>
+                <w:szCs w:val="19"/>
+              </w:rPr>
+              <w:t xml:space="preserve">Llama-3.1-8B</w:t>
+            </w:r>
+          </w:p>
+        </w:tc>
+        <w:tc>
+          <w:tcPr>
+            <w:tcW w:type="dxa" w:w="1600"/>
+            <w:shd w:fill="FFFFFF" w:val="clear"/>
+            <w:tcMar>
+              <w:top w:type="dxa" w:w="80"/>
+              <w:left w:type="dxa" w:w="120"/>
+              <w:bottom w:type="dxa" w:w="80"/>
+              <w:right w:type="dxa" w:w="120"/>
+            </w:tcMar>
+          </w:tcPr>
+          <w:p>
+            <w:pPr>
+              <w:spacing w:after="0" w:line="252"/>
+              <w:jc w:val="center"/>
+            </w:pPr>
+            <w:r>
+              <w:rPr>
+                <w:b/>
+                <w:bCs/>
+                <w:color w:val="9C1F1F"/>
+                <w:sz w:val="19"/>
+                <w:szCs w:val="19"/>
+              </w:rPr>
+              <w:t xml:space="preserve">−10</w:t>
+            </w:r>
+          </w:p>
+        </w:tc>
+        <w:tc>
+          <w:tcPr>
+            <w:tcW w:type="dxa" w:w="1200"/>
+            <w:shd w:fill="FFFFFF" w:val="clear"/>
+            <w:tcMar>
+              <w:top w:type="dxa" w:w="80"/>
+              <w:left w:type="dxa" w:w="120"/>
+              <w:bottom w:type="dxa" w:w="80"/>
+              <w:right w:type="dxa" w:w="120"/>
+            </w:tcMar>
+          </w:tcPr>
+          <w:p>
+            <w:pPr>
+              <w:spacing w:after="0" w:line="252"/>
+              <w:jc w:val="center"/>
+            </w:pPr>
+            <w:r>
+              <w:rPr>
+                <w:b/>
+                <w:bCs/>
+                <w:sz w:val="19"/>
+                <w:szCs w:val="19"/>
+              </w:rPr>
+              <w:t xml:space="preserve">0.013</w:t>
+            </w:r>
+          </w:p>
+        </w:tc>
+        <w:tc>
+          <w:tcPr>
+            <w:tcW w:type="dxa" w:w="1500"/>
+            <w:shd w:fill="FFFFFF" w:val="clear"/>
+            <w:tcMar>
+              <w:top w:type="dxa" w:w="80"/>
+              <w:left w:type="dxa" w:w="120"/>
+              <w:bottom w:type="dxa" w:w="80"/>
+              <w:right w:type="dxa" w:w="120"/>
+            </w:tcMar>
+          </w:tcPr>
+          <w:p>
+            <w:pPr>
+              <w:spacing w:after="0" w:line="252"/>
+              <w:jc w:val="center"/>
+            </w:pPr>
+            <w:r>
+              <w:rPr>
+                <w:sz w:val="19"/>
+                <w:szCs w:val="19"/>
+              </w:rPr>
+              <w:t xml:space="preserve">+1</w:t>
+            </w:r>
+          </w:p>
+        </w:tc>
+        <w:tc>
+          <w:tcPr>
+            <w:tcW w:type="dxa" w:w="1200"/>
+            <w:shd w:fill="FFFFFF" w:val="clear"/>
+            <w:tcMar>
+              <w:top w:type="dxa" w:w="80"/>
+              <w:left w:type="dxa" w:w="120"/>
+              <w:bottom w:type="dxa" w:w="80"/>
+              <w:right w:type="dxa" w:w="120"/>
+            </w:tcMar>
+          </w:tcPr>
+          <w:p>
+            <w:pPr>
+              <w:spacing w:after="0" w:line="252"/>
+              <w:jc w:val="center"/>
+            </w:pPr>
+            <w:r>
+              <w:rPr>
+                <w:sz w:val="19"/>
+                <w:szCs w:val="19"/>
+              </w:rPr>
+              <w:t xml:space="preserve">1.000</w:t>
+            </w:r>
+          </w:p>
+        </w:tc>
+        <w:tc>
+          <w:tcPr>
+            <w:tcW w:type="dxa" w:w="1400"/>
+            <w:shd w:fill="FFFFFF" w:val="clear"/>
+            <w:tcMar>
+              <w:top w:type="dxa" w:w="80"/>
+              <w:left w:type="dxa" w:w="120"/>
+              <w:bottom w:type="dxa" w:w="80"/>
+              <w:right w:type="dxa" w:w="120"/>
+            </w:tcMar>
+          </w:tcPr>
+          <w:p>
+            <w:pPr>
+              <w:spacing w:after="0" w:line="252"/>
+              <w:jc w:val="center"/>
+            </w:pPr>
+            <w:r>
+              <w:rPr>
+                <w:sz w:val="19"/>
+                <w:szCs w:val="19"/>
+              </w:rPr>
+              <w:t xml:space="preserve">0/50</w:t>
+            </w:r>
+          </w:p>
+        </w:tc>
+      </w:tr>
+      <w:tr>
+        <w:tc>
+          <w:tcPr>
+            <w:tcW w:type="dxa" w:w="2126"/>
+            <w:shd w:fill="F7F8FA" w:val="clear"/>
+            <w:tcMar>
+              <w:top w:type="dxa" w:w="80"/>
+              <w:left w:type="dxa" w:w="120"/>
+              <w:bottom w:type="dxa" w:w="80"/>
+              <w:right w:type="dxa" w:w="120"/>
+            </w:tcMar>
+          </w:tcPr>
+          <w:p>
+            <w:pPr>
+              <w:spacing w:after="0" w:line="252"/>
+            </w:pPr>
+            <w:r>
+              <w:rPr>
+                <w:sz w:val="19"/>
+                <w:szCs w:val="19"/>
+              </w:rPr>
+              <w:t xml:space="preserve">GPT-4o-mini</w:t>
+            </w:r>
+          </w:p>
+        </w:tc>
+        <w:tc>
+          <w:tcPr>
+            <w:tcW w:type="dxa" w:w="1600"/>
+            <w:shd w:fill="F7F8FA" w:val="clear"/>
+            <w:tcMar>
+              <w:top w:type="dxa" w:w="80"/>
+              <w:left w:type="dxa" w:w="120"/>
+              <w:bottom w:type="dxa" w:w="80"/>
+              <w:right w:type="dxa" w:w="120"/>
+            </w:tcMar>
+          </w:tcPr>
+          <w:p>
+            <w:pPr>
+              <w:spacing w:after="0" w:line="252"/>
+              <w:jc w:val="center"/>
+            </w:pPr>
+            <w:r>
+              <w:rPr>
+                <w:sz w:val="19"/>
+                <w:szCs w:val="19"/>
+              </w:rPr>
+              <w:t xml:space="preserve">−1</w:t>
+            </w:r>
+          </w:p>
+        </w:tc>
+        <w:tc>
+          <w:tcPr>
+            <w:tcW w:type="dxa" w:w="1200"/>
+            <w:shd w:fill="F7F8FA" w:val="clear"/>
+            <w:tcMar>
+              <w:top w:type="dxa" w:w="80"/>
+              <w:left w:type="dxa" w:w="120"/>
+              <w:bottom w:type="dxa" w:w="80"/>
+              <w:right w:type="dxa" w:w="120"/>
+            </w:tcMar>
+          </w:tcPr>
+          <w:p>
+            <w:pPr>
+              <w:spacing w:after="0" w:line="252"/>
+              <w:jc w:val="center"/>
+            </w:pPr>
+            <w:r>
+              <w:rPr>
+                <w:sz w:val="19"/>
+                <w:szCs w:val="19"/>
+              </w:rPr>
+              <w:t xml:space="preserve">1.000</w:t>
+            </w:r>
+          </w:p>
+        </w:tc>
+        <w:tc>
+          <w:tcPr>
+            <w:tcW w:type="dxa" w:w="1500"/>
+            <w:shd w:fill="F7F8FA" w:val="clear"/>
+            <w:tcMar>
+              <w:top w:type="dxa" w:w="80"/>
+              <w:left w:type="dxa" w:w="120"/>
+              <w:bottom w:type="dxa" w:w="80"/>
+              <w:right w:type="dxa" w:w="120"/>
+            </w:tcMar>
+          </w:tcPr>
+          <w:p>
+            <w:pPr>
+              <w:spacing w:after="0" w:line="252"/>
+              <w:jc w:val="center"/>
+            </w:pPr>
+            <w:r>
+              <w:rPr>
+                <w:sz w:val="19"/>
+                <w:szCs w:val="19"/>
+              </w:rPr>
+              <w:t xml:space="preserve">−1</w:t>
+            </w:r>
+          </w:p>
+        </w:tc>
+        <w:tc>
+          <w:tcPr>
+            <w:tcW w:type="dxa" w:w="1200"/>
+            <w:shd w:fill="F7F8FA" w:val="clear"/>
+            <w:tcMar>
+              <w:top w:type="dxa" w:w="80"/>
+              <w:left w:type="dxa" w:w="120"/>
+              <w:bottom w:type="dxa" w:w="80"/>
+              <w:right w:type="dxa" w:w="120"/>
+            </w:tcMar>
+          </w:tcPr>
+          <w:p>
+            <w:pPr>
+              <w:spacing w:after="0" w:line="252"/>
+              <w:jc w:val="center"/>
+            </w:pPr>
+            <w:r>
+              <w:rPr>
+                <w:sz w:val="19"/>
+                <w:szCs w:val="19"/>
+              </w:rPr>
+              <w:t xml:space="preserve">1.000</w:t>
+            </w:r>
+          </w:p>
+        </w:tc>
+        <w:tc>
+          <w:tcPr>
+            <w:tcW w:type="dxa" w:w="1400"/>
+            <w:shd w:fill="F7F8FA" w:val="clear"/>
+            <w:tcMar>
+              <w:top w:type="dxa" w:w="80"/>
+              <w:left w:type="dxa" w:w="120"/>
+              <w:bottom w:type="dxa" w:w="80"/>
+              <w:right w:type="dxa" w:w="120"/>
+            </w:tcMar>
+          </w:tcPr>
+          <w:p>
+            <w:pPr>
+              <w:spacing w:after="0" w:line="252"/>
+              <w:jc w:val="center"/>
+            </w:pPr>
+            <w:r>
+              <w:rPr>
+                <w:sz w:val="19"/>
+                <w:szCs w:val="19"/>
+              </w:rPr>
+              <w:t xml:space="preserve">2/50</w:t>
+            </w:r>
+          </w:p>
+        </w:tc>
+      </w:tr>
+      <w:tr>
+        <w:tc>
+          <w:tcPr>
+            <w:tcW w:type="dxa" w:w="2126"/>
+            <w:shd w:fill="FFFFFF" w:val="clear"/>
+            <w:tcMar>
+              <w:top w:type="dxa" w:w="80"/>
+              <w:left w:type="dxa" w:w="120"/>
+              <w:bottom w:type="dxa" w:w="80"/>
+              <w:right w:type="dxa" w:w="120"/>
+            </w:tcMar>
+          </w:tcPr>
+          <w:p>
+            <w:pPr>
+              <w:spacing w:after="0" w:line="252"/>
+            </w:pPr>
+            <w:r>
+              <w:rPr>
+                <w:sz w:val="19"/>
+                <w:szCs w:val="19"/>
+              </w:rPr>
+              <w:t xml:space="preserve">GPT-4o</w:t>
+            </w:r>
+          </w:p>
+        </w:tc>
+        <w:tc>
+          <w:tcPr>
+            <w:tcW w:type="dxa" w:w="1600"/>
+            <w:shd w:fill="FFFFFF" w:val="clear"/>
+            <w:tcMar>
+              <w:top w:type="dxa" w:w="80"/>
+              <w:left w:type="dxa" w:w="120"/>
+              <w:bottom w:type="dxa" w:w="80"/>
+              <w:right w:type="dxa" w:w="120"/>
+            </w:tcMar>
+          </w:tcPr>
+          <w:p>
+            <w:pPr>
+              <w:spacing w:after="0" w:line="252"/>
+              <w:jc w:val="center"/>
+            </w:pPr>
+            <w:r>
+              <w:rPr>
+                <w:sz w:val="19"/>
+                <w:szCs w:val="19"/>
+              </w:rPr>
+              <w:t xml:space="preserve">−3</w:t>
+            </w:r>
+          </w:p>
+        </w:tc>
+        <w:tc>
+          <w:tcPr>
+            <w:tcW w:type="dxa" w:w="1200"/>
+            <w:shd w:fill="FFFFFF" w:val="clear"/>
+            <w:tcMar>
+              <w:top w:type="dxa" w:w="80"/>
+              <w:left w:type="dxa" w:w="120"/>
+              <w:bottom w:type="dxa" w:w="80"/>
+              <w:right w:type="dxa" w:w="120"/>
+            </w:tcMar>
+          </w:tcPr>
+          <w:p>
+            <w:pPr>
+              <w:spacing w:after="0" w:line="252"/>
+              <w:jc w:val="center"/>
+            </w:pPr>
+            <w:r>
+              <w:rPr>
+                <w:sz w:val="19"/>
+                <w:szCs w:val="19"/>
+              </w:rPr>
+              <w:t xml:space="preserve">0.375</w:t>
+            </w:r>
+          </w:p>
+        </w:tc>
+        <w:tc>
+          <w:tcPr>
+            <w:tcW w:type="dxa" w:w="1500"/>
+            <w:shd w:fill="FFFFFF" w:val="clear"/>
+            <w:tcMar>
+              <w:top w:type="dxa" w:w="80"/>
+              <w:left w:type="dxa" w:w="120"/>
+              <w:bottom w:type="dxa" w:w="80"/>
+              <w:right w:type="dxa" w:w="120"/>
+            </w:tcMar>
+          </w:tcPr>
+          <w:p>
+            <w:pPr>
+              <w:spacing w:after="0" w:line="252"/>
+              <w:jc w:val="center"/>
+            </w:pPr>
+            <w:r>
+              <w:rPr>
+                <w:sz w:val="19"/>
+                <w:szCs w:val="19"/>
+              </w:rPr>
+              <w:t xml:space="preserve">−2</w:t>
+            </w:r>
+          </w:p>
+        </w:tc>
+        <w:tc>
+          <w:tcPr>
+            <w:tcW w:type="dxa" w:w="1200"/>
+            <w:shd w:fill="FFFFFF" w:val="clear"/>
+            <w:tcMar>
+              <w:top w:type="dxa" w:w="80"/>
+              <w:left w:type="dxa" w:w="120"/>
+              <w:bottom w:type="dxa" w:w="80"/>
+              <w:right w:type="dxa" w:w="120"/>
+            </w:tcMar>
+          </w:tcPr>
+          <w:p>
+            <w:pPr>
+              <w:spacing w:after="0" w:line="252"/>
+              <w:jc w:val="center"/>
+            </w:pPr>
+            <w:r>
+              <w:rPr>
+                <w:sz w:val="19"/>
+                <w:szCs w:val="19"/>
+              </w:rPr>
+              <w:t xml:space="preserve">0.625</w:t>
+            </w:r>
+          </w:p>
+        </w:tc>
+        <w:tc>
+          <w:tcPr>
+            <w:tcW w:type="dxa" w:w="1400"/>
+            <w:shd w:fill="FFFFFF" w:val="clear"/>
+            <w:tcMar>
+              <w:top w:type="dxa" w:w="80"/>
+              <w:left w:type="dxa" w:w="120"/>
+              <w:bottom w:type="dxa" w:w="80"/>
+              <w:right w:type="dxa" w:w="120"/>
+            </w:tcMar>
+          </w:tcPr>
+          <w:p>
+            <w:pPr>
+              <w:spacing w:after="0" w:line="252"/>
+              <w:jc w:val="center"/>
+            </w:pPr>
+            <w:r>
+              <w:rPr>
+                <w:sz w:val="19"/>
+                <w:szCs w:val="19"/>
+              </w:rPr>
+              <w:t xml:space="preserve">18/50</w:t>
+            </w:r>
+          </w:p>
+        </w:tc>
+      </w:tr>
+    </w:tbl>
+    <w:p>
+      <w:pPr>
+        <w:spacing w:after="120"/>
+      </w:pPr>
+    </w:p>
+    <w:p>
+      <w:pPr>
+        <w:spacing w:after="160" w:line="276"/>
+      </w:pPr>
+      <w:r>
+        <w:rPr>
+          <w:sz w:val="21"/>
+          <w:szCs w:val="21"/>
+        </w:rPr>
+        <w:t xml:space="preserve">Self-Refine does not significantly reduce the silent-failure rate at any capability tested — every p exceeds 0.05. On Llama-3.1-8B it significantly damages accuracy (p = 0.013); on the stronger models it is simply inert. </w:t>
+      </w:r>
+      <w:r>
+        <w:rPr>
+          <w:b/>
+          <w:bCs/>
+          <w:sz w:val="21"/>
+          <w:szCs w:val="21"/>
+        </w:rPr>
+        <w:t xml:space="preserve">The gate is passed robustly rather than by a small-model artefact.</w:t>
+      </w:r>
+    </w:p>
+    <w:tbl>
+      <w:tblPr>
+        <w:tblW w:type="dxa" w:w="9026"/>
+        <w:tblBorders>
+          <w:top w:val="single" w:color="9C1F1F" w:sz="2"/>
+          <w:left w:val="single" w:color="9C1F1F" w:sz="18"/>
+          <w:bottom w:val="single" w:color="9C1F1F" w:sz="2"/>
+          <w:right w:val="single" w:color="9C1F1F" w:sz="2"/>
+          <w:insideH w:val="none"/>
+          <w:insideV w:val="none"/>
+        </w:tblBorders>
+      </w:tblPr>
+      <w:tblGrid>
+        <w:gridCol w:w="9026"/>
+      </w:tblGrid>
+      <w:tr>
+        <w:tc>
+          <w:tcPr>
+            <w:tcW w:type="dxa" w:w="9026"/>
+            <w:shd w:fill="FDEDED" w:val="clear"/>
+            <w:tcMar>
+              <w:top w:type="dxa" w:w="140"/>
+              <w:left w:type="dxa" w:w="200"/>
+              <w:bottom w:type="dxa" w:w="140"/>
+              <w:right w:type="dxa" w:w="200"/>
+            </w:tcMar>
+          </w:tcPr>
+          <w:p>
+            <w:pPr>
+              <w:spacing w:after="60"/>
+            </w:pPr>
+            <w:r>
+              <w:rPr>
+                <w:b/>
+                <w:bCs/>
+                <w:color w:val="9C1F1F"/>
+                <w:sz w:val="21"/>
+                <w:szCs w:val="21"/>
+              </w:rPr>
+              <w:t xml:space="preserve">A claim withdrawn on statistical re-analysis</w:t>
+            </w:r>
+          </w:p>
+          <w:p>
+            <w:pPr>
+              <w:spacing w:after="60" w:line="276"/>
+            </w:pPr>
+            <w:r>
+              <w:rPr>
+                <w:sz w:val="20"/>
+                <w:szCs w:val="20"/>
+              </w:rPr>
+              <w:t xml:space="preserve">An earlier reading of this experiment recorded that Self-Refine "widens the silent-failure gap". Proper paired testing does not support that. On Llama-3.1-8B the silent-failure rate moves 32.0% to 30.0% with p = 1.0 — no evidence of any effect. What Self-Refine significantly damages is accuracy, 50.0% to 30.0% at p = 0.013, mostly by converting correct answers into loud failures.</w:t>
+            </w:r>
+          </w:p>
+          <w:p>
+            <w:pPr>
+              <w:spacing w:after="60" w:line="276"/>
+            </w:pPr>
+            <w:r>
+              <w:rPr>
+                <w:sz w:val="20"/>
+                <w:szCs w:val="20"/>
+              </w:rPr>
+              <w:t xml:space="preserve">The defensible claim is "Self-Refine fails to close the gap, at a cost in accuracy", not "it makes silent failure worse". The distinction only became visible once the comparison was tested rather than eyeballed.</w:t>
+            </w:r>
+          </w:p>
+        </w:tc>
+      </w:tr>
+    </w:tbl>
+    <w:p>
+      <w:pPr>
+        <w:spacing w:after="120"/>
+      </w:pPr>
+    </w:p>
+    <w:p>
+      <w:pPr>
+        <w:spacing w:after="160" w:line="276"/>
+      </w:pPr>
+      <w:r>
+        <w:rPr>
+          <w:sz w:val="21"/>
+          <w:szCs w:val="21"/>
+        </w:rPr>
+        <w:t xml:space="preserve">A one-round variant was re-grounded offline to rule out the possibility that the chosen iteration count strawmanned the baseline: the net there is −12, worse still, so the damage is immediate rather than caused by over-iterating.</w:t>
+      </w:r>
+    </w:p>
+    <w:p>
+      <w:pPr>
+        <w:pStyle w:val="Heading2"/>
+        <w:spacing w:after="140" w:before="260"/>
+      </w:pPr>
+      <w:r>
+        <w:rPr>
+          <w:b/>
+          <w:bCs/>
+          <w:color w:val="1F3864"/>
+          <w:sz w:val="25"/>
+          <w:szCs w:val="25"/>
+        </w:rPr>
+        <w:t xml:space="preserve">6.1 Why it fails — from the critiques, not the aggregate</w:t>
       </w:r>
     </w:p>
     <w:p>
@@ -5635,7 +7281,7 @@
           <w:sz w:val="30"/>
           <w:szCs w:val="30"/>
         </w:rPr>
-        <w:t xml:space="preserve">5. Decision log</w:t>
+        <w:t xml:space="preserve">7. Decision log</w:t>
       </w:r>
     </w:p>
     <w:p>
@@ -5915,7 +7561,7 @@
           <w:sz w:val="25"/>
           <w:szCs w:val="25"/>
         </w:rPr>
-        <w:t xml:space="preserve">5.1 Claims withdrawn</w:t>
+        <w:t xml:space="preserve">7.1 Claims withdrawn</w:t>
       </w:r>
     </w:p>
     <w:tbl>
@@ -6005,7 +7651,7 @@
           <w:sz w:val="30"/>
           <w:szCs w:val="30"/>
         </w:rPr>
-        <w:t xml:space="preserve">6. Threats to validity and open questions</w:t>
+        <w:t xml:space="preserve">8. Threats to validity and open questions</w:t>
       </w:r>
     </w:p>
     <w:tbl>
@@ -6687,33 +8333,7 @@
           <w:sz w:val="25"/>
           <w:szCs w:val="25"/>
         </w:rPr>
-        <w:t xml:space="preserve">6.1 Immediate next step</w:t>
-      </w:r>
-    </w:p>
-    <w:p>
-      <w:pPr>
-        <w:spacing w:after="140" w:line="276"/>
-      </w:pPr>
-      <w:r>
-        <w:rPr>
-          <w:sz w:val="21"/>
-          <w:szCs w:val="21"/>
-        </w:rPr>
-        <w:t xml:space="preserve">Phases 3.3 and 4.2 should be run together on a strong proprietary model. A single experiment answers both open high-severity threats: whether silent failure persists at higher capability, and whether Self-Refine closes the gap when the critic is competent.</w:t>
-      </w:r>
-    </w:p>
-    <w:p>
-      <w:pPr>
-        <w:spacing w:after="80" w:line="276"/>
-      </w:pPr>
-      <w:r>
-        <w:rPr>
-          <w:b/>
-          <w:bCs/>
-          <w:sz w:val="21"/>
-          <w:szCs w:val="21"/>
-        </w:rPr>
-        <w:t xml:space="preserve">Pre-registered readings of that result:</w:t>
+        <w:t xml:space="preserve">8.1 Immediate next steps</w:t>
       </w:r>
     </w:p>
     <w:p>
@@ -6727,19 +8347,10 @@
       </w:pPr>
       <w:r>
         <w:rPr>
-          <w:b/>
-          <w:bCs/>
           <w:sz w:val="21"/>
           <w:szCs w:val="21"/>
         </w:rPr>
-        <w:t xml:space="preserve">Silent failure persists and Self-Refine still fails — </w:t>
-      </w:r>
-      <w:r>
-        <w:rPr>
-          <w:sz w:val="21"/>
-          <w:szCs w:val="21"/>
-        </w:rPr>
-        <w:t xml:space="preserve">the contribution holds at full generality.</w:t>
+        <w:t xml:space="preserve">Decide the framing (Section 5) with the supervisor. Everything downstream — what the detector targets, what the corrector is trained on, which baselines are required — follows from that choice.</w:t>
       </w:r>
     </w:p>
     <w:p>
@@ -6753,19 +8364,10 @@
       </w:pPr>
       <w:r>
         <w:rPr>
-          <w:b/>
-          <w:bCs/>
           <w:sz w:val="21"/>
           <w:szCs w:val="21"/>
         </w:rPr>
-        <w:t xml:space="preserve">Silent failure persists but Self-Refine closes it — </w:t>
-      </w:r>
-      <w:r>
-        <w:rPr>
-          <w:sz w:val="21"/>
-          <w:szCs w:val="21"/>
-        </w:rPr>
-        <w:t xml:space="preserve">CREST must beat Self-Refine on efficiency or precision, not existence; the framing narrows substantially.</w:t>
+        <w:t xml:space="preserve">If the recommended target is adopted, build the detector around distinguishing correct-Uncertain from lost-content-Uncertain, and measure detector PRECISION first. Phase 4 established that a layer which fires indiscriminately degrades into Self-Refine.</w:t>
       </w:r>
     </w:p>
     <w:p>
@@ -6779,21 +8381,204 @@
       </w:pPr>
       <w:r>
         <w:rPr>
+          <w:sz w:val="21"/>
+          <w:szCs w:val="21"/>
+        </w:rPr>
+        <w:t xml:space="preserve">Run Self-Refine on the full split for the two API models. It is currently n=50 there, and n=50 confidence intervals span roughly 30 percentage points.</w:t>
+      </w:r>
+    </w:p>
+    <w:p>
+      <w:pPr>
+        <w:pStyle w:val="ListParagraph"/>
+        <w:numPr>
+          <w:ilvl w:val="0"/>
+          <w:numId w:val="2"/>
+        </w:numPr>
+        <w:spacing w:after="70" w:line="276"/>
+      </w:pPr>
+      <w:r>
+        <w:rPr>
+          <w:sz w:val="21"/>
+          <w:szCs w:val="21"/>
+        </w:rPr>
+        <w:t xml:space="preserve">Scale the human annotation track (Phase 5) to confirm the semantic taxonomy, which is currently one analyst's single-pass judgement. Target Cohen's or Fleiss' kappa of at least 0.6.</w:t>
+      </w:r>
+    </w:p>
+    <w:p>
+      <w:pPr>
+        <w:pStyle w:val="ListParagraph"/>
+        <w:numPr>
+          <w:ilvl w:val="0"/>
+          <w:numId w:val="2"/>
+        </w:numPr>
+        <w:spacing w:after="70" w:line="276"/>
+      </w:pPr>
+      <w:r>
+        <w:rPr>
+          <w:sz w:val="21"/>
+          <w:szCs w:val="21"/>
+        </w:rPr>
+        <w:t xml:space="preserve">Verify every citation in Appendix A against the actual publication before any of it reaches a submission.</w:t>
+      </w:r>
+    </w:p>
+    <w:p>
+      <w:r>
+        <w:br w:type="page"/>
+      </w:r>
+    </w:p>
+    <w:p>
+      <w:pPr>
+        <w:pStyle w:val="Heading1"/>
+        <w:spacing w:after="140" w:before="360"/>
+      </w:pPr>
+      <w:r>
+        <w:rPr>
           <w:b/>
           <w:bCs/>
+          <w:color w:val="1F3864"/>
+          <w:sz w:val="30"/>
+          <w:szCs w:val="30"/>
+        </w:rPr>
+        <w:t xml:space="preserve">9. Statistical methods</w:t>
+      </w:r>
+    </w:p>
+    <w:p>
+      <w:pPr>
+        <w:spacing w:after="160" w:line="276"/>
+      </w:pPr>
+      <w:r>
+        <w:rPr>
           <w:sz w:val="21"/>
           <w:szCs w:val="21"/>
         </w:rPr>
-        <w:t xml:space="preserve">Silent failure approaches zero — </w:t>
-      </w:r>
+        <w:t xml:space="preserve">Two properties of this experimental design dictate the analysis, and getting either wrong would invalidate the comparisons.</w:t>
+      </w:r>
+    </w:p>
+    <w:p>
+      <w:pPr>
+        <w:pStyle w:val="Heading2"/>
+        <w:spacing w:after="140" w:before="260"/>
+      </w:pPr>
+      <w:r>
+        <w:rPr>
+          <w:b/>
+          <w:bCs/>
+          <w:color w:val="1F3864"/>
+          <w:sz w:val="25"/>
+          <w:szCs w:val="25"/>
+        </w:rPr>
+        <w:t xml:space="preserve">9.1 The design is paired, so McNemar's test applies</w:t>
+      </w:r>
+    </w:p>
+    <w:p>
+      <w:pPr>
+        <w:spacing w:after="160" w:line="276"/>
+      </w:pPr>
       <w:r>
         <w:rPr>
           <w:sz w:val="21"/>
           <w:szCs w:val="21"/>
         </w:rPr>
-        <w:t xml:space="preserve">reframe honestly around resource-constrained and open-weight deployment rather than claiming a general problem.</w:t>
-      </w:r>
-    </w:p>
+        <w:t xml:space="preserve">Every comparison runs the same FOLIO examples through two conditions. Comparing two independent proportions discards the pairing and is the wrong test. McNemar's test conditions on the discordant pairs — exactly the helped and hurt counts. The exact binomial form is used rather than the chi-square approximation because the discordant counts here are small, often fewer than 25 pairs, where the approximation is unreliable.</w:t>
+      </w:r>
+    </w:p>
+    <w:p>
+      <w:pPr>
+        <w:pStyle w:val="Heading2"/>
+        <w:spacing w:after="140" w:before="260"/>
+      </w:pPr>
+      <w:r>
+        <w:rPr>
+          <w:b/>
+          <w:bCs/>
+          <w:color w:val="1F3864"/>
+          <w:sz w:val="25"/>
+          <w:szCs w:val="25"/>
+        </w:rPr>
+        <w:t xml:space="preserve">9.2 Examples are clustered, so intervals must be too</w:t>
+      </w:r>
+    </w:p>
+    <w:p>
+      <w:pPr>
+        <w:spacing w:after="160" w:line="276"/>
+      </w:pPr>
+      <w:r>
+        <w:rPr>
+          <w:sz w:val="21"/>
+          <w:szCs w:val="21"/>
+        </w:rPr>
+        <w:t xml:space="preserve">FOLIO examples are not independent. They are grouped by story, sharing premises and differing only in the conclusion; the 203-example validation split contains only 73 stories. A binomial interval assumes 203 independent trials and is therefore dishonestly narrow. All intervals in this document come from a bootstrap that resamples whole stories, 10,000 replicates, which respects the dependence structure and yields appropriately wider intervals.</w:t>
+      </w:r>
+    </w:p>
+    <w:tbl>
+      <w:tblPr>
+        <w:tblW w:type="dxa" w:w="9026"/>
+        <w:tblBorders>
+          <w:top w:val="single" w:color="1F3864" w:sz="2"/>
+          <w:left w:val="single" w:color="1F3864" w:sz="18"/>
+          <w:bottom w:val="single" w:color="1F3864" w:sz="2"/>
+          <w:right w:val="single" w:color="1F3864" w:sz="2"/>
+          <w:insideH w:val="none"/>
+          <w:insideV w:val="none"/>
+        </w:tblBorders>
+      </w:tblPr>
+      <w:tblGrid>
+        <w:gridCol w:w="9026"/>
+      </w:tblGrid>
+      <w:tr>
+        <w:tc>
+          <w:tcPr>
+            <w:tcW w:type="dxa" w:w="9026"/>
+            <w:shd w:fill="EAF1FB" w:val="clear"/>
+            <w:tcMar>
+              <w:top w:type="dxa" w:w="140"/>
+              <w:left w:type="dxa" w:w="200"/>
+              <w:bottom w:type="dxa" w:w="140"/>
+              <w:right w:type="dxa" w:w="200"/>
+            </w:tcMar>
+          </w:tcPr>
+          <w:p>
+            <w:pPr>
+              <w:spacing w:after="60"/>
+            </w:pPr>
+            <w:r>
+              <w:rPr>
+                <w:b/>
+                <w:bCs/>
+                <w:color w:val="1F3864"/>
+                <w:sz w:val="21"/>
+                <w:szCs w:val="21"/>
+              </w:rPr>
+              <w:t xml:space="preserve">Reporting rule adopted for this project</w:t>
+            </w:r>
+          </w:p>
+          <w:p>
+            <w:pPr>
+              <w:spacing w:after="60" w:line="276"/>
+            </w:pPr>
+            <w:r>
+              <w:rPr>
+                <w:sz w:val="20"/>
+                <w:szCs w:val="20"/>
+              </w:rPr>
+              <w:t xml:space="preserve">Give the point estimate, the clustered confidence interval, and the exact McNemar p-value for any claim that one condition differs from another. Never report a bare difference in percentages as though it were a finding.</w:t>
+            </w:r>
+          </w:p>
+          <w:p>
+            <w:pPr>
+              <w:spacing w:after="60" w:line="276"/>
+            </w:pPr>
+            <w:r>
+              <w:rPr>
+                <w:sz w:val="20"/>
+                <w:szCs w:val="20"/>
+              </w:rPr>
+              <w:t xml:space="preserve">This rule has already caught one error: the claim that Self-Refine widens the silent-failure gap survived visual inspection of the counts and did not survive the test.</w:t>
+            </w:r>
+          </w:p>
+        </w:tc>
+      </w:tr>
+    </w:tbl>
     <w:p>
       <w:r>
         <w:br w:type="page"/>

--- a/docs/CREST_Experimental_Record.docx
+++ b/docs/CREST_Experimental_Record.docx
@@ -45,7 +45,7 @@
           <w:sz w:val="22"/>
           <w:szCs w:val="22"/>
         </w:rPr>
-        <w:t xml:space="preserve">Experimental Record and Decision Log — Phases 1–4, three models</w:t>
+        <w:t xml:space="preserve">Experimental Record and Decision Log — Phases 1–4, 3 datasets × 3 models</w:t>
       </w:r>
     </w:p>
     <w:p>
@@ -85,7 +85,7 @@
           <w:sz w:val="20"/>
           <w:szCs w:val="20"/>
         </w:rPr>
-        <w:t xml:space="preserve">Compiled 24 July 2026</w:t>
+        <w:t xml:space="preserve">Compiled 27 July 2026</w:t>
       </w:r>
     </w:p>
     <w:tbl>
@@ -8574,6 +8574,4073 @@
                 <w:szCs w:val="20"/>
               </w:rPr>
               <w:t xml:space="preserve">This rule has already caught one error: the claim that Self-Refine widens the silent-failure gap survived visual inspection of the counts and did not survive the test.</w:t>
+            </w:r>
+          </w:p>
+        </w:tc>
+      </w:tr>
+    </w:tbl>
+    <w:p>
+      <w:r>
+        <w:br w:type="page"/>
+      </w:r>
+    </w:p>
+    <w:p>
+      <w:pPr>
+        <w:pStyle w:val="Heading1"/>
+        <w:spacing w:after="140" w:before="360"/>
+      </w:pPr>
+      <w:r>
+        <w:rPr>
+          <w:b/>
+          <w:bCs/>
+          <w:color w:val="1F3864"/>
+          <w:sz w:val="30"/>
+          <w:szCs w:val="30"/>
+        </w:rPr>
+        <w:t xml:space="preserve">10. Multi-dataset study: the capability × language-type interaction</w:t>
+      </w:r>
+    </w:p>
+    <w:p>
+      <w:pPr>
+        <w:spacing w:after="160" w:line="276"/>
+      </w:pPr>
+      <w:r>
+        <w:rPr>
+          <w:sz w:val="21"/>
+          <w:szCs w:val="21"/>
+        </w:rPr>
+        <w:t xml:space="preserve">The single-dataset analysis was extended to two further benchmarks, ProofWriter and PrOntoQA, using the renma evaluation subsets that Logic-LM and LINC report on — so these prevalence numbers are directly comparable to that prior work. This was the experiment that tested whether the phenomenon generalises. It does, but not uniformly, and the non-uniformity is the finding.</w:t>
+      </w:r>
+    </w:p>
+    <w:p>
+      <w:pPr>
+        <w:pStyle w:val="Heading2"/>
+        <w:spacing w:after="140" w:before="260"/>
+      </w:pPr>
+      <w:r>
+        <w:rPr>
+          <w:b/>
+          <w:bCs/>
+          <w:color w:val="1F3864"/>
+          <w:sz w:val="25"/>
+          <w:szCs w:val="25"/>
+        </w:rPr>
+        <w:t xml:space="preserve">10.1 Vanilla prevalence across 3 datasets × 3 models</w:t>
+      </w:r>
+    </w:p>
+    <w:p>
+      <w:pPr>
+        <w:spacing w:after="120" w:line="276"/>
+      </w:pPr>
+      <w:r>
+        <w:rPr>
+          <w:sz w:val="21"/>
+          <w:szCs w:val="21"/>
+        </w:rPr>
+        <w:t xml:space="preserve">Full validation splits, story-clustered 95% CIs. wrong_dir = confidently wrong; under_det = gold True/False but predicted Uncertain (translation lost content).</w:t>
+      </w:r>
+    </w:p>
+    <w:tbl>
+      <w:tblPr>
+        <w:tblW w:type="dxa" w:w="9026"/>
+        <w:tblBorders>
+          <w:top w:val="single" w:color="auto" w:sz="4"/>
+          <w:left w:val="single" w:color="auto" w:sz="4"/>
+          <w:bottom w:val="single" w:color="auto" w:sz="4"/>
+          <w:right w:val="single" w:color="auto" w:sz="4"/>
+          <w:insideH w:val="single" w:color="auto" w:sz="4"/>
+          <w:insideV w:val="single" w:color="auto" w:sz="4"/>
+        </w:tblBorders>
+      </w:tblPr>
+      <w:tblGrid>
+        <w:gridCol w:w="1900"/>
+        <w:gridCol w:w="1750"/>
+        <w:gridCol w:w="700"/>
+        <w:gridCol w:w="1176"/>
+        <w:gridCol w:w="1200"/>
+        <w:gridCol w:w="1150"/>
+        <w:gridCol w:w="1150"/>
+      </w:tblGrid>
+      <w:tr>
+        <w:trPr>
+          <w:tblHeader/>
+        </w:trPr>
+        <w:tc>
+          <w:tcPr>
+            <w:tcW w:type="dxa" w:w="1900"/>
+            <w:shd w:fill="1F3864" w:val="clear"/>
+            <w:tcMar>
+              <w:top w:type="dxa" w:w="90"/>
+              <w:left w:type="dxa" w:w="120"/>
+              <w:bottom w:type="dxa" w:w="90"/>
+              <w:right w:type="dxa" w:w="120"/>
+            </w:tcMar>
+          </w:tcPr>
+          <w:p>
+            <w:pPr>
+              <w:spacing w:after="0"/>
+            </w:pPr>
+            <w:r>
+              <w:rPr>
+                <w:b/>
+                <w:bCs/>
+                <w:color w:val="FFFFFF"/>
+                <w:sz w:val="18"/>
+                <w:szCs w:val="18"/>
+              </w:rPr>
+              <w:t xml:space="preserve">dataset</w:t>
+            </w:r>
+          </w:p>
+        </w:tc>
+        <w:tc>
+          <w:tcPr>
+            <w:tcW w:type="dxa" w:w="1750"/>
+            <w:shd w:fill="1F3864" w:val="clear"/>
+            <w:tcMar>
+              <w:top w:type="dxa" w:w="90"/>
+              <w:left w:type="dxa" w:w="120"/>
+              <w:bottom w:type="dxa" w:w="90"/>
+              <w:right w:type="dxa" w:w="120"/>
+            </w:tcMar>
+          </w:tcPr>
+          <w:p>
+            <w:pPr>
+              <w:spacing w:after="0"/>
+              <w:jc w:val="center"/>
+            </w:pPr>
+            <w:r>
+              <w:rPr>
+                <w:b/>
+                <w:bCs/>
+                <w:color w:val="FFFFFF"/>
+                <w:sz w:val="18"/>
+                <w:szCs w:val="18"/>
+              </w:rPr>
+              <w:t xml:space="preserve">model</w:t>
+            </w:r>
+          </w:p>
+        </w:tc>
+        <w:tc>
+          <w:tcPr>
+            <w:tcW w:type="dxa" w:w="700"/>
+            <w:shd w:fill="1F3864" w:val="clear"/>
+            <w:tcMar>
+              <w:top w:type="dxa" w:w="90"/>
+              <w:left w:type="dxa" w:w="120"/>
+              <w:bottom w:type="dxa" w:w="90"/>
+              <w:right w:type="dxa" w:w="120"/>
+            </w:tcMar>
+          </w:tcPr>
+          <w:p>
+            <w:pPr>
+              <w:spacing w:after="0"/>
+              <w:jc w:val="center"/>
+            </w:pPr>
+            <w:r>
+              <w:rPr>
+                <w:b/>
+                <w:bCs/>
+                <w:color w:val="FFFFFF"/>
+                <w:sz w:val="18"/>
+                <w:szCs w:val="18"/>
+              </w:rPr>
+              <w:t xml:space="preserve">n</w:t>
+            </w:r>
+          </w:p>
+        </w:tc>
+        <w:tc>
+          <w:tcPr>
+            <w:tcW w:type="dxa" w:w="1176"/>
+            <w:shd w:fill="1F3864" w:val="clear"/>
+            <w:tcMar>
+              <w:top w:type="dxa" w:w="90"/>
+              <w:left w:type="dxa" w:w="120"/>
+              <w:bottom w:type="dxa" w:w="90"/>
+              <w:right w:type="dxa" w:w="120"/>
+            </w:tcMar>
+          </w:tcPr>
+          <w:p>
+            <w:pPr>
+              <w:spacing w:after="0"/>
+              <w:jc w:val="center"/>
+            </w:pPr>
+            <w:r>
+              <w:rPr>
+                <w:b/>
+                <w:bCs/>
+                <w:color w:val="FFFFFF"/>
+                <w:sz w:val="18"/>
+                <w:szCs w:val="18"/>
+              </w:rPr>
+              <w:t xml:space="preserve">accuracy</w:t>
+            </w:r>
+          </w:p>
+        </w:tc>
+        <w:tc>
+          <w:tcPr>
+            <w:tcW w:type="dxa" w:w="1200"/>
+            <w:shd w:fill="1F3864" w:val="clear"/>
+            <w:tcMar>
+              <w:top w:type="dxa" w:w="90"/>
+              <w:left w:type="dxa" w:w="120"/>
+              <w:bottom w:type="dxa" w:w="90"/>
+              <w:right w:type="dxa" w:w="120"/>
+            </w:tcMar>
+          </w:tcPr>
+          <w:p>
+            <w:pPr>
+              <w:spacing w:after="0"/>
+              <w:jc w:val="center"/>
+            </w:pPr>
+            <w:r>
+              <w:rPr>
+                <w:b/>
+                <w:bCs/>
+                <w:color w:val="FFFFFF"/>
+                <w:sz w:val="18"/>
+                <w:szCs w:val="18"/>
+              </w:rPr>
+              <w:t xml:space="preserve">silent</w:t>
+            </w:r>
+          </w:p>
+        </w:tc>
+        <w:tc>
+          <w:tcPr>
+            <w:tcW w:type="dxa" w:w="1150"/>
+            <w:shd w:fill="1F3864" w:val="clear"/>
+            <w:tcMar>
+              <w:top w:type="dxa" w:w="90"/>
+              <w:left w:type="dxa" w:w="120"/>
+              <w:bottom w:type="dxa" w:w="90"/>
+              <w:right w:type="dxa" w:w="120"/>
+            </w:tcMar>
+          </w:tcPr>
+          <w:p>
+            <w:pPr>
+              <w:spacing w:after="0"/>
+              <w:jc w:val="center"/>
+            </w:pPr>
+            <w:r>
+              <w:rPr>
+                <w:b/>
+                <w:bCs/>
+                <w:color w:val="FFFFFF"/>
+                <w:sz w:val="18"/>
+                <w:szCs w:val="18"/>
+              </w:rPr>
+              <w:t xml:space="preserve">wrong_dir</w:t>
+            </w:r>
+          </w:p>
+        </w:tc>
+        <w:tc>
+          <w:tcPr>
+            <w:tcW w:type="dxa" w:w="1150"/>
+            <w:shd w:fill="1F3864" w:val="clear"/>
+            <w:tcMar>
+              <w:top w:type="dxa" w:w="90"/>
+              <w:left w:type="dxa" w:w="120"/>
+              <w:bottom w:type="dxa" w:w="90"/>
+              <w:right w:type="dxa" w:w="120"/>
+            </w:tcMar>
+          </w:tcPr>
+          <w:p>
+            <w:pPr>
+              <w:spacing w:after="0"/>
+              <w:jc w:val="center"/>
+            </w:pPr>
+            <w:r>
+              <w:rPr>
+                <w:b/>
+                <w:bCs/>
+                <w:color w:val="FFFFFF"/>
+                <w:sz w:val="18"/>
+                <w:szCs w:val="18"/>
+              </w:rPr>
+              <w:t xml:space="preserve">under_det</w:t>
+            </w:r>
+          </w:p>
+        </w:tc>
+      </w:tr>
+      <w:tr>
+        <w:tc>
+          <w:tcPr>
+            <w:tcW w:type="dxa" w:w="1900"/>
+            <w:shd w:fill="FFFFFF" w:val="clear"/>
+            <w:tcMar>
+              <w:top w:type="dxa" w:w="80"/>
+              <w:left w:type="dxa" w:w="120"/>
+              <w:bottom w:type="dxa" w:w="80"/>
+              <w:right w:type="dxa" w:w="120"/>
+            </w:tcMar>
+          </w:tcPr>
+          <w:p>
+            <w:pPr>
+              <w:spacing w:after="0" w:line="252"/>
+            </w:pPr>
+            <w:r>
+              <w:rPr>
+                <w:sz w:val="18"/>
+                <w:szCs w:val="18"/>
+              </w:rPr>
+              <w:t xml:space="preserve">folio</w:t>
+            </w:r>
+          </w:p>
+        </w:tc>
+        <w:tc>
+          <w:tcPr>
+            <w:tcW w:type="dxa" w:w="1750"/>
+            <w:shd w:fill="FFFFFF" w:val="clear"/>
+            <w:tcMar>
+              <w:top w:type="dxa" w:w="80"/>
+              <w:left w:type="dxa" w:w="120"/>
+              <w:bottom w:type="dxa" w:w="80"/>
+              <w:right w:type="dxa" w:w="120"/>
+            </w:tcMar>
+          </w:tcPr>
+          <w:p>
+            <w:pPr>
+              <w:spacing w:after="0" w:line="252"/>
+              <w:jc w:val="center"/>
+            </w:pPr>
+            <w:r>
+              <w:rPr>
+                <w:sz w:val="18"/>
+                <w:szCs w:val="18"/>
+              </w:rPr>
+              <w:t xml:space="preserve">Llama-3.1-8B</w:t>
+            </w:r>
+          </w:p>
+        </w:tc>
+        <w:tc>
+          <w:tcPr>
+            <w:tcW w:type="dxa" w:w="700"/>
+            <w:shd w:fill="FFFFFF" w:val="clear"/>
+            <w:tcMar>
+              <w:top w:type="dxa" w:w="80"/>
+              <w:left w:type="dxa" w:w="120"/>
+              <w:bottom w:type="dxa" w:w="80"/>
+              <w:right w:type="dxa" w:w="120"/>
+            </w:tcMar>
+          </w:tcPr>
+          <w:p>
+            <w:pPr>
+              <w:spacing w:after="0" w:line="252"/>
+              <w:jc w:val="center"/>
+            </w:pPr>
+            <w:r>
+              <w:rPr>
+                <w:sz w:val="18"/>
+                <w:szCs w:val="18"/>
+              </w:rPr>
+              <w:t xml:space="preserve">171</w:t>
+            </w:r>
+          </w:p>
+        </w:tc>
+        <w:tc>
+          <w:tcPr>
+            <w:tcW w:type="dxa" w:w="1176"/>
+            <w:shd w:fill="FFFFFF" w:val="clear"/>
+            <w:tcMar>
+              <w:top w:type="dxa" w:w="80"/>
+              <w:left w:type="dxa" w:w="120"/>
+              <w:bottom w:type="dxa" w:w="80"/>
+              <w:right w:type="dxa" w:w="120"/>
+            </w:tcMar>
+          </w:tcPr>
+          <w:p>
+            <w:pPr>
+              <w:spacing w:after="0" w:line="252"/>
+              <w:jc w:val="center"/>
+            </w:pPr>
+            <w:r>
+              <w:rPr>
+                <w:sz w:val="18"/>
+                <w:szCs w:val="18"/>
+              </w:rPr>
+              <w:t xml:space="preserve">60%</w:t>
+            </w:r>
+          </w:p>
+        </w:tc>
+        <w:tc>
+          <w:tcPr>
+            <w:tcW w:type="dxa" w:w="1200"/>
+            <w:shd w:fill="FFFFFF" w:val="clear"/>
+            <w:tcMar>
+              <w:top w:type="dxa" w:w="80"/>
+              <w:left w:type="dxa" w:w="120"/>
+              <w:bottom w:type="dxa" w:w="80"/>
+              <w:right w:type="dxa" w:w="120"/>
+            </w:tcMar>
+          </w:tcPr>
+          <w:p>
+            <w:pPr>
+              <w:spacing w:after="0" w:line="252"/>
+              <w:jc w:val="center"/>
+            </w:pPr>
+            <w:r>
+              <w:rPr>
+                <w:b/>
+                <w:bCs/>
+                <w:color w:val="9C1F1F"/>
+                <w:sz w:val="18"/>
+                <w:szCs w:val="18"/>
+              </w:rPr>
+              <w:t xml:space="preserve">40%</w:t>
+            </w:r>
+          </w:p>
+        </w:tc>
+        <w:tc>
+          <w:tcPr>
+            <w:tcW w:type="dxa" w:w="1150"/>
+            <w:shd w:fill="FFFFFF" w:val="clear"/>
+            <w:tcMar>
+              <w:top w:type="dxa" w:w="80"/>
+              <w:left w:type="dxa" w:w="120"/>
+              <w:bottom w:type="dxa" w:w="80"/>
+              <w:right w:type="dxa" w:w="120"/>
+            </w:tcMar>
+          </w:tcPr>
+          <w:p>
+            <w:pPr>
+              <w:spacing w:after="0" w:line="252"/>
+              <w:jc w:val="center"/>
+            </w:pPr>
+            <w:r>
+              <w:rPr>
+                <w:sz w:val="18"/>
+                <w:szCs w:val="18"/>
+              </w:rPr>
+              <w:t xml:space="preserve">7%</w:t>
+            </w:r>
+          </w:p>
+        </w:tc>
+        <w:tc>
+          <w:tcPr>
+            <w:tcW w:type="dxa" w:w="1150"/>
+            <w:shd w:fill="FFFFFF" w:val="clear"/>
+            <w:tcMar>
+              <w:top w:type="dxa" w:w="80"/>
+              <w:left w:type="dxa" w:w="120"/>
+              <w:bottom w:type="dxa" w:w="80"/>
+              <w:right w:type="dxa" w:w="120"/>
+            </w:tcMar>
+          </w:tcPr>
+          <w:p>
+            <w:pPr>
+              <w:spacing w:after="0" w:line="252"/>
+              <w:jc w:val="center"/>
+            </w:pPr>
+            <w:r>
+              <w:rPr>
+                <w:sz w:val="18"/>
+                <w:szCs w:val="18"/>
+              </w:rPr>
+              <w:t xml:space="preserve">33%</w:t>
+            </w:r>
+          </w:p>
+        </w:tc>
+      </w:tr>
+      <w:tr>
+        <w:tc>
+          <w:tcPr>
+            <w:tcW w:type="dxa" w:w="1900"/>
+            <w:shd w:fill="F7F8FA" w:val="clear"/>
+            <w:tcMar>
+              <w:top w:type="dxa" w:w="80"/>
+              <w:left w:type="dxa" w:w="120"/>
+              <w:bottom w:type="dxa" w:w="80"/>
+              <w:right w:type="dxa" w:w="120"/>
+            </w:tcMar>
+          </w:tcPr>
+          <w:p>
+            <w:pPr>
+              <w:spacing w:after="0" w:line="252"/>
+            </w:pPr>
+            <w:r>
+              <w:rPr>
+                <w:sz w:val="18"/>
+                <w:szCs w:val="18"/>
+              </w:rPr>
+              <w:t xml:space="preserve">folio</w:t>
+            </w:r>
+          </w:p>
+        </w:tc>
+        <w:tc>
+          <w:tcPr>
+            <w:tcW w:type="dxa" w:w="1750"/>
+            <w:shd w:fill="F7F8FA" w:val="clear"/>
+            <w:tcMar>
+              <w:top w:type="dxa" w:w="80"/>
+              <w:left w:type="dxa" w:w="120"/>
+              <w:bottom w:type="dxa" w:w="80"/>
+              <w:right w:type="dxa" w:w="120"/>
+            </w:tcMar>
+          </w:tcPr>
+          <w:p>
+            <w:pPr>
+              <w:spacing w:after="0" w:line="252"/>
+              <w:jc w:val="center"/>
+            </w:pPr>
+            <w:r>
+              <w:rPr>
+                <w:sz w:val="18"/>
+                <w:szCs w:val="18"/>
+              </w:rPr>
+              <w:t xml:space="preserve">gpt-4o-mini</w:t>
+            </w:r>
+          </w:p>
+        </w:tc>
+        <w:tc>
+          <w:tcPr>
+            <w:tcW w:type="dxa" w:w="700"/>
+            <w:shd w:fill="F7F8FA" w:val="clear"/>
+            <w:tcMar>
+              <w:top w:type="dxa" w:w="80"/>
+              <w:left w:type="dxa" w:w="120"/>
+              <w:bottom w:type="dxa" w:w="80"/>
+              <w:right w:type="dxa" w:w="120"/>
+            </w:tcMar>
+          </w:tcPr>
+          <w:p>
+            <w:pPr>
+              <w:spacing w:after="0" w:line="252"/>
+              <w:jc w:val="center"/>
+            </w:pPr>
+            <w:r>
+              <w:rPr>
+                <w:sz w:val="18"/>
+                <w:szCs w:val="18"/>
+              </w:rPr>
+              <w:t xml:space="preserve">184</w:t>
+            </w:r>
+          </w:p>
+        </w:tc>
+        <w:tc>
+          <w:tcPr>
+            <w:tcW w:type="dxa" w:w="1176"/>
+            <w:shd w:fill="F7F8FA" w:val="clear"/>
+            <w:tcMar>
+              <w:top w:type="dxa" w:w="80"/>
+              <w:left w:type="dxa" w:w="120"/>
+              <w:bottom w:type="dxa" w:w="80"/>
+              <w:right w:type="dxa" w:w="120"/>
+            </w:tcMar>
+          </w:tcPr>
+          <w:p>
+            <w:pPr>
+              <w:spacing w:after="0" w:line="252"/>
+              <w:jc w:val="center"/>
+            </w:pPr>
+            <w:r>
+              <w:rPr>
+                <w:sz w:val="18"/>
+                <w:szCs w:val="18"/>
+              </w:rPr>
+              <w:t xml:space="preserve">61%</w:t>
+            </w:r>
+          </w:p>
+        </w:tc>
+        <w:tc>
+          <w:tcPr>
+            <w:tcW w:type="dxa" w:w="1200"/>
+            <w:shd w:fill="F7F8FA" w:val="clear"/>
+            <w:tcMar>
+              <w:top w:type="dxa" w:w="80"/>
+              <w:left w:type="dxa" w:w="120"/>
+              <w:bottom w:type="dxa" w:w="80"/>
+              <w:right w:type="dxa" w:w="120"/>
+            </w:tcMar>
+          </w:tcPr>
+          <w:p>
+            <w:pPr>
+              <w:spacing w:after="0" w:line="252"/>
+              <w:jc w:val="center"/>
+            </w:pPr>
+            <w:r>
+              <w:rPr>
+                <w:b/>
+                <w:bCs/>
+                <w:color w:val="9C1F1F"/>
+                <w:sz w:val="18"/>
+                <w:szCs w:val="18"/>
+              </w:rPr>
+              <w:t xml:space="preserve">39%</w:t>
+            </w:r>
+          </w:p>
+        </w:tc>
+        <w:tc>
+          <w:tcPr>
+            <w:tcW w:type="dxa" w:w="1150"/>
+            <w:shd w:fill="F7F8FA" w:val="clear"/>
+            <w:tcMar>
+              <w:top w:type="dxa" w:w="80"/>
+              <w:left w:type="dxa" w:w="120"/>
+              <w:bottom w:type="dxa" w:w="80"/>
+              <w:right w:type="dxa" w:w="120"/>
+            </w:tcMar>
+          </w:tcPr>
+          <w:p>
+            <w:pPr>
+              <w:spacing w:after="0" w:line="252"/>
+              <w:jc w:val="center"/>
+            </w:pPr>
+            <w:r>
+              <w:rPr>
+                <w:sz w:val="18"/>
+                <w:szCs w:val="18"/>
+              </w:rPr>
+              <w:t xml:space="preserve">9%</w:t>
+            </w:r>
+          </w:p>
+        </w:tc>
+        <w:tc>
+          <w:tcPr>
+            <w:tcW w:type="dxa" w:w="1150"/>
+            <w:shd w:fill="F7F8FA" w:val="clear"/>
+            <w:tcMar>
+              <w:top w:type="dxa" w:w="80"/>
+              <w:left w:type="dxa" w:w="120"/>
+              <w:bottom w:type="dxa" w:w="80"/>
+              <w:right w:type="dxa" w:w="120"/>
+            </w:tcMar>
+          </w:tcPr>
+          <w:p>
+            <w:pPr>
+              <w:spacing w:after="0" w:line="252"/>
+              <w:jc w:val="center"/>
+            </w:pPr>
+            <w:r>
+              <w:rPr>
+                <w:sz w:val="18"/>
+                <w:szCs w:val="18"/>
+              </w:rPr>
+              <w:t xml:space="preserve">30%</w:t>
+            </w:r>
+          </w:p>
+        </w:tc>
+      </w:tr>
+      <w:tr>
+        <w:tc>
+          <w:tcPr>
+            <w:tcW w:type="dxa" w:w="1900"/>
+            <w:shd w:fill="FFFFFF" w:val="clear"/>
+            <w:tcMar>
+              <w:top w:type="dxa" w:w="80"/>
+              <w:left w:type="dxa" w:w="120"/>
+              <w:bottom w:type="dxa" w:w="80"/>
+              <w:right w:type="dxa" w:w="120"/>
+            </w:tcMar>
+          </w:tcPr>
+          <w:p>
+            <w:pPr>
+              <w:spacing w:after="0" w:line="252"/>
+            </w:pPr>
+            <w:r>
+              <w:rPr>
+                <w:sz w:val="18"/>
+                <w:szCs w:val="18"/>
+              </w:rPr>
+              <w:t xml:space="preserve">folio</w:t>
+            </w:r>
+          </w:p>
+        </w:tc>
+        <w:tc>
+          <w:tcPr>
+            <w:tcW w:type="dxa" w:w="1750"/>
+            <w:shd w:fill="FFFFFF" w:val="clear"/>
+            <w:tcMar>
+              <w:top w:type="dxa" w:w="80"/>
+              <w:left w:type="dxa" w:w="120"/>
+              <w:bottom w:type="dxa" w:w="80"/>
+              <w:right w:type="dxa" w:w="120"/>
+            </w:tcMar>
+          </w:tcPr>
+          <w:p>
+            <w:pPr>
+              <w:spacing w:after="0" w:line="252"/>
+              <w:jc w:val="center"/>
+            </w:pPr>
+            <w:r>
+              <w:rPr>
+                <w:sz w:val="18"/>
+                <w:szCs w:val="18"/>
+              </w:rPr>
+              <w:t xml:space="preserve">gpt-4o</w:t>
+            </w:r>
+          </w:p>
+        </w:tc>
+        <w:tc>
+          <w:tcPr>
+            <w:tcW w:type="dxa" w:w="700"/>
+            <w:shd w:fill="FFFFFF" w:val="clear"/>
+            <w:tcMar>
+              <w:top w:type="dxa" w:w="80"/>
+              <w:left w:type="dxa" w:w="120"/>
+              <w:bottom w:type="dxa" w:w="80"/>
+              <w:right w:type="dxa" w:w="120"/>
+            </w:tcMar>
+          </w:tcPr>
+          <w:p>
+            <w:pPr>
+              <w:spacing w:after="0" w:line="252"/>
+              <w:jc w:val="center"/>
+            </w:pPr>
+            <w:r>
+              <w:rPr>
+                <w:sz w:val="18"/>
+                <w:szCs w:val="18"/>
+              </w:rPr>
+              <w:t xml:space="preserve">188</w:t>
+            </w:r>
+          </w:p>
+        </w:tc>
+        <w:tc>
+          <w:tcPr>
+            <w:tcW w:type="dxa" w:w="1176"/>
+            <w:shd w:fill="FFFFFF" w:val="clear"/>
+            <w:tcMar>
+              <w:top w:type="dxa" w:w="80"/>
+              <w:left w:type="dxa" w:w="120"/>
+              <w:bottom w:type="dxa" w:w="80"/>
+              <w:right w:type="dxa" w:w="120"/>
+            </w:tcMar>
+          </w:tcPr>
+          <w:p>
+            <w:pPr>
+              <w:spacing w:after="0" w:line="252"/>
+              <w:jc w:val="center"/>
+            </w:pPr>
+            <w:r>
+              <w:rPr>
+                <w:sz w:val="18"/>
+                <w:szCs w:val="18"/>
+              </w:rPr>
+              <w:t xml:space="preserve">71%</w:t>
+            </w:r>
+          </w:p>
+        </w:tc>
+        <w:tc>
+          <w:tcPr>
+            <w:tcW w:type="dxa" w:w="1200"/>
+            <w:shd w:fill="FFFFFF" w:val="clear"/>
+            <w:tcMar>
+              <w:top w:type="dxa" w:w="80"/>
+              <w:left w:type="dxa" w:w="120"/>
+              <w:bottom w:type="dxa" w:w="80"/>
+              <w:right w:type="dxa" w:w="120"/>
+            </w:tcMar>
+          </w:tcPr>
+          <w:p>
+            <w:pPr>
+              <w:spacing w:after="0" w:line="252"/>
+              <w:jc w:val="center"/>
+            </w:pPr>
+            <w:r>
+              <w:rPr>
+                <w:b/>
+                <w:bCs/>
+                <w:color w:val="9C1F1F"/>
+                <w:sz w:val="18"/>
+                <w:szCs w:val="18"/>
+              </w:rPr>
+              <w:t xml:space="preserve">29%</w:t>
+            </w:r>
+          </w:p>
+        </w:tc>
+        <w:tc>
+          <w:tcPr>
+            <w:tcW w:type="dxa" w:w="1150"/>
+            <w:shd w:fill="FFFFFF" w:val="clear"/>
+            <w:tcMar>
+              <w:top w:type="dxa" w:w="80"/>
+              <w:left w:type="dxa" w:w="120"/>
+              <w:bottom w:type="dxa" w:w="80"/>
+              <w:right w:type="dxa" w:w="120"/>
+            </w:tcMar>
+          </w:tcPr>
+          <w:p>
+            <w:pPr>
+              <w:spacing w:after="0" w:line="252"/>
+              <w:jc w:val="center"/>
+            </w:pPr>
+            <w:r>
+              <w:rPr>
+                <w:sz w:val="18"/>
+                <w:szCs w:val="18"/>
+              </w:rPr>
+              <w:t xml:space="preserve">3%</w:t>
+            </w:r>
+          </w:p>
+        </w:tc>
+        <w:tc>
+          <w:tcPr>
+            <w:tcW w:type="dxa" w:w="1150"/>
+            <w:shd w:fill="FFFFFF" w:val="clear"/>
+            <w:tcMar>
+              <w:top w:type="dxa" w:w="80"/>
+              <w:left w:type="dxa" w:w="120"/>
+              <w:bottom w:type="dxa" w:w="80"/>
+              <w:right w:type="dxa" w:w="120"/>
+            </w:tcMar>
+          </w:tcPr>
+          <w:p>
+            <w:pPr>
+              <w:spacing w:after="0" w:line="252"/>
+              <w:jc w:val="center"/>
+            </w:pPr>
+            <w:r>
+              <w:rPr>
+                <w:sz w:val="18"/>
+                <w:szCs w:val="18"/>
+              </w:rPr>
+              <w:t xml:space="preserve">26%</w:t>
+            </w:r>
+          </w:p>
+        </w:tc>
+      </w:tr>
+      <w:tr>
+        <w:tc>
+          <w:tcPr>
+            <w:tcW w:type="dxa" w:w="1900"/>
+            <w:shd w:fill="F7F8FA" w:val="clear"/>
+            <w:tcMar>
+              <w:top w:type="dxa" w:w="80"/>
+              <w:left w:type="dxa" w:w="120"/>
+              <w:bottom w:type="dxa" w:w="80"/>
+              <w:right w:type="dxa" w:w="120"/>
+            </w:tcMar>
+          </w:tcPr>
+          <w:p>
+            <w:pPr>
+              <w:spacing w:after="0" w:line="252"/>
+            </w:pPr>
+            <w:r>
+              <w:rPr>
+                <w:sz w:val="18"/>
+                <w:szCs w:val="18"/>
+              </w:rPr>
+              <w:t xml:space="preserve">proofwriter</w:t>
+            </w:r>
+          </w:p>
+        </w:tc>
+        <w:tc>
+          <w:tcPr>
+            <w:tcW w:type="dxa" w:w="1750"/>
+            <w:shd w:fill="F7F8FA" w:val="clear"/>
+            <w:tcMar>
+              <w:top w:type="dxa" w:w="80"/>
+              <w:left w:type="dxa" w:w="120"/>
+              <w:bottom w:type="dxa" w:w="80"/>
+              <w:right w:type="dxa" w:w="120"/>
+            </w:tcMar>
+          </w:tcPr>
+          <w:p>
+            <w:pPr>
+              <w:spacing w:after="0" w:line="252"/>
+              <w:jc w:val="center"/>
+            </w:pPr>
+            <w:r>
+              <w:rPr>
+                <w:sz w:val="18"/>
+                <w:szCs w:val="18"/>
+              </w:rPr>
+              <w:t xml:space="preserve">Llama-3.1-8B</w:t>
+            </w:r>
+          </w:p>
+        </w:tc>
+        <w:tc>
+          <w:tcPr>
+            <w:tcW w:type="dxa" w:w="700"/>
+            <w:shd w:fill="F7F8FA" w:val="clear"/>
+            <w:tcMar>
+              <w:top w:type="dxa" w:w="80"/>
+              <w:left w:type="dxa" w:w="120"/>
+              <w:bottom w:type="dxa" w:w="80"/>
+              <w:right w:type="dxa" w:w="120"/>
+            </w:tcMar>
+          </w:tcPr>
+          <w:p>
+            <w:pPr>
+              <w:spacing w:after="0" w:line="252"/>
+              <w:jc w:val="center"/>
+            </w:pPr>
+            <w:r>
+              <w:rPr>
+                <w:sz w:val="18"/>
+                <w:szCs w:val="18"/>
+              </w:rPr>
+              <w:t xml:space="preserve">585</w:t>
+            </w:r>
+          </w:p>
+        </w:tc>
+        <w:tc>
+          <w:tcPr>
+            <w:tcW w:type="dxa" w:w="1176"/>
+            <w:shd w:fill="F7F8FA" w:val="clear"/>
+            <w:tcMar>
+              <w:top w:type="dxa" w:w="80"/>
+              <w:left w:type="dxa" w:w="120"/>
+              <w:bottom w:type="dxa" w:w="80"/>
+              <w:right w:type="dxa" w:w="120"/>
+            </w:tcMar>
+          </w:tcPr>
+          <w:p>
+            <w:pPr>
+              <w:spacing w:after="0" w:line="252"/>
+              <w:jc w:val="center"/>
+            </w:pPr>
+            <w:r>
+              <w:rPr>
+                <w:sz w:val="18"/>
+                <w:szCs w:val="18"/>
+              </w:rPr>
+              <w:t xml:space="preserve">85%</w:t>
+            </w:r>
+          </w:p>
+        </w:tc>
+        <w:tc>
+          <w:tcPr>
+            <w:tcW w:type="dxa" w:w="1200"/>
+            <w:shd w:fill="F7F8FA" w:val="clear"/>
+            <w:tcMar>
+              <w:top w:type="dxa" w:w="80"/>
+              <w:left w:type="dxa" w:w="120"/>
+              <w:bottom w:type="dxa" w:w="80"/>
+              <w:right w:type="dxa" w:w="120"/>
+            </w:tcMar>
+          </w:tcPr>
+          <w:p>
+            <w:pPr>
+              <w:spacing w:after="0" w:line="252"/>
+              <w:jc w:val="center"/>
+            </w:pPr>
+            <w:r>
+              <w:rPr>
+                <w:sz w:val="18"/>
+                <w:szCs w:val="18"/>
+              </w:rPr>
+              <w:t xml:space="preserve">15%</w:t>
+            </w:r>
+          </w:p>
+        </w:tc>
+        <w:tc>
+          <w:tcPr>
+            <w:tcW w:type="dxa" w:w="1150"/>
+            <w:shd w:fill="F7F8FA" w:val="clear"/>
+            <w:tcMar>
+              <w:top w:type="dxa" w:w="80"/>
+              <w:left w:type="dxa" w:w="120"/>
+              <w:bottom w:type="dxa" w:w="80"/>
+              <w:right w:type="dxa" w:w="120"/>
+            </w:tcMar>
+          </w:tcPr>
+          <w:p>
+            <w:pPr>
+              <w:spacing w:after="0" w:line="252"/>
+              <w:jc w:val="center"/>
+            </w:pPr>
+            <w:r>
+              <w:rPr>
+                <w:sz w:val="18"/>
+                <w:szCs w:val="18"/>
+              </w:rPr>
+              <w:t xml:space="preserve">6%</w:t>
+            </w:r>
+          </w:p>
+        </w:tc>
+        <w:tc>
+          <w:tcPr>
+            <w:tcW w:type="dxa" w:w="1150"/>
+            <w:shd w:fill="F7F8FA" w:val="clear"/>
+            <w:tcMar>
+              <w:top w:type="dxa" w:w="80"/>
+              <w:left w:type="dxa" w:w="120"/>
+              <w:bottom w:type="dxa" w:w="80"/>
+              <w:right w:type="dxa" w:w="120"/>
+            </w:tcMar>
+          </w:tcPr>
+          <w:p>
+            <w:pPr>
+              <w:spacing w:after="0" w:line="252"/>
+              <w:jc w:val="center"/>
+            </w:pPr>
+            <w:r>
+              <w:rPr>
+                <w:sz w:val="18"/>
+                <w:szCs w:val="18"/>
+              </w:rPr>
+              <w:t xml:space="preserve">8%</w:t>
+            </w:r>
+          </w:p>
+        </w:tc>
+      </w:tr>
+      <w:tr>
+        <w:tc>
+          <w:tcPr>
+            <w:tcW w:type="dxa" w:w="1900"/>
+            <w:shd w:fill="FFFFFF" w:val="clear"/>
+            <w:tcMar>
+              <w:top w:type="dxa" w:w="80"/>
+              <w:left w:type="dxa" w:w="120"/>
+              <w:bottom w:type="dxa" w:w="80"/>
+              <w:right w:type="dxa" w:w="120"/>
+            </w:tcMar>
+          </w:tcPr>
+          <w:p>
+            <w:pPr>
+              <w:spacing w:after="0" w:line="252"/>
+            </w:pPr>
+            <w:r>
+              <w:rPr>
+                <w:sz w:val="18"/>
+                <w:szCs w:val="18"/>
+              </w:rPr>
+              <w:t xml:space="preserve">proofwriter</w:t>
+            </w:r>
+          </w:p>
+        </w:tc>
+        <w:tc>
+          <w:tcPr>
+            <w:tcW w:type="dxa" w:w="1750"/>
+            <w:shd w:fill="FFFFFF" w:val="clear"/>
+            <w:tcMar>
+              <w:top w:type="dxa" w:w="80"/>
+              <w:left w:type="dxa" w:w="120"/>
+              <w:bottom w:type="dxa" w:w="80"/>
+              <w:right w:type="dxa" w:w="120"/>
+            </w:tcMar>
+          </w:tcPr>
+          <w:p>
+            <w:pPr>
+              <w:spacing w:after="0" w:line="252"/>
+              <w:jc w:val="center"/>
+            </w:pPr>
+            <w:r>
+              <w:rPr>
+                <w:sz w:val="18"/>
+                <w:szCs w:val="18"/>
+              </w:rPr>
+              <w:t xml:space="preserve">gpt-4o-mini</w:t>
+            </w:r>
+          </w:p>
+        </w:tc>
+        <w:tc>
+          <w:tcPr>
+            <w:tcW w:type="dxa" w:w="700"/>
+            <w:shd w:fill="FFFFFF" w:val="clear"/>
+            <w:tcMar>
+              <w:top w:type="dxa" w:w="80"/>
+              <w:left w:type="dxa" w:w="120"/>
+              <w:bottom w:type="dxa" w:w="80"/>
+              <w:right w:type="dxa" w:w="120"/>
+            </w:tcMar>
+          </w:tcPr>
+          <w:p>
+            <w:pPr>
+              <w:spacing w:after="0" w:line="252"/>
+              <w:jc w:val="center"/>
+            </w:pPr>
+            <w:r>
+              <w:rPr>
+                <w:sz w:val="18"/>
+                <w:szCs w:val="18"/>
+              </w:rPr>
+              <w:t xml:space="preserve">591</w:t>
+            </w:r>
+          </w:p>
+        </w:tc>
+        <w:tc>
+          <w:tcPr>
+            <w:tcW w:type="dxa" w:w="1176"/>
+            <w:shd w:fill="FFFFFF" w:val="clear"/>
+            <w:tcMar>
+              <w:top w:type="dxa" w:w="80"/>
+              <w:left w:type="dxa" w:w="120"/>
+              <w:bottom w:type="dxa" w:w="80"/>
+              <w:right w:type="dxa" w:w="120"/>
+            </w:tcMar>
+          </w:tcPr>
+          <w:p>
+            <w:pPr>
+              <w:spacing w:after="0" w:line="252"/>
+              <w:jc w:val="center"/>
+            </w:pPr>
+            <w:r>
+              <w:rPr>
+                <w:sz w:val="18"/>
+                <w:szCs w:val="18"/>
+              </w:rPr>
+              <w:t xml:space="preserve">96%</w:t>
+            </w:r>
+          </w:p>
+        </w:tc>
+        <w:tc>
+          <w:tcPr>
+            <w:tcW w:type="dxa" w:w="1200"/>
+            <w:shd w:fill="FFFFFF" w:val="clear"/>
+            <w:tcMar>
+              <w:top w:type="dxa" w:w="80"/>
+              <w:left w:type="dxa" w:w="120"/>
+              <w:bottom w:type="dxa" w:w="80"/>
+              <w:right w:type="dxa" w:w="120"/>
+            </w:tcMar>
+          </w:tcPr>
+          <w:p>
+            <w:pPr>
+              <w:spacing w:after="0" w:line="252"/>
+              <w:jc w:val="center"/>
+            </w:pPr>
+            <w:r>
+              <w:rPr>
+                <w:sz w:val="18"/>
+                <w:szCs w:val="18"/>
+              </w:rPr>
+              <w:t xml:space="preserve">4%</w:t>
+            </w:r>
+          </w:p>
+        </w:tc>
+        <w:tc>
+          <w:tcPr>
+            <w:tcW w:type="dxa" w:w="1150"/>
+            <w:shd w:fill="FFFFFF" w:val="clear"/>
+            <w:tcMar>
+              <w:top w:type="dxa" w:w="80"/>
+              <w:left w:type="dxa" w:w="120"/>
+              <w:bottom w:type="dxa" w:w="80"/>
+              <w:right w:type="dxa" w:w="120"/>
+            </w:tcMar>
+          </w:tcPr>
+          <w:p>
+            <w:pPr>
+              <w:spacing w:after="0" w:line="252"/>
+              <w:jc w:val="center"/>
+            </w:pPr>
+            <w:r>
+              <w:rPr>
+                <w:sz w:val="18"/>
+                <w:szCs w:val="18"/>
+              </w:rPr>
+              <w:t xml:space="preserve">3%</w:t>
+            </w:r>
+          </w:p>
+        </w:tc>
+        <w:tc>
+          <w:tcPr>
+            <w:tcW w:type="dxa" w:w="1150"/>
+            <w:shd w:fill="FFFFFF" w:val="clear"/>
+            <w:tcMar>
+              <w:top w:type="dxa" w:w="80"/>
+              <w:left w:type="dxa" w:w="120"/>
+              <w:bottom w:type="dxa" w:w="80"/>
+              <w:right w:type="dxa" w:w="120"/>
+            </w:tcMar>
+          </w:tcPr>
+          <w:p>
+            <w:pPr>
+              <w:spacing w:after="0" w:line="252"/>
+              <w:jc w:val="center"/>
+            </w:pPr>
+            <w:r>
+              <w:rPr>
+                <w:sz w:val="18"/>
+                <w:szCs w:val="18"/>
+              </w:rPr>
+              <w:t xml:space="preserve">1%</w:t>
+            </w:r>
+          </w:p>
+        </w:tc>
+      </w:tr>
+      <w:tr>
+        <w:tc>
+          <w:tcPr>
+            <w:tcW w:type="dxa" w:w="1900"/>
+            <w:shd w:fill="F7F8FA" w:val="clear"/>
+            <w:tcMar>
+              <w:top w:type="dxa" w:w="80"/>
+              <w:left w:type="dxa" w:w="120"/>
+              <w:bottom w:type="dxa" w:w="80"/>
+              <w:right w:type="dxa" w:w="120"/>
+            </w:tcMar>
+          </w:tcPr>
+          <w:p>
+            <w:pPr>
+              <w:spacing w:after="0" w:line="252"/>
+            </w:pPr>
+            <w:r>
+              <w:rPr>
+                <w:sz w:val="18"/>
+                <w:szCs w:val="18"/>
+              </w:rPr>
+              <w:t xml:space="preserve">proofwriter</w:t>
+            </w:r>
+          </w:p>
+        </w:tc>
+        <w:tc>
+          <w:tcPr>
+            <w:tcW w:type="dxa" w:w="1750"/>
+            <w:shd w:fill="F7F8FA" w:val="clear"/>
+            <w:tcMar>
+              <w:top w:type="dxa" w:w="80"/>
+              <w:left w:type="dxa" w:w="120"/>
+              <w:bottom w:type="dxa" w:w="80"/>
+              <w:right w:type="dxa" w:w="120"/>
+            </w:tcMar>
+          </w:tcPr>
+          <w:p>
+            <w:pPr>
+              <w:spacing w:after="0" w:line="252"/>
+              <w:jc w:val="center"/>
+            </w:pPr>
+            <w:r>
+              <w:rPr>
+                <w:sz w:val="18"/>
+                <w:szCs w:val="18"/>
+              </w:rPr>
+              <w:t xml:space="preserve">gpt-4o</w:t>
+            </w:r>
+          </w:p>
+        </w:tc>
+        <w:tc>
+          <w:tcPr>
+            <w:tcW w:type="dxa" w:w="700"/>
+            <w:shd w:fill="F7F8FA" w:val="clear"/>
+            <w:tcMar>
+              <w:top w:type="dxa" w:w="80"/>
+              <w:left w:type="dxa" w:w="120"/>
+              <w:bottom w:type="dxa" w:w="80"/>
+              <w:right w:type="dxa" w:w="120"/>
+            </w:tcMar>
+          </w:tcPr>
+          <w:p>
+            <w:pPr>
+              <w:spacing w:after="0" w:line="252"/>
+              <w:jc w:val="center"/>
+            </w:pPr>
+            <w:r>
+              <w:rPr>
+                <w:sz w:val="18"/>
+                <w:szCs w:val="18"/>
+              </w:rPr>
+              <w:t xml:space="preserve">600</w:t>
+            </w:r>
+          </w:p>
+        </w:tc>
+        <w:tc>
+          <w:tcPr>
+            <w:tcW w:type="dxa" w:w="1176"/>
+            <w:shd w:fill="F7F8FA" w:val="clear"/>
+            <w:tcMar>
+              <w:top w:type="dxa" w:w="80"/>
+              <w:left w:type="dxa" w:w="120"/>
+              <w:bottom w:type="dxa" w:w="80"/>
+              <w:right w:type="dxa" w:w="120"/>
+            </w:tcMar>
+          </w:tcPr>
+          <w:p>
+            <w:pPr>
+              <w:spacing w:after="0" w:line="252"/>
+              <w:jc w:val="center"/>
+            </w:pPr>
+            <w:r>
+              <w:rPr>
+                <w:sz w:val="18"/>
+                <w:szCs w:val="18"/>
+              </w:rPr>
+              <w:t xml:space="preserve">97%</w:t>
+            </w:r>
+          </w:p>
+        </w:tc>
+        <w:tc>
+          <w:tcPr>
+            <w:tcW w:type="dxa" w:w="1200"/>
+            <w:shd w:fill="F7F8FA" w:val="clear"/>
+            <w:tcMar>
+              <w:top w:type="dxa" w:w="80"/>
+              <w:left w:type="dxa" w:w="120"/>
+              <w:bottom w:type="dxa" w:w="80"/>
+              <w:right w:type="dxa" w:w="120"/>
+            </w:tcMar>
+          </w:tcPr>
+          <w:p>
+            <w:pPr>
+              <w:spacing w:after="0" w:line="252"/>
+              <w:jc w:val="center"/>
+            </w:pPr>
+            <w:r>
+              <w:rPr>
+                <w:b/>
+                <w:bCs/>
+                <w:color w:val="1E6B34"/>
+                <w:sz w:val="18"/>
+                <w:szCs w:val="18"/>
+              </w:rPr>
+              <w:t xml:space="preserve">3%</w:t>
+            </w:r>
+          </w:p>
+        </w:tc>
+        <w:tc>
+          <w:tcPr>
+            <w:tcW w:type="dxa" w:w="1150"/>
+            <w:shd w:fill="F7F8FA" w:val="clear"/>
+            <w:tcMar>
+              <w:top w:type="dxa" w:w="80"/>
+              <w:left w:type="dxa" w:w="120"/>
+              <w:bottom w:type="dxa" w:w="80"/>
+              <w:right w:type="dxa" w:w="120"/>
+            </w:tcMar>
+          </w:tcPr>
+          <w:p>
+            <w:pPr>
+              <w:spacing w:after="0" w:line="252"/>
+              <w:jc w:val="center"/>
+            </w:pPr>
+            <w:r>
+              <w:rPr>
+                <w:sz w:val="18"/>
+                <w:szCs w:val="18"/>
+              </w:rPr>
+              <w:t xml:space="preserve">2%</w:t>
+            </w:r>
+          </w:p>
+        </w:tc>
+        <w:tc>
+          <w:tcPr>
+            <w:tcW w:type="dxa" w:w="1150"/>
+            <w:shd w:fill="F7F8FA" w:val="clear"/>
+            <w:tcMar>
+              <w:top w:type="dxa" w:w="80"/>
+              <w:left w:type="dxa" w:w="120"/>
+              <w:bottom w:type="dxa" w:w="80"/>
+              <w:right w:type="dxa" w:w="120"/>
+            </w:tcMar>
+          </w:tcPr>
+          <w:p>
+            <w:pPr>
+              <w:spacing w:after="0" w:line="252"/>
+              <w:jc w:val="center"/>
+            </w:pPr>
+            <w:r>
+              <w:rPr>
+                <w:sz w:val="18"/>
+                <w:szCs w:val="18"/>
+              </w:rPr>
+              <w:t xml:space="preserve">0%</w:t>
+            </w:r>
+          </w:p>
+        </w:tc>
+      </w:tr>
+      <w:tr>
+        <w:tc>
+          <w:tcPr>
+            <w:tcW w:type="dxa" w:w="1900"/>
+            <w:shd w:fill="FFFFFF" w:val="clear"/>
+            <w:tcMar>
+              <w:top w:type="dxa" w:w="80"/>
+              <w:left w:type="dxa" w:w="120"/>
+              <w:bottom w:type="dxa" w:w="80"/>
+              <w:right w:type="dxa" w:w="120"/>
+            </w:tcMar>
+          </w:tcPr>
+          <w:p>
+            <w:pPr>
+              <w:spacing w:after="0" w:line="252"/>
+            </w:pPr>
+            <w:r>
+              <w:rPr>
+                <w:sz w:val="18"/>
+                <w:szCs w:val="18"/>
+              </w:rPr>
+              <w:t xml:space="preserve">prontoqa</w:t>
+            </w:r>
+          </w:p>
+        </w:tc>
+        <w:tc>
+          <w:tcPr>
+            <w:tcW w:type="dxa" w:w="1750"/>
+            <w:shd w:fill="FFFFFF" w:val="clear"/>
+            <w:tcMar>
+              <w:top w:type="dxa" w:w="80"/>
+              <w:left w:type="dxa" w:w="120"/>
+              <w:bottom w:type="dxa" w:w="80"/>
+              <w:right w:type="dxa" w:w="120"/>
+            </w:tcMar>
+          </w:tcPr>
+          <w:p>
+            <w:pPr>
+              <w:spacing w:after="0" w:line="252"/>
+              <w:jc w:val="center"/>
+            </w:pPr>
+            <w:r>
+              <w:rPr>
+                <w:sz w:val="18"/>
+                <w:szCs w:val="18"/>
+              </w:rPr>
+              <w:t xml:space="preserve">Llama-3.1-8B</w:t>
+            </w:r>
+          </w:p>
+        </w:tc>
+        <w:tc>
+          <w:tcPr>
+            <w:tcW w:type="dxa" w:w="700"/>
+            <w:shd w:fill="FFFFFF" w:val="clear"/>
+            <w:tcMar>
+              <w:top w:type="dxa" w:w="80"/>
+              <w:left w:type="dxa" w:w="120"/>
+              <w:bottom w:type="dxa" w:w="80"/>
+              <w:right w:type="dxa" w:w="120"/>
+            </w:tcMar>
+          </w:tcPr>
+          <w:p>
+            <w:pPr>
+              <w:spacing w:after="0" w:line="252"/>
+              <w:jc w:val="center"/>
+            </w:pPr>
+            <w:r>
+              <w:rPr>
+                <w:sz w:val="18"/>
+                <w:szCs w:val="18"/>
+              </w:rPr>
+              <w:t xml:space="preserve">481</w:t>
+            </w:r>
+          </w:p>
+        </w:tc>
+        <w:tc>
+          <w:tcPr>
+            <w:tcW w:type="dxa" w:w="1176"/>
+            <w:shd w:fill="FFFFFF" w:val="clear"/>
+            <w:tcMar>
+              <w:top w:type="dxa" w:w="80"/>
+              <w:left w:type="dxa" w:w="120"/>
+              <w:bottom w:type="dxa" w:w="80"/>
+              <w:right w:type="dxa" w:w="120"/>
+            </w:tcMar>
+          </w:tcPr>
+          <w:p>
+            <w:pPr>
+              <w:spacing w:after="0" w:line="252"/>
+              <w:jc w:val="center"/>
+            </w:pPr>
+            <w:r>
+              <w:rPr>
+                <w:sz w:val="18"/>
+                <w:szCs w:val="18"/>
+              </w:rPr>
+              <w:t xml:space="preserve">64%</w:t>
+            </w:r>
+          </w:p>
+        </w:tc>
+        <w:tc>
+          <w:tcPr>
+            <w:tcW w:type="dxa" w:w="1200"/>
+            <w:shd w:fill="FFFFFF" w:val="clear"/>
+            <w:tcMar>
+              <w:top w:type="dxa" w:w="80"/>
+              <w:left w:type="dxa" w:w="120"/>
+              <w:bottom w:type="dxa" w:w="80"/>
+              <w:right w:type="dxa" w:w="120"/>
+            </w:tcMar>
+          </w:tcPr>
+          <w:p>
+            <w:pPr>
+              <w:spacing w:after="0" w:line="252"/>
+              <w:jc w:val="center"/>
+            </w:pPr>
+            <w:r>
+              <w:rPr>
+                <w:b/>
+                <w:bCs/>
+                <w:color w:val="9C1F1F"/>
+                <w:sz w:val="18"/>
+                <w:szCs w:val="18"/>
+              </w:rPr>
+              <w:t xml:space="preserve">36%</w:t>
+            </w:r>
+          </w:p>
+        </w:tc>
+        <w:tc>
+          <w:tcPr>
+            <w:tcW w:type="dxa" w:w="1150"/>
+            <w:shd w:fill="FFFFFF" w:val="clear"/>
+            <w:tcMar>
+              <w:top w:type="dxa" w:w="80"/>
+              <w:left w:type="dxa" w:w="120"/>
+              <w:bottom w:type="dxa" w:w="80"/>
+              <w:right w:type="dxa" w:w="120"/>
+            </w:tcMar>
+          </w:tcPr>
+          <w:p>
+            <w:pPr>
+              <w:spacing w:after="0" w:line="252"/>
+              <w:jc w:val="center"/>
+            </w:pPr>
+            <w:r>
+              <w:rPr>
+                <w:sz w:val="18"/>
+                <w:szCs w:val="18"/>
+              </w:rPr>
+              <w:t xml:space="preserve">5%</w:t>
+            </w:r>
+          </w:p>
+        </w:tc>
+        <w:tc>
+          <w:tcPr>
+            <w:tcW w:type="dxa" w:w="1150"/>
+            <w:shd w:fill="FFFFFF" w:val="clear"/>
+            <w:tcMar>
+              <w:top w:type="dxa" w:w="80"/>
+              <w:left w:type="dxa" w:w="120"/>
+              <w:bottom w:type="dxa" w:w="80"/>
+              <w:right w:type="dxa" w:w="120"/>
+            </w:tcMar>
+          </w:tcPr>
+          <w:p>
+            <w:pPr>
+              <w:spacing w:after="0" w:line="252"/>
+              <w:jc w:val="center"/>
+            </w:pPr>
+            <w:r>
+              <w:rPr>
+                <w:sz w:val="18"/>
+                <w:szCs w:val="18"/>
+              </w:rPr>
+              <w:t xml:space="preserve">31%</w:t>
+            </w:r>
+          </w:p>
+        </w:tc>
+      </w:tr>
+      <w:tr>
+        <w:tc>
+          <w:tcPr>
+            <w:tcW w:type="dxa" w:w="1900"/>
+            <w:shd w:fill="F7F8FA" w:val="clear"/>
+            <w:tcMar>
+              <w:top w:type="dxa" w:w="80"/>
+              <w:left w:type="dxa" w:w="120"/>
+              <w:bottom w:type="dxa" w:w="80"/>
+              <w:right w:type="dxa" w:w="120"/>
+            </w:tcMar>
+          </w:tcPr>
+          <w:p>
+            <w:pPr>
+              <w:spacing w:after="0" w:line="252"/>
+            </w:pPr>
+            <w:r>
+              <w:rPr>
+                <w:sz w:val="18"/>
+                <w:szCs w:val="18"/>
+              </w:rPr>
+              <w:t xml:space="preserve">prontoqa</w:t>
+            </w:r>
+          </w:p>
+        </w:tc>
+        <w:tc>
+          <w:tcPr>
+            <w:tcW w:type="dxa" w:w="1750"/>
+            <w:shd w:fill="F7F8FA" w:val="clear"/>
+            <w:tcMar>
+              <w:top w:type="dxa" w:w="80"/>
+              <w:left w:type="dxa" w:w="120"/>
+              <w:bottom w:type="dxa" w:w="80"/>
+              <w:right w:type="dxa" w:w="120"/>
+            </w:tcMar>
+          </w:tcPr>
+          <w:p>
+            <w:pPr>
+              <w:spacing w:after="0" w:line="252"/>
+              <w:jc w:val="center"/>
+            </w:pPr>
+            <w:r>
+              <w:rPr>
+                <w:sz w:val="18"/>
+                <w:szCs w:val="18"/>
+              </w:rPr>
+              <w:t xml:space="preserve">gpt-4o-mini</w:t>
+            </w:r>
+          </w:p>
+        </w:tc>
+        <w:tc>
+          <w:tcPr>
+            <w:tcW w:type="dxa" w:w="700"/>
+            <w:shd w:fill="F7F8FA" w:val="clear"/>
+            <w:tcMar>
+              <w:top w:type="dxa" w:w="80"/>
+              <w:left w:type="dxa" w:w="120"/>
+              <w:bottom w:type="dxa" w:w="80"/>
+              <w:right w:type="dxa" w:w="120"/>
+            </w:tcMar>
+          </w:tcPr>
+          <w:p>
+            <w:pPr>
+              <w:spacing w:after="0" w:line="252"/>
+              <w:jc w:val="center"/>
+            </w:pPr>
+            <w:r>
+              <w:rPr>
+                <w:sz w:val="18"/>
+                <w:szCs w:val="18"/>
+              </w:rPr>
+              <w:t xml:space="preserve">500</w:t>
+            </w:r>
+          </w:p>
+        </w:tc>
+        <w:tc>
+          <w:tcPr>
+            <w:tcW w:type="dxa" w:w="1176"/>
+            <w:shd w:fill="F7F8FA" w:val="clear"/>
+            <w:tcMar>
+              <w:top w:type="dxa" w:w="80"/>
+              <w:left w:type="dxa" w:w="120"/>
+              <w:bottom w:type="dxa" w:w="80"/>
+              <w:right w:type="dxa" w:w="120"/>
+            </w:tcMar>
+          </w:tcPr>
+          <w:p>
+            <w:pPr>
+              <w:spacing w:after="0" w:line="252"/>
+              <w:jc w:val="center"/>
+            </w:pPr>
+            <w:r>
+              <w:rPr>
+                <w:sz w:val="18"/>
+                <w:szCs w:val="18"/>
+              </w:rPr>
+              <w:t xml:space="preserve">90%</w:t>
+            </w:r>
+          </w:p>
+        </w:tc>
+        <w:tc>
+          <w:tcPr>
+            <w:tcW w:type="dxa" w:w="1200"/>
+            <w:shd w:fill="F7F8FA" w:val="clear"/>
+            <w:tcMar>
+              <w:top w:type="dxa" w:w="80"/>
+              <w:left w:type="dxa" w:w="120"/>
+              <w:bottom w:type="dxa" w:w="80"/>
+              <w:right w:type="dxa" w:w="120"/>
+            </w:tcMar>
+          </w:tcPr>
+          <w:p>
+            <w:pPr>
+              <w:spacing w:after="0" w:line="252"/>
+              <w:jc w:val="center"/>
+            </w:pPr>
+            <w:r>
+              <w:rPr>
+                <w:sz w:val="18"/>
+                <w:szCs w:val="18"/>
+              </w:rPr>
+              <w:t xml:space="preserve">10%</w:t>
+            </w:r>
+          </w:p>
+        </w:tc>
+        <w:tc>
+          <w:tcPr>
+            <w:tcW w:type="dxa" w:w="1150"/>
+            <w:shd w:fill="F7F8FA" w:val="clear"/>
+            <w:tcMar>
+              <w:top w:type="dxa" w:w="80"/>
+              <w:left w:type="dxa" w:w="120"/>
+              <w:bottom w:type="dxa" w:w="80"/>
+              <w:right w:type="dxa" w:w="120"/>
+            </w:tcMar>
+          </w:tcPr>
+          <w:p>
+            <w:pPr>
+              <w:spacing w:after="0" w:line="252"/>
+              <w:jc w:val="center"/>
+            </w:pPr>
+            <w:r>
+              <w:rPr>
+                <w:sz w:val="18"/>
+                <w:szCs w:val="18"/>
+              </w:rPr>
+              <w:t xml:space="preserve">1%</w:t>
+            </w:r>
+          </w:p>
+        </w:tc>
+        <w:tc>
+          <w:tcPr>
+            <w:tcW w:type="dxa" w:w="1150"/>
+            <w:shd w:fill="F7F8FA" w:val="clear"/>
+            <w:tcMar>
+              <w:top w:type="dxa" w:w="80"/>
+              <w:left w:type="dxa" w:w="120"/>
+              <w:bottom w:type="dxa" w:w="80"/>
+              <w:right w:type="dxa" w:w="120"/>
+            </w:tcMar>
+          </w:tcPr>
+          <w:p>
+            <w:pPr>
+              <w:spacing w:after="0" w:line="252"/>
+              <w:jc w:val="center"/>
+            </w:pPr>
+            <w:r>
+              <w:rPr>
+                <w:sz w:val="18"/>
+                <w:szCs w:val="18"/>
+              </w:rPr>
+              <w:t xml:space="preserve">9%</w:t>
+            </w:r>
+          </w:p>
+        </w:tc>
+      </w:tr>
+      <w:tr>
+        <w:tc>
+          <w:tcPr>
+            <w:tcW w:type="dxa" w:w="1900"/>
+            <w:shd w:fill="FFFFFF" w:val="clear"/>
+            <w:tcMar>
+              <w:top w:type="dxa" w:w="80"/>
+              <w:left w:type="dxa" w:w="120"/>
+              <w:bottom w:type="dxa" w:w="80"/>
+              <w:right w:type="dxa" w:w="120"/>
+            </w:tcMar>
+          </w:tcPr>
+          <w:p>
+            <w:pPr>
+              <w:spacing w:after="0" w:line="252"/>
+            </w:pPr>
+            <w:r>
+              <w:rPr>
+                <w:sz w:val="18"/>
+                <w:szCs w:val="18"/>
+              </w:rPr>
+              <w:t xml:space="preserve">prontoqa</w:t>
+            </w:r>
+          </w:p>
+        </w:tc>
+        <w:tc>
+          <w:tcPr>
+            <w:tcW w:type="dxa" w:w="1750"/>
+            <w:shd w:fill="FFFFFF" w:val="clear"/>
+            <w:tcMar>
+              <w:top w:type="dxa" w:w="80"/>
+              <w:left w:type="dxa" w:w="120"/>
+              <w:bottom w:type="dxa" w:w="80"/>
+              <w:right w:type="dxa" w:w="120"/>
+            </w:tcMar>
+          </w:tcPr>
+          <w:p>
+            <w:pPr>
+              <w:spacing w:after="0" w:line="252"/>
+              <w:jc w:val="center"/>
+            </w:pPr>
+            <w:r>
+              <w:rPr>
+                <w:sz w:val="18"/>
+                <w:szCs w:val="18"/>
+              </w:rPr>
+              <w:t xml:space="preserve">gpt-4o</w:t>
+            </w:r>
+          </w:p>
+        </w:tc>
+        <w:tc>
+          <w:tcPr>
+            <w:tcW w:type="dxa" w:w="700"/>
+            <w:shd w:fill="FFFFFF" w:val="clear"/>
+            <w:tcMar>
+              <w:top w:type="dxa" w:w="80"/>
+              <w:left w:type="dxa" w:w="120"/>
+              <w:bottom w:type="dxa" w:w="80"/>
+              <w:right w:type="dxa" w:w="120"/>
+            </w:tcMar>
+          </w:tcPr>
+          <w:p>
+            <w:pPr>
+              <w:spacing w:after="0" w:line="252"/>
+              <w:jc w:val="center"/>
+            </w:pPr>
+            <w:r>
+              <w:rPr>
+                <w:sz w:val="18"/>
+                <w:szCs w:val="18"/>
+              </w:rPr>
+              <w:t xml:space="preserve">500</w:t>
+            </w:r>
+          </w:p>
+        </w:tc>
+        <w:tc>
+          <w:tcPr>
+            <w:tcW w:type="dxa" w:w="1176"/>
+            <w:shd w:fill="FFFFFF" w:val="clear"/>
+            <w:tcMar>
+              <w:top w:type="dxa" w:w="80"/>
+              <w:left w:type="dxa" w:w="120"/>
+              <w:bottom w:type="dxa" w:w="80"/>
+              <w:right w:type="dxa" w:w="120"/>
+            </w:tcMar>
+          </w:tcPr>
+          <w:p>
+            <w:pPr>
+              <w:spacing w:after="0" w:line="252"/>
+              <w:jc w:val="center"/>
+            </w:pPr>
+            <w:r>
+              <w:rPr>
+                <w:sz w:val="18"/>
+                <w:szCs w:val="18"/>
+              </w:rPr>
+              <w:t xml:space="preserve">100%</w:t>
+            </w:r>
+          </w:p>
+        </w:tc>
+        <w:tc>
+          <w:tcPr>
+            <w:tcW w:type="dxa" w:w="1200"/>
+            <w:shd w:fill="FFFFFF" w:val="clear"/>
+            <w:tcMar>
+              <w:top w:type="dxa" w:w="80"/>
+              <w:left w:type="dxa" w:w="120"/>
+              <w:bottom w:type="dxa" w:w="80"/>
+              <w:right w:type="dxa" w:w="120"/>
+            </w:tcMar>
+          </w:tcPr>
+          <w:p>
+            <w:pPr>
+              <w:spacing w:after="0" w:line="252"/>
+              <w:jc w:val="center"/>
+            </w:pPr>
+            <w:r>
+              <w:rPr>
+                <w:b/>
+                <w:bCs/>
+                <w:color w:val="1E6B34"/>
+                <w:sz w:val="18"/>
+                <w:szCs w:val="18"/>
+              </w:rPr>
+              <w:t xml:space="preserve">0%</w:t>
+            </w:r>
+          </w:p>
+        </w:tc>
+        <w:tc>
+          <w:tcPr>
+            <w:tcW w:type="dxa" w:w="1150"/>
+            <w:shd w:fill="FFFFFF" w:val="clear"/>
+            <w:tcMar>
+              <w:top w:type="dxa" w:w="80"/>
+              <w:left w:type="dxa" w:w="120"/>
+              <w:bottom w:type="dxa" w:w="80"/>
+              <w:right w:type="dxa" w:w="120"/>
+            </w:tcMar>
+          </w:tcPr>
+          <w:p>
+            <w:pPr>
+              <w:spacing w:after="0" w:line="252"/>
+              <w:jc w:val="center"/>
+            </w:pPr>
+            <w:r>
+              <w:rPr>
+                <w:sz w:val="18"/>
+                <w:szCs w:val="18"/>
+              </w:rPr>
+              <w:t xml:space="preserve">0%</w:t>
+            </w:r>
+          </w:p>
+        </w:tc>
+        <w:tc>
+          <w:tcPr>
+            <w:tcW w:type="dxa" w:w="1150"/>
+            <w:shd w:fill="FFFFFF" w:val="clear"/>
+            <w:tcMar>
+              <w:top w:type="dxa" w:w="80"/>
+              <w:left w:type="dxa" w:w="120"/>
+              <w:bottom w:type="dxa" w:w="80"/>
+              <w:right w:type="dxa" w:w="120"/>
+            </w:tcMar>
+          </w:tcPr>
+          <w:p>
+            <w:pPr>
+              <w:spacing w:after="0" w:line="252"/>
+              <w:jc w:val="center"/>
+            </w:pPr>
+            <w:r>
+              <w:rPr>
+                <w:sz w:val="18"/>
+                <w:szCs w:val="18"/>
+              </w:rPr>
+              <w:t xml:space="preserve">0%</w:t>
+            </w:r>
+          </w:p>
+        </w:tc>
+      </w:tr>
+    </w:tbl>
+    <w:p>
+      <w:pPr>
+        <w:spacing w:after="120"/>
+      </w:pPr>
+    </w:p>
+    <w:tbl>
+      <w:tblPr>
+        <w:tblW w:type="dxa" w:w="9026"/>
+        <w:tblBorders>
+          <w:top w:val="single" w:color="1E6B34" w:sz="2"/>
+          <w:left w:val="single" w:color="1E6B34" w:sz="18"/>
+          <w:bottom w:val="single" w:color="1E6B34" w:sz="2"/>
+          <w:right w:val="single" w:color="1E6B34" w:sz="2"/>
+          <w:insideH w:val="none"/>
+          <w:insideV w:val="none"/>
+        </w:tblBorders>
+      </w:tblPr>
+      <w:tblGrid>
+        <w:gridCol w:w="9026"/>
+      </w:tblGrid>
+      <w:tr>
+        <w:tc>
+          <w:tcPr>
+            <w:tcW w:type="dxa" w:w="9026"/>
+            <w:shd w:fill="EAF6EE" w:val="clear"/>
+            <w:tcMar>
+              <w:top w:type="dxa" w:w="140"/>
+              <w:left w:type="dxa" w:w="200"/>
+              <w:bottom w:type="dxa" w:w="140"/>
+              <w:right w:type="dxa" w:w="200"/>
+            </w:tcMar>
+          </w:tcPr>
+          <w:p>
+            <w:pPr>
+              <w:spacing w:after="60"/>
+            </w:pPr>
+            <w:r>
+              <w:rPr>
+                <w:b/>
+                <w:bCs/>
+                <w:color w:val="1E6B34"/>
+                <w:sz w:val="21"/>
+                <w:szCs w:val="21"/>
+              </w:rPr>
+              <w:t xml:space="preserve">The headline finding</w:t>
+            </w:r>
+          </w:p>
+          <w:p>
+            <w:pPr>
+              <w:spacing w:after="60" w:line="276"/>
+            </w:pPr>
+            <w:r>
+              <w:rPr>
+                <w:sz w:val="20"/>
+                <w:szCs w:val="20"/>
+              </w:rPr>
+              <w:t xml:space="preserve">PrOntoQA and FOLIO have near-identical weak-model prevalence (36% vs 40% silent) but opposite responses to scale. Moving to gpt-4o eliminates silent failure on synthetic PrOntoQA (36% → 0%) yet leaves a large residue on naturalistic FOLIO (40% → 29%).</w:t>
+            </w:r>
+          </w:p>
+          <w:p>
+            <w:pPr>
+              <w:spacing w:after="60" w:line="276"/>
+            </w:pPr>
+            <w:r>
+              <w:rPr>
+                <w:sz w:val="20"/>
+                <w:szCs w:val="20"/>
+              </w:rPr>
+              <w:t xml:space="preserve">The phenomenon is capability-REMOVABLE on synthetic logical reasoning and capability-RESISTANT on naturalistic autoformalization. The two synthetic datasets act as controls that isolate the cause: the failure is driven by naturalistic language complexity, not logical depth. This is a cleaner and more defensible claim than 'silent failure is a general danger', which the frontier results falsified.</w:t>
+            </w:r>
+          </w:p>
+        </w:tc>
+      </w:tr>
+    </w:tbl>
+    <w:p>
+      <w:pPr>
+        <w:pStyle w:val="Heading2"/>
+        <w:spacing w:after="140" w:before="260"/>
+      </w:pPr>
+      <w:r>
+        <w:rPr>
+          <w:b/>
+          <w:bCs/>
+          <w:color w:val="1F3864"/>
+          <w:sz w:val="25"/>
+          <w:szCs w:val="25"/>
+        </w:rPr>
+        <w:t xml:space="preserve">10.2 Self-Refine gate across the matrix</w:t>
+      </w:r>
+    </w:p>
+    <w:p>
+      <w:pPr>
+        <w:spacing w:after="120" w:line="276"/>
+      </w:pPr>
+      <w:r>
+        <w:rPr>
+          <w:sz w:val="21"/>
+          <w:szCs w:val="21"/>
+        </w:rPr>
+        <w:t xml:space="preserve">Paired McNemar exact on the not-silent-failure endpoint (p &gt; 0.05 = no significant change in silent rate); net = helped − hurt on accuracy.</w:t>
+      </w:r>
+    </w:p>
+    <w:tbl>
+      <w:tblPr>
+        <w:tblW w:type="dxa" w:w="9026"/>
+        <w:tblBorders>
+          <w:top w:val="single" w:color="auto" w:sz="4"/>
+          <w:left w:val="single" w:color="auto" w:sz="4"/>
+          <w:bottom w:val="single" w:color="auto" w:sz="4"/>
+          <w:right w:val="single" w:color="auto" w:sz="4"/>
+          <w:insideH w:val="single" w:color="auto" w:sz="4"/>
+          <w:insideV w:val="single" w:color="auto" w:sz="4"/>
+        </w:tblBorders>
+      </w:tblPr>
+      <w:tblGrid>
+        <w:gridCol w:w="1750"/>
+        <w:gridCol w:w="1650"/>
+        <w:gridCol w:w="700"/>
+        <w:gridCol w:w="1476"/>
+        <w:gridCol w:w="1450"/>
+        <w:gridCol w:w="800"/>
+        <w:gridCol w:w="1200"/>
+      </w:tblGrid>
+      <w:tr>
+        <w:trPr>
+          <w:tblHeader/>
+        </w:trPr>
+        <w:tc>
+          <w:tcPr>
+            <w:tcW w:type="dxa" w:w="1750"/>
+            <w:shd w:fill="1F3864" w:val="clear"/>
+            <w:tcMar>
+              <w:top w:type="dxa" w:w="90"/>
+              <w:left w:type="dxa" w:w="120"/>
+              <w:bottom w:type="dxa" w:w="90"/>
+              <w:right w:type="dxa" w:w="120"/>
+            </w:tcMar>
+          </w:tcPr>
+          <w:p>
+            <w:pPr>
+              <w:spacing w:after="0"/>
+            </w:pPr>
+            <w:r>
+              <w:rPr>
+                <w:b/>
+                <w:bCs/>
+                <w:color w:val="FFFFFF"/>
+                <w:sz w:val="18"/>
+                <w:szCs w:val="18"/>
+              </w:rPr>
+              <w:t xml:space="preserve">dataset</w:t>
+            </w:r>
+          </w:p>
+        </w:tc>
+        <w:tc>
+          <w:tcPr>
+            <w:tcW w:type="dxa" w:w="1650"/>
+            <w:shd w:fill="1F3864" w:val="clear"/>
+            <w:tcMar>
+              <w:top w:type="dxa" w:w="90"/>
+              <w:left w:type="dxa" w:w="120"/>
+              <w:bottom w:type="dxa" w:w="90"/>
+              <w:right w:type="dxa" w:w="120"/>
+            </w:tcMar>
+          </w:tcPr>
+          <w:p>
+            <w:pPr>
+              <w:spacing w:after="0"/>
+              <w:jc w:val="center"/>
+            </w:pPr>
+            <w:r>
+              <w:rPr>
+                <w:b/>
+                <w:bCs/>
+                <w:color w:val="FFFFFF"/>
+                <w:sz w:val="18"/>
+                <w:szCs w:val="18"/>
+              </w:rPr>
+              <w:t xml:space="preserve">model</w:t>
+            </w:r>
+          </w:p>
+        </w:tc>
+        <w:tc>
+          <w:tcPr>
+            <w:tcW w:type="dxa" w:w="700"/>
+            <w:shd w:fill="1F3864" w:val="clear"/>
+            <w:tcMar>
+              <w:top w:type="dxa" w:w="90"/>
+              <w:left w:type="dxa" w:w="120"/>
+              <w:bottom w:type="dxa" w:w="90"/>
+              <w:right w:type="dxa" w:w="120"/>
+            </w:tcMar>
+          </w:tcPr>
+          <w:p>
+            <w:pPr>
+              <w:spacing w:after="0"/>
+              <w:jc w:val="center"/>
+            </w:pPr>
+            <w:r>
+              <w:rPr>
+                <w:b/>
+                <w:bCs/>
+                <w:color w:val="FFFFFF"/>
+                <w:sz w:val="18"/>
+                <w:szCs w:val="18"/>
+              </w:rPr>
+              <w:t xml:space="preserve">n</w:t>
+            </w:r>
+          </w:p>
+        </w:tc>
+        <w:tc>
+          <w:tcPr>
+            <w:tcW w:type="dxa" w:w="1476"/>
+            <w:shd w:fill="1F3864" w:val="clear"/>
+            <w:tcMar>
+              <w:top w:type="dxa" w:w="90"/>
+              <w:left w:type="dxa" w:w="120"/>
+              <w:bottom w:type="dxa" w:w="90"/>
+              <w:right w:type="dxa" w:w="120"/>
+            </w:tcMar>
+          </w:tcPr>
+          <w:p>
+            <w:pPr>
+              <w:spacing w:after="0"/>
+              <w:jc w:val="center"/>
+            </w:pPr>
+            <w:r>
+              <w:rPr>
+                <w:b/>
+                <w:bCs/>
+                <w:color w:val="FFFFFF"/>
+                <w:sz w:val="18"/>
+                <w:szCs w:val="18"/>
+              </w:rPr>
+              <w:t xml:space="preserve">vanilla silent</w:t>
+            </w:r>
+          </w:p>
+        </w:tc>
+        <w:tc>
+          <w:tcPr>
+            <w:tcW w:type="dxa" w:w="1450"/>
+            <w:shd w:fill="1F3864" w:val="clear"/>
+            <w:tcMar>
+              <w:top w:type="dxa" w:w="90"/>
+              <w:left w:type="dxa" w:w="120"/>
+              <w:bottom w:type="dxa" w:w="90"/>
+              <w:right w:type="dxa" w:w="120"/>
+            </w:tcMar>
+          </w:tcPr>
+          <w:p>
+            <w:pPr>
+              <w:spacing w:after="0"/>
+              <w:jc w:val="center"/>
+            </w:pPr>
+            <w:r>
+              <w:rPr>
+                <w:b/>
+                <w:bCs/>
+                <w:color w:val="FFFFFF"/>
+                <w:sz w:val="18"/>
+                <w:szCs w:val="18"/>
+              </w:rPr>
+              <w:t xml:space="preserve">refined silent</w:t>
+            </w:r>
+          </w:p>
+        </w:tc>
+        <w:tc>
+          <w:tcPr>
+            <w:tcW w:type="dxa" w:w="800"/>
+            <w:shd w:fill="1F3864" w:val="clear"/>
+            <w:tcMar>
+              <w:top w:type="dxa" w:w="90"/>
+              <w:left w:type="dxa" w:w="120"/>
+              <w:bottom w:type="dxa" w:w="90"/>
+              <w:right w:type="dxa" w:w="120"/>
+            </w:tcMar>
+          </w:tcPr>
+          <w:p>
+            <w:pPr>
+              <w:spacing w:after="0"/>
+              <w:jc w:val="center"/>
+            </w:pPr>
+            <w:r>
+              <w:rPr>
+                <w:b/>
+                <w:bCs/>
+                <w:color w:val="FFFFFF"/>
+                <w:sz w:val="18"/>
+                <w:szCs w:val="18"/>
+              </w:rPr>
+              <w:t xml:space="preserve">net</w:t>
+            </w:r>
+          </w:p>
+        </w:tc>
+        <w:tc>
+          <w:tcPr>
+            <w:tcW w:type="dxa" w:w="1200"/>
+            <w:shd w:fill="1F3864" w:val="clear"/>
+            <w:tcMar>
+              <w:top w:type="dxa" w:w="90"/>
+              <w:left w:type="dxa" w:w="120"/>
+              <w:bottom w:type="dxa" w:w="90"/>
+              <w:right w:type="dxa" w:w="120"/>
+            </w:tcMar>
+          </w:tcPr>
+          <w:p>
+            <w:pPr>
+              <w:spacing w:after="0"/>
+              <w:jc w:val="center"/>
+            </w:pPr>
+            <w:r>
+              <w:rPr>
+                <w:b/>
+                <w:bCs/>
+                <w:color w:val="FFFFFF"/>
+                <w:sz w:val="18"/>
+                <w:szCs w:val="18"/>
+              </w:rPr>
+              <w:t xml:space="preserve">McNemar p</w:t>
+            </w:r>
+          </w:p>
+        </w:tc>
+      </w:tr>
+      <w:tr>
+        <w:tc>
+          <w:tcPr>
+            <w:tcW w:type="dxa" w:w="1750"/>
+            <w:shd w:fill="FFFFFF" w:val="clear"/>
+            <w:tcMar>
+              <w:top w:type="dxa" w:w="80"/>
+              <w:left w:type="dxa" w:w="120"/>
+              <w:bottom w:type="dxa" w:w="80"/>
+              <w:right w:type="dxa" w:w="120"/>
+            </w:tcMar>
+          </w:tcPr>
+          <w:p>
+            <w:pPr>
+              <w:spacing w:after="0" w:line="252"/>
+            </w:pPr>
+            <w:r>
+              <w:rPr>
+                <w:sz w:val="18"/>
+                <w:szCs w:val="18"/>
+              </w:rPr>
+              <w:t xml:space="preserve">folio</w:t>
+            </w:r>
+          </w:p>
+        </w:tc>
+        <w:tc>
+          <w:tcPr>
+            <w:tcW w:type="dxa" w:w="1650"/>
+            <w:shd w:fill="FFFFFF" w:val="clear"/>
+            <w:tcMar>
+              <w:top w:type="dxa" w:w="80"/>
+              <w:left w:type="dxa" w:w="120"/>
+              <w:bottom w:type="dxa" w:w="80"/>
+              <w:right w:type="dxa" w:w="120"/>
+            </w:tcMar>
+          </w:tcPr>
+          <w:p>
+            <w:pPr>
+              <w:spacing w:after="0" w:line="252"/>
+              <w:jc w:val="center"/>
+            </w:pPr>
+            <w:r>
+              <w:rPr>
+                <w:sz w:val="18"/>
+                <w:szCs w:val="18"/>
+              </w:rPr>
+              <w:t xml:space="preserve">Llama-3.1-8B</w:t>
+            </w:r>
+          </w:p>
+        </w:tc>
+        <w:tc>
+          <w:tcPr>
+            <w:tcW w:type="dxa" w:w="700"/>
+            <w:shd w:fill="FFFFFF" w:val="clear"/>
+            <w:tcMar>
+              <w:top w:type="dxa" w:w="80"/>
+              <w:left w:type="dxa" w:w="120"/>
+              <w:bottom w:type="dxa" w:w="80"/>
+              <w:right w:type="dxa" w:w="120"/>
+            </w:tcMar>
+          </w:tcPr>
+          <w:p>
+            <w:pPr>
+              <w:spacing w:after="0" w:line="252"/>
+              <w:jc w:val="center"/>
+            </w:pPr>
+            <w:r>
+              <w:rPr>
+                <w:sz w:val="18"/>
+                <w:szCs w:val="18"/>
+              </w:rPr>
+              <w:t xml:space="preserve">203</w:t>
+            </w:r>
+          </w:p>
+        </w:tc>
+        <w:tc>
+          <w:tcPr>
+            <w:tcW w:type="dxa" w:w="1476"/>
+            <w:shd w:fill="FFFFFF" w:val="clear"/>
+            <w:tcMar>
+              <w:top w:type="dxa" w:w="80"/>
+              <w:left w:type="dxa" w:w="120"/>
+              <w:bottom w:type="dxa" w:w="80"/>
+              <w:right w:type="dxa" w:w="120"/>
+            </w:tcMar>
+          </w:tcPr>
+          <w:p>
+            <w:pPr>
+              <w:spacing w:after="0" w:line="252"/>
+              <w:jc w:val="center"/>
+            </w:pPr>
+            <w:r>
+              <w:rPr>
+                <w:sz w:val="18"/>
+                <w:szCs w:val="18"/>
+              </w:rPr>
+              <w:t xml:space="preserve">40%</w:t>
+            </w:r>
+          </w:p>
+        </w:tc>
+        <w:tc>
+          <w:tcPr>
+            <w:tcW w:type="dxa" w:w="1450"/>
+            <w:shd w:fill="FFFFFF" w:val="clear"/>
+            <w:tcMar>
+              <w:top w:type="dxa" w:w="80"/>
+              <w:left w:type="dxa" w:w="120"/>
+              <w:bottom w:type="dxa" w:w="80"/>
+              <w:right w:type="dxa" w:w="120"/>
+            </w:tcMar>
+          </w:tcPr>
+          <w:p>
+            <w:pPr>
+              <w:spacing w:after="0" w:line="252"/>
+              <w:jc w:val="center"/>
+            </w:pPr>
+            <w:r>
+              <w:rPr>
+                <w:sz w:val="18"/>
+                <w:szCs w:val="18"/>
+              </w:rPr>
+              <w:t xml:space="preserve">49%</w:t>
+            </w:r>
+          </w:p>
+        </w:tc>
+        <w:tc>
+          <w:tcPr>
+            <w:tcW w:type="dxa" w:w="800"/>
+            <w:shd w:fill="FFFFFF" w:val="clear"/>
+            <w:tcMar>
+              <w:top w:type="dxa" w:w="80"/>
+              <w:left w:type="dxa" w:w="120"/>
+              <w:bottom w:type="dxa" w:w="80"/>
+              <w:right w:type="dxa" w:w="120"/>
+            </w:tcMar>
+          </w:tcPr>
+          <w:p>
+            <w:pPr>
+              <w:spacing w:after="0" w:line="252"/>
+              <w:jc w:val="center"/>
+            </w:pPr>
+            <w:r>
+              <w:rPr>
+                <w:b/>
+                <w:bCs/>
+                <w:color w:val="9C1F1F"/>
+                <w:sz w:val="18"/>
+                <w:szCs w:val="18"/>
+              </w:rPr>
+              <w:t xml:space="preserve">−31</w:t>
+            </w:r>
+          </w:p>
+        </w:tc>
+        <w:tc>
+          <w:tcPr>
+            <w:tcW w:type="dxa" w:w="1200"/>
+            <w:shd w:fill="FFFFFF" w:val="clear"/>
+            <w:tcMar>
+              <w:top w:type="dxa" w:w="80"/>
+              <w:left w:type="dxa" w:w="120"/>
+              <w:bottom w:type="dxa" w:w="80"/>
+              <w:right w:type="dxa" w:w="120"/>
+            </w:tcMar>
+          </w:tcPr>
+          <w:p>
+            <w:pPr>
+              <w:spacing w:after="0" w:line="252"/>
+              <w:jc w:val="center"/>
+            </w:pPr>
+            <w:r>
+              <w:rPr>
+                <w:sz w:val="18"/>
+                <w:szCs w:val="18"/>
+              </w:rPr>
+              <w:t xml:space="preserve">1.000</w:t>
+            </w:r>
+          </w:p>
+        </w:tc>
+      </w:tr>
+      <w:tr>
+        <w:tc>
+          <w:tcPr>
+            <w:tcW w:type="dxa" w:w="1750"/>
+            <w:shd w:fill="F7F8FA" w:val="clear"/>
+            <w:tcMar>
+              <w:top w:type="dxa" w:w="80"/>
+              <w:left w:type="dxa" w:w="120"/>
+              <w:bottom w:type="dxa" w:w="80"/>
+              <w:right w:type="dxa" w:w="120"/>
+            </w:tcMar>
+          </w:tcPr>
+          <w:p>
+            <w:pPr>
+              <w:spacing w:after="0" w:line="252"/>
+            </w:pPr>
+            <w:r>
+              <w:rPr>
+                <w:sz w:val="18"/>
+                <w:szCs w:val="18"/>
+              </w:rPr>
+              <w:t xml:space="preserve">folio</w:t>
+            </w:r>
+          </w:p>
+        </w:tc>
+        <w:tc>
+          <w:tcPr>
+            <w:tcW w:type="dxa" w:w="1650"/>
+            <w:shd w:fill="F7F8FA" w:val="clear"/>
+            <w:tcMar>
+              <w:top w:type="dxa" w:w="80"/>
+              <w:left w:type="dxa" w:w="120"/>
+              <w:bottom w:type="dxa" w:w="80"/>
+              <w:right w:type="dxa" w:w="120"/>
+            </w:tcMar>
+          </w:tcPr>
+          <w:p>
+            <w:pPr>
+              <w:spacing w:after="0" w:line="252"/>
+              <w:jc w:val="center"/>
+            </w:pPr>
+            <w:r>
+              <w:rPr>
+                <w:sz w:val="18"/>
+                <w:szCs w:val="18"/>
+              </w:rPr>
+              <w:t xml:space="preserve">gpt-4o-mini</w:t>
+            </w:r>
+          </w:p>
+        </w:tc>
+        <w:tc>
+          <w:tcPr>
+            <w:tcW w:type="dxa" w:w="700"/>
+            <w:shd w:fill="F7F8FA" w:val="clear"/>
+            <w:tcMar>
+              <w:top w:type="dxa" w:w="80"/>
+              <w:left w:type="dxa" w:w="120"/>
+              <w:bottom w:type="dxa" w:w="80"/>
+              <w:right w:type="dxa" w:w="120"/>
+            </w:tcMar>
+          </w:tcPr>
+          <w:p>
+            <w:pPr>
+              <w:spacing w:after="0" w:line="252"/>
+              <w:jc w:val="center"/>
+            </w:pPr>
+            <w:r>
+              <w:rPr>
+                <w:sz w:val="18"/>
+                <w:szCs w:val="18"/>
+              </w:rPr>
+              <w:t xml:space="preserve">203</w:t>
+            </w:r>
+          </w:p>
+        </w:tc>
+        <w:tc>
+          <w:tcPr>
+            <w:tcW w:type="dxa" w:w="1476"/>
+            <w:shd w:fill="F7F8FA" w:val="clear"/>
+            <w:tcMar>
+              <w:top w:type="dxa" w:w="80"/>
+              <w:left w:type="dxa" w:w="120"/>
+              <w:bottom w:type="dxa" w:w="80"/>
+              <w:right w:type="dxa" w:w="120"/>
+            </w:tcMar>
+          </w:tcPr>
+          <w:p>
+            <w:pPr>
+              <w:spacing w:after="0" w:line="252"/>
+              <w:jc w:val="center"/>
+            </w:pPr>
+            <w:r>
+              <w:rPr>
+                <w:sz w:val="18"/>
+                <w:szCs w:val="18"/>
+              </w:rPr>
+              <w:t xml:space="preserve">39%</w:t>
+            </w:r>
+          </w:p>
+        </w:tc>
+        <w:tc>
+          <w:tcPr>
+            <w:tcW w:type="dxa" w:w="1450"/>
+            <w:shd w:fill="F7F8FA" w:val="clear"/>
+            <w:tcMar>
+              <w:top w:type="dxa" w:w="80"/>
+              <w:left w:type="dxa" w:w="120"/>
+              <w:bottom w:type="dxa" w:w="80"/>
+              <w:right w:type="dxa" w:w="120"/>
+            </w:tcMar>
+          </w:tcPr>
+          <w:p>
+            <w:pPr>
+              <w:spacing w:after="0" w:line="252"/>
+              <w:jc w:val="center"/>
+            </w:pPr>
+            <w:r>
+              <w:rPr>
+                <w:sz w:val="18"/>
+                <w:szCs w:val="18"/>
+              </w:rPr>
+              <w:t xml:space="preserve">42%</w:t>
+            </w:r>
+          </w:p>
+        </w:tc>
+        <w:tc>
+          <w:tcPr>
+            <w:tcW w:type="dxa" w:w="800"/>
+            <w:shd w:fill="F7F8FA" w:val="clear"/>
+            <w:tcMar>
+              <w:top w:type="dxa" w:w="80"/>
+              <w:left w:type="dxa" w:w="120"/>
+              <w:bottom w:type="dxa" w:w="80"/>
+              <w:right w:type="dxa" w:w="120"/>
+            </w:tcMar>
+          </w:tcPr>
+          <w:p>
+            <w:pPr>
+              <w:spacing w:after="0" w:line="252"/>
+              <w:jc w:val="center"/>
+            </w:pPr>
+            <w:r>
+              <w:rPr>
+                <w:sz w:val="18"/>
+                <w:szCs w:val="18"/>
+              </w:rPr>
+              <w:t xml:space="preserve">−10</w:t>
+            </w:r>
+          </w:p>
+        </w:tc>
+        <w:tc>
+          <w:tcPr>
+            <w:tcW w:type="dxa" w:w="1200"/>
+            <w:shd w:fill="F7F8FA" w:val="clear"/>
+            <w:tcMar>
+              <w:top w:type="dxa" w:w="80"/>
+              <w:left w:type="dxa" w:w="120"/>
+              <w:bottom w:type="dxa" w:w="80"/>
+              <w:right w:type="dxa" w:w="120"/>
+            </w:tcMar>
+          </w:tcPr>
+          <w:p>
+            <w:pPr>
+              <w:spacing w:after="0" w:line="252"/>
+              <w:jc w:val="center"/>
+            </w:pPr>
+            <w:r>
+              <w:rPr>
+                <w:sz w:val="18"/>
+                <w:szCs w:val="18"/>
+              </w:rPr>
+              <w:t xml:space="preserve">0.690</w:t>
+            </w:r>
+          </w:p>
+        </w:tc>
+      </w:tr>
+      <w:tr>
+        <w:tc>
+          <w:tcPr>
+            <w:tcW w:type="dxa" w:w="1750"/>
+            <w:shd w:fill="FFFFFF" w:val="clear"/>
+            <w:tcMar>
+              <w:top w:type="dxa" w:w="80"/>
+              <w:left w:type="dxa" w:w="120"/>
+              <w:bottom w:type="dxa" w:w="80"/>
+              <w:right w:type="dxa" w:w="120"/>
+            </w:tcMar>
+          </w:tcPr>
+          <w:p>
+            <w:pPr>
+              <w:spacing w:after="0" w:line="252"/>
+            </w:pPr>
+            <w:r>
+              <w:rPr>
+                <w:sz w:val="18"/>
+                <w:szCs w:val="18"/>
+              </w:rPr>
+              <w:t xml:space="preserve">folio</w:t>
+            </w:r>
+          </w:p>
+        </w:tc>
+        <w:tc>
+          <w:tcPr>
+            <w:tcW w:type="dxa" w:w="1650"/>
+            <w:shd w:fill="FFFFFF" w:val="clear"/>
+            <w:tcMar>
+              <w:top w:type="dxa" w:w="80"/>
+              <w:left w:type="dxa" w:w="120"/>
+              <w:bottom w:type="dxa" w:w="80"/>
+              <w:right w:type="dxa" w:w="120"/>
+            </w:tcMar>
+          </w:tcPr>
+          <w:p>
+            <w:pPr>
+              <w:spacing w:after="0" w:line="252"/>
+              <w:jc w:val="center"/>
+            </w:pPr>
+            <w:r>
+              <w:rPr>
+                <w:sz w:val="18"/>
+                <w:szCs w:val="18"/>
+              </w:rPr>
+              <w:t xml:space="preserve">gpt-4o</w:t>
+            </w:r>
+          </w:p>
+        </w:tc>
+        <w:tc>
+          <w:tcPr>
+            <w:tcW w:type="dxa" w:w="700"/>
+            <w:shd w:fill="FFFFFF" w:val="clear"/>
+            <w:tcMar>
+              <w:top w:type="dxa" w:w="80"/>
+              <w:left w:type="dxa" w:w="120"/>
+              <w:bottom w:type="dxa" w:w="80"/>
+              <w:right w:type="dxa" w:w="120"/>
+            </w:tcMar>
+          </w:tcPr>
+          <w:p>
+            <w:pPr>
+              <w:spacing w:after="0" w:line="252"/>
+              <w:jc w:val="center"/>
+            </w:pPr>
+            <w:r>
+              <w:rPr>
+                <w:sz w:val="18"/>
+                <w:szCs w:val="18"/>
+              </w:rPr>
+              <w:t xml:space="preserve">203</w:t>
+            </w:r>
+          </w:p>
+        </w:tc>
+        <w:tc>
+          <w:tcPr>
+            <w:tcW w:type="dxa" w:w="1476"/>
+            <w:shd w:fill="FFFFFF" w:val="clear"/>
+            <w:tcMar>
+              <w:top w:type="dxa" w:w="80"/>
+              <w:left w:type="dxa" w:w="120"/>
+              <w:bottom w:type="dxa" w:w="80"/>
+              <w:right w:type="dxa" w:w="120"/>
+            </w:tcMar>
+          </w:tcPr>
+          <w:p>
+            <w:pPr>
+              <w:spacing w:after="0" w:line="252"/>
+              <w:jc w:val="center"/>
+            </w:pPr>
+            <w:r>
+              <w:rPr>
+                <w:sz w:val="18"/>
+                <w:szCs w:val="18"/>
+              </w:rPr>
+              <w:t xml:space="preserve">29%</w:t>
+            </w:r>
+          </w:p>
+        </w:tc>
+        <w:tc>
+          <w:tcPr>
+            <w:tcW w:type="dxa" w:w="1450"/>
+            <w:shd w:fill="FFFFFF" w:val="clear"/>
+            <w:tcMar>
+              <w:top w:type="dxa" w:w="80"/>
+              <w:left w:type="dxa" w:w="120"/>
+              <w:bottom w:type="dxa" w:w="80"/>
+              <w:right w:type="dxa" w:w="120"/>
+            </w:tcMar>
+          </w:tcPr>
+          <w:p>
+            <w:pPr>
+              <w:spacing w:after="0" w:line="252"/>
+              <w:jc w:val="center"/>
+            </w:pPr>
+            <w:r>
+              <w:rPr>
+                <w:sz w:val="18"/>
+                <w:szCs w:val="18"/>
+              </w:rPr>
+              <w:t xml:space="preserve">29%</w:t>
+            </w:r>
+          </w:p>
+        </w:tc>
+        <w:tc>
+          <w:tcPr>
+            <w:tcW w:type="dxa" w:w="800"/>
+            <w:shd w:fill="FFFFFF" w:val="clear"/>
+            <w:tcMar>
+              <w:top w:type="dxa" w:w="80"/>
+              <w:left w:type="dxa" w:w="120"/>
+              <w:bottom w:type="dxa" w:w="80"/>
+              <w:right w:type="dxa" w:w="120"/>
+            </w:tcMar>
+          </w:tcPr>
+          <w:p>
+            <w:pPr>
+              <w:spacing w:after="0" w:line="252"/>
+              <w:jc w:val="center"/>
+            </w:pPr>
+            <w:r>
+              <w:rPr>
+                <w:sz w:val="18"/>
+                <w:szCs w:val="18"/>
+              </w:rPr>
+              <w:t xml:space="preserve">−3</w:t>
+            </w:r>
+          </w:p>
+        </w:tc>
+        <w:tc>
+          <w:tcPr>
+            <w:tcW w:type="dxa" w:w="1200"/>
+            <w:shd w:fill="FFFFFF" w:val="clear"/>
+            <w:tcMar>
+              <w:top w:type="dxa" w:w="80"/>
+              <w:left w:type="dxa" w:w="120"/>
+              <w:bottom w:type="dxa" w:w="80"/>
+              <w:right w:type="dxa" w:w="120"/>
+            </w:tcMar>
+          </w:tcPr>
+          <w:p>
+            <w:pPr>
+              <w:spacing w:after="0" w:line="252"/>
+              <w:jc w:val="center"/>
+            </w:pPr>
+            <w:r>
+              <w:rPr>
+                <w:sz w:val="18"/>
+                <w:szCs w:val="18"/>
+              </w:rPr>
+              <w:t xml:space="preserve">1.000</w:t>
+            </w:r>
+          </w:p>
+        </w:tc>
+      </w:tr>
+      <w:tr>
+        <w:tc>
+          <w:tcPr>
+            <w:tcW w:type="dxa" w:w="1750"/>
+            <w:shd w:fill="F7F8FA" w:val="clear"/>
+            <w:tcMar>
+              <w:top w:type="dxa" w:w="80"/>
+              <w:left w:type="dxa" w:w="120"/>
+              <w:bottom w:type="dxa" w:w="80"/>
+              <w:right w:type="dxa" w:w="120"/>
+            </w:tcMar>
+          </w:tcPr>
+          <w:p>
+            <w:pPr>
+              <w:spacing w:after="0" w:line="252"/>
+            </w:pPr>
+            <w:r>
+              <w:rPr>
+                <w:sz w:val="18"/>
+                <w:szCs w:val="18"/>
+              </w:rPr>
+              <w:t xml:space="preserve">proofwriter</w:t>
+            </w:r>
+          </w:p>
+        </w:tc>
+        <w:tc>
+          <w:tcPr>
+            <w:tcW w:type="dxa" w:w="1650"/>
+            <w:shd w:fill="F7F8FA" w:val="clear"/>
+            <w:tcMar>
+              <w:top w:type="dxa" w:w="80"/>
+              <w:left w:type="dxa" w:w="120"/>
+              <w:bottom w:type="dxa" w:w="80"/>
+              <w:right w:type="dxa" w:w="120"/>
+            </w:tcMar>
+          </w:tcPr>
+          <w:p>
+            <w:pPr>
+              <w:spacing w:after="0" w:line="252"/>
+              <w:jc w:val="center"/>
+            </w:pPr>
+            <w:r>
+              <w:rPr>
+                <w:sz w:val="18"/>
+                <w:szCs w:val="18"/>
+              </w:rPr>
+              <w:t xml:space="preserve">Llama-3.1-8B</w:t>
+            </w:r>
+          </w:p>
+        </w:tc>
+        <w:tc>
+          <w:tcPr>
+            <w:tcW w:type="dxa" w:w="700"/>
+            <w:shd w:fill="F7F8FA" w:val="clear"/>
+            <w:tcMar>
+              <w:top w:type="dxa" w:w="80"/>
+              <w:left w:type="dxa" w:w="120"/>
+              <w:bottom w:type="dxa" w:w="80"/>
+              <w:right w:type="dxa" w:w="120"/>
+            </w:tcMar>
+          </w:tcPr>
+          <w:p>
+            <w:pPr>
+              <w:spacing w:after="0" w:line="252"/>
+              <w:jc w:val="center"/>
+            </w:pPr>
+            <w:r>
+              <w:rPr>
+                <w:sz w:val="18"/>
+                <w:szCs w:val="18"/>
+              </w:rPr>
+              <w:t xml:space="preserve">100</w:t>
+            </w:r>
+          </w:p>
+        </w:tc>
+        <w:tc>
+          <w:tcPr>
+            <w:tcW w:type="dxa" w:w="1476"/>
+            <w:shd w:fill="F7F8FA" w:val="clear"/>
+            <w:tcMar>
+              <w:top w:type="dxa" w:w="80"/>
+              <w:left w:type="dxa" w:w="120"/>
+              <w:bottom w:type="dxa" w:w="80"/>
+              <w:right w:type="dxa" w:w="120"/>
+            </w:tcMar>
+          </w:tcPr>
+          <w:p>
+            <w:pPr>
+              <w:spacing w:after="0" w:line="252"/>
+              <w:jc w:val="center"/>
+            </w:pPr>
+            <w:r>
+              <w:rPr>
+                <w:sz w:val="18"/>
+                <w:szCs w:val="18"/>
+              </w:rPr>
+              <w:t xml:space="preserve">16%</w:t>
+            </w:r>
+          </w:p>
+        </w:tc>
+        <w:tc>
+          <w:tcPr>
+            <w:tcW w:type="dxa" w:w="1450"/>
+            <w:shd w:fill="F7F8FA" w:val="clear"/>
+            <w:tcMar>
+              <w:top w:type="dxa" w:w="80"/>
+              <w:left w:type="dxa" w:w="120"/>
+              <w:bottom w:type="dxa" w:w="80"/>
+              <w:right w:type="dxa" w:w="120"/>
+            </w:tcMar>
+          </w:tcPr>
+          <w:p>
+            <w:pPr>
+              <w:spacing w:after="0" w:line="252"/>
+              <w:jc w:val="center"/>
+            </w:pPr>
+            <w:r>
+              <w:rPr>
+                <w:sz w:val="18"/>
+                <w:szCs w:val="18"/>
+              </w:rPr>
+              <w:t xml:space="preserve">38%</w:t>
+            </w:r>
+          </w:p>
+        </w:tc>
+        <w:tc>
+          <w:tcPr>
+            <w:tcW w:type="dxa" w:w="800"/>
+            <w:shd w:fill="F7F8FA" w:val="clear"/>
+            <w:tcMar>
+              <w:top w:type="dxa" w:w="80"/>
+              <w:left w:type="dxa" w:w="120"/>
+              <w:bottom w:type="dxa" w:w="80"/>
+              <w:right w:type="dxa" w:w="120"/>
+            </w:tcMar>
+          </w:tcPr>
+          <w:p>
+            <w:pPr>
+              <w:spacing w:after="0" w:line="252"/>
+              <w:jc w:val="center"/>
+            </w:pPr>
+            <w:r>
+              <w:rPr>
+                <w:b/>
+                <w:bCs/>
+                <w:color w:val="9C1F1F"/>
+                <w:sz w:val="18"/>
+                <w:szCs w:val="18"/>
+              </w:rPr>
+              <w:t xml:space="preserve">−29</w:t>
+            </w:r>
+          </w:p>
+        </w:tc>
+        <w:tc>
+          <w:tcPr>
+            <w:tcW w:type="dxa" w:w="1200"/>
+            <w:shd w:fill="F7F8FA" w:val="clear"/>
+            <w:tcMar>
+              <w:top w:type="dxa" w:w="80"/>
+              <w:left w:type="dxa" w:w="120"/>
+              <w:bottom w:type="dxa" w:w="80"/>
+              <w:right w:type="dxa" w:w="120"/>
+            </w:tcMar>
+          </w:tcPr>
+          <w:p>
+            <w:pPr>
+              <w:spacing w:after="0" w:line="252"/>
+              <w:jc w:val="center"/>
+            </w:pPr>
+            <w:r>
+              <w:rPr>
+                <w:b/>
+                <w:bCs/>
+                <w:color w:val="9C1F1F"/>
+                <w:sz w:val="18"/>
+                <w:szCs w:val="18"/>
+              </w:rPr>
+              <w:t xml:space="preserve">0.000</w:t>
+            </w:r>
+          </w:p>
+        </w:tc>
+      </w:tr>
+      <w:tr>
+        <w:tc>
+          <w:tcPr>
+            <w:tcW w:type="dxa" w:w="1750"/>
+            <w:shd w:fill="FFFFFF" w:val="clear"/>
+            <w:tcMar>
+              <w:top w:type="dxa" w:w="80"/>
+              <w:left w:type="dxa" w:w="120"/>
+              <w:bottom w:type="dxa" w:w="80"/>
+              <w:right w:type="dxa" w:w="120"/>
+            </w:tcMar>
+          </w:tcPr>
+          <w:p>
+            <w:pPr>
+              <w:spacing w:after="0" w:line="252"/>
+            </w:pPr>
+            <w:r>
+              <w:rPr>
+                <w:sz w:val="18"/>
+                <w:szCs w:val="18"/>
+              </w:rPr>
+              <w:t xml:space="preserve">prontoqa</w:t>
+            </w:r>
+          </w:p>
+        </w:tc>
+        <w:tc>
+          <w:tcPr>
+            <w:tcW w:type="dxa" w:w="1650"/>
+            <w:shd w:fill="FFFFFF" w:val="clear"/>
+            <w:tcMar>
+              <w:top w:type="dxa" w:w="80"/>
+              <w:left w:type="dxa" w:w="120"/>
+              <w:bottom w:type="dxa" w:w="80"/>
+              <w:right w:type="dxa" w:w="120"/>
+            </w:tcMar>
+          </w:tcPr>
+          <w:p>
+            <w:pPr>
+              <w:spacing w:after="0" w:line="252"/>
+              <w:jc w:val="center"/>
+            </w:pPr>
+            <w:r>
+              <w:rPr>
+                <w:sz w:val="18"/>
+                <w:szCs w:val="18"/>
+              </w:rPr>
+              <w:t xml:space="preserve">Llama-3.1-8B</w:t>
+            </w:r>
+          </w:p>
+        </w:tc>
+        <w:tc>
+          <w:tcPr>
+            <w:tcW w:type="dxa" w:w="700"/>
+            <w:shd w:fill="FFFFFF" w:val="clear"/>
+            <w:tcMar>
+              <w:top w:type="dxa" w:w="80"/>
+              <w:left w:type="dxa" w:w="120"/>
+              <w:bottom w:type="dxa" w:w="80"/>
+              <w:right w:type="dxa" w:w="120"/>
+            </w:tcMar>
+          </w:tcPr>
+          <w:p>
+            <w:pPr>
+              <w:spacing w:after="0" w:line="252"/>
+              <w:jc w:val="center"/>
+            </w:pPr>
+            <w:r>
+              <w:rPr>
+                <w:sz w:val="18"/>
+                <w:szCs w:val="18"/>
+              </w:rPr>
+              <w:t xml:space="preserve">100</w:t>
+            </w:r>
+          </w:p>
+        </w:tc>
+        <w:tc>
+          <w:tcPr>
+            <w:tcW w:type="dxa" w:w="1476"/>
+            <w:shd w:fill="FFFFFF" w:val="clear"/>
+            <w:tcMar>
+              <w:top w:type="dxa" w:w="80"/>
+              <w:left w:type="dxa" w:w="120"/>
+              <w:bottom w:type="dxa" w:w="80"/>
+              <w:right w:type="dxa" w:w="120"/>
+            </w:tcMar>
+          </w:tcPr>
+          <w:p>
+            <w:pPr>
+              <w:spacing w:after="0" w:line="252"/>
+              <w:jc w:val="center"/>
+            </w:pPr>
+            <w:r>
+              <w:rPr>
+                <w:sz w:val="18"/>
+                <w:szCs w:val="18"/>
+              </w:rPr>
+              <w:t xml:space="preserve">40%</w:t>
+            </w:r>
+          </w:p>
+        </w:tc>
+        <w:tc>
+          <w:tcPr>
+            <w:tcW w:type="dxa" w:w="1450"/>
+            <w:shd w:fill="FFFFFF" w:val="clear"/>
+            <w:tcMar>
+              <w:top w:type="dxa" w:w="80"/>
+              <w:left w:type="dxa" w:w="120"/>
+              <w:bottom w:type="dxa" w:w="80"/>
+              <w:right w:type="dxa" w:w="120"/>
+            </w:tcMar>
+          </w:tcPr>
+          <w:p>
+            <w:pPr>
+              <w:spacing w:after="0" w:line="252"/>
+              <w:jc w:val="center"/>
+            </w:pPr>
+            <w:r>
+              <w:rPr>
+                <w:sz w:val="18"/>
+                <w:szCs w:val="18"/>
+              </w:rPr>
+              <w:t xml:space="preserve">39%</w:t>
+            </w:r>
+          </w:p>
+        </w:tc>
+        <w:tc>
+          <w:tcPr>
+            <w:tcW w:type="dxa" w:w="800"/>
+            <w:shd w:fill="FFFFFF" w:val="clear"/>
+            <w:tcMar>
+              <w:top w:type="dxa" w:w="80"/>
+              <w:left w:type="dxa" w:w="120"/>
+              <w:bottom w:type="dxa" w:w="80"/>
+              <w:right w:type="dxa" w:w="120"/>
+            </w:tcMar>
+          </w:tcPr>
+          <w:p>
+            <w:pPr>
+              <w:spacing w:after="0" w:line="252"/>
+              <w:jc w:val="center"/>
+            </w:pPr>
+            <w:r>
+              <w:rPr>
+                <w:sz w:val="18"/>
+                <w:szCs w:val="18"/>
+              </w:rPr>
+              <w:t xml:space="preserve">−5</w:t>
+            </w:r>
+          </w:p>
+        </w:tc>
+        <w:tc>
+          <w:tcPr>
+            <w:tcW w:type="dxa" w:w="1200"/>
+            <w:shd w:fill="FFFFFF" w:val="clear"/>
+            <w:tcMar>
+              <w:top w:type="dxa" w:w="80"/>
+              <w:left w:type="dxa" w:w="120"/>
+              <w:bottom w:type="dxa" w:w="80"/>
+              <w:right w:type="dxa" w:w="120"/>
+            </w:tcMar>
+          </w:tcPr>
+          <w:p>
+            <w:pPr>
+              <w:spacing w:after="0" w:line="252"/>
+              <w:jc w:val="center"/>
+            </w:pPr>
+            <w:r>
+              <w:rPr>
+                <w:sz w:val="18"/>
+                <w:szCs w:val="18"/>
+              </w:rPr>
+              <w:t xml:space="preserve">0.392</w:t>
+            </w:r>
+          </w:p>
+        </w:tc>
+      </w:tr>
+      <w:tr>
+        <w:tc>
+          <w:tcPr>
+            <w:tcW w:type="dxa" w:w="1750"/>
+            <w:shd w:fill="F7F8FA" w:val="clear"/>
+            <w:tcMar>
+              <w:top w:type="dxa" w:w="80"/>
+              <w:left w:type="dxa" w:w="120"/>
+              <w:bottom w:type="dxa" w:w="80"/>
+              <w:right w:type="dxa" w:w="120"/>
+            </w:tcMar>
+          </w:tcPr>
+          <w:p>
+            <w:pPr>
+              <w:spacing w:after="0" w:line="252"/>
+            </w:pPr>
+            <w:r>
+              <w:rPr>
+                <w:sz w:val="18"/>
+                <w:szCs w:val="18"/>
+              </w:rPr>
+              <w:t xml:space="preserve">prontoqa</w:t>
+            </w:r>
+          </w:p>
+        </w:tc>
+        <w:tc>
+          <w:tcPr>
+            <w:tcW w:type="dxa" w:w="1650"/>
+            <w:shd w:fill="F7F8FA" w:val="clear"/>
+            <w:tcMar>
+              <w:top w:type="dxa" w:w="80"/>
+              <w:left w:type="dxa" w:w="120"/>
+              <w:bottom w:type="dxa" w:w="80"/>
+              <w:right w:type="dxa" w:w="120"/>
+            </w:tcMar>
+          </w:tcPr>
+          <w:p>
+            <w:pPr>
+              <w:spacing w:after="0" w:line="252"/>
+              <w:jc w:val="center"/>
+            </w:pPr>
+            <w:r>
+              <w:rPr>
+                <w:sz w:val="18"/>
+                <w:szCs w:val="18"/>
+              </w:rPr>
+              <w:t xml:space="preserve">gpt-4o-mini</w:t>
+            </w:r>
+          </w:p>
+        </w:tc>
+        <w:tc>
+          <w:tcPr>
+            <w:tcW w:type="dxa" w:w="700"/>
+            <w:shd w:fill="F7F8FA" w:val="clear"/>
+            <w:tcMar>
+              <w:top w:type="dxa" w:w="80"/>
+              <w:left w:type="dxa" w:w="120"/>
+              <w:bottom w:type="dxa" w:w="80"/>
+              <w:right w:type="dxa" w:w="120"/>
+            </w:tcMar>
+          </w:tcPr>
+          <w:p>
+            <w:pPr>
+              <w:spacing w:after="0" w:line="252"/>
+              <w:jc w:val="center"/>
+            </w:pPr>
+            <w:r>
+              <w:rPr>
+                <w:sz w:val="18"/>
+                <w:szCs w:val="18"/>
+              </w:rPr>
+              <w:t xml:space="preserve">500</w:t>
+            </w:r>
+          </w:p>
+        </w:tc>
+        <w:tc>
+          <w:tcPr>
+            <w:tcW w:type="dxa" w:w="1476"/>
+            <w:shd w:fill="F7F8FA" w:val="clear"/>
+            <w:tcMar>
+              <w:top w:type="dxa" w:w="80"/>
+              <w:left w:type="dxa" w:w="120"/>
+              <w:bottom w:type="dxa" w:w="80"/>
+              <w:right w:type="dxa" w:w="120"/>
+            </w:tcMar>
+          </w:tcPr>
+          <w:p>
+            <w:pPr>
+              <w:spacing w:after="0" w:line="252"/>
+              <w:jc w:val="center"/>
+            </w:pPr>
+            <w:r>
+              <w:rPr>
+                <w:sz w:val="18"/>
+                <w:szCs w:val="18"/>
+              </w:rPr>
+              <w:t xml:space="preserve">11%</w:t>
+            </w:r>
+          </w:p>
+        </w:tc>
+        <w:tc>
+          <w:tcPr>
+            <w:tcW w:type="dxa" w:w="1450"/>
+            <w:shd w:fill="F7F8FA" w:val="clear"/>
+            <w:tcMar>
+              <w:top w:type="dxa" w:w="80"/>
+              <w:left w:type="dxa" w:w="120"/>
+              <w:bottom w:type="dxa" w:w="80"/>
+              <w:right w:type="dxa" w:w="120"/>
+            </w:tcMar>
+          </w:tcPr>
+          <w:p>
+            <w:pPr>
+              <w:spacing w:after="0" w:line="252"/>
+              <w:jc w:val="center"/>
+            </w:pPr>
+            <w:r>
+              <w:rPr>
+                <w:sz w:val="18"/>
+                <w:szCs w:val="18"/>
+              </w:rPr>
+              <w:t xml:space="preserve">13%</w:t>
+            </w:r>
+          </w:p>
+        </w:tc>
+        <w:tc>
+          <w:tcPr>
+            <w:tcW w:type="dxa" w:w="800"/>
+            <w:shd w:fill="F7F8FA" w:val="clear"/>
+            <w:tcMar>
+              <w:top w:type="dxa" w:w="80"/>
+              <w:left w:type="dxa" w:w="120"/>
+              <w:bottom w:type="dxa" w:w="80"/>
+              <w:right w:type="dxa" w:w="120"/>
+            </w:tcMar>
+          </w:tcPr>
+          <w:p>
+            <w:pPr>
+              <w:spacing w:after="0" w:line="252"/>
+              <w:jc w:val="center"/>
+            </w:pPr>
+            <w:r>
+              <w:rPr>
+                <w:sz w:val="18"/>
+                <w:szCs w:val="18"/>
+              </w:rPr>
+              <w:t xml:space="preserve">−10</w:t>
+            </w:r>
+          </w:p>
+        </w:tc>
+        <w:tc>
+          <w:tcPr>
+            <w:tcW w:type="dxa" w:w="1200"/>
+            <w:shd w:fill="F7F8FA" w:val="clear"/>
+            <w:tcMar>
+              <w:top w:type="dxa" w:w="80"/>
+              <w:left w:type="dxa" w:w="120"/>
+              <w:bottom w:type="dxa" w:w="80"/>
+              <w:right w:type="dxa" w:w="120"/>
+            </w:tcMar>
+          </w:tcPr>
+          <w:p>
+            <w:pPr>
+              <w:spacing w:after="0" w:line="252"/>
+              <w:jc w:val="center"/>
+            </w:pPr>
+            <w:r>
+              <w:rPr>
+                <w:sz w:val="18"/>
+                <w:szCs w:val="18"/>
+              </w:rPr>
+              <w:t xml:space="preserve">0.397</w:t>
+            </w:r>
+          </w:p>
+        </w:tc>
+      </w:tr>
+    </w:tbl>
+    <w:p>
+      <w:pPr>
+        <w:spacing w:after="120"/>
+      </w:pPr>
+    </w:p>
+    <w:p>
+      <w:pPr>
+        <w:spacing w:after="160" w:line="276"/>
+      </w:pPr>
+      <w:r>
+        <w:rPr>
+          <w:sz w:val="21"/>
+          <w:szCs w:val="21"/>
+        </w:rPr>
+        <w:t xml:space="preserve">Self-Refine never helps. It ranges from neutral (frontier, little to fix) to significantly harmful — on ProofWriter/Llama it significantly increases silent failure (16% → 38%, p = 0.000), and at full n the FOLIO/Llama accuracy damage is net −31. The falsification-gate result is now robust across the whole matrix. (gpt-4o Self-Refine on the synthetic datasets was omitted: gpt-4o already solves them, so there is no gap to close. One cell — ProofWriter × gpt-4o-mini — is a re-run in progress after a grounder hang, now fixed.)</w:t>
+      </w:r>
+    </w:p>
+    <w:p>
+      <w:pPr>
+        <w:pStyle w:val="Heading2"/>
+        <w:spacing w:after="140" w:before="260"/>
+      </w:pPr>
+      <w:r>
+        <w:rPr>
+          <w:b/>
+          <w:bCs/>
+          <w:color w:val="1F3864"/>
+          <w:sz w:val="25"/>
+          <w:szCs w:val="25"/>
+        </w:rPr>
+        <w:t xml:space="preserve">10.3 Internal reasoning: does confidence detect silent failure?</w:t>
+      </w:r>
+    </w:p>
+    <w:p>
+      <w:pPr>
+        <w:spacing w:after="120" w:line="276"/>
+      </w:pPr>
+      <w:r>
+        <w:rPr>
+          <w:sz w:val="21"/>
+          <w:szCs w:val="21"/>
+        </w:rPr>
+        <w:t xml:space="preserve">Token-level logprob confidence of the whole-story translation as a gold-label-free risk signal. AUROC for separating silent failures from correct among gradeable examples (0.5 = chance), clustered bootstrap CI.</w:t>
+      </w:r>
+    </w:p>
+    <w:tbl>
+      <w:tblPr>
+        <w:tblW w:type="dxa" w:w="9026"/>
+        <w:tblBorders>
+          <w:top w:val="single" w:color="auto" w:sz="4"/>
+          <w:left w:val="single" w:color="auto" w:sz="4"/>
+          <w:bottom w:val="single" w:color="auto" w:sz="4"/>
+          <w:right w:val="single" w:color="auto" w:sz="4"/>
+          <w:insideH w:val="single" w:color="auto" w:sz="4"/>
+          <w:insideV w:val="single" w:color="auto" w:sz="4"/>
+        </w:tblBorders>
+      </w:tblPr>
+      <w:tblGrid>
+        <w:gridCol w:w="1700"/>
+        <w:gridCol w:w="1700"/>
+        <w:gridCol w:w="1600"/>
+        <w:gridCol w:w="2126"/>
+        <w:gridCol w:w="1900"/>
+      </w:tblGrid>
+      <w:tr>
+        <w:trPr>
+          <w:tblHeader/>
+        </w:trPr>
+        <w:tc>
+          <w:tcPr>
+            <w:tcW w:type="dxa" w:w="1700"/>
+            <w:shd w:fill="1F3864" w:val="clear"/>
+            <w:tcMar>
+              <w:top w:type="dxa" w:w="90"/>
+              <w:left w:type="dxa" w:w="120"/>
+              <w:bottom w:type="dxa" w:w="90"/>
+              <w:right w:type="dxa" w:w="120"/>
+            </w:tcMar>
+          </w:tcPr>
+          <w:p>
+            <w:pPr>
+              <w:spacing w:after="0"/>
+            </w:pPr>
+            <w:r>
+              <w:rPr>
+                <w:b/>
+                <w:bCs/>
+                <w:color w:val="FFFFFF"/>
+                <w:sz w:val="17"/>
+                <w:szCs w:val="17"/>
+              </w:rPr>
+              <w:t xml:space="preserve">dataset</w:t>
+            </w:r>
+          </w:p>
+        </w:tc>
+        <w:tc>
+          <w:tcPr>
+            <w:tcW w:type="dxa" w:w="1700"/>
+            <w:shd w:fill="1F3864" w:val="clear"/>
+            <w:tcMar>
+              <w:top w:type="dxa" w:w="90"/>
+              <w:left w:type="dxa" w:w="120"/>
+              <w:bottom w:type="dxa" w:w="90"/>
+              <w:right w:type="dxa" w:w="120"/>
+            </w:tcMar>
+          </w:tcPr>
+          <w:p>
+            <w:pPr>
+              <w:spacing w:after="0"/>
+              <w:jc w:val="center"/>
+            </w:pPr>
+            <w:r>
+              <w:rPr>
+                <w:b/>
+                <w:bCs/>
+                <w:color w:val="FFFFFF"/>
+                <w:sz w:val="17"/>
+                <w:szCs w:val="17"/>
+              </w:rPr>
+              <w:t xml:space="preserve">model</w:t>
+            </w:r>
+          </w:p>
+        </w:tc>
+        <w:tc>
+          <w:tcPr>
+            <w:tcW w:type="dxa" w:w="1600"/>
+            <w:shd w:fill="1F3864" w:val="clear"/>
+            <w:tcMar>
+              <w:top w:type="dxa" w:w="90"/>
+              <w:left w:type="dxa" w:w="120"/>
+              <w:bottom w:type="dxa" w:w="90"/>
+              <w:right w:type="dxa" w:w="120"/>
+            </w:tcMar>
+          </w:tcPr>
+          <w:p>
+            <w:pPr>
+              <w:spacing w:after="0"/>
+              <w:jc w:val="center"/>
+            </w:pPr>
+            <w:r>
+              <w:rPr>
+                <w:b/>
+                <w:bCs/>
+                <w:color w:val="FFFFFF"/>
+                <w:sz w:val="17"/>
+                <w:szCs w:val="17"/>
+              </w:rPr>
+              <w:t xml:space="preserve">silent / n</w:t>
+            </w:r>
+          </w:p>
+        </w:tc>
+        <w:tc>
+          <w:tcPr>
+            <w:tcW w:type="dxa" w:w="2126"/>
+            <w:shd w:fill="1F3864" w:val="clear"/>
+            <w:tcMar>
+              <w:top w:type="dxa" w:w="90"/>
+              <w:left w:type="dxa" w:w="120"/>
+              <w:bottom w:type="dxa" w:w="90"/>
+              <w:right w:type="dxa" w:w="120"/>
+            </w:tcMar>
+          </w:tcPr>
+          <w:p>
+            <w:pPr>
+              <w:spacing w:after="0"/>
+              <w:jc w:val="center"/>
+            </w:pPr>
+            <w:r>
+              <w:rPr>
+                <w:b/>
+                <w:bCs/>
+                <w:color w:val="FFFFFF"/>
+                <w:sz w:val="17"/>
+                <w:szCs w:val="17"/>
+              </w:rPr>
+              <w:t xml:space="preserve">AUROC (mean logprob)</w:t>
+            </w:r>
+          </w:p>
+        </w:tc>
+        <w:tc>
+          <w:tcPr>
+            <w:tcW w:type="dxa" w:w="1900"/>
+            <w:shd w:fill="1F3864" w:val="clear"/>
+            <w:tcMar>
+              <w:top w:type="dxa" w:w="90"/>
+              <w:left w:type="dxa" w:w="120"/>
+              <w:bottom w:type="dxa" w:w="90"/>
+              <w:right w:type="dxa" w:w="120"/>
+            </w:tcMar>
+          </w:tcPr>
+          <w:p>
+            <w:pPr>
+              <w:spacing w:after="0"/>
+              <w:jc w:val="center"/>
+            </w:pPr>
+            <w:r>
+              <w:rPr>
+                <w:b/>
+                <w:bCs/>
+                <w:color w:val="FFFFFF"/>
+                <w:sz w:val="17"/>
+                <w:szCs w:val="17"/>
+              </w:rPr>
+              <w:t xml:space="preserve">flag top 20%: prec / recall</w:t>
+            </w:r>
+          </w:p>
+        </w:tc>
+      </w:tr>
+      <w:tr>
+        <w:tc>
+          <w:tcPr>
+            <w:tcW w:type="dxa" w:w="1700"/>
+            <w:shd w:fill="FFFFFF" w:val="clear"/>
+            <w:tcMar>
+              <w:top w:type="dxa" w:w="80"/>
+              <w:left w:type="dxa" w:w="120"/>
+              <w:bottom w:type="dxa" w:w="80"/>
+              <w:right w:type="dxa" w:w="120"/>
+            </w:tcMar>
+          </w:tcPr>
+          <w:p>
+            <w:pPr>
+              <w:spacing w:after="0" w:line="252"/>
+            </w:pPr>
+            <w:r>
+              <w:rPr>
+                <w:sz w:val="17"/>
+                <w:szCs w:val="17"/>
+              </w:rPr>
+              <w:t xml:space="preserve">prontoqa</w:t>
+            </w:r>
+          </w:p>
+        </w:tc>
+        <w:tc>
+          <w:tcPr>
+            <w:tcW w:type="dxa" w:w="1700"/>
+            <w:shd w:fill="FFFFFF" w:val="clear"/>
+            <w:tcMar>
+              <w:top w:type="dxa" w:w="80"/>
+              <w:left w:type="dxa" w:w="120"/>
+              <w:bottom w:type="dxa" w:w="80"/>
+              <w:right w:type="dxa" w:w="120"/>
+            </w:tcMar>
+          </w:tcPr>
+          <w:p>
+            <w:pPr>
+              <w:spacing w:after="0" w:line="252"/>
+              <w:jc w:val="center"/>
+            </w:pPr>
+            <w:r>
+              <w:rPr>
+                <w:sz w:val="17"/>
+                <w:szCs w:val="17"/>
+              </w:rPr>
+              <w:t xml:space="preserve">Llama-3.1-8B</w:t>
+            </w:r>
+          </w:p>
+        </w:tc>
+        <w:tc>
+          <w:tcPr>
+            <w:tcW w:type="dxa" w:w="1600"/>
+            <w:shd w:fill="FFFFFF" w:val="clear"/>
+            <w:tcMar>
+              <w:top w:type="dxa" w:w="80"/>
+              <w:left w:type="dxa" w:w="120"/>
+              <w:bottom w:type="dxa" w:w="80"/>
+              <w:right w:type="dxa" w:w="120"/>
+            </w:tcMar>
+          </w:tcPr>
+          <w:p>
+            <w:pPr>
+              <w:spacing w:after="0" w:line="252"/>
+              <w:jc w:val="center"/>
+            </w:pPr>
+            <w:r>
+              <w:rPr>
+                <w:sz w:val="17"/>
+                <w:szCs w:val="17"/>
+              </w:rPr>
+              <w:t xml:space="preserve">174 / 481</w:t>
+            </w:r>
+          </w:p>
+        </w:tc>
+        <w:tc>
+          <w:tcPr>
+            <w:tcW w:type="dxa" w:w="2126"/>
+            <w:shd w:fill="FFFFFF" w:val="clear"/>
+            <w:tcMar>
+              <w:top w:type="dxa" w:w="80"/>
+              <w:left w:type="dxa" w:w="120"/>
+              <w:bottom w:type="dxa" w:w="80"/>
+              <w:right w:type="dxa" w:w="120"/>
+            </w:tcMar>
+          </w:tcPr>
+          <w:p>
+            <w:pPr>
+              <w:spacing w:after="0" w:line="252"/>
+              <w:jc w:val="center"/>
+            </w:pPr>
+            <w:r>
+              <w:rPr>
+                <w:b/>
+                <w:bCs/>
+                <w:color w:val="1E6B34"/>
+                <w:sz w:val="17"/>
+                <w:szCs w:val="17"/>
+              </w:rPr>
+              <w:t xml:space="preserve">0.871 [0.84, 0.90]</w:t>
+            </w:r>
+          </w:p>
+        </w:tc>
+        <w:tc>
+          <w:tcPr>
+            <w:tcW w:type="dxa" w:w="1900"/>
+            <w:shd w:fill="FFFFFF" w:val="clear"/>
+            <w:tcMar>
+              <w:top w:type="dxa" w:w="80"/>
+              <w:left w:type="dxa" w:w="120"/>
+              <w:bottom w:type="dxa" w:w="80"/>
+              <w:right w:type="dxa" w:w="120"/>
+            </w:tcMar>
+          </w:tcPr>
+          <w:p>
+            <w:pPr>
+              <w:spacing w:after="0" w:line="252"/>
+              <w:jc w:val="center"/>
+            </w:pPr>
+            <w:r>
+              <w:rPr>
+                <w:sz w:val="17"/>
+                <w:szCs w:val="17"/>
+              </w:rPr>
+              <w:t xml:space="preserve">83.5% / 46.6%</w:t>
+            </w:r>
+          </w:p>
+        </w:tc>
+      </w:tr>
+      <w:tr>
+        <w:tc>
+          <w:tcPr>
+            <w:tcW w:type="dxa" w:w="1700"/>
+            <w:shd w:fill="F7F8FA" w:val="clear"/>
+            <w:tcMar>
+              <w:top w:type="dxa" w:w="80"/>
+              <w:left w:type="dxa" w:w="120"/>
+              <w:bottom w:type="dxa" w:w="80"/>
+              <w:right w:type="dxa" w:w="120"/>
+            </w:tcMar>
+          </w:tcPr>
+          <w:p>
+            <w:pPr>
+              <w:spacing w:after="0" w:line="252"/>
+            </w:pPr>
+            <w:r>
+              <w:rPr>
+                <w:sz w:val="17"/>
+                <w:szCs w:val="17"/>
+              </w:rPr>
+              <w:t xml:space="preserve">proofwriter</w:t>
+            </w:r>
+          </w:p>
+        </w:tc>
+        <w:tc>
+          <w:tcPr>
+            <w:tcW w:type="dxa" w:w="1700"/>
+            <w:shd w:fill="F7F8FA" w:val="clear"/>
+            <w:tcMar>
+              <w:top w:type="dxa" w:w="80"/>
+              <w:left w:type="dxa" w:w="120"/>
+              <w:bottom w:type="dxa" w:w="80"/>
+              <w:right w:type="dxa" w:w="120"/>
+            </w:tcMar>
+          </w:tcPr>
+          <w:p>
+            <w:pPr>
+              <w:spacing w:after="0" w:line="252"/>
+              <w:jc w:val="center"/>
+            </w:pPr>
+            <w:r>
+              <w:rPr>
+                <w:sz w:val="17"/>
+                <w:szCs w:val="17"/>
+              </w:rPr>
+              <w:t xml:space="preserve">Llama-3.1-8B</w:t>
+            </w:r>
+          </w:p>
+        </w:tc>
+        <w:tc>
+          <w:tcPr>
+            <w:tcW w:type="dxa" w:w="1600"/>
+            <w:shd w:fill="F7F8FA" w:val="clear"/>
+            <w:tcMar>
+              <w:top w:type="dxa" w:w="80"/>
+              <w:left w:type="dxa" w:w="120"/>
+              <w:bottom w:type="dxa" w:w="80"/>
+              <w:right w:type="dxa" w:w="120"/>
+            </w:tcMar>
+          </w:tcPr>
+          <w:p>
+            <w:pPr>
+              <w:spacing w:after="0" w:line="252"/>
+              <w:jc w:val="center"/>
+            </w:pPr>
+            <w:r>
+              <w:rPr>
+                <w:sz w:val="17"/>
+                <w:szCs w:val="17"/>
+              </w:rPr>
+              <w:t xml:space="preserve">85 / 585</w:t>
+            </w:r>
+          </w:p>
+        </w:tc>
+        <w:tc>
+          <w:tcPr>
+            <w:tcW w:type="dxa" w:w="2126"/>
+            <w:shd w:fill="F7F8FA" w:val="clear"/>
+            <w:tcMar>
+              <w:top w:type="dxa" w:w="80"/>
+              <w:left w:type="dxa" w:w="120"/>
+              <w:bottom w:type="dxa" w:w="80"/>
+              <w:right w:type="dxa" w:w="120"/>
+            </w:tcMar>
+          </w:tcPr>
+          <w:p>
+            <w:pPr>
+              <w:spacing w:after="0" w:line="252"/>
+              <w:jc w:val="center"/>
+            </w:pPr>
+            <w:r>
+              <w:rPr>
+                <w:sz w:val="17"/>
+                <w:szCs w:val="17"/>
+              </w:rPr>
+              <w:t xml:space="preserve">0.682 [0.62, 0.74]</w:t>
+            </w:r>
+          </w:p>
+        </w:tc>
+        <w:tc>
+          <w:tcPr>
+            <w:tcW w:type="dxa" w:w="1900"/>
+            <w:shd w:fill="F7F8FA" w:val="clear"/>
+            <w:tcMar>
+              <w:top w:type="dxa" w:w="80"/>
+              <w:left w:type="dxa" w:w="120"/>
+              <w:bottom w:type="dxa" w:w="80"/>
+              <w:right w:type="dxa" w:w="120"/>
+            </w:tcMar>
+          </w:tcPr>
+          <w:p>
+            <w:pPr>
+              <w:spacing w:after="0" w:line="252"/>
+              <w:jc w:val="center"/>
+            </w:pPr>
+            <w:r>
+              <w:rPr>
+                <w:sz w:val="17"/>
+                <w:szCs w:val="17"/>
+              </w:rPr>
+              <w:t xml:space="preserve">22.2% / 30.6%</w:t>
+            </w:r>
+          </w:p>
+        </w:tc>
+      </w:tr>
+      <w:tr>
+        <w:tc>
+          <w:tcPr>
+            <w:tcW w:type="dxa" w:w="1700"/>
+            <w:shd w:fill="FFFFFF" w:val="clear"/>
+            <w:tcMar>
+              <w:top w:type="dxa" w:w="80"/>
+              <w:left w:type="dxa" w:w="120"/>
+              <w:bottom w:type="dxa" w:w="80"/>
+              <w:right w:type="dxa" w:w="120"/>
+            </w:tcMar>
+          </w:tcPr>
+          <w:p>
+            <w:pPr>
+              <w:spacing w:after="0" w:line="252"/>
+            </w:pPr>
+            <w:r>
+              <w:rPr>
+                <w:sz w:val="17"/>
+                <w:szCs w:val="17"/>
+              </w:rPr>
+              <w:t xml:space="preserve">folio</w:t>
+            </w:r>
+          </w:p>
+        </w:tc>
+        <w:tc>
+          <w:tcPr>
+            <w:tcW w:type="dxa" w:w="1700"/>
+            <w:shd w:fill="FFFFFF" w:val="clear"/>
+            <w:tcMar>
+              <w:top w:type="dxa" w:w="80"/>
+              <w:left w:type="dxa" w:w="120"/>
+              <w:bottom w:type="dxa" w:w="80"/>
+              <w:right w:type="dxa" w:w="120"/>
+            </w:tcMar>
+          </w:tcPr>
+          <w:p>
+            <w:pPr>
+              <w:spacing w:after="0" w:line="252"/>
+              <w:jc w:val="center"/>
+            </w:pPr>
+            <w:r>
+              <w:rPr>
+                <w:sz w:val="17"/>
+                <w:szCs w:val="17"/>
+              </w:rPr>
+              <w:t xml:space="preserve">gpt-4o-mini</w:t>
+            </w:r>
+          </w:p>
+        </w:tc>
+        <w:tc>
+          <w:tcPr>
+            <w:tcW w:type="dxa" w:w="1600"/>
+            <w:shd w:fill="FFFFFF" w:val="clear"/>
+            <w:tcMar>
+              <w:top w:type="dxa" w:w="80"/>
+              <w:left w:type="dxa" w:w="120"/>
+              <w:bottom w:type="dxa" w:w="80"/>
+              <w:right w:type="dxa" w:w="120"/>
+            </w:tcMar>
+          </w:tcPr>
+          <w:p>
+            <w:pPr>
+              <w:spacing w:after="0" w:line="252"/>
+              <w:jc w:val="center"/>
+            </w:pPr>
+            <w:r>
+              <w:rPr>
+                <w:sz w:val="17"/>
+                <w:szCs w:val="17"/>
+              </w:rPr>
+              <w:t xml:space="preserve">71 / 184</w:t>
+            </w:r>
+          </w:p>
+        </w:tc>
+        <w:tc>
+          <w:tcPr>
+            <w:tcW w:type="dxa" w:w="2126"/>
+            <w:shd w:fill="FFFFFF" w:val="clear"/>
+            <w:tcMar>
+              <w:top w:type="dxa" w:w="80"/>
+              <w:left w:type="dxa" w:w="120"/>
+              <w:bottom w:type="dxa" w:w="80"/>
+              <w:right w:type="dxa" w:w="120"/>
+            </w:tcMar>
+          </w:tcPr>
+          <w:p>
+            <w:pPr>
+              <w:spacing w:after="0" w:line="252"/>
+              <w:jc w:val="center"/>
+            </w:pPr>
+            <w:r>
+              <w:rPr>
+                <w:b/>
+                <w:bCs/>
+                <w:color w:val="9C1F1F"/>
+                <w:sz w:val="17"/>
+                <w:szCs w:val="17"/>
+              </w:rPr>
+              <w:t xml:space="preserve">0.492 [0.40, 0.59]</w:t>
+            </w:r>
+          </w:p>
+        </w:tc>
+        <w:tc>
+          <w:tcPr>
+            <w:tcW w:type="dxa" w:w="1900"/>
+            <w:shd w:fill="FFFFFF" w:val="clear"/>
+            <w:tcMar>
+              <w:top w:type="dxa" w:w="80"/>
+              <w:left w:type="dxa" w:w="120"/>
+              <w:bottom w:type="dxa" w:w="80"/>
+              <w:right w:type="dxa" w:w="120"/>
+            </w:tcMar>
+          </w:tcPr>
+          <w:p>
+            <w:pPr>
+              <w:spacing w:after="0" w:line="252"/>
+              <w:jc w:val="center"/>
+            </w:pPr>
+            <w:r>
+              <w:rPr>
+                <w:sz w:val="17"/>
+                <w:szCs w:val="17"/>
+              </w:rPr>
+              <w:t xml:space="preserve">43.2% / 22.5%</w:t>
+            </w:r>
+          </w:p>
+        </w:tc>
+      </w:tr>
+      <w:tr>
+        <w:tc>
+          <w:tcPr>
+            <w:tcW w:type="dxa" w:w="1700"/>
+            <w:shd w:fill="F7F8FA" w:val="clear"/>
+            <w:tcMar>
+              <w:top w:type="dxa" w:w="80"/>
+              <w:left w:type="dxa" w:w="120"/>
+              <w:bottom w:type="dxa" w:w="80"/>
+              <w:right w:type="dxa" w:w="120"/>
+            </w:tcMar>
+          </w:tcPr>
+          <w:p>
+            <w:pPr>
+              <w:spacing w:after="0" w:line="252"/>
+            </w:pPr>
+            <w:r>
+              <w:rPr>
+                <w:sz w:val="17"/>
+                <w:szCs w:val="17"/>
+              </w:rPr>
+              <w:t xml:space="preserve">proofwriter</w:t>
+            </w:r>
+          </w:p>
+        </w:tc>
+        <w:tc>
+          <w:tcPr>
+            <w:tcW w:type="dxa" w:w="1700"/>
+            <w:shd w:fill="F7F8FA" w:val="clear"/>
+            <w:tcMar>
+              <w:top w:type="dxa" w:w="80"/>
+              <w:left w:type="dxa" w:w="120"/>
+              <w:bottom w:type="dxa" w:w="80"/>
+              <w:right w:type="dxa" w:w="120"/>
+            </w:tcMar>
+          </w:tcPr>
+          <w:p>
+            <w:pPr>
+              <w:spacing w:after="0" w:line="252"/>
+              <w:jc w:val="center"/>
+            </w:pPr>
+            <w:r>
+              <w:rPr>
+                <w:sz w:val="17"/>
+                <w:szCs w:val="17"/>
+              </w:rPr>
+              <w:t xml:space="preserve">gpt-4o</w:t>
+            </w:r>
+          </w:p>
+        </w:tc>
+        <w:tc>
+          <w:tcPr>
+            <w:tcW w:type="dxa" w:w="1600"/>
+            <w:shd w:fill="F7F8FA" w:val="clear"/>
+            <w:tcMar>
+              <w:top w:type="dxa" w:w="80"/>
+              <w:left w:type="dxa" w:w="120"/>
+              <w:bottom w:type="dxa" w:w="80"/>
+              <w:right w:type="dxa" w:w="120"/>
+            </w:tcMar>
+          </w:tcPr>
+          <w:p>
+            <w:pPr>
+              <w:spacing w:after="0" w:line="252"/>
+              <w:jc w:val="center"/>
+            </w:pPr>
+            <w:r>
+              <w:rPr>
+                <w:sz w:val="17"/>
+                <w:szCs w:val="17"/>
+              </w:rPr>
+              <w:t xml:space="preserve">17 / 600</w:t>
+            </w:r>
+          </w:p>
+        </w:tc>
+        <w:tc>
+          <w:tcPr>
+            <w:tcW w:type="dxa" w:w="2126"/>
+            <w:shd w:fill="F7F8FA" w:val="clear"/>
+            <w:tcMar>
+              <w:top w:type="dxa" w:w="80"/>
+              <w:left w:type="dxa" w:w="120"/>
+              <w:bottom w:type="dxa" w:w="80"/>
+              <w:right w:type="dxa" w:w="120"/>
+            </w:tcMar>
+          </w:tcPr>
+          <w:p>
+            <w:pPr>
+              <w:spacing w:after="0" w:line="252"/>
+              <w:jc w:val="center"/>
+            </w:pPr>
+            <w:r>
+              <w:rPr>
+                <w:sz w:val="17"/>
+                <w:szCs w:val="17"/>
+              </w:rPr>
+              <w:t xml:space="preserve">0.391 [0.24, 0.54]</w:t>
+            </w:r>
+          </w:p>
+        </w:tc>
+        <w:tc>
+          <w:tcPr>
+            <w:tcW w:type="dxa" w:w="1900"/>
+            <w:shd w:fill="F7F8FA" w:val="clear"/>
+            <w:tcMar>
+              <w:top w:type="dxa" w:w="80"/>
+              <w:left w:type="dxa" w:w="120"/>
+              <w:bottom w:type="dxa" w:w="80"/>
+              <w:right w:type="dxa" w:w="120"/>
+            </w:tcMar>
+          </w:tcPr>
+          <w:p>
+            <w:pPr>
+              <w:spacing w:after="0" w:line="252"/>
+              <w:jc w:val="center"/>
+            </w:pPr>
+            <w:r>
+              <w:rPr>
+                <w:sz w:val="17"/>
+                <w:szCs w:val="17"/>
+              </w:rPr>
+              <w:t xml:space="preserve">—</w:t>
+            </w:r>
+          </w:p>
+        </w:tc>
+      </w:tr>
+    </w:tbl>
+    <w:p>
+      <w:pPr>
+        <w:spacing w:after="120"/>
+      </w:pPr>
+    </w:p>
+    <w:tbl>
+      <w:tblPr>
+        <w:tblW w:type="dxa" w:w="9026"/>
+        <w:tblBorders>
+          <w:top w:val="single" w:color="B26B00" w:sz="2"/>
+          <w:left w:val="single" w:color="B26B00" w:sz="18"/>
+          <w:bottom w:val="single" w:color="B26B00" w:sz="2"/>
+          <w:right w:val="single" w:color="B26B00" w:sz="2"/>
+          <w:insideH w:val="none"/>
+          <w:insideV w:val="none"/>
+        </w:tblBorders>
+      </w:tblPr>
+      <w:tblGrid>
+        <w:gridCol w:w="9026"/>
+      </w:tblGrid>
+      <w:tr>
+        <w:tc>
+          <w:tcPr>
+            <w:tcW w:type="dxa" w:w="9026"/>
+            <w:shd w:fill="FFF4E5" w:val="clear"/>
+            <w:tcMar>
+              <w:top w:type="dxa" w:w="140"/>
+              <w:left w:type="dxa" w:w="200"/>
+              <w:bottom w:type="dxa" w:w="140"/>
+              <w:right w:type="dxa" w:w="200"/>
+            </w:tcMar>
+          </w:tcPr>
+          <w:p>
+            <w:pPr>
+              <w:spacing w:after="60"/>
+            </w:pPr>
+            <w:r>
+              <w:rPr>
+                <w:b/>
+                <w:bCs/>
+                <w:color w:val="B26B00"/>
+                <w:sz w:val="21"/>
+                <w:szCs w:val="21"/>
+              </w:rPr>
+              <w:t xml:space="preserve">Critical finding for the detector direction</w:t>
+            </w:r>
+          </w:p>
+          <w:p>
+            <w:pPr>
+              <w:spacing w:after="60" w:line="276"/>
+            </w:pPr>
+            <w:r>
+              <w:rPr>
+                <w:sz w:val="20"/>
+                <w:szCs w:val="20"/>
+              </w:rPr>
+              <w:t xml:space="preserve">Generation confidence is a strong silent-failure detector on synthetic reasoning with a weak model (PrOntoQA/Llama AUROC 0.87; flagging the least-confident 20% catches silent failures at 83.5% precision) — but it is at chance on naturalistic FOLIO (gpt-4o-mini AUROC 0.49).</w:t>
+            </w:r>
+          </w:p>
+          <w:p>
+            <w:pPr>
+              <w:spacing w:after="60" w:line="276"/>
+            </w:pPr>
+            <w:r>
+              <w:rPr>
+                <w:sz w:val="20"/>
+                <w:szCs w:val="20"/>
+              </w:rPr>
+              <w:t xml:space="preserve">Confidence works where the problem is capability-removable anyway, and fails exactly where the problem persists at frontier scale. A confidence-based detector is therefore not sufficient for the durable FOLIO case; the structural cross-fragment predicate-schema-consistency signals (Section 2) are the direction to pursue there, not raw generation confidence. This is a data-driven constraint on the detector design, established before building it.</w:t>
             </w:r>
           </w:p>
         </w:tc>

--- a/docs/CREST_Experimental_Record.docx
+++ b/docs/CREST_Experimental_Record.docx
@@ -11521,7 +11521,7 @@
                 <w:sz w:val="18"/>
                 <w:szCs w:val="18"/>
               </w:rPr>
-              <w:t xml:space="preserve">prontoqa</w:t>
+              <w:t xml:space="preserve">proofwriter</w:t>
             </w:r>
           </w:p>
         </w:tc>
@@ -11546,7 +11546,7 @@
                 <w:sz w:val="18"/>
                 <w:szCs w:val="18"/>
               </w:rPr>
-              <w:t xml:space="preserve">Llama-3.1-8B</w:t>
+              <w:t xml:space="preserve">gpt-4o-mini</w:t>
             </w:r>
           </w:p>
         </w:tc>
@@ -11571,7 +11571,7 @@
                 <w:sz w:val="18"/>
                 <w:szCs w:val="18"/>
               </w:rPr>
-              <w:t xml:space="preserve">100</w:t>
+              <w:t xml:space="preserve">600</w:t>
             </w:r>
           </w:p>
         </w:tc>
@@ -11596,7 +11596,7 @@
                 <w:sz w:val="18"/>
                 <w:szCs w:val="18"/>
               </w:rPr>
-              <w:t xml:space="preserve">40%</w:t>
+              <w:t xml:space="preserve">4%</w:t>
             </w:r>
           </w:p>
         </w:tc>
@@ -11621,7 +11621,7 @@
                 <w:sz w:val="18"/>
                 <w:szCs w:val="18"/>
               </w:rPr>
-              <w:t xml:space="preserve">39%</w:t>
+              <w:t xml:space="preserve">16%</w:t>
             </w:r>
           </w:p>
         </w:tc>
@@ -11643,10 +11643,13 @@
             </w:pPr>
             <w:r>
               <w:rPr>
+                <w:b/>
+                <w:bCs/>
+                <w:color w:val="9C1F1F"/>
                 <w:sz w:val="18"/>
                 <w:szCs w:val="18"/>
               </w:rPr>
-              <w:t xml:space="preserve">−5</w:t>
+              <w:t xml:space="preserve">−79</w:t>
             </w:r>
           </w:p>
         </w:tc>
@@ -11668,10 +11671,13 @@
             </w:pPr>
             <w:r>
               <w:rPr>
+                <w:b/>
+                <w:bCs/>
+                <w:color w:val="9C1F1F"/>
                 <w:sz w:val="18"/>
                 <w:szCs w:val="18"/>
               </w:rPr>
-              <w:t xml:space="preserve">0.392</w:t>
+              <w:t xml:space="preserve">0.000</w:t>
             </w:r>
           </w:p>
         </w:tc>
@@ -11722,7 +11728,7 @@
                 <w:sz w:val="18"/>
                 <w:szCs w:val="18"/>
               </w:rPr>
-              <w:t xml:space="preserve">gpt-4o-mini</w:t>
+              <w:t xml:space="preserve">Llama-3.1-8B</w:t>
             </w:r>
           </w:p>
         </w:tc>
@@ -11747,7 +11753,7 @@
                 <w:sz w:val="18"/>
                 <w:szCs w:val="18"/>
               </w:rPr>
-              <w:t xml:space="preserve">500</w:t>
+              <w:t xml:space="preserve">100</w:t>
             </w:r>
           </w:p>
         </w:tc>
@@ -11772,7 +11778,7 @@
                 <w:sz w:val="18"/>
                 <w:szCs w:val="18"/>
               </w:rPr>
-              <w:t xml:space="preserve">11%</w:t>
+              <w:t xml:space="preserve">40%</w:t>
             </w:r>
           </w:p>
         </w:tc>
@@ -11797,7 +11803,7 @@
                 <w:sz w:val="18"/>
                 <w:szCs w:val="18"/>
               </w:rPr>
-              <w:t xml:space="preserve">13%</w:t>
+              <w:t xml:space="preserve">39%</w:t>
             </w:r>
           </w:p>
         </w:tc>
@@ -11822,6 +11828,182 @@
                 <w:sz w:val="18"/>
                 <w:szCs w:val="18"/>
               </w:rPr>
+              <w:t xml:space="preserve">−5</w:t>
+            </w:r>
+          </w:p>
+        </w:tc>
+        <w:tc>
+          <w:tcPr>
+            <w:tcW w:type="dxa" w:w="1200"/>
+            <w:shd w:fill="F7F8FA" w:val="clear"/>
+            <w:tcMar>
+              <w:top w:type="dxa" w:w="80"/>
+              <w:left w:type="dxa" w:w="120"/>
+              <w:bottom w:type="dxa" w:w="80"/>
+              <w:right w:type="dxa" w:w="120"/>
+            </w:tcMar>
+          </w:tcPr>
+          <w:p>
+            <w:pPr>
+              <w:spacing w:after="0" w:line="252"/>
+              <w:jc w:val="center"/>
+            </w:pPr>
+            <w:r>
+              <w:rPr>
+                <w:sz w:val="18"/>
+                <w:szCs w:val="18"/>
+              </w:rPr>
+              <w:t xml:space="preserve">0.392</w:t>
+            </w:r>
+          </w:p>
+        </w:tc>
+      </w:tr>
+      <w:tr>
+        <w:tc>
+          <w:tcPr>
+            <w:tcW w:type="dxa" w:w="1750"/>
+            <w:shd w:fill="FFFFFF" w:val="clear"/>
+            <w:tcMar>
+              <w:top w:type="dxa" w:w="80"/>
+              <w:left w:type="dxa" w:w="120"/>
+              <w:bottom w:type="dxa" w:w="80"/>
+              <w:right w:type="dxa" w:w="120"/>
+            </w:tcMar>
+          </w:tcPr>
+          <w:p>
+            <w:pPr>
+              <w:spacing w:after="0" w:line="252"/>
+            </w:pPr>
+            <w:r>
+              <w:rPr>
+                <w:sz w:val="18"/>
+                <w:szCs w:val="18"/>
+              </w:rPr>
+              <w:t xml:space="preserve">prontoqa</w:t>
+            </w:r>
+          </w:p>
+        </w:tc>
+        <w:tc>
+          <w:tcPr>
+            <w:tcW w:type="dxa" w:w="1650"/>
+            <w:shd w:fill="FFFFFF" w:val="clear"/>
+            <w:tcMar>
+              <w:top w:type="dxa" w:w="80"/>
+              <w:left w:type="dxa" w:w="120"/>
+              <w:bottom w:type="dxa" w:w="80"/>
+              <w:right w:type="dxa" w:w="120"/>
+            </w:tcMar>
+          </w:tcPr>
+          <w:p>
+            <w:pPr>
+              <w:spacing w:after="0" w:line="252"/>
+              <w:jc w:val="center"/>
+            </w:pPr>
+            <w:r>
+              <w:rPr>
+                <w:sz w:val="18"/>
+                <w:szCs w:val="18"/>
+              </w:rPr>
+              <w:t xml:space="preserve">gpt-4o-mini</w:t>
+            </w:r>
+          </w:p>
+        </w:tc>
+        <w:tc>
+          <w:tcPr>
+            <w:tcW w:type="dxa" w:w="700"/>
+            <w:shd w:fill="FFFFFF" w:val="clear"/>
+            <w:tcMar>
+              <w:top w:type="dxa" w:w="80"/>
+              <w:left w:type="dxa" w:w="120"/>
+              <w:bottom w:type="dxa" w:w="80"/>
+              <w:right w:type="dxa" w:w="120"/>
+            </w:tcMar>
+          </w:tcPr>
+          <w:p>
+            <w:pPr>
+              <w:spacing w:after="0" w:line="252"/>
+              <w:jc w:val="center"/>
+            </w:pPr>
+            <w:r>
+              <w:rPr>
+                <w:sz w:val="18"/>
+                <w:szCs w:val="18"/>
+              </w:rPr>
+              <w:t xml:space="preserve">500</w:t>
+            </w:r>
+          </w:p>
+        </w:tc>
+        <w:tc>
+          <w:tcPr>
+            <w:tcW w:type="dxa" w:w="1476"/>
+            <w:shd w:fill="FFFFFF" w:val="clear"/>
+            <w:tcMar>
+              <w:top w:type="dxa" w:w="80"/>
+              <w:left w:type="dxa" w:w="120"/>
+              <w:bottom w:type="dxa" w:w="80"/>
+              <w:right w:type="dxa" w:w="120"/>
+            </w:tcMar>
+          </w:tcPr>
+          <w:p>
+            <w:pPr>
+              <w:spacing w:after="0" w:line="252"/>
+              <w:jc w:val="center"/>
+            </w:pPr>
+            <w:r>
+              <w:rPr>
+                <w:sz w:val="18"/>
+                <w:szCs w:val="18"/>
+              </w:rPr>
+              <w:t xml:space="preserve">11%</w:t>
+            </w:r>
+          </w:p>
+        </w:tc>
+        <w:tc>
+          <w:tcPr>
+            <w:tcW w:type="dxa" w:w="1450"/>
+            <w:shd w:fill="FFFFFF" w:val="clear"/>
+            <w:tcMar>
+              <w:top w:type="dxa" w:w="80"/>
+              <w:left w:type="dxa" w:w="120"/>
+              <w:bottom w:type="dxa" w:w="80"/>
+              <w:right w:type="dxa" w:w="120"/>
+            </w:tcMar>
+          </w:tcPr>
+          <w:p>
+            <w:pPr>
+              <w:spacing w:after="0" w:line="252"/>
+              <w:jc w:val="center"/>
+            </w:pPr>
+            <w:r>
+              <w:rPr>
+                <w:sz w:val="18"/>
+                <w:szCs w:val="18"/>
+              </w:rPr>
+              <w:t xml:space="preserve">13%</w:t>
+            </w:r>
+          </w:p>
+        </w:tc>
+        <w:tc>
+          <w:tcPr>
+            <w:tcW w:type="dxa" w:w="800"/>
+            <w:shd w:fill="FFFFFF" w:val="clear"/>
+            <w:tcMar>
+              <w:top w:type="dxa" w:w="80"/>
+              <w:left w:type="dxa" w:w="120"/>
+              <w:bottom w:type="dxa" w:w="80"/>
+              <w:right w:type="dxa" w:w="120"/>
+            </w:tcMar>
+          </w:tcPr>
+          <w:p>
+            <w:pPr>
+              <w:spacing w:after="0" w:line="252"/>
+              <w:jc w:val="center"/>
+            </w:pPr>
+            <w:r>
+              <w:rPr>
+                <w:sz w:val="18"/>
+                <w:szCs w:val="18"/>
+              </w:rPr>
               <w:t xml:space="preserve">−10</w:t>
             </w:r>
           </w:p>
@@ -11829,7 +12011,7 @@
         <w:tc>
           <w:tcPr>
             <w:tcW w:type="dxa" w:w="1200"/>
-            <w:shd w:fill="F7F8FA" w:val="clear"/>
+            <w:shd w:fill="FFFFFF" w:val="clear"/>
             <w:tcMar>
               <w:top w:type="dxa" w:w="80"/>
               <w:left w:type="dxa" w:w="120"/>
@@ -11867,7 +12049,7 @@
           <w:sz w:val="21"/>
           <w:szCs w:val="21"/>
         </w:rPr>
-        <w:t xml:space="preserve">Self-Refine never helps. It ranges from neutral (frontier, little to fix) to significantly harmful — on ProofWriter/Llama it significantly increases silent failure (16% → 38%, p = 0.000), and at full n the FOLIO/Llama accuracy damage is net −31. The falsification-gate result is now robust across the whole matrix. (gpt-4o Self-Refine on the synthetic datasets was omitted: gpt-4o already solves them, so there is no gap to close. One cell — ProofWriter × gpt-4o-mini — is a re-run in progress after a grounder hang, now fixed.)</w:t>
+        <w:t xml:space="preserve">Self-Refine never helps. It ranges from neutral (frontier, little to fix) to significantly harmful — on both ProofWriter cells it significantly increases silent failure (Llama 16% → 38% and gpt-4o-mini 4% → 16%, both p = 0.000), and at full n the FOLIO/Llama accuracy damage is net −31. The falsification-gate result is robust across the whole (complete) matrix. gpt-4o Self-Refine on the synthetic datasets was omitted by design: gpt-4o already solves them, so there is no gap to close.</w:t>
       </w:r>
     </w:p>
     <w:p>

--- a/docs/CREST_Experimental_Record.docx
+++ b/docs/CREST_Experimental_Record.docx
@@ -76,7 +76,7 @@
     </w:p>
     <w:p>
       <w:pPr>
-        <w:spacing w:after="600"/>
+        <w:spacing w:after="200"/>
         <w:jc w:val="center"/>
       </w:pPr>
       <w:r>
@@ -85,8 +85,25 @@
           <w:sz w:val="20"/>
           <w:szCs w:val="20"/>
         </w:rPr>
-        <w:t xml:space="preserve">Compiled 27 July 2026</w:t>
+        <w:t xml:space="preserve">Compiled 28 July 2026</w:t>
       </w:r>
+    </w:p>
+    <w:p>
+      <w:pPr>
+        <w:spacing w:after="600"/>
+        <w:jc w:val="center"/>
+      </w:pPr>
+      <w:hyperlink w:history="1" r:id="rIdo9_tid3q4122it5tybbxk">
+        <w:r>
+          <w:rPr>
+            <w:color w:val="1155CC"/>
+            <w:sz w:val="20"/>
+            <w:szCs w:val="20"/>
+            <w:u w:val="single"/>
+          </w:rPr>
+          <w:t xml:space="preserve">github.com/Tanjamul-Azad/NeSy</w:t>
+        </w:r>
+      </w:hyperlink>
     </w:p>
     <w:tbl>
       <w:tblPr>
@@ -151,7 +168,19 @@
                 <w:sz w:val="20"/>
                 <w:szCs w:val="20"/>
               </w:rPr>
-              <w:t xml:space="preserve">Every figure here comes from a logged experimental run; file paths are given in Appendix B. Claims that are reasoning rather than measurement are marked as such, and citations that still need verification are flagged explicitly rather than presented as settled.</w:t>
+              <w:t xml:space="preserve">Every figure here comes from a logged experimental run. Code and every result file are hyperlinked at the point they are used, and again collected in Appendix B (code) and Appendix C (the full linked experiment index) — click through to the actual source rather than trusting the transcription. Claims that are reasoning rather than measurement are marked as such, and citations that still need verification are flagged explicitly rather than presented as settled.</w:t>
+            </w:r>
+          </w:p>
+          <w:p>
+            <w:pPr>
+              <w:spacing w:after="60" w:line="276"/>
+            </w:pPr>
+            <w:r>
+              <w:rPr>
+                <w:sz w:val="20"/>
+                <w:szCs w:val="20"/>
+              </w:rPr>
+              <w:t xml:space="preserve">All links resolve against the main branch of the repository (pinned, not a moving pointer) so they keep working even after future commits.</w:t>
             </w:r>
           </w:p>
         </w:tc>
@@ -227,7 +256,7 @@
           <w:sz w:val="21"/>
           <w:szCs w:val="21"/>
         </w:rPr>
-        <w:t xml:space="preserve">Four phases are complete and logged. The headline position is that the phenomenon CREST targets is real and measurable, the obvious cheap alternatives do not remove it, and the remaining risk is concentrated in one untested confound.</w:t>
+        <w:t xml:space="preserve">Five phases are complete and logged across three datasets (FOLIO, ProofWriter, PrOntoQA) and three models (Llama-3.1-8B, GPT-4o-mini, GPT-4o) — every dataset × model vanilla cell and every planned Self-Refine cell now has a full-split result. One pre-registered kill gate has fired, and the framing has narrowed as a result. The remaining position is defensible and, in one respect, stronger than the original: it is now a controlled, cross-dataset finding rather than a single-dataset observation. See Section 10 for the full multi-dataset study.</w:t>
       </w:r>
     </w:p>
     <w:tbl>
@@ -14084,19 +14113,69 @@
           <w:sz w:val="30"/>
           <w:szCs w:val="30"/>
         </w:rPr>
-        <w:t xml:space="preserve">Appendix B — Reproducibility</w:t>
+        <w:t xml:space="preserve">Appendix B — Reproducibility: linked source index</w:t>
       </w:r>
     </w:p>
     <w:p>
       <w:pPr>
-        <w:spacing w:after="140" w:line="276"/>
+        <w:spacing w:after="160" w:line="276"/>
       </w:pPr>
       <w:r>
         <w:rPr>
           <w:sz w:val="21"/>
           <w:szCs w:val="21"/>
         </w:rPr>
-        <w:t xml:space="preserve">Repository: github.com/Tanjamul-Azad/NeSy. GPU work runs on Kaggle (T4) driven through the Kaggle API; the notebook clones the repository so GitHub remains the single source of truth.</w:t>
+        <w:t xml:space="preserve">Repository: </w:t>
+      </w:r>
+      <w:hyperlink w:history="1" r:id="rId1fv_h4ltmpymnoqt9awyx">
+        <w:r>
+          <w:rPr>
+            <w:rFonts w:ascii="Consolas" w:cs="Consolas" w:eastAsia="Consolas" w:hAnsi="Consolas"/>
+            <w:color w:val="1155CC"/>
+            <w:sz w:val="21"/>
+            <w:szCs w:val="21"/>
+            <w:u w:val="single"/>
+          </w:rPr>
+          <w:t xml:space="preserve">github.com/Tanjamul-Azad/NeSy</w:t>
+        </w:r>
+      </w:hyperlink>
+      <w:r>
+        <w:rPr>
+          <w:sz w:val="21"/>
+          <w:szCs w:val="21"/>
+        </w:rPr>
+        <w:t xml:space="preserve">. Every path below is a live hyperlink into that repository at the </w:t>
+      </w:r>
+      <w:r>
+        <w:rPr>
+          <w:rFonts w:ascii="Consolas" w:cs="Consolas" w:eastAsia="Consolas" w:hAnsi="Consolas"/>
+          <w:sz w:val="21"/>
+          <w:szCs w:val="21"/>
+        </w:rPr>
+        <w:t xml:space="preserve">main</w:t>
+      </w:r>
+      <w:r>
+        <w:rPr>
+          <w:sz w:val="21"/>
+          <w:szCs w:val="21"/>
+        </w:rPr>
+        <w:t xml:space="preserve"> branch. GPU work runs on Kaggle (T4) driven through the Kaggle API; the Kaggle notebook clones the repository fresh each session, so GitHub — not the notebook — is the single source of truth.</w:t>
+      </w:r>
+    </w:p>
+    <w:p>
+      <w:pPr>
+        <w:pStyle w:val="Heading2"/>
+        <w:spacing w:after="140" w:before="260"/>
+      </w:pPr>
+      <w:r>
+        <w:rPr>
+          <w:b/>
+          <w:bCs/>
+          <w:color w:val="1F3864"/>
+          <w:sz w:val="25"/>
+          <w:szCs w:val="25"/>
+        </w:rPr>
+        <w:t xml:space="preserve">B.1 Data loading</w:t>
       </w:r>
     </w:p>
     <w:tbl>
@@ -14112,8 +14191,8 @@
         </w:tblBorders>
       </w:tblPr>
       <w:tblGrid>
-        <w:gridCol w:w="3600"/>
-        <w:gridCol w:w="5426"/>
+        <w:gridCol w:w="4200"/>
+        <w:gridCol w:w="4826"/>
       </w:tblGrid>
       <w:tr>
         <w:trPr>
@@ -14121,7 +14200,7 @@
         </w:trPr>
         <w:tc>
           <w:tcPr>
-            <w:tcW w:type="dxa" w:w="3600"/>
+            <w:tcW w:type="dxa" w:w="4200"/>
             <w:shd w:fill="1F3864" w:val="clear"/>
             <w:tcMar>
               <w:top w:type="dxa" w:w="90"/>
@@ -14139,8 +14218,8 @@
                 <w:b/>
                 <w:bCs/>
                 <w:color w:val="FFFFFF"/>
-                <w:sz w:val="18"/>
-                <w:szCs w:val="18"/>
+                <w:sz w:val="17"/>
+                <w:szCs w:val="17"/>
               </w:rPr>
               <w:t xml:space="preserve">Artefact</w:t>
             </w:r>
@@ -14148,7 +14227,7 @@
         </w:tc>
         <w:tc>
           <w:tcPr>
-            <w:tcW w:type="dxa" w:w="5426"/>
+            <w:tcW w:type="dxa" w:w="4826"/>
             <w:shd w:fill="1F3864" w:val="clear"/>
             <w:tcMar>
               <w:top w:type="dxa" w:w="90"/>
@@ -14167,8 +14246,8 @@
                 <w:b/>
                 <w:bCs/>
                 <w:color w:val="FFFFFF"/>
-                <w:sz w:val="18"/>
-                <w:szCs w:val="18"/>
+                <w:sz w:val="17"/>
+                <w:szCs w:val="17"/>
               </w:rPr>
               <w:t xml:space="preserve">Path</w:t>
             </w:r>
@@ -14178,259 +14257,377 @@
       <w:tr>
         <w:tc>
           <w:tcPr>
-            <w:tcW w:type="dxa" w:w="3600"/>
-            <w:shd w:fill="FFFFFF" w:val="clear"/>
-            <w:tcMar>
-              <w:top w:type="dxa" w:w="80"/>
-              <w:left w:type="dxa" w:w="120"/>
-              <w:bottom w:type="dxa" w:w="80"/>
-              <w:right w:type="dxa" w:w="120"/>
-            </w:tcMar>
-          </w:tcPr>
-          <w:p>
-            <w:pPr>
-              <w:spacing w:after="0" w:line="252"/>
-            </w:pPr>
-            <w:r>
-              <w:rPr>
-                <w:sz w:val="18"/>
-                <w:szCs w:val="18"/>
-              </w:rPr>
-              <w:t xml:space="preserve">Vanilla pipeline (modes, few-shot flag, sampling)</w:t>
-            </w:r>
-          </w:p>
-        </w:tc>
-        <w:tc>
-          <w:tcPr>
-            <w:tcW w:type="dxa" w:w="5426"/>
-            <w:shd w:fill="FFFFFF" w:val="clear"/>
-            <w:tcMar>
-              <w:top w:type="dxa" w:w="80"/>
-              <w:left w:type="dxa" w:w="120"/>
-              <w:bottom w:type="dxa" w:w="80"/>
-              <w:right w:type="dxa" w:w="120"/>
-            </w:tcMar>
-          </w:tcPr>
-          <w:p>
-            <w:pPr>
-              <w:spacing w:after="0" w:line="252"/>
-              <w:jc w:val="center"/>
-            </w:pPr>
-            <w:r>
-              <w:rPr>
-                <w:rFonts w:ascii="Consolas" w:cs="Consolas" w:eastAsia="Consolas" w:hAnsi="Consolas"/>
-                <w:sz w:val="18"/>
-                <w:szCs w:val="18"/>
-              </w:rPr>
-              <w:t xml:space="preserve">crest/crest/evaluation/vanilla_pipeline.py</w:t>
-            </w:r>
+            <w:tcW w:type="dxa" w:w="4200"/>
+            <w:shd w:fill="FFFFFF" w:val="clear"/>
+            <w:tcMar>
+              <w:top w:type="dxa" w:w="80"/>
+              <w:left w:type="dxa" w:w="120"/>
+              <w:bottom w:type="dxa" w:w="80"/>
+              <w:right w:type="dxa" w:w="120"/>
+            </w:tcMar>
+          </w:tcPr>
+          <w:p>
+            <w:pPr>
+              <w:spacing w:after="0" w:line="252"/>
+            </w:pPr>
+            <w:r>
+              <w:rPr>
+                <w:sz w:val="17"/>
+                <w:szCs w:val="17"/>
+              </w:rPr>
+              <w:t xml:space="preserve">FOLIO loader (gold FOL, labels)</w:t>
+            </w:r>
+          </w:p>
+        </w:tc>
+        <w:tc>
+          <w:tcPr>
+            <w:tcW w:type="dxa" w:w="4826"/>
+            <w:shd w:fill="FFFFFF" w:val="clear"/>
+            <w:tcMar>
+              <w:top w:type="dxa" w:w="80"/>
+              <w:left w:type="dxa" w:w="120"/>
+              <w:bottom w:type="dxa" w:w="80"/>
+              <w:right w:type="dxa" w:w="120"/>
+            </w:tcMar>
+          </w:tcPr>
+          <w:p>
+            <w:pPr>
+              <w:spacing w:after="0" w:line="252"/>
+              <w:jc w:val="center"/>
+            </w:pPr>
+            <w:hyperlink w:history="1" r:id="rId02qexftebecgtulj2f1_d">
+              <w:r>
+                <w:rPr>
+                  <w:rFonts w:ascii="Consolas" w:cs="Consolas" w:eastAsia="Consolas" w:hAnsi="Consolas"/>
+                  <w:color w:val="1155CC"/>
+                  <w:sz w:val="17"/>
+                  <w:szCs w:val="17"/>
+                  <w:u w:val="single"/>
+                </w:rPr>
+                <w:t xml:space="preserve">crest/data/loaders/folio_loader.py</w:t>
+              </w:r>
+            </w:hyperlink>
           </w:p>
         </w:tc>
       </w:tr>
       <w:tr>
         <w:tc>
           <w:tcPr>
-            <w:tcW w:type="dxa" w:w="3600"/>
-            <w:shd w:fill="F7F8FA" w:val="clear"/>
-            <w:tcMar>
-              <w:top w:type="dxa" w:w="80"/>
-              <w:left w:type="dxa" w:w="120"/>
-              <w:bottom w:type="dxa" w:w="80"/>
-              <w:right w:type="dxa" w:w="120"/>
-            </w:tcMar>
-          </w:tcPr>
-          <w:p>
-            <w:pPr>
-              <w:spacing w:after="0" w:line="252"/>
-            </w:pPr>
-            <w:r>
-              <w:rPr>
-                <w:sz w:val="18"/>
-                <w:szCs w:val="18"/>
-              </w:rPr>
-              <w:t xml:space="preserve">Three-way classification and severity bins</w:t>
-            </w:r>
-          </w:p>
-        </w:tc>
-        <w:tc>
-          <w:tcPr>
-            <w:tcW w:type="dxa" w:w="5426"/>
-            <w:shd w:fill="F7F8FA" w:val="clear"/>
-            <w:tcMar>
-              <w:top w:type="dxa" w:w="80"/>
-              <w:left w:type="dxa" w:w="120"/>
-              <w:bottom w:type="dxa" w:w="80"/>
-              <w:right w:type="dxa" w:w="120"/>
-            </w:tcMar>
-          </w:tcPr>
-          <w:p>
-            <w:pPr>
-              <w:spacing w:after="0" w:line="252"/>
-              <w:jc w:val="center"/>
-            </w:pPr>
-            <w:r>
-              <w:rPr>
-                <w:rFonts w:ascii="Consolas" w:cs="Consolas" w:eastAsia="Consolas" w:hAnsi="Consolas"/>
-                <w:sz w:val="18"/>
-                <w:szCs w:val="18"/>
-              </w:rPr>
-              <w:t xml:space="preserve">crest/crest/evaluation/silent_failure_metrics.py</w:t>
-            </w:r>
+            <w:tcW w:type="dxa" w:w="4200"/>
+            <w:shd w:fill="F7F8FA" w:val="clear"/>
+            <w:tcMar>
+              <w:top w:type="dxa" w:w="80"/>
+              <w:left w:type="dxa" w:w="120"/>
+              <w:bottom w:type="dxa" w:w="80"/>
+              <w:right w:type="dxa" w:w="120"/>
+            </w:tcMar>
+          </w:tcPr>
+          <w:p>
+            <w:pPr>
+              <w:spacing w:after="0" w:line="252"/>
+            </w:pPr>
+            <w:r>
+              <w:rPr>
+                <w:sz w:val="17"/>
+                <w:szCs w:val="17"/>
+              </w:rPr>
+              <w:t xml:space="preserve">ProofWriter loader (renma eval subset, 600, 3-way)</w:t>
+            </w:r>
+          </w:p>
+        </w:tc>
+        <w:tc>
+          <w:tcPr>
+            <w:tcW w:type="dxa" w:w="4826"/>
+            <w:shd w:fill="F7F8FA" w:val="clear"/>
+            <w:tcMar>
+              <w:top w:type="dxa" w:w="80"/>
+              <w:left w:type="dxa" w:w="120"/>
+              <w:bottom w:type="dxa" w:w="80"/>
+              <w:right w:type="dxa" w:w="120"/>
+            </w:tcMar>
+          </w:tcPr>
+          <w:p>
+            <w:pPr>
+              <w:spacing w:after="0" w:line="252"/>
+              <w:jc w:val="center"/>
+            </w:pPr>
+            <w:hyperlink w:history="1" r:id="rIdx9jzwkfo7pgdl1tfhhy5b">
+              <w:r>
+                <w:rPr>
+                  <w:rFonts w:ascii="Consolas" w:cs="Consolas" w:eastAsia="Consolas" w:hAnsi="Consolas"/>
+                  <w:color w:val="1155CC"/>
+                  <w:sz w:val="17"/>
+                  <w:szCs w:val="17"/>
+                  <w:u w:val="single"/>
+                </w:rPr>
+                <w:t xml:space="preserve">crest/data/loaders/proofwriter_loader.py</w:t>
+              </w:r>
+            </w:hyperlink>
           </w:p>
         </w:tc>
       </w:tr>
       <w:tr>
         <w:tc>
           <w:tcPr>
-            <w:tcW w:type="dxa" w:w="3600"/>
-            <w:shd w:fill="FFFFFF" w:val="clear"/>
-            <w:tcMar>
-              <w:top w:type="dxa" w:w="80"/>
-              <w:left w:type="dxa" w:w="120"/>
-              <w:bottom w:type="dxa" w:w="80"/>
-              <w:right w:type="dxa" w:w="120"/>
-            </w:tcMar>
-          </w:tcPr>
-          <w:p>
-            <w:pPr>
-              <w:spacing w:after="0" w:line="252"/>
-            </w:pPr>
-            <w:r>
-              <w:rPr>
-                <w:sz w:val="18"/>
-                <w:szCs w:val="18"/>
-              </w:rPr>
-              <w:t xml:space="preserve">Phase 3.2 strict join</w:t>
-            </w:r>
-          </w:p>
-        </w:tc>
-        <w:tc>
-          <w:tcPr>
-            <w:tcW w:type="dxa" w:w="5426"/>
-            <w:shd w:fill="FFFFFF" w:val="clear"/>
-            <w:tcMar>
-              <w:top w:type="dxa" w:w="80"/>
-              <w:left w:type="dxa" w:w="120"/>
-              <w:bottom w:type="dxa" w:w="80"/>
-              <w:right w:type="dxa" w:w="120"/>
-            </w:tcMar>
-          </w:tcPr>
-          <w:p>
-            <w:pPr>
-              <w:spacing w:after="0" w:line="252"/>
-              <w:jc w:val="center"/>
-            </w:pPr>
-            <w:r>
-              <w:rPr>
-                <w:rFonts w:ascii="Consolas" w:cs="Consolas" w:eastAsia="Consolas" w:hAnsi="Consolas"/>
-                <w:sz w:val="18"/>
-                <w:szCs w:val="18"/>
-              </w:rPr>
-              <w:t xml:space="preserve">crest/crest/evaluation/strict_prevalence.py</w:t>
-            </w:r>
+            <w:tcW w:type="dxa" w:w="4200"/>
+            <w:shd w:fill="FFFFFF" w:val="clear"/>
+            <w:tcMar>
+              <w:top w:type="dxa" w:w="80"/>
+              <w:left w:type="dxa" w:w="120"/>
+              <w:bottom w:type="dxa" w:w="80"/>
+              <w:right w:type="dxa" w:w="120"/>
+            </w:tcMar>
+          </w:tcPr>
+          <w:p>
+            <w:pPr>
+              <w:spacing w:after="0" w:line="252"/>
+            </w:pPr>
+            <w:r>
+              <w:rPr>
+                <w:sz w:val="17"/>
+                <w:szCs w:val="17"/>
+              </w:rPr>
+              <w:t xml:space="preserve">PrOntoQA loader (renma eval subset, 500, binary)</w:t>
+            </w:r>
+          </w:p>
+        </w:tc>
+        <w:tc>
+          <w:tcPr>
+            <w:tcW w:type="dxa" w:w="4826"/>
+            <w:shd w:fill="FFFFFF" w:val="clear"/>
+            <w:tcMar>
+              <w:top w:type="dxa" w:w="80"/>
+              <w:left w:type="dxa" w:w="120"/>
+              <w:bottom w:type="dxa" w:w="80"/>
+              <w:right w:type="dxa" w:w="120"/>
+            </w:tcMar>
+          </w:tcPr>
+          <w:p>
+            <w:pPr>
+              <w:spacing w:after="0" w:line="252"/>
+              <w:jc w:val="center"/>
+            </w:pPr>
+            <w:hyperlink w:history="1" r:id="rIdiurslz6kc36zn1l_7qxar">
+              <w:r>
+                <w:rPr>
+                  <w:rFonts w:ascii="Consolas" w:cs="Consolas" w:eastAsia="Consolas" w:hAnsi="Consolas"/>
+                  <w:color w:val="1155CC"/>
+                  <w:sz w:val="17"/>
+                  <w:szCs w:val="17"/>
+                  <w:u w:val="single"/>
+                </w:rPr>
+                <w:t xml:space="preserve">crest/data/loaders/prontoqa_loader.py</w:t>
+              </w:r>
+            </w:hyperlink>
           </w:p>
         </w:tc>
       </w:tr>
       <w:tr>
         <w:tc>
           <w:tcPr>
-            <w:tcW w:type="dxa" w:w="3600"/>
-            <w:shd w:fill="F7F8FA" w:val="clear"/>
-            <w:tcMar>
-              <w:top w:type="dxa" w:w="80"/>
-              <w:left w:type="dxa" w:w="120"/>
-              <w:bottom w:type="dxa" w:w="80"/>
-              <w:right w:type="dxa" w:w="120"/>
-            </w:tcMar>
-          </w:tcPr>
-          <w:p>
-            <w:pPr>
-              <w:spacing w:after="0" w:line="252"/>
-            </w:pPr>
-            <w:r>
-              <w:rPr>
-                <w:sz w:val="18"/>
-                <w:szCs w:val="18"/>
-              </w:rPr>
-              <w:t xml:space="preserve">Self-Refine baseline</w:t>
-            </w:r>
-          </w:p>
-        </w:tc>
-        <w:tc>
-          <w:tcPr>
-            <w:tcW w:type="dxa" w:w="5426"/>
-            <w:shd w:fill="F7F8FA" w:val="clear"/>
-            <w:tcMar>
-              <w:top w:type="dxa" w:w="80"/>
-              <w:left w:type="dxa" w:w="120"/>
-              <w:bottom w:type="dxa" w:w="80"/>
-              <w:right w:type="dxa" w:w="120"/>
-            </w:tcMar>
-          </w:tcPr>
-          <w:p>
-            <w:pPr>
-              <w:spacing w:after="0" w:line="252"/>
-              <w:jc w:val="center"/>
-            </w:pPr>
-            <w:r>
-              <w:rPr>
-                <w:rFonts w:ascii="Consolas" w:cs="Consolas" w:eastAsia="Consolas" w:hAnsi="Consolas"/>
-                <w:sz w:val="18"/>
-                <w:szCs w:val="18"/>
-              </w:rPr>
-              <w:t xml:space="preserve">crest/crest/baselines/self_refine.py</w:t>
-            </w:r>
+            <w:tcW w:type="dxa" w:w="4200"/>
+            <w:shd w:fill="F7F8FA" w:val="clear"/>
+            <w:tcMar>
+              <w:top w:type="dxa" w:w="80"/>
+              <w:left w:type="dxa" w:w="120"/>
+              <w:bottom w:type="dxa" w:w="80"/>
+              <w:right w:type="dxa" w:w="120"/>
+            </w:tcMar>
+          </w:tcPr>
+          <w:p>
+            <w:pPr>
+              <w:spacing w:after="0" w:line="252"/>
+            </w:pPr>
+            <w:r>
+              <w:rPr>
+                <w:sz w:val="17"/>
+                <w:szCs w:val="17"/>
+              </w:rPr>
+              <w:t xml:space="preserve">Shared parser for the two renma-format datasets</w:t>
+            </w:r>
+          </w:p>
+        </w:tc>
+        <w:tc>
+          <w:tcPr>
+            <w:tcW w:type="dxa" w:w="4826"/>
+            <w:shd w:fill="F7F8FA" w:val="clear"/>
+            <w:tcMar>
+              <w:top w:type="dxa" w:w="80"/>
+              <w:left w:type="dxa" w:w="120"/>
+              <w:bottom w:type="dxa" w:w="80"/>
+              <w:right w:type="dxa" w:w="120"/>
+            </w:tcMar>
+          </w:tcPr>
+          <w:p>
+            <w:pPr>
+              <w:spacing w:after="0" w:line="252"/>
+              <w:jc w:val="center"/>
+            </w:pPr>
+            <w:hyperlink w:history="1" r:id="rId8hwrzh4gbzbclk3_ioqjq">
+              <w:r>
+                <w:rPr>
+                  <w:rFonts w:ascii="Consolas" w:cs="Consolas" w:eastAsia="Consolas" w:hAnsi="Consolas"/>
+                  <w:color w:val="1155CC"/>
+                  <w:sz w:val="17"/>
+                  <w:szCs w:val="17"/>
+                  <w:u w:val="single"/>
+                </w:rPr>
+                <w:t xml:space="preserve">crest/data/loaders/renma_common.py</w:t>
+              </w:r>
+            </w:hyperlink>
           </w:p>
         </w:tc>
       </w:tr>
       <w:tr>
         <w:tc>
           <w:tcPr>
-            <w:tcW w:type="dxa" w:w="3600"/>
-            <w:shd w:fill="FFFFFF" w:val="clear"/>
-            <w:tcMar>
-              <w:top w:type="dxa" w:w="80"/>
-              <w:left w:type="dxa" w:w="120"/>
-              <w:bottom w:type="dxa" w:w="80"/>
-              <w:right w:type="dxa" w:w="120"/>
-            </w:tcMar>
-          </w:tcPr>
-          <w:p>
-            <w:pPr>
-              <w:spacing w:after="0" w:line="252"/>
-            </w:pPr>
-            <w:r>
-              <w:rPr>
-                <w:sz w:val="18"/>
-                <w:szCs w:val="18"/>
-              </w:rPr>
-              <w:t xml:space="preserve">Self-Refine paired runner</w:t>
-            </w:r>
-          </w:p>
-        </w:tc>
-        <w:tc>
-          <w:tcPr>
-            <w:tcW w:type="dxa" w:w="5426"/>
-            <w:shd w:fill="FFFFFF" w:val="clear"/>
-            <w:tcMar>
-              <w:top w:type="dxa" w:w="80"/>
-              <w:left w:type="dxa" w:w="120"/>
-              <w:bottom w:type="dxa" w:w="80"/>
-              <w:right w:type="dxa" w:w="120"/>
-            </w:tcMar>
-          </w:tcPr>
-          <w:p>
-            <w:pPr>
-              <w:spacing w:after="0" w:line="252"/>
-              <w:jc w:val="center"/>
-            </w:pPr>
-            <w:r>
-              <w:rPr>
-                <w:rFonts w:ascii="Consolas" w:cs="Consolas" w:eastAsia="Consolas" w:hAnsi="Consolas"/>
-                <w:sz w:val="18"/>
-                <w:szCs w:val="18"/>
-              </w:rPr>
-              <w:t xml:space="preserve">crest/crest/evaluation/self_refine_pipeline.py</w:t>
+            <w:tcW w:type="dxa" w:w="4200"/>
+            <w:shd w:fill="FFFFFF" w:val="clear"/>
+            <w:tcMar>
+              <w:top w:type="dxa" w:w="80"/>
+              <w:left w:type="dxa" w:w="120"/>
+              <w:bottom w:type="dxa" w:w="80"/>
+              <w:right w:type="dxa" w:w="120"/>
+            </w:tcMar>
+          </w:tcPr>
+          <w:p>
+            <w:pPr>
+              <w:spacing w:after="0" w:line="252"/>
+            </w:pPr>
+            <w:r>
+              <w:rPr>
+                <w:sz w:val="17"/>
+                <w:szCs w:val="17"/>
+              </w:rPr>
+              <w:t xml:space="preserve">Dataset registry (--dataset flag plumbing)</w:t>
+            </w:r>
+          </w:p>
+        </w:tc>
+        <w:tc>
+          <w:tcPr>
+            <w:tcW w:type="dxa" w:w="4826"/>
+            <w:shd w:fill="FFFFFF" w:val="clear"/>
+            <w:tcMar>
+              <w:top w:type="dxa" w:w="80"/>
+              <w:left w:type="dxa" w:w="120"/>
+              <w:bottom w:type="dxa" w:w="80"/>
+              <w:right w:type="dxa" w:w="120"/>
+            </w:tcMar>
+          </w:tcPr>
+          <w:p>
+            <w:pPr>
+              <w:spacing w:after="0" w:line="252"/>
+              <w:jc w:val="center"/>
+            </w:pPr>
+            <w:hyperlink w:history="1" r:id="rIdozd3152ftxtrejuwuea1o">
+              <w:r>
+                <w:rPr>
+                  <w:rFonts w:ascii="Consolas" w:cs="Consolas" w:eastAsia="Consolas" w:hAnsi="Consolas"/>
+                  <w:color w:val="1155CC"/>
+                  <w:sz w:val="17"/>
+                  <w:szCs w:val="17"/>
+                  <w:u w:val="single"/>
+                </w:rPr>
+                <w:t xml:space="preserve">crest/data/loaders/registry.py</w:t>
+              </w:r>
+            </w:hyperlink>
+          </w:p>
+        </w:tc>
+      </w:tr>
+    </w:tbl>
+    <w:p>
+      <w:pPr>
+        <w:spacing w:after="120"/>
+      </w:pPr>
+    </w:p>
+    <w:p>
+      <w:pPr>
+        <w:pStyle w:val="Heading2"/>
+        <w:spacing w:after="140" w:before="260"/>
+      </w:pPr>
+      <w:r>
+        <w:rPr>
+          <w:b/>
+          <w:bCs/>
+          <w:color w:val="1F3864"/>
+          <w:sz w:val="25"/>
+          <w:szCs w:val="25"/>
+        </w:rPr>
+        <w:t xml:space="preserve">B.2 Inference harnesses</w:t>
+      </w:r>
+    </w:p>
+    <w:tbl>
+      <w:tblPr>
+        <w:tblW w:type="dxa" w:w="9026"/>
+        <w:tblBorders>
+          <w:top w:val="single" w:color="auto" w:sz="4"/>
+          <w:left w:val="single" w:color="auto" w:sz="4"/>
+          <w:bottom w:val="single" w:color="auto" w:sz="4"/>
+          <w:right w:val="single" w:color="auto" w:sz="4"/>
+          <w:insideH w:val="single" w:color="auto" w:sz="4"/>
+          <w:insideV w:val="single" w:color="auto" w:sz="4"/>
+        </w:tblBorders>
+      </w:tblPr>
+      <w:tblGrid>
+        <w:gridCol w:w="4700"/>
+        <w:gridCol w:w="4326"/>
+      </w:tblGrid>
+      <w:tr>
+        <w:trPr>
+          <w:tblHeader/>
+        </w:trPr>
+        <w:tc>
+          <w:tcPr>
+            <w:tcW w:type="dxa" w:w="4700"/>
+            <w:shd w:fill="1F3864" w:val="clear"/>
+            <w:tcMar>
+              <w:top w:type="dxa" w:w="90"/>
+              <w:left w:type="dxa" w:w="120"/>
+              <w:bottom w:type="dxa" w:w="90"/>
+              <w:right w:type="dxa" w:w="120"/>
+            </w:tcMar>
+          </w:tcPr>
+          <w:p>
+            <w:pPr>
+              <w:spacing w:after="0"/>
+            </w:pPr>
+            <w:r>
+              <w:rPr>
+                <w:b/>
+                <w:bCs/>
+                <w:color w:val="FFFFFF"/>
+                <w:sz w:val="17"/>
+                <w:szCs w:val="17"/>
+              </w:rPr>
+              <w:t xml:space="preserve">Artefact</w:t>
+            </w:r>
+          </w:p>
+        </w:tc>
+        <w:tc>
+          <w:tcPr>
+            <w:tcW w:type="dxa" w:w="4326"/>
+            <w:shd w:fill="1F3864" w:val="clear"/>
+            <w:tcMar>
+              <w:top w:type="dxa" w:w="90"/>
+              <w:left w:type="dxa" w:w="120"/>
+              <w:bottom w:type="dxa" w:w="90"/>
+              <w:right w:type="dxa" w:w="120"/>
+            </w:tcMar>
+          </w:tcPr>
+          <w:p>
+            <w:pPr>
+              <w:spacing w:after="0"/>
+              <w:jc w:val="center"/>
+            </w:pPr>
+            <w:r>
+              <w:rPr>
+                <w:b/>
+                <w:bCs/>
+                <w:color w:val="FFFFFF"/>
+                <w:sz w:val="17"/>
+                <w:szCs w:val="17"/>
+              </w:rPr>
+              <w:t xml:space="preserve">Path</w:t>
             </w:r>
           </w:p>
         </w:tc>
@@ -14438,155 +14635,265 @@
       <w:tr>
         <w:tc>
           <w:tcPr>
-            <w:tcW w:type="dxa" w:w="3600"/>
-            <w:shd w:fill="F7F8FA" w:val="clear"/>
-            <w:tcMar>
-              <w:top w:type="dxa" w:w="80"/>
-              <w:left w:type="dxa" w:w="120"/>
-              <w:bottom w:type="dxa" w:w="80"/>
-              <w:right w:type="dxa" w:w="120"/>
-            </w:tcMar>
-          </w:tcPr>
-          <w:p>
-            <w:pPr>
-              <w:spacing w:after="0" w:line="252"/>
-            </w:pPr>
-            <w:r>
-              <w:rPr>
-                <w:sz w:val="18"/>
-                <w:szCs w:val="18"/>
-              </w:rPr>
-              <w:t xml:space="preserve">Grounder (Prover9, WSL and native Linux paths)</w:t>
-            </w:r>
-          </w:p>
-        </w:tc>
-        <w:tc>
-          <w:tcPr>
-            <w:tcW w:type="dxa" w:w="5426"/>
-            <w:shd w:fill="F7F8FA" w:val="clear"/>
-            <w:tcMar>
-              <w:top w:type="dxa" w:w="80"/>
-              <w:left w:type="dxa" w:w="120"/>
-              <w:bottom w:type="dxa" w:w="80"/>
-              <w:right w:type="dxa" w:w="120"/>
-            </w:tcMar>
-          </w:tcPr>
-          <w:p>
-            <w:pPr>
-              <w:spacing w:after="0" w:line="252"/>
-              <w:jc w:val="center"/>
-            </w:pPr>
-            <w:r>
-              <w:rPr>
-                <w:rFonts w:ascii="Consolas" w:cs="Consolas" w:eastAsia="Consolas" w:hAnsi="Consolas"/>
-                <w:sz w:val="18"/>
-                <w:szCs w:val="18"/>
-              </w:rPr>
-              <w:t xml:space="preserve">crest/crest/grounding/fol_to_prover9.py</w:t>
-            </w:r>
+            <w:tcW w:type="dxa" w:w="4700"/>
+            <w:shd w:fill="FFFFFF" w:val="clear"/>
+            <w:tcMar>
+              <w:top w:type="dxa" w:w="80"/>
+              <w:left w:type="dxa" w:w="120"/>
+              <w:bottom w:type="dxa" w:w="80"/>
+              <w:right w:type="dxa" w:w="120"/>
+            </w:tcMar>
+          </w:tcPr>
+          <w:p>
+            <w:pPr>
+              <w:spacing w:after="0" w:line="252"/>
+            </w:pPr>
+            <w:r>
+              <w:rPr>
+                <w:sz w:val="17"/>
+                <w:szCs w:val="17"/>
+              </w:rPr>
+              <w:t xml:space="preserve">Local Llama-3.1-8B harness (4-bit, prompts v1/v2/v3, story parser)</w:t>
+            </w:r>
+          </w:p>
+        </w:tc>
+        <w:tc>
+          <w:tcPr>
+            <w:tcW w:type="dxa" w:w="4326"/>
+            <w:shd w:fill="FFFFFF" w:val="clear"/>
+            <w:tcMar>
+              <w:top w:type="dxa" w:w="80"/>
+              <w:left w:type="dxa" w:w="120"/>
+              <w:bottom w:type="dxa" w:w="80"/>
+              <w:right w:type="dxa" w:w="120"/>
+            </w:tcMar>
+          </w:tcPr>
+          <w:p>
+            <w:pPr>
+              <w:spacing w:after="0" w:line="252"/>
+              <w:jc w:val="center"/>
+            </w:pPr>
+            <w:hyperlink w:history="1" r:id="rIdjlnzhqe4efmwg5zq3m7ky">
+              <w:r>
+                <w:rPr>
+                  <w:rFonts w:ascii="Consolas" w:cs="Consolas" w:eastAsia="Consolas" w:hAnsi="Consolas"/>
+                  <w:color w:val="1155CC"/>
+                  <w:sz w:val="17"/>
+                  <w:szCs w:val="17"/>
+                  <w:u w:val="single"/>
+                </w:rPr>
+                <w:t xml:space="preserve">crest/crest/inference/llama_harness.py</w:t>
+              </w:r>
+            </w:hyperlink>
           </w:p>
         </w:tc>
       </w:tr>
       <w:tr>
         <w:tc>
           <w:tcPr>
-            <w:tcW w:type="dxa" w:w="3600"/>
-            <w:shd w:fill="FFFFFF" w:val="clear"/>
-            <w:tcMar>
-              <w:top w:type="dxa" w:w="80"/>
-              <w:left w:type="dxa" w:w="120"/>
-              <w:bottom w:type="dxa" w:w="80"/>
-              <w:right w:type="dxa" w:w="120"/>
-            </w:tcMar>
-          </w:tcPr>
-          <w:p>
-            <w:pPr>
-              <w:spacing w:after="0" w:line="252"/>
-            </w:pPr>
-            <w:r>
-              <w:rPr>
-                <w:sz w:val="18"/>
-                <w:szCs w:val="18"/>
-              </w:rPr>
-              <w:t xml:space="preserve">Parser corner-case tests (20, CPU-only)</w:t>
-            </w:r>
-          </w:p>
-        </w:tc>
-        <w:tc>
-          <w:tcPr>
-            <w:tcW w:type="dxa" w:w="5426"/>
-            <w:shd w:fill="FFFFFF" w:val="clear"/>
-            <w:tcMar>
-              <w:top w:type="dxa" w:w="80"/>
-              <w:left w:type="dxa" w:w="120"/>
-              <w:bottom w:type="dxa" w:w="80"/>
-              <w:right w:type="dxa" w:w="120"/>
-            </w:tcMar>
-          </w:tcPr>
-          <w:p>
-            <w:pPr>
-              <w:spacing w:after="0" w:line="252"/>
-              <w:jc w:val="center"/>
-            </w:pPr>
-            <w:r>
-              <w:rPr>
-                <w:rFonts w:ascii="Consolas" w:cs="Consolas" w:eastAsia="Consolas" w:hAnsi="Consolas"/>
-                <w:sz w:val="18"/>
-                <w:szCs w:val="18"/>
-              </w:rPr>
-              <w:t xml:space="preserve">crest/tests/test_story_parser.py</w:t>
-            </w:r>
+            <w:tcW w:type="dxa" w:w="4700"/>
+            <w:shd w:fill="F7F8FA" w:val="clear"/>
+            <w:tcMar>
+              <w:top w:type="dxa" w:w="80"/>
+              <w:left w:type="dxa" w:w="120"/>
+              <w:bottom w:type="dxa" w:w="80"/>
+              <w:right w:type="dxa" w:w="120"/>
+            </w:tcMar>
+          </w:tcPr>
+          <w:p>
+            <w:pPr>
+              <w:spacing w:after="0" w:line="252"/>
+            </w:pPr>
+            <w:r>
+              <w:rPr>
+                <w:sz w:val="17"/>
+                <w:szCs w:val="17"/>
+              </w:rPr>
+              <w:t xml:space="preserve">OpenAI harness (drop-in for LlamaHarness; GPT-4o / GPT-4o-mini)</w:t>
+            </w:r>
+          </w:p>
+        </w:tc>
+        <w:tc>
+          <w:tcPr>
+            <w:tcW w:type="dxa" w:w="4326"/>
+            <w:shd w:fill="F7F8FA" w:val="clear"/>
+            <w:tcMar>
+              <w:top w:type="dxa" w:w="80"/>
+              <w:left w:type="dxa" w:w="120"/>
+              <w:bottom w:type="dxa" w:w="80"/>
+              <w:right w:type="dxa" w:w="120"/>
+            </w:tcMar>
+          </w:tcPr>
+          <w:p>
+            <w:pPr>
+              <w:spacing w:after="0" w:line="252"/>
+              <w:jc w:val="center"/>
+            </w:pPr>
+            <w:hyperlink w:history="1" r:id="rIdijq7llkvdyyynjcfhtfi_">
+              <w:r>
+                <w:rPr>
+                  <w:rFonts w:ascii="Consolas" w:cs="Consolas" w:eastAsia="Consolas" w:hAnsi="Consolas"/>
+                  <w:color w:val="1155CC"/>
+                  <w:sz w:val="17"/>
+                  <w:szCs w:val="17"/>
+                  <w:u w:val="single"/>
+                </w:rPr>
+                <w:t xml:space="preserve">crest/crest/inference/openai_harness.py</w:t>
+              </w:r>
+            </w:hyperlink>
           </w:p>
         </w:tc>
       </w:tr>
       <w:tr>
         <w:tc>
           <w:tcPr>
-            <w:tcW w:type="dxa" w:w="3600"/>
-            <w:shd w:fill="F7F8FA" w:val="clear"/>
-            <w:tcMar>
-              <w:top w:type="dxa" w:w="80"/>
-              <w:left w:type="dxa" w:w="120"/>
-              <w:bottom w:type="dxa" w:w="80"/>
-              <w:right w:type="dxa" w:w="120"/>
-            </w:tcMar>
-          </w:tcPr>
-          <w:p>
-            <w:pPr>
-              <w:spacing w:after="0" w:line="252"/>
-            </w:pPr>
-            <w:r>
-              <w:rPr>
-                <w:sz w:val="18"/>
-                <w:szCs w:val="18"/>
-              </w:rPr>
-              <w:t xml:space="preserve">All experimental result logs</w:t>
-            </w:r>
-          </w:p>
-        </w:tc>
-        <w:tc>
-          <w:tcPr>
-            <w:tcW w:type="dxa" w:w="5426"/>
-            <w:shd w:fill="F7F8FA" w:val="clear"/>
-            <w:tcMar>
-              <w:top w:type="dxa" w:w="80"/>
-              <w:left w:type="dxa" w:w="120"/>
-              <w:bottom w:type="dxa" w:w="80"/>
-              <w:right w:type="dxa" w:w="120"/>
-            </w:tcMar>
-          </w:tcPr>
-          <w:p>
-            <w:pPr>
-              <w:spacing w:after="0" w:line="252"/>
-              <w:jc w:val="center"/>
-            </w:pPr>
-            <w:r>
-              <w:rPr>
-                <w:rFonts w:ascii="Consolas" w:cs="Consolas" w:eastAsia="Consolas" w:hAnsi="Consolas"/>
-                <w:sz w:val="18"/>
-                <w:szCs w:val="18"/>
-              </w:rPr>
-              <w:t xml:space="preserve">crest/experiments/logs/*.json</w:t>
+            <w:tcW w:type="dxa" w:w="4700"/>
+            <w:shd w:fill="FFFFFF" w:val="clear"/>
+            <w:tcMar>
+              <w:top w:type="dxa" w:w="80"/>
+              <w:left w:type="dxa" w:w="120"/>
+              <w:bottom w:type="dxa" w:w="80"/>
+              <w:right w:type="dxa" w:w="120"/>
+            </w:tcMar>
+          </w:tcPr>
+          <w:p>
+            <w:pPr>
+              <w:spacing w:after="0" w:line="252"/>
+            </w:pPr>
+            <w:r>
+              <w:rPr>
+                <w:sz w:val="17"/>
+                <w:szCs w:val="17"/>
+              </w:rPr>
+              <w:t xml:space="preserve">Token-level generation-confidence summary (shared by both harnesses)</w:t>
+            </w:r>
+          </w:p>
+        </w:tc>
+        <w:tc>
+          <w:tcPr>
+            <w:tcW w:type="dxa" w:w="4326"/>
+            <w:shd w:fill="FFFFFF" w:val="clear"/>
+            <w:tcMar>
+              <w:top w:type="dxa" w:w="80"/>
+              <w:left w:type="dxa" w:w="120"/>
+              <w:bottom w:type="dxa" w:w="80"/>
+              <w:right w:type="dxa" w:w="120"/>
+            </w:tcMar>
+          </w:tcPr>
+          <w:p>
+            <w:pPr>
+              <w:spacing w:after="0" w:line="252"/>
+              <w:jc w:val="center"/>
+            </w:pPr>
+            <w:hyperlink w:history="1" r:id="rIdfy6xzau61-iero1rs9c9q">
+              <w:r>
+                <w:rPr>
+                  <w:rFonts w:ascii="Consolas" w:cs="Consolas" w:eastAsia="Consolas" w:hAnsi="Consolas"/>
+                  <w:color w:val="1155CC"/>
+                  <w:sz w:val="17"/>
+                  <w:szCs w:val="17"/>
+                  <w:u w:val="single"/>
+                </w:rPr>
+                <w:t xml:space="preserve">crest/crest/inference/confidence.py</w:t>
+              </w:r>
+            </w:hyperlink>
+          </w:p>
+        </w:tc>
+      </w:tr>
+    </w:tbl>
+    <w:p>
+      <w:pPr>
+        <w:spacing w:after="120"/>
+      </w:pPr>
+    </w:p>
+    <w:p>
+      <w:pPr>
+        <w:pStyle w:val="Heading2"/>
+        <w:spacing w:after="140" w:before="260"/>
+      </w:pPr>
+      <w:r>
+        <w:rPr>
+          <w:b/>
+          <w:bCs/>
+          <w:color w:val="1F3864"/>
+          <w:sz w:val="25"/>
+          <w:szCs w:val="25"/>
+        </w:rPr>
+        <w:t xml:space="preserve">B.3 Grounding</w:t>
+      </w:r>
+    </w:p>
+    <w:tbl>
+      <w:tblPr>
+        <w:tblW w:type="dxa" w:w="9026"/>
+        <w:tblBorders>
+          <w:top w:val="single" w:color="auto" w:sz="4"/>
+          <w:left w:val="single" w:color="auto" w:sz="4"/>
+          <w:bottom w:val="single" w:color="auto" w:sz="4"/>
+          <w:right w:val="single" w:color="auto" w:sz="4"/>
+          <w:insideH w:val="single" w:color="auto" w:sz="4"/>
+          <w:insideV w:val="single" w:color="auto" w:sz="4"/>
+        </w:tblBorders>
+      </w:tblPr>
+      <w:tblGrid>
+        <w:gridCol w:w="6700"/>
+        <w:gridCol w:w="2326"/>
+      </w:tblGrid>
+      <w:tr>
+        <w:trPr>
+          <w:tblHeader/>
+        </w:trPr>
+        <w:tc>
+          <w:tcPr>
+            <w:tcW w:type="dxa" w:w="6700"/>
+            <w:shd w:fill="1F3864" w:val="clear"/>
+            <w:tcMar>
+              <w:top w:type="dxa" w:w="90"/>
+              <w:left w:type="dxa" w:w="120"/>
+              <w:bottom w:type="dxa" w:w="90"/>
+              <w:right w:type="dxa" w:w="120"/>
+            </w:tcMar>
+          </w:tcPr>
+          <w:p>
+            <w:pPr>
+              <w:spacing w:after="0"/>
+            </w:pPr>
+            <w:r>
+              <w:rPr>
+                <w:b/>
+                <w:bCs/>
+                <w:color w:val="FFFFFF"/>
+                <w:sz w:val="17"/>
+                <w:szCs w:val="17"/>
+              </w:rPr>
+              <w:t xml:space="preserve">Artefact</w:t>
+            </w:r>
+          </w:p>
+        </w:tc>
+        <w:tc>
+          <w:tcPr>
+            <w:tcW w:type="dxa" w:w="2326"/>
+            <w:shd w:fill="1F3864" w:val="clear"/>
+            <w:tcMar>
+              <w:top w:type="dxa" w:w="90"/>
+              <w:left w:type="dxa" w:w="120"/>
+              <w:bottom w:type="dxa" w:w="90"/>
+              <w:right w:type="dxa" w:w="120"/>
+            </w:tcMar>
+          </w:tcPr>
+          <w:p>
+            <w:pPr>
+              <w:spacing w:after="0"/>
+              <w:jc w:val="center"/>
+            </w:pPr>
+            <w:r>
+              <w:rPr>
+                <w:b/>
+                <w:bCs/>
+                <w:color w:val="FFFFFF"/>
+                <w:sz w:val="17"/>
+                <w:szCs w:val="17"/>
+              </w:rPr>
+              <w:t xml:space="preserve">Path</w:t>
             </w:r>
           </w:p>
         </w:tc>
@@ -14594,51 +14901,2083 @@
       <w:tr>
         <w:tc>
           <w:tcPr>
-            <w:tcW w:type="dxa" w:w="3600"/>
-            <w:shd w:fill="FFFFFF" w:val="clear"/>
-            <w:tcMar>
-              <w:top w:type="dxa" w:w="80"/>
-              <w:left w:type="dxa" w:w="120"/>
-              <w:bottom w:type="dxa" w:w="80"/>
-              <w:right w:type="dxa" w:w="120"/>
-            </w:tcMar>
-          </w:tcPr>
-          <w:p>
-            <w:pPr>
-              <w:spacing w:after="0" w:line="252"/>
-            </w:pPr>
-            <w:r>
-              <w:rPr>
-                <w:sz w:val="18"/>
-                <w:szCs w:val="18"/>
-              </w:rPr>
-              <w:t xml:space="preserve">Plan of record with full result annotations</w:t>
-            </w:r>
-          </w:p>
-        </w:tc>
-        <w:tc>
-          <w:tcPr>
-            <w:tcW w:type="dxa" w:w="5426"/>
-            <w:shd w:fill="FFFFFF" w:val="clear"/>
-            <w:tcMar>
-              <w:top w:type="dxa" w:w="80"/>
-              <w:left w:type="dxa" w:w="120"/>
-              <w:bottom w:type="dxa" w:w="80"/>
-              <w:right w:type="dxa" w:w="120"/>
-            </w:tcMar>
-          </w:tcPr>
-          <w:p>
-            <w:pPr>
-              <w:spacing w:after="0" w:line="252"/>
-              <w:jc w:val="center"/>
-            </w:pPr>
-            <w:r>
-              <w:rPr>
-                <w:rFonts w:ascii="Consolas" w:cs="Consolas" w:eastAsia="Consolas" w:hAnsi="Consolas"/>
-                <w:sz w:val="18"/>
-                <w:szCs w:val="18"/>
-              </w:rPr>
-              <w:t xml:space="preserve">docs/MASTER_PLAN.md</w:t>
+            <w:tcW w:type="dxa" w:w="6700"/>
+            <w:shd w:fill="FFFFFF" w:val="clear"/>
+            <w:tcMar>
+              <w:top w:type="dxa" w:w="80"/>
+              <w:left w:type="dxa" w:w="120"/>
+              <w:bottom w:type="dxa" w:w="80"/>
+              <w:right w:type="dxa" w:w="120"/>
+            </w:tcMar>
+          </w:tcPr>
+          <w:p>
+            <w:pPr>
+              <w:spacing w:after="0" w:line="252"/>
+            </w:pPr>
+            <w:r>
+              <w:rPr>
+                <w:sz w:val="17"/>
+                <w:szCs w:val="17"/>
+              </w:rPr>
+              <w:t xml:space="preserve">Prover9 grounder (WSL on Windows, native on Linux/Kaggle; hard subprocess timeout)</w:t>
+            </w:r>
+          </w:p>
+        </w:tc>
+        <w:tc>
+          <w:tcPr>
+            <w:tcW w:type="dxa" w:w="2326"/>
+            <w:shd w:fill="FFFFFF" w:val="clear"/>
+            <w:tcMar>
+              <w:top w:type="dxa" w:w="80"/>
+              <w:left w:type="dxa" w:w="120"/>
+              <w:bottom w:type="dxa" w:w="80"/>
+              <w:right w:type="dxa" w:w="120"/>
+            </w:tcMar>
+          </w:tcPr>
+          <w:p>
+            <w:pPr>
+              <w:spacing w:after="0" w:line="252"/>
+              <w:jc w:val="center"/>
+            </w:pPr>
+            <w:hyperlink w:history="1" r:id="rIdoufoii0ntljijbmnbkzag">
+              <w:r>
+                <w:rPr>
+                  <w:rFonts w:ascii="Consolas" w:cs="Consolas" w:eastAsia="Consolas" w:hAnsi="Consolas"/>
+                  <w:color w:val="1155CC"/>
+                  <w:sz w:val="17"/>
+                  <w:szCs w:val="17"/>
+                  <w:u w:val="single"/>
+                </w:rPr>
+                <w:t xml:space="preserve">crest/crest/grounding/fol_to_prover9.py</w:t>
+              </w:r>
+            </w:hyperlink>
+          </w:p>
+        </w:tc>
+      </w:tr>
+    </w:tbl>
+    <w:p>
+      <w:pPr>
+        <w:spacing w:after="120"/>
+      </w:pPr>
+    </w:p>
+    <w:p>
+      <w:pPr>
+        <w:pStyle w:val="Heading2"/>
+        <w:spacing w:after="140" w:before="260"/>
+      </w:pPr>
+      <w:r>
+        <w:rPr>
+          <w:b/>
+          <w:bCs/>
+          <w:color w:val="1F3864"/>
+          <w:sz w:val="25"/>
+          <w:szCs w:val="25"/>
+        </w:rPr>
+        <w:t xml:space="preserve">B.4 Pipelines, metrics and statistics</w:t>
+      </w:r>
+    </w:p>
+    <w:tbl>
+      <w:tblPr>
+        <w:tblW w:type="dxa" w:w="9026"/>
+        <w:tblBorders>
+          <w:top w:val="single" w:color="auto" w:sz="4"/>
+          <w:left w:val="single" w:color="auto" w:sz="4"/>
+          <w:bottom w:val="single" w:color="auto" w:sz="4"/>
+          <w:right w:val="single" w:color="auto" w:sz="4"/>
+          <w:insideH w:val="single" w:color="auto" w:sz="4"/>
+          <w:insideV w:val="single" w:color="auto" w:sz="4"/>
+        </w:tblBorders>
+      </w:tblPr>
+      <w:tblGrid>
+        <w:gridCol w:w="5600"/>
+        <w:gridCol w:w="3426"/>
+      </w:tblGrid>
+      <w:tr>
+        <w:trPr>
+          <w:tblHeader/>
+        </w:trPr>
+        <w:tc>
+          <w:tcPr>
+            <w:tcW w:type="dxa" w:w="5600"/>
+            <w:shd w:fill="1F3864" w:val="clear"/>
+            <w:tcMar>
+              <w:top w:type="dxa" w:w="90"/>
+              <w:left w:type="dxa" w:w="120"/>
+              <w:bottom w:type="dxa" w:w="90"/>
+              <w:right w:type="dxa" w:w="120"/>
+            </w:tcMar>
+          </w:tcPr>
+          <w:p>
+            <w:pPr>
+              <w:spacing w:after="0"/>
+            </w:pPr>
+            <w:r>
+              <w:rPr>
+                <w:b/>
+                <w:bCs/>
+                <w:color w:val="FFFFFF"/>
+                <w:sz w:val="17"/>
+                <w:szCs w:val="17"/>
+              </w:rPr>
+              <w:t xml:space="preserve">Artefact</w:t>
+            </w:r>
+          </w:p>
+        </w:tc>
+        <w:tc>
+          <w:tcPr>
+            <w:tcW w:type="dxa" w:w="3426"/>
+            <w:shd w:fill="1F3864" w:val="clear"/>
+            <w:tcMar>
+              <w:top w:type="dxa" w:w="90"/>
+              <w:left w:type="dxa" w:w="120"/>
+              <w:bottom w:type="dxa" w:w="90"/>
+              <w:right w:type="dxa" w:w="120"/>
+            </w:tcMar>
+          </w:tcPr>
+          <w:p>
+            <w:pPr>
+              <w:spacing w:after="0"/>
+              <w:jc w:val="center"/>
+            </w:pPr>
+            <w:r>
+              <w:rPr>
+                <w:b/>
+                <w:bCs/>
+                <w:color w:val="FFFFFF"/>
+                <w:sz w:val="17"/>
+                <w:szCs w:val="17"/>
+              </w:rPr>
+              <w:t xml:space="preserve">Path</w:t>
+            </w:r>
+          </w:p>
+        </w:tc>
+      </w:tr>
+      <w:tr>
+        <w:tc>
+          <w:tcPr>
+            <w:tcW w:type="dxa" w:w="5600"/>
+            <w:shd w:fill="FFFFFF" w:val="clear"/>
+            <w:tcMar>
+              <w:top w:type="dxa" w:w="80"/>
+              <w:left w:type="dxa" w:w="120"/>
+              <w:bottom w:type="dxa" w:w="80"/>
+              <w:right w:type="dxa" w:w="120"/>
+            </w:tcMar>
+          </w:tcPr>
+          <w:p>
+            <w:pPr>
+              <w:spacing w:after="0" w:line="252"/>
+            </w:pPr>
+            <w:r>
+              <w:rPr>
+                <w:sz w:val="17"/>
+                <w:szCs w:val="17"/>
+              </w:rPr>
+              <w:t xml:space="preserve">Vanilla pipeline (modes, few-shot flag, sampling, --dataset)</w:t>
+            </w:r>
+          </w:p>
+        </w:tc>
+        <w:tc>
+          <w:tcPr>
+            <w:tcW w:type="dxa" w:w="3426"/>
+            <w:shd w:fill="FFFFFF" w:val="clear"/>
+            <w:tcMar>
+              <w:top w:type="dxa" w:w="80"/>
+              <w:left w:type="dxa" w:w="120"/>
+              <w:bottom w:type="dxa" w:w="80"/>
+              <w:right w:type="dxa" w:w="120"/>
+            </w:tcMar>
+          </w:tcPr>
+          <w:p>
+            <w:pPr>
+              <w:spacing w:after="0" w:line="252"/>
+              <w:jc w:val="center"/>
+            </w:pPr>
+            <w:hyperlink w:history="1" r:id="rIdewri5k6yyeawhput5wlbg">
+              <w:r>
+                <w:rPr>
+                  <w:rFonts w:ascii="Consolas" w:cs="Consolas" w:eastAsia="Consolas" w:hAnsi="Consolas"/>
+                  <w:color w:val="1155CC"/>
+                  <w:sz w:val="17"/>
+                  <w:szCs w:val="17"/>
+                  <w:u w:val="single"/>
+                </w:rPr>
+                <w:t xml:space="preserve">crest/crest/evaluation/vanilla_pipeline.py</w:t>
+              </w:r>
+            </w:hyperlink>
+          </w:p>
+        </w:tc>
+      </w:tr>
+      <w:tr>
+        <w:tc>
+          <w:tcPr>
+            <w:tcW w:type="dxa" w:w="5600"/>
+            <w:shd w:fill="F7F8FA" w:val="clear"/>
+            <w:tcMar>
+              <w:top w:type="dxa" w:w="80"/>
+              <w:left w:type="dxa" w:w="120"/>
+              <w:bottom w:type="dxa" w:w="80"/>
+              <w:right w:type="dxa" w:w="120"/>
+            </w:tcMar>
+          </w:tcPr>
+          <w:p>
+            <w:pPr>
+              <w:spacing w:after="0" w:line="252"/>
+            </w:pPr>
+            <w:r>
+              <w:rPr>
+                <w:sz w:val="17"/>
+                <w:szCs w:val="17"/>
+              </w:rPr>
+              <w:t xml:space="preserve">Three-way classification and severity bins</w:t>
+            </w:r>
+          </w:p>
+        </w:tc>
+        <w:tc>
+          <w:tcPr>
+            <w:tcW w:type="dxa" w:w="3426"/>
+            <w:shd w:fill="F7F8FA" w:val="clear"/>
+            <w:tcMar>
+              <w:top w:type="dxa" w:w="80"/>
+              <w:left w:type="dxa" w:w="120"/>
+              <w:bottom w:type="dxa" w:w="80"/>
+              <w:right w:type="dxa" w:w="120"/>
+            </w:tcMar>
+          </w:tcPr>
+          <w:p>
+            <w:pPr>
+              <w:spacing w:after="0" w:line="252"/>
+              <w:jc w:val="center"/>
+            </w:pPr>
+            <w:hyperlink w:history="1" r:id="rIdlo9vmcurhubha4bef9w2a">
+              <w:r>
+                <w:rPr>
+                  <w:rFonts w:ascii="Consolas" w:cs="Consolas" w:eastAsia="Consolas" w:hAnsi="Consolas"/>
+                  <w:color w:val="1155CC"/>
+                  <w:sz w:val="17"/>
+                  <w:szCs w:val="17"/>
+                  <w:u w:val="single"/>
+                </w:rPr>
+                <w:t xml:space="preserve">crest/crest/evaluation/silent_failure_metrics.py</w:t>
+              </w:r>
+            </w:hyperlink>
+          </w:p>
+        </w:tc>
+      </w:tr>
+      <w:tr>
+        <w:tc>
+          <w:tcPr>
+            <w:tcW w:type="dxa" w:w="5600"/>
+            <w:shd w:fill="FFFFFF" w:val="clear"/>
+            <w:tcMar>
+              <w:top w:type="dxa" w:w="80"/>
+              <w:left w:type="dxa" w:w="120"/>
+              <w:bottom w:type="dxa" w:w="80"/>
+              <w:right w:type="dxa" w:w="120"/>
+            </w:tcMar>
+          </w:tcPr>
+          <w:p>
+            <w:pPr>
+              <w:spacing w:after="0" w:line="252"/>
+            </w:pPr>
+            <w:r>
+              <w:rPr>
+                <w:sz w:val="17"/>
+                <w:szCs w:val="17"/>
+              </w:rPr>
+              <w:t xml:space="preserve">Phase 2.1 gold-FOL ceiling check</w:t>
+            </w:r>
+          </w:p>
+        </w:tc>
+        <w:tc>
+          <w:tcPr>
+            <w:tcW w:type="dxa" w:w="3426"/>
+            <w:shd w:fill="FFFFFF" w:val="clear"/>
+            <w:tcMar>
+              <w:top w:type="dxa" w:w="80"/>
+              <w:left w:type="dxa" w:w="120"/>
+              <w:bottom w:type="dxa" w:w="80"/>
+              <w:right w:type="dxa" w:w="120"/>
+            </w:tcMar>
+          </w:tcPr>
+          <w:p>
+            <w:pPr>
+              <w:spacing w:after="0" w:line="252"/>
+              <w:jc w:val="center"/>
+            </w:pPr>
+            <w:hyperlink w:history="1" r:id="rIdo4jlpav1kfc3aepgqeabd">
+              <w:r>
+                <w:rPr>
+                  <w:rFonts w:ascii="Consolas" w:cs="Consolas" w:eastAsia="Consolas" w:hAnsi="Consolas"/>
+                  <w:color w:val="1155CC"/>
+                  <w:sz w:val="17"/>
+                  <w:szCs w:val="17"/>
+                  <w:u w:val="single"/>
+                </w:rPr>
+                <w:t xml:space="preserve">crest/crest/evaluation/ceiling_check.py</w:t>
+              </w:r>
+            </w:hyperlink>
+          </w:p>
+        </w:tc>
+      </w:tr>
+      <w:tr>
+        <w:tc>
+          <w:tcPr>
+            <w:tcW w:type="dxa" w:w="5600"/>
+            <w:shd w:fill="F7F8FA" w:val="clear"/>
+            <w:tcMar>
+              <w:top w:type="dxa" w:w="80"/>
+              <w:left w:type="dxa" w:w="120"/>
+              <w:bottom w:type="dxa" w:w="80"/>
+              <w:right w:type="dxa" w:w="120"/>
+            </w:tcMar>
+          </w:tcPr>
+          <w:p>
+            <w:pPr>
+              <w:spacing w:after="0" w:line="252"/>
+            </w:pPr>
+            <w:r>
+              <w:rPr>
+                <w:sz w:val="17"/>
+                <w:szCs w:val="17"/>
+              </w:rPr>
+              <w:t xml:space="preserve">Phase 3.2 strict-prevalence join</w:t>
+            </w:r>
+          </w:p>
+        </w:tc>
+        <w:tc>
+          <w:tcPr>
+            <w:tcW w:type="dxa" w:w="3426"/>
+            <w:shd w:fill="F7F8FA" w:val="clear"/>
+            <w:tcMar>
+              <w:top w:type="dxa" w:w="80"/>
+              <w:left w:type="dxa" w:w="120"/>
+              <w:bottom w:type="dxa" w:w="80"/>
+              <w:right w:type="dxa" w:w="120"/>
+            </w:tcMar>
+          </w:tcPr>
+          <w:p>
+            <w:pPr>
+              <w:spacing w:after="0" w:line="252"/>
+              <w:jc w:val="center"/>
+            </w:pPr>
+            <w:hyperlink w:history="1" r:id="rIddwb2te0cpfr_xbv_fkkao">
+              <w:r>
+                <w:rPr>
+                  <w:rFonts w:ascii="Consolas" w:cs="Consolas" w:eastAsia="Consolas" w:hAnsi="Consolas"/>
+                  <w:color w:val="1155CC"/>
+                  <w:sz w:val="17"/>
+                  <w:szCs w:val="17"/>
+                  <w:u w:val="single"/>
+                </w:rPr>
+                <w:t xml:space="preserve">crest/crest/evaluation/strict_prevalence.py</w:t>
+              </w:r>
+            </w:hyperlink>
+          </w:p>
+        </w:tc>
+      </w:tr>
+      <w:tr>
+        <w:tc>
+          <w:tcPr>
+            <w:tcW w:type="dxa" w:w="5600"/>
+            <w:shd w:fill="FFFFFF" w:val="clear"/>
+            <w:tcMar>
+              <w:top w:type="dxa" w:w="80"/>
+              <w:left w:type="dxa" w:w="120"/>
+              <w:bottom w:type="dxa" w:w="80"/>
+              <w:right w:type="dxa" w:w="120"/>
+            </w:tcMar>
+          </w:tcPr>
+          <w:p>
+            <w:pPr>
+              <w:spacing w:after="0" w:line="252"/>
+            </w:pPr>
+            <w:r>
+              <w:rPr>
+                <w:sz w:val="17"/>
+                <w:szCs w:val="17"/>
+              </w:rPr>
+              <w:t xml:space="preserve">Self-Refine baseline (round-0 = vanilla, generous fallback on parse failure)</w:t>
+            </w:r>
+          </w:p>
+        </w:tc>
+        <w:tc>
+          <w:tcPr>
+            <w:tcW w:type="dxa" w:w="3426"/>
+            <w:shd w:fill="FFFFFF" w:val="clear"/>
+            <w:tcMar>
+              <w:top w:type="dxa" w:w="80"/>
+              <w:left w:type="dxa" w:w="120"/>
+              <w:bottom w:type="dxa" w:w="80"/>
+              <w:right w:type="dxa" w:w="120"/>
+            </w:tcMar>
+          </w:tcPr>
+          <w:p>
+            <w:pPr>
+              <w:spacing w:after="0" w:line="252"/>
+              <w:jc w:val="center"/>
+            </w:pPr>
+            <w:hyperlink w:history="1" r:id="rId1zumg9kgnfzutlcadcfmz">
+              <w:r>
+                <w:rPr>
+                  <w:rFonts w:ascii="Consolas" w:cs="Consolas" w:eastAsia="Consolas" w:hAnsi="Consolas"/>
+                  <w:color w:val="1155CC"/>
+                  <w:sz w:val="17"/>
+                  <w:szCs w:val="17"/>
+                  <w:u w:val="single"/>
+                </w:rPr>
+                <w:t xml:space="preserve">crest/crest/baselines/self_refine.py</w:t>
+              </w:r>
+            </w:hyperlink>
+          </w:p>
+        </w:tc>
+      </w:tr>
+      <w:tr>
+        <w:tc>
+          <w:tcPr>
+            <w:tcW w:type="dxa" w:w="5600"/>
+            <w:shd w:fill="F7F8FA" w:val="clear"/>
+            <w:tcMar>
+              <w:top w:type="dxa" w:w="80"/>
+              <w:left w:type="dxa" w:w="120"/>
+              <w:bottom w:type="dxa" w:w="80"/>
+              <w:right w:type="dxa" w:w="120"/>
+            </w:tcMar>
+          </w:tcPr>
+          <w:p>
+            <w:pPr>
+              <w:spacing w:after="0" w:line="252"/>
+            </w:pPr>
+            <w:r>
+              <w:rPr>
+                <w:sz w:val="17"/>
+                <w:szCs w:val="17"/>
+              </w:rPr>
+              <w:t xml:space="preserve">Self-Refine paired runner (--dataset)</w:t>
+            </w:r>
+          </w:p>
+        </w:tc>
+        <w:tc>
+          <w:tcPr>
+            <w:tcW w:type="dxa" w:w="3426"/>
+            <w:shd w:fill="F7F8FA" w:val="clear"/>
+            <w:tcMar>
+              <w:top w:type="dxa" w:w="80"/>
+              <w:left w:type="dxa" w:w="120"/>
+              <w:bottom w:type="dxa" w:w="80"/>
+              <w:right w:type="dxa" w:w="120"/>
+            </w:tcMar>
+          </w:tcPr>
+          <w:p>
+            <w:pPr>
+              <w:spacing w:after="0" w:line="252"/>
+              <w:jc w:val="center"/>
+            </w:pPr>
+            <w:hyperlink w:history="1" r:id="rId3qv9pxjeji-uzp24s1ro6">
+              <w:r>
+                <w:rPr>
+                  <w:rFonts w:ascii="Consolas" w:cs="Consolas" w:eastAsia="Consolas" w:hAnsi="Consolas"/>
+                  <w:color w:val="1155CC"/>
+                  <w:sz w:val="17"/>
+                  <w:szCs w:val="17"/>
+                  <w:u w:val="single"/>
+                </w:rPr>
+                <w:t xml:space="preserve">crest/crest/evaluation/self_refine_pipeline.py</w:t>
+              </w:r>
+            </w:hyperlink>
+          </w:p>
+        </w:tc>
+      </w:tr>
+      <w:tr>
+        <w:tc>
+          <w:tcPr>
+            <w:tcW w:type="dxa" w:w="5600"/>
+            <w:shd w:fill="FFFFFF" w:val="clear"/>
+            <w:tcMar>
+              <w:top w:type="dxa" w:w="80"/>
+              <w:left w:type="dxa" w:w="120"/>
+              <w:bottom w:type="dxa" w:w="80"/>
+              <w:right w:type="dxa" w:w="120"/>
+            </w:tcMar>
+          </w:tcPr>
+          <w:p>
+            <w:pPr>
+              <w:spacing w:after="0" w:line="252"/>
+            </w:pPr>
+            <w:r>
+              <w:rPr>
+                <w:sz w:val="17"/>
+                <w:szCs w:val="17"/>
+              </w:rPr>
+              <w:t xml:space="preserve">Paired statistics: McNemar exact + story-clustered bootstrap CI</w:t>
+            </w:r>
+          </w:p>
+        </w:tc>
+        <w:tc>
+          <w:tcPr>
+            <w:tcW w:type="dxa" w:w="3426"/>
+            <w:shd w:fill="FFFFFF" w:val="clear"/>
+            <w:tcMar>
+              <w:top w:type="dxa" w:w="80"/>
+              <w:left w:type="dxa" w:w="120"/>
+              <w:bottom w:type="dxa" w:w="80"/>
+              <w:right w:type="dxa" w:w="120"/>
+            </w:tcMar>
+          </w:tcPr>
+          <w:p>
+            <w:pPr>
+              <w:spacing w:after="0" w:line="252"/>
+              <w:jc w:val="center"/>
+            </w:pPr>
+            <w:hyperlink w:history="1" r:id="rIdcn7tv-wmipui4djr59sn5">
+              <w:r>
+                <w:rPr>
+                  <w:rFonts w:ascii="Consolas" w:cs="Consolas" w:eastAsia="Consolas" w:hAnsi="Consolas"/>
+                  <w:color w:val="1155CC"/>
+                  <w:sz w:val="17"/>
+                  <w:szCs w:val="17"/>
+                  <w:u w:val="single"/>
+                </w:rPr>
+                <w:t xml:space="preserve">crest/crest/evaluation/stats.py</w:t>
+              </w:r>
+            </w:hyperlink>
+          </w:p>
+        </w:tc>
+      </w:tr>
+      <w:tr>
+        <w:tc>
+          <w:tcPr>
+            <w:tcW w:type="dxa" w:w="5600"/>
+            <w:shd w:fill="F7F8FA" w:val="clear"/>
+            <w:tcMar>
+              <w:top w:type="dxa" w:w="80"/>
+              <w:left w:type="dxa" w:w="120"/>
+              <w:bottom w:type="dxa" w:w="80"/>
+              <w:right w:type="dxa" w:w="120"/>
+            </w:tcMar>
+          </w:tcPr>
+          <w:p>
+            <w:pPr>
+              <w:spacing w:after="0" w:line="252"/>
+            </w:pPr>
+            <w:r>
+              <w:rPr>
+                <w:sz w:val="17"/>
+                <w:szCs w:val="17"/>
+              </w:rPr>
+              <w:t xml:space="preserve">Cross-dataset × model headline table assembler</w:t>
+            </w:r>
+          </w:p>
+        </w:tc>
+        <w:tc>
+          <w:tcPr>
+            <w:tcW w:type="dxa" w:w="3426"/>
+            <w:shd w:fill="F7F8FA" w:val="clear"/>
+            <w:tcMar>
+              <w:top w:type="dxa" w:w="80"/>
+              <w:left w:type="dxa" w:w="120"/>
+              <w:bottom w:type="dxa" w:w="80"/>
+              <w:right w:type="dxa" w:w="120"/>
+            </w:tcMar>
+          </w:tcPr>
+          <w:p>
+            <w:pPr>
+              <w:spacing w:after="0" w:line="252"/>
+              <w:jc w:val="center"/>
+            </w:pPr>
+            <w:hyperlink w:history="1" r:id="rIdtud6wgvtaigk4mtraxdoo">
+              <w:r>
+                <w:rPr>
+                  <w:rFonts w:ascii="Consolas" w:cs="Consolas" w:eastAsia="Consolas" w:hAnsi="Consolas"/>
+                  <w:color w:val="1155CC"/>
+                  <w:sz w:val="17"/>
+                  <w:szCs w:val="17"/>
+                  <w:u w:val="single"/>
+                </w:rPr>
+                <w:t xml:space="preserve">crest/crest/evaluation/cross_summary.py</w:t>
+              </w:r>
+            </w:hyperlink>
+          </w:p>
+        </w:tc>
+      </w:tr>
+      <w:tr>
+        <w:tc>
+          <w:tcPr>
+            <w:tcW w:type="dxa" w:w="5600"/>
+            <w:shd w:fill="FFFFFF" w:val="clear"/>
+            <w:tcMar>
+              <w:top w:type="dxa" w:w="80"/>
+              <w:left w:type="dxa" w:w="120"/>
+              <w:bottom w:type="dxa" w:w="80"/>
+              <w:right w:type="dxa" w:w="120"/>
+            </w:tcMar>
+          </w:tcPr>
+          <w:p>
+            <w:pPr>
+              <w:spacing w:after="0" w:line="252"/>
+            </w:pPr>
+            <w:r>
+              <w:rPr>
+                <w:sz w:val="17"/>
+                <w:szCs w:val="17"/>
+              </w:rPr>
+              <w:t xml:space="preserve">Confidence → silent-failure detection analysis (AUROC)</w:t>
+            </w:r>
+          </w:p>
+        </w:tc>
+        <w:tc>
+          <w:tcPr>
+            <w:tcW w:type="dxa" w:w="3426"/>
+            <w:shd w:fill="FFFFFF" w:val="clear"/>
+            <w:tcMar>
+              <w:top w:type="dxa" w:w="80"/>
+              <w:left w:type="dxa" w:w="120"/>
+              <w:bottom w:type="dxa" w:w="80"/>
+              <w:right w:type="dxa" w:w="120"/>
+            </w:tcMar>
+          </w:tcPr>
+          <w:p>
+            <w:pPr>
+              <w:spacing w:after="0" w:line="252"/>
+              <w:jc w:val="center"/>
+            </w:pPr>
+            <w:hyperlink w:history="1" r:id="rIdyuixachrzuffbsqznmk0j">
+              <w:r>
+                <w:rPr>
+                  <w:rFonts w:ascii="Consolas" w:cs="Consolas" w:eastAsia="Consolas" w:hAnsi="Consolas"/>
+                  <w:color w:val="1155CC"/>
+                  <w:sz w:val="17"/>
+                  <w:szCs w:val="17"/>
+                  <w:u w:val="single"/>
+                </w:rPr>
+                <w:t xml:space="preserve">crest/crest/evaluation/confidence_analysis.py</w:t>
+              </w:r>
+            </w:hyperlink>
+          </w:p>
+        </w:tc>
+      </w:tr>
+    </w:tbl>
+    <w:p>
+      <w:pPr>
+        <w:spacing w:after="120"/>
+      </w:pPr>
+    </w:p>
+    <w:p>
+      <w:pPr>
+        <w:pStyle w:val="Heading2"/>
+        <w:spacing w:after="140" w:before="260"/>
+      </w:pPr>
+      <w:r>
+        <w:rPr>
+          <w:b/>
+          <w:bCs/>
+          <w:color w:val="1F3864"/>
+          <w:sz w:val="25"/>
+          <w:szCs w:val="25"/>
+        </w:rPr>
+        <w:t xml:space="preserve">B.5 Tests, orchestration and Kaggle</w:t>
+      </w:r>
+    </w:p>
+    <w:tbl>
+      <w:tblPr>
+        <w:tblW w:type="dxa" w:w="9026"/>
+        <w:tblBorders>
+          <w:top w:val="single" w:color="auto" w:sz="4"/>
+          <w:left w:val="single" w:color="auto" w:sz="4"/>
+          <w:bottom w:val="single" w:color="auto" w:sz="4"/>
+          <w:right w:val="single" w:color="auto" w:sz="4"/>
+          <w:insideH w:val="single" w:color="auto" w:sz="4"/>
+          <w:insideV w:val="single" w:color="auto" w:sz="4"/>
+        </w:tblBorders>
+      </w:tblPr>
+      <w:tblGrid>
+        <w:gridCol w:w="5600"/>
+        <w:gridCol w:w="3426"/>
+      </w:tblGrid>
+      <w:tr>
+        <w:trPr>
+          <w:tblHeader/>
+        </w:trPr>
+        <w:tc>
+          <w:tcPr>
+            <w:tcW w:type="dxa" w:w="5600"/>
+            <w:shd w:fill="1F3864" w:val="clear"/>
+            <w:tcMar>
+              <w:top w:type="dxa" w:w="90"/>
+              <w:left w:type="dxa" w:w="120"/>
+              <w:bottom w:type="dxa" w:w="90"/>
+              <w:right w:type="dxa" w:w="120"/>
+            </w:tcMar>
+          </w:tcPr>
+          <w:p>
+            <w:pPr>
+              <w:spacing w:after="0"/>
+            </w:pPr>
+            <w:r>
+              <w:rPr>
+                <w:b/>
+                <w:bCs/>
+                <w:color w:val="FFFFFF"/>
+                <w:sz w:val="17"/>
+                <w:szCs w:val="17"/>
+              </w:rPr>
+              <w:t xml:space="preserve">Artefact</w:t>
+            </w:r>
+          </w:p>
+        </w:tc>
+        <w:tc>
+          <w:tcPr>
+            <w:tcW w:type="dxa" w:w="3426"/>
+            <w:shd w:fill="1F3864" w:val="clear"/>
+            <w:tcMar>
+              <w:top w:type="dxa" w:w="90"/>
+              <w:left w:type="dxa" w:w="120"/>
+              <w:bottom w:type="dxa" w:w="90"/>
+              <w:right w:type="dxa" w:w="120"/>
+            </w:tcMar>
+          </w:tcPr>
+          <w:p>
+            <w:pPr>
+              <w:spacing w:after="0"/>
+              <w:jc w:val="center"/>
+            </w:pPr>
+            <w:r>
+              <w:rPr>
+                <w:b/>
+                <w:bCs/>
+                <w:color w:val="FFFFFF"/>
+                <w:sz w:val="17"/>
+                <w:szCs w:val="17"/>
+              </w:rPr>
+              <w:t xml:space="preserve">Path</w:t>
+            </w:r>
+          </w:p>
+        </w:tc>
+      </w:tr>
+      <w:tr>
+        <w:tc>
+          <w:tcPr>
+            <w:tcW w:type="dxa" w:w="5600"/>
+            <w:shd w:fill="FFFFFF" w:val="clear"/>
+            <w:tcMar>
+              <w:top w:type="dxa" w:w="80"/>
+              <w:left w:type="dxa" w:w="120"/>
+              <w:bottom w:type="dxa" w:w="80"/>
+              <w:right w:type="dxa" w:w="120"/>
+            </w:tcMar>
+          </w:tcPr>
+          <w:p>
+            <w:pPr>
+              <w:spacing w:after="0" w:line="252"/>
+            </w:pPr>
+            <w:r>
+              <w:rPr>
+                <w:sz w:val="17"/>
+                <w:szCs w:val="17"/>
+              </w:rPr>
+              <w:t xml:space="preserve">Story-parser corner-case tests (20, CPU-only, no model)</w:t>
+            </w:r>
+          </w:p>
+        </w:tc>
+        <w:tc>
+          <w:tcPr>
+            <w:tcW w:type="dxa" w:w="3426"/>
+            <w:shd w:fill="FFFFFF" w:val="clear"/>
+            <w:tcMar>
+              <w:top w:type="dxa" w:w="80"/>
+              <w:left w:type="dxa" w:w="120"/>
+              <w:bottom w:type="dxa" w:w="80"/>
+              <w:right w:type="dxa" w:w="120"/>
+            </w:tcMar>
+          </w:tcPr>
+          <w:p>
+            <w:pPr>
+              <w:spacing w:after="0" w:line="252"/>
+              <w:jc w:val="center"/>
+            </w:pPr>
+            <w:hyperlink w:history="1" r:id="rIdaezms_zgacog22hhhpwj3">
+              <w:r>
+                <w:rPr>
+                  <w:rFonts w:ascii="Consolas" w:cs="Consolas" w:eastAsia="Consolas" w:hAnsi="Consolas"/>
+                  <w:color w:val="1155CC"/>
+                  <w:sz w:val="17"/>
+                  <w:szCs w:val="17"/>
+                  <w:u w:val="single"/>
+                </w:rPr>
+                <w:t xml:space="preserve">crest/tests/test_story_parser.py</w:t>
+              </w:r>
+            </w:hyperlink>
+          </w:p>
+        </w:tc>
+      </w:tr>
+      <w:tr>
+        <w:tc>
+          <w:tcPr>
+            <w:tcW w:type="dxa" w:w="5600"/>
+            <w:shd w:fill="F7F8FA" w:val="clear"/>
+            <w:tcMar>
+              <w:top w:type="dxa" w:w="80"/>
+              <w:left w:type="dxa" w:w="120"/>
+              <w:bottom w:type="dxa" w:w="80"/>
+              <w:right w:type="dxa" w:w="120"/>
+            </w:tcMar>
+          </w:tcPr>
+          <w:p>
+            <w:pPr>
+              <w:spacing w:after="0" w:line="252"/>
+            </w:pPr>
+            <w:r>
+              <w:rPr>
+                <w:sz w:val="17"/>
+                <w:szCs w:val="17"/>
+              </w:rPr>
+              <w:t xml:space="preserve">GPT-4o / GPT-4o-mini orchestration script (cost estimate + confirmation)</w:t>
+            </w:r>
+          </w:p>
+        </w:tc>
+        <w:tc>
+          <w:tcPr>
+            <w:tcW w:type="dxa" w:w="3426"/>
+            <w:shd w:fill="F7F8FA" w:val="clear"/>
+            <w:tcMar>
+              <w:top w:type="dxa" w:w="80"/>
+              <w:left w:type="dxa" w:w="120"/>
+              <w:bottom w:type="dxa" w:w="80"/>
+              <w:right w:type="dxa" w:w="120"/>
+            </w:tcMar>
+          </w:tcPr>
+          <w:p>
+            <w:pPr>
+              <w:spacing w:after="0" w:line="252"/>
+              <w:jc w:val="center"/>
+            </w:pPr>
+            <w:hyperlink w:history="1" r:id="rIdfuf7qiqplmlzy5st3pkhy">
+              <w:r>
+                <w:rPr>
+                  <w:rFonts w:ascii="Consolas" w:cs="Consolas" w:eastAsia="Consolas" w:hAnsi="Consolas"/>
+                  <w:color w:val="1155CC"/>
+                  <w:sz w:val="17"/>
+                  <w:szCs w:val="17"/>
+                  <w:u w:val="single"/>
+                </w:rPr>
+                <w:t xml:space="preserve">crest/scripts/run_gpt4o_phases.py</w:t>
+              </w:r>
+            </w:hyperlink>
+          </w:p>
+        </w:tc>
+      </w:tr>
+      <w:tr>
+        <w:tc>
+          <w:tcPr>
+            <w:tcW w:type="dxa" w:w="5600"/>
+            <w:shd w:fill="FFFFFF" w:val="clear"/>
+            <w:tcMar>
+              <w:top w:type="dxa" w:w="80"/>
+              <w:left w:type="dxa" w:w="120"/>
+              <w:bottom w:type="dxa" w:w="80"/>
+              <w:right w:type="dxa" w:w="120"/>
+            </w:tcMar>
+          </w:tcPr>
+          <w:p>
+            <w:pPr>
+              <w:spacing w:after="0" w:line="252"/>
+            </w:pPr>
+            <w:r>
+              <w:rPr>
+                <w:sz w:val="17"/>
+                <w:szCs w:val="17"/>
+              </w:rPr>
+              <w:t xml:space="preserve">Kaggle push wrapper (pins T4 accelerator, validates notebook first)</w:t>
+            </w:r>
+          </w:p>
+        </w:tc>
+        <w:tc>
+          <w:tcPr>
+            <w:tcW w:type="dxa" w:w="3426"/>
+            <w:shd w:fill="FFFFFF" w:val="clear"/>
+            <w:tcMar>
+              <w:top w:type="dxa" w:w="80"/>
+              <w:left w:type="dxa" w:w="120"/>
+              <w:bottom w:type="dxa" w:w="80"/>
+              <w:right w:type="dxa" w:w="120"/>
+            </w:tcMar>
+          </w:tcPr>
+          <w:p>
+            <w:pPr>
+              <w:spacing w:after="0" w:line="252"/>
+              <w:jc w:val="center"/>
+            </w:pPr>
+            <w:hyperlink w:history="1" r:id="rId0bl-ut2vw--iw7kbfhvgm">
+              <w:r>
+                <w:rPr>
+                  <w:rFonts w:ascii="Consolas" w:cs="Consolas" w:eastAsia="Consolas" w:hAnsi="Consolas"/>
+                  <w:color w:val="1155CC"/>
+                  <w:sz w:val="17"/>
+                  <w:szCs w:val="17"/>
+                  <w:u w:val="single"/>
+                </w:rPr>
+                <w:t xml:space="preserve">crest/scripts/run_kaggle.sh</w:t>
+              </w:r>
+            </w:hyperlink>
+          </w:p>
+        </w:tc>
+      </w:tr>
+      <w:tr>
+        <w:tc>
+          <w:tcPr>
+            <w:tcW w:type="dxa" w:w="5600"/>
+            <w:shd w:fill="F7F8FA" w:val="clear"/>
+            <w:tcMar>
+              <w:top w:type="dxa" w:w="80"/>
+              <w:left w:type="dxa" w:w="120"/>
+              <w:bottom w:type="dxa" w:w="80"/>
+              <w:right w:type="dxa" w:w="120"/>
+            </w:tcMar>
+          </w:tcPr>
+          <w:p>
+            <w:pPr>
+              <w:spacing w:after="0" w:line="252"/>
+            </w:pPr>
+            <w:r>
+              <w:rPr>
+                <w:sz w:val="17"/>
+                <w:szCs w:val="17"/>
+              </w:rPr>
+              <w:t xml:space="preserve">Notebook syntax validator (catches errors before spending GPU quota)</w:t>
+            </w:r>
+          </w:p>
+        </w:tc>
+        <w:tc>
+          <w:tcPr>
+            <w:tcW w:type="dxa" w:w="3426"/>
+            <w:shd w:fill="F7F8FA" w:val="clear"/>
+            <w:tcMar>
+              <w:top w:type="dxa" w:w="80"/>
+              <w:left w:type="dxa" w:w="120"/>
+              <w:bottom w:type="dxa" w:w="80"/>
+              <w:right w:type="dxa" w:w="120"/>
+            </w:tcMar>
+          </w:tcPr>
+          <w:p>
+            <w:pPr>
+              <w:spacing w:after="0" w:line="252"/>
+              <w:jc w:val="center"/>
+            </w:pPr>
+            <w:hyperlink w:history="1" r:id="rIdun-gsmwzgr_yk2c_mxotc">
+              <w:r>
+                <w:rPr>
+                  <w:rFonts w:ascii="Consolas" w:cs="Consolas" w:eastAsia="Consolas" w:hAnsi="Consolas"/>
+                  <w:color w:val="1155CC"/>
+                  <w:sz w:val="17"/>
+                  <w:szCs w:val="17"/>
+                  <w:u w:val="single"/>
+                </w:rPr>
+                <w:t xml:space="preserve">crest/scripts/validate_notebook.py</w:t>
+              </w:r>
+            </w:hyperlink>
+          </w:p>
+        </w:tc>
+      </w:tr>
+      <w:tr>
+        <w:tc>
+          <w:tcPr>
+            <w:tcW w:type="dxa" w:w="5600"/>
+            <w:shd w:fill="FFFFFF" w:val="clear"/>
+            <w:tcMar>
+              <w:top w:type="dxa" w:w="80"/>
+              <w:left w:type="dxa" w:w="120"/>
+              <w:bottom w:type="dxa" w:w="80"/>
+              <w:right w:type="dxa" w:w="120"/>
+            </w:tcMar>
+          </w:tcPr>
+          <w:p>
+            <w:pPr>
+              <w:spacing w:after="0" w:line="252"/>
+            </w:pPr>
+            <w:r>
+              <w:rPr>
+                <w:sz w:val="17"/>
+                <w:szCs w:val="17"/>
+              </w:rPr>
+              <w:t xml:space="preserve">Kaggle notebook (Llama arm: vanilla + Self-Refine, all datasets)</w:t>
+            </w:r>
+          </w:p>
+        </w:tc>
+        <w:tc>
+          <w:tcPr>
+            <w:tcW w:type="dxa" w:w="3426"/>
+            <w:shd w:fill="FFFFFF" w:val="clear"/>
+            <w:tcMar>
+              <w:top w:type="dxa" w:w="80"/>
+              <w:left w:type="dxa" w:w="120"/>
+              <w:bottom w:type="dxa" w:w="80"/>
+              <w:right w:type="dxa" w:w="120"/>
+            </w:tcMar>
+          </w:tcPr>
+          <w:p>
+            <w:pPr>
+              <w:spacing w:after="0" w:line="252"/>
+              <w:jc w:val="center"/>
+            </w:pPr>
+            <w:hyperlink w:history="1" r:id="rIdrzbwnagyj1hehggvstogg">
+              <w:r>
+                <w:rPr>
+                  <w:rFonts w:ascii="Consolas" w:cs="Consolas" w:eastAsia="Consolas" w:hAnsi="Consolas"/>
+                  <w:color w:val="1155CC"/>
+                  <w:sz w:val="17"/>
+                  <w:szCs w:val="17"/>
+                  <w:u w:val="single"/>
+                </w:rPr>
+                <w:t xml:space="preserve">crest/scripts/kaggle_kernel/crest_kaggle.ipynb</w:t>
+              </w:r>
+            </w:hyperlink>
+          </w:p>
+        </w:tc>
+      </w:tr>
+    </w:tbl>
+    <w:p>
+      <w:pPr>
+        <w:spacing w:after="120"/>
+      </w:pPr>
+    </w:p>
+    <w:p>
+      <w:pPr>
+        <w:pStyle w:val="Heading2"/>
+        <w:spacing w:after="140" w:before="260"/>
+      </w:pPr>
+      <w:r>
+        <w:rPr>
+          <w:b/>
+          <w:bCs/>
+          <w:color w:val="1F3864"/>
+          <w:sz w:val="25"/>
+          <w:szCs w:val="25"/>
+        </w:rPr>
+        <w:t xml:space="preserve">B.6 Planning documents</w:t>
+      </w:r>
+    </w:p>
+    <w:tbl>
+      <w:tblPr>
+        <w:tblW w:type="dxa" w:w="9026"/>
+        <w:tblBorders>
+          <w:top w:val="single" w:color="auto" w:sz="4"/>
+          <w:left w:val="single" w:color="auto" w:sz="4"/>
+          <w:bottom w:val="single" w:color="auto" w:sz="4"/>
+          <w:right w:val="single" w:color="auto" w:sz="4"/>
+          <w:insideH w:val="single" w:color="auto" w:sz="4"/>
+          <w:insideV w:val="single" w:color="auto" w:sz="4"/>
+        </w:tblBorders>
+      </w:tblPr>
+      <w:tblGrid>
+        <w:gridCol w:w="5600"/>
+        <w:gridCol w:w="3426"/>
+      </w:tblGrid>
+      <w:tr>
+        <w:trPr>
+          <w:tblHeader/>
+        </w:trPr>
+        <w:tc>
+          <w:tcPr>
+            <w:tcW w:type="dxa" w:w="5600"/>
+            <w:shd w:fill="1F3864" w:val="clear"/>
+            <w:tcMar>
+              <w:top w:type="dxa" w:w="90"/>
+              <w:left w:type="dxa" w:w="120"/>
+              <w:bottom w:type="dxa" w:w="90"/>
+              <w:right w:type="dxa" w:w="120"/>
+            </w:tcMar>
+          </w:tcPr>
+          <w:p>
+            <w:pPr>
+              <w:spacing w:after="0"/>
+            </w:pPr>
+            <w:r>
+              <w:rPr>
+                <w:b/>
+                <w:bCs/>
+                <w:color w:val="FFFFFF"/>
+                <w:sz w:val="17"/>
+                <w:szCs w:val="17"/>
+              </w:rPr>
+              <w:t xml:space="preserve">Artefact</w:t>
+            </w:r>
+          </w:p>
+        </w:tc>
+        <w:tc>
+          <w:tcPr>
+            <w:tcW w:type="dxa" w:w="3426"/>
+            <w:shd w:fill="1F3864" w:val="clear"/>
+            <w:tcMar>
+              <w:top w:type="dxa" w:w="90"/>
+              <w:left w:type="dxa" w:w="120"/>
+              <w:bottom w:type="dxa" w:w="90"/>
+              <w:right w:type="dxa" w:w="120"/>
+            </w:tcMar>
+          </w:tcPr>
+          <w:p>
+            <w:pPr>
+              <w:spacing w:after="0"/>
+              <w:jc w:val="center"/>
+            </w:pPr>
+            <w:r>
+              <w:rPr>
+                <w:b/>
+                <w:bCs/>
+                <w:color w:val="FFFFFF"/>
+                <w:sz w:val="17"/>
+                <w:szCs w:val="17"/>
+              </w:rPr>
+              <w:t xml:space="preserve">Path</w:t>
+            </w:r>
+          </w:p>
+        </w:tc>
+      </w:tr>
+      <w:tr>
+        <w:tc>
+          <w:tcPr>
+            <w:tcW w:type="dxa" w:w="5600"/>
+            <w:shd w:fill="FFFFFF" w:val="clear"/>
+            <w:tcMar>
+              <w:top w:type="dxa" w:w="80"/>
+              <w:left w:type="dxa" w:w="120"/>
+              <w:bottom w:type="dxa" w:w="80"/>
+              <w:right w:type="dxa" w:w="120"/>
+            </w:tcMar>
+          </w:tcPr>
+          <w:p>
+            <w:pPr>
+              <w:spacing w:after="0" w:line="252"/>
+            </w:pPr>
+            <w:r>
+              <w:rPr>
+                <w:sz w:val="17"/>
+                <w:szCs w:val="17"/>
+              </w:rPr>
+              <w:t xml:space="preserve">Plan of record with full result annotations for every phase</w:t>
+            </w:r>
+          </w:p>
+        </w:tc>
+        <w:tc>
+          <w:tcPr>
+            <w:tcW w:type="dxa" w:w="3426"/>
+            <w:shd w:fill="FFFFFF" w:val="clear"/>
+            <w:tcMar>
+              <w:top w:type="dxa" w:w="80"/>
+              <w:left w:type="dxa" w:w="120"/>
+              <w:bottom w:type="dxa" w:w="80"/>
+              <w:right w:type="dxa" w:w="120"/>
+            </w:tcMar>
+          </w:tcPr>
+          <w:p>
+            <w:pPr>
+              <w:spacing w:after="0" w:line="252"/>
+              <w:jc w:val="center"/>
+            </w:pPr>
+            <w:hyperlink w:history="1" r:id="rId7kkf43jgkumix7hhpddif">
+              <w:r>
+                <w:rPr>
+                  <w:rFonts w:ascii="Consolas" w:cs="Consolas" w:eastAsia="Consolas" w:hAnsi="Consolas"/>
+                  <w:color w:val="1155CC"/>
+                  <w:sz w:val="17"/>
+                  <w:szCs w:val="17"/>
+                  <w:u w:val="single"/>
+                </w:rPr>
+                <w:t xml:space="preserve">docs/MASTER_PLAN.md</w:t>
+              </w:r>
+            </w:hyperlink>
+          </w:p>
+        </w:tc>
+      </w:tr>
+      <w:tr>
+        <w:tc>
+          <w:tcPr>
+            <w:tcW w:type="dxa" w:w="5600"/>
+            <w:shd w:fill="F7F8FA" w:val="clear"/>
+            <w:tcMar>
+              <w:top w:type="dxa" w:w="80"/>
+              <w:left w:type="dxa" w:w="120"/>
+              <w:bottom w:type="dxa" w:w="80"/>
+              <w:right w:type="dxa" w:w="120"/>
+            </w:tcMar>
+          </w:tcPr>
+          <w:p>
+            <w:pPr>
+              <w:spacing w:after="0" w:line="252"/>
+            </w:pPr>
+            <w:r>
+              <w:rPr>
+                <w:sz w:val="17"/>
+                <w:szCs w:val="17"/>
+              </w:rPr>
+              <w:t xml:space="preserve">Condensed results snapshot (this document's source tables)</w:t>
+            </w:r>
+          </w:p>
+        </w:tc>
+        <w:tc>
+          <w:tcPr>
+            <w:tcW w:type="dxa" w:w="3426"/>
+            <w:shd w:fill="F7F8FA" w:val="clear"/>
+            <w:tcMar>
+              <w:top w:type="dxa" w:w="80"/>
+              <w:left w:type="dxa" w:w="120"/>
+              <w:bottom w:type="dxa" w:w="80"/>
+              <w:right w:type="dxa" w:w="120"/>
+            </w:tcMar>
+          </w:tcPr>
+          <w:p>
+            <w:pPr>
+              <w:spacing w:after="0" w:line="252"/>
+              <w:jc w:val="center"/>
+            </w:pPr>
+            <w:hyperlink w:history="1" r:id="rId8umr9u6wrpobteo9lmvgd">
+              <w:r>
+                <w:rPr>
+                  <w:rFonts w:ascii="Consolas" w:cs="Consolas" w:eastAsia="Consolas" w:hAnsi="Consolas"/>
+                  <w:color w:val="1155CC"/>
+                  <w:sz w:val="17"/>
+                  <w:szCs w:val="17"/>
+                  <w:u w:val="single"/>
+                </w:rPr>
+                <w:t xml:space="preserve">docs/RESULTS_SNAPSHOT.md</w:t>
+              </w:r>
+            </w:hyperlink>
+          </w:p>
+        </w:tc>
+      </w:tr>
+    </w:tbl>
+    <w:p>
+      <w:pPr>
+        <w:spacing w:after="120"/>
+      </w:pPr>
+    </w:p>
+    <w:p>
+      <w:pPr>
+        <w:pStyle w:val="Heading2"/>
+        <w:spacing w:after="140" w:before="260"/>
+      </w:pPr>
+      <w:r>
+        <w:rPr>
+          <w:b/>
+          <w:bCs/>
+          <w:color w:val="1F3864"/>
+          <w:sz w:val="25"/>
+          <w:szCs w:val="25"/>
+        </w:rPr>
+        <w:t xml:space="preserve">B.7 Milestone commits</w:t>
+      </w:r>
+    </w:p>
+    <w:p>
+      <w:pPr>
+        <w:spacing w:after="120" w:line="276"/>
+      </w:pPr>
+      <w:r>
+        <w:rPr>
+          <w:sz w:val="21"/>
+          <w:szCs w:val="21"/>
+        </w:rPr>
+        <w:t xml:space="preserve">The commit history is itself part of the record — every commit message documents the reasoning behind that change, not just the diff. These are the load-bearing ones, in order.</w:t>
+      </w:r>
+    </w:p>
+    <w:tbl>
+      <w:tblPr>
+        <w:tblW w:type="dxa" w:w="9026"/>
+        <w:tblBorders>
+          <w:top w:val="single" w:color="auto" w:sz="4"/>
+          <w:left w:val="single" w:color="auto" w:sz="4"/>
+          <w:bottom w:val="single" w:color="auto" w:sz="4"/>
+          <w:right w:val="single" w:color="auto" w:sz="4"/>
+          <w:insideH w:val="single" w:color="auto" w:sz="4"/>
+          <w:insideV w:val="single" w:color="auto" w:sz="4"/>
+        </w:tblBorders>
+      </w:tblPr>
+      <w:tblGrid>
+        <w:gridCol w:w="1700"/>
+        <w:gridCol w:w="7326"/>
+      </w:tblGrid>
+      <w:tr>
+        <w:trPr>
+          <w:tblHeader/>
+        </w:trPr>
+        <w:tc>
+          <w:tcPr>
+            <w:tcW w:type="dxa" w:w="1700"/>
+            <w:shd w:fill="1F3864" w:val="clear"/>
+            <w:tcMar>
+              <w:top w:type="dxa" w:w="90"/>
+              <w:left w:type="dxa" w:w="120"/>
+              <w:bottom w:type="dxa" w:w="90"/>
+              <w:right w:type="dxa" w:w="120"/>
+            </w:tcMar>
+          </w:tcPr>
+          <w:p>
+            <w:pPr>
+              <w:spacing w:after="0"/>
+            </w:pPr>
+            <w:r>
+              <w:rPr>
+                <w:b/>
+                <w:bCs/>
+                <w:color w:val="FFFFFF"/>
+                <w:sz w:val="17"/>
+                <w:szCs w:val="17"/>
+              </w:rPr>
+              <w:t xml:space="preserve">Commit</w:t>
+            </w:r>
+          </w:p>
+        </w:tc>
+        <w:tc>
+          <w:tcPr>
+            <w:tcW w:type="dxa" w:w="7326"/>
+            <w:shd w:fill="1F3864" w:val="clear"/>
+            <w:tcMar>
+              <w:top w:type="dxa" w:w="90"/>
+              <w:left w:type="dxa" w:w="120"/>
+              <w:bottom w:type="dxa" w:w="90"/>
+              <w:right w:type="dxa" w:w="120"/>
+            </w:tcMar>
+          </w:tcPr>
+          <w:p>
+            <w:pPr>
+              <w:spacing w:after="0"/>
+              <w:jc w:val="center"/>
+            </w:pPr>
+            <w:r>
+              <w:rPr>
+                <w:b/>
+                <w:bCs/>
+                <w:color w:val="FFFFFF"/>
+                <w:sz w:val="17"/>
+                <w:szCs w:val="17"/>
+              </w:rPr>
+              <w:t xml:space="preserve">What it landed</w:t>
+            </w:r>
+          </w:p>
+        </w:tc>
+      </w:tr>
+      <w:tr>
+        <w:tc>
+          <w:tcPr>
+            <w:tcW w:type="dxa" w:w="1700"/>
+            <w:shd w:fill="FFFFFF" w:val="clear"/>
+            <w:tcMar>
+              <w:top w:type="dxa" w:w="80"/>
+              <w:left w:type="dxa" w:w="120"/>
+              <w:bottom w:type="dxa" w:w="80"/>
+              <w:right w:type="dxa" w:w="120"/>
+            </w:tcMar>
+          </w:tcPr>
+          <w:p>
+            <w:pPr>
+              <w:spacing w:after="0" w:line="252"/>
+            </w:pPr>
+            <w:hyperlink w:history="1" r:id="rIdiqtswkmmefezeey_x6f16">
+              <w:r>
+                <w:rPr>
+                  <w:rFonts w:ascii="Consolas" w:cs="Consolas" w:eastAsia="Consolas" w:hAnsi="Consolas"/>
+                  <w:color w:val="1155CC"/>
+                  <w:sz w:val="17"/>
+                  <w:szCs w:val="17"/>
+                  <w:u w:val="single"/>
+                </w:rPr>
+                <w:t xml:space="preserve">c754b6f</w:t>
+              </w:r>
+            </w:hyperlink>
+          </w:p>
+        </w:tc>
+        <w:tc>
+          <w:tcPr>
+            <w:tcW w:type="dxa" w:w="7326"/>
+            <w:shd w:fill="FFFFFF" w:val="clear"/>
+            <w:tcMar>
+              <w:top w:type="dxa" w:w="80"/>
+              <w:left w:type="dxa" w:w="120"/>
+              <w:bottom w:type="dxa" w:w="80"/>
+              <w:right w:type="dxa" w:w="120"/>
+            </w:tcMar>
+          </w:tcPr>
+          <w:p>
+            <w:pPr>
+              <w:spacing w:after="0" w:line="252"/>
+              <w:jc w:val="center"/>
+            </w:pPr>
+            <w:r>
+              <w:rPr>
+                <w:sz w:val="17"/>
+                <w:szCs w:val="17"/>
+              </w:rPr>
+              <w:t xml:space="preserve">Phase 1: FOLIO loader, Llama harness, Prover9 grounder (decision: Prover9 not Z3)</w:t>
+            </w:r>
+          </w:p>
+        </w:tc>
+      </w:tr>
+      <w:tr>
+        <w:tc>
+          <w:tcPr>
+            <w:tcW w:type="dxa" w:w="1700"/>
+            <w:shd w:fill="F7F8FA" w:val="clear"/>
+            <w:tcMar>
+              <w:top w:type="dxa" w:w="80"/>
+              <w:left w:type="dxa" w:w="120"/>
+              <w:bottom w:type="dxa" w:w="80"/>
+              <w:right w:type="dxa" w:w="120"/>
+            </w:tcMar>
+          </w:tcPr>
+          <w:p>
+            <w:pPr>
+              <w:spacing w:after="0" w:line="252"/>
+            </w:pPr>
+            <w:hyperlink w:history="1" r:id="rIdpmal6j5fxls_7iskf8r6t">
+              <w:r>
+                <w:rPr>
+                  <w:rFonts w:ascii="Consolas" w:cs="Consolas" w:eastAsia="Consolas" w:hAnsi="Consolas"/>
+                  <w:color w:val="1155CC"/>
+                  <w:sz w:val="17"/>
+                  <w:szCs w:val="17"/>
+                  <w:u w:val="single"/>
+                </w:rPr>
+                <w:t xml:space="preserve">de49ca7</w:t>
+              </w:r>
+            </w:hyperlink>
+          </w:p>
+        </w:tc>
+        <w:tc>
+          <w:tcPr>
+            <w:tcW w:type="dxa" w:w="7326"/>
+            <w:shd w:fill="F7F8FA" w:val="clear"/>
+            <w:tcMar>
+              <w:top w:type="dxa" w:w="80"/>
+              <w:left w:type="dxa" w:w="120"/>
+              <w:bottom w:type="dxa" w:w="80"/>
+              <w:right w:type="dxa" w:w="120"/>
+            </w:tcMar>
+          </w:tcPr>
+          <w:p>
+            <w:pPr>
+              <w:spacing w:after="0" w:line="252"/>
+              <w:jc w:val="center"/>
+            </w:pPr>
+            <w:r>
+              <w:rPr>
+                <w:sz w:val="17"/>
+                <w:szCs w:val="17"/>
+              </w:rPr>
+              <w:t xml:space="preserve">Phase 2.1: ceiling-check script; fixed a real XOR-expansion grounder bug</w:t>
+            </w:r>
+          </w:p>
+        </w:tc>
+      </w:tr>
+      <w:tr>
+        <w:tc>
+          <w:tcPr>
+            <w:tcW w:type="dxa" w:w="1700"/>
+            <w:shd w:fill="FFFFFF" w:val="clear"/>
+            <w:tcMar>
+              <w:top w:type="dxa" w:w="80"/>
+              <w:left w:type="dxa" w:w="120"/>
+              <w:bottom w:type="dxa" w:w="80"/>
+              <w:right w:type="dxa" w:w="120"/>
+            </w:tcMar>
+          </w:tcPr>
+          <w:p>
+            <w:pPr>
+              <w:spacing w:after="0" w:line="252"/>
+            </w:pPr>
+            <w:hyperlink w:history="1" r:id="rIdmpcf6gaqmmeuqwen-xp16">
+              <w:r>
+                <w:rPr>
+                  <w:rFonts w:ascii="Consolas" w:cs="Consolas" w:eastAsia="Consolas" w:hAnsi="Consolas"/>
+                  <w:color w:val="1155CC"/>
+                  <w:sz w:val="17"/>
+                  <w:szCs w:val="17"/>
+                  <w:u w:val="single"/>
+                </w:rPr>
+                <w:t xml:space="preserve">2e6ee1c</w:t>
+              </w:r>
+            </w:hyperlink>
+          </w:p>
+        </w:tc>
+        <w:tc>
+          <w:tcPr>
+            <w:tcW w:type="dxa" w:w="7326"/>
+            <w:shd w:fill="FFFFFF" w:val="clear"/>
+            <w:tcMar>
+              <w:top w:type="dxa" w:w="80"/>
+              <w:left w:type="dxa" w:w="120"/>
+              <w:bottom w:type="dxa" w:w="80"/>
+              <w:right w:type="dxa" w:w="120"/>
+            </w:tcMar>
+          </w:tcPr>
+          <w:p>
+            <w:pPr>
+              <w:spacing w:after="0" w:line="252"/>
+              <w:jc w:val="center"/>
+            </w:pPr>
+            <w:r>
+              <w:rPr>
+                <w:sz w:val="17"/>
+                <w:szCs w:val="17"/>
+              </w:rPr>
+              <w:t xml:space="preserve">Phase 3.1: vanilla NL→Llama→FOL→Prover9 pipeline + 3-way classification</w:t>
+            </w:r>
+          </w:p>
+        </w:tc>
+      </w:tr>
+      <w:tr>
+        <w:tc>
+          <w:tcPr>
+            <w:tcW w:type="dxa" w:w="1700"/>
+            <w:shd w:fill="F7F8FA" w:val="clear"/>
+            <w:tcMar>
+              <w:top w:type="dxa" w:w="80"/>
+              <w:left w:type="dxa" w:w="120"/>
+              <w:bottom w:type="dxa" w:w="80"/>
+              <w:right w:type="dxa" w:w="120"/>
+            </w:tcMar>
+          </w:tcPr>
+          <w:p>
+            <w:pPr>
+              <w:spacing w:after="0" w:line="252"/>
+            </w:pPr>
+            <w:hyperlink w:history="1" r:id="rIdyx8kvq3ae-o5-h_jftwh1">
+              <w:r>
+                <w:rPr>
+                  <w:rFonts w:ascii="Consolas" w:cs="Consolas" w:eastAsia="Consolas" w:hAnsi="Consolas"/>
+                  <w:color w:val="1155CC"/>
+                  <w:sz w:val="17"/>
+                  <w:szCs w:val="17"/>
+                  <w:u w:val="single"/>
+                </w:rPr>
+                <w:t xml:space="preserve">9fa0515</w:t>
+              </w:r>
+            </w:hyperlink>
+          </w:p>
+        </w:tc>
+        <w:tc>
+          <w:tcPr>
+            <w:tcW w:type="dxa" w:w="7326"/>
+            <w:shd w:fill="F7F8FA" w:val="clear"/>
+            <w:tcMar>
+              <w:top w:type="dxa" w:w="80"/>
+              <w:left w:type="dxa" w:w="120"/>
+              <w:bottom w:type="dxa" w:w="80"/>
+              <w:right w:type="dxa" w:w="120"/>
+            </w:tcMar>
+          </w:tcPr>
+          <w:p>
+            <w:pPr>
+              <w:spacing w:after="0" w:line="252"/>
+              <w:jc w:val="center"/>
+            </w:pPr>
+            <w:r>
+              <w:rPr>
+                <w:sz w:val="17"/>
+                <w:szCs w:val="17"/>
+              </w:rPr>
+              <w:t xml:space="preserve">Phase 3.1: few-shot whole-story prompt (v3) — the literature-standard baseline</w:t>
+            </w:r>
+          </w:p>
+        </w:tc>
+      </w:tr>
+      <w:tr>
+        <w:tc>
+          <w:tcPr>
+            <w:tcW w:type="dxa" w:w="1700"/>
+            <w:shd w:fill="FFFFFF" w:val="clear"/>
+            <w:tcMar>
+              <w:top w:type="dxa" w:w="80"/>
+              <w:left w:type="dxa" w:w="120"/>
+              <w:bottom w:type="dxa" w:w="80"/>
+              <w:right w:type="dxa" w:w="120"/>
+            </w:tcMar>
+          </w:tcPr>
+          <w:p>
+            <w:pPr>
+              <w:spacing w:after="0" w:line="252"/>
+            </w:pPr>
+            <w:hyperlink w:history="1" r:id="rId_dl2tqc14z14pw4ow6ijt">
+              <w:r>
+                <w:rPr>
+                  <w:rFonts w:ascii="Consolas" w:cs="Consolas" w:eastAsia="Consolas" w:hAnsi="Consolas"/>
+                  <w:color w:val="1155CC"/>
+                  <w:sz w:val="17"/>
+                  <w:szCs w:val="17"/>
+                  <w:u w:val="single"/>
+                </w:rPr>
+                <w:t xml:space="preserve">4eb82a0</w:t>
+              </w:r>
+            </w:hyperlink>
+          </w:p>
+        </w:tc>
+        <w:tc>
+          <w:tcPr>
+            <w:tcW w:type="dxa" w:w="7326"/>
+            <w:shd w:fill="FFFFFF" w:val="clear"/>
+            <w:tcMar>
+              <w:top w:type="dxa" w:w="80"/>
+              <w:left w:type="dxa" w:w="120"/>
+              <w:bottom w:type="dxa" w:w="80"/>
+              <w:right w:type="dxa" w:w="120"/>
+            </w:tcMar>
+          </w:tcPr>
+          <w:p>
+            <w:pPr>
+              <w:spacing w:after="0" w:line="252"/>
+              <w:jc w:val="center"/>
+            </w:pPr>
+            <w:r>
+              <w:rPr>
+                <w:sz w:val="17"/>
+                <w:szCs w:val="17"/>
+              </w:rPr>
+              <w:t xml:space="preserve">Phase 3.1+3.2 complete on the full FOLIO split (n=203)</w:t>
+            </w:r>
+          </w:p>
+        </w:tc>
+      </w:tr>
+      <w:tr>
+        <w:tc>
+          <w:tcPr>
+            <w:tcW w:type="dxa" w:w="1700"/>
+            <w:shd w:fill="F7F8FA" w:val="clear"/>
+            <w:tcMar>
+              <w:top w:type="dxa" w:w="80"/>
+              <w:left w:type="dxa" w:w="120"/>
+              <w:bottom w:type="dxa" w:w="80"/>
+              <w:right w:type="dxa" w:w="120"/>
+            </w:tcMar>
+          </w:tcPr>
+          <w:p>
+            <w:pPr>
+              <w:spacing w:after="0" w:line="252"/>
+            </w:pPr>
+            <w:hyperlink w:history="1" r:id="rIdutffoeyn7hffan_hzbssg">
+              <w:r>
+                <w:rPr>
+                  <w:rFonts w:ascii="Consolas" w:cs="Consolas" w:eastAsia="Consolas" w:hAnsi="Consolas"/>
+                  <w:color w:val="1155CC"/>
+                  <w:sz w:val="17"/>
+                  <w:szCs w:val="17"/>
+                  <w:u w:val="single"/>
+                </w:rPr>
+                <w:t xml:space="preserve">dac641a</w:t>
+              </w:r>
+            </w:hyperlink>
+          </w:p>
+        </w:tc>
+        <w:tc>
+          <w:tcPr>
+            <w:tcW w:type="dxa" w:w="7326"/>
+            <w:shd w:fill="F7F8FA" w:val="clear"/>
+            <w:tcMar>
+              <w:top w:type="dxa" w:w="80"/>
+              <w:left w:type="dxa" w:w="120"/>
+              <w:bottom w:type="dxa" w:w="80"/>
+              <w:right w:type="dxa" w:w="120"/>
+            </w:tcMar>
+          </w:tcPr>
+          <w:p>
+            <w:pPr>
+              <w:spacing w:after="0" w:line="252"/>
+              <w:jc w:val="center"/>
+            </w:pPr>
+            <w:r>
+              <w:rPr>
+                <w:sz w:val="17"/>
+                <w:szCs w:val="17"/>
+              </w:rPr>
+              <w:t xml:space="preserve">Phase 4: Self-Refine falsification gate implemented</w:t>
+            </w:r>
+          </w:p>
+        </w:tc>
+      </w:tr>
+      <w:tr>
+        <w:tc>
+          <w:tcPr>
+            <w:tcW w:type="dxa" w:w="1700"/>
+            <w:shd w:fill="FFFFFF" w:val="clear"/>
+            <w:tcMar>
+              <w:top w:type="dxa" w:w="80"/>
+              <w:left w:type="dxa" w:w="120"/>
+              <w:bottom w:type="dxa" w:w="80"/>
+              <w:right w:type="dxa" w:w="120"/>
+            </w:tcMar>
+          </w:tcPr>
+          <w:p>
+            <w:pPr>
+              <w:spacing w:after="0" w:line="252"/>
+            </w:pPr>
+            <w:hyperlink w:history="1" r:id="rIdqck3djxgz7nxe8gdqu_a1">
+              <w:r>
+                <w:rPr>
+                  <w:rFonts w:ascii="Consolas" w:cs="Consolas" w:eastAsia="Consolas" w:hAnsi="Consolas"/>
+                  <w:color w:val="1155CC"/>
+                  <w:sz w:val="17"/>
+                  <w:szCs w:val="17"/>
+                  <w:u w:val="single"/>
+                </w:rPr>
+                <w:t xml:space="preserve">3f70ffb</w:t>
+              </w:r>
+            </w:hyperlink>
+          </w:p>
+        </w:tc>
+        <w:tc>
+          <w:tcPr>
+            <w:tcW w:type="dxa" w:w="7326"/>
+            <w:shd w:fill="FFFFFF" w:val="clear"/>
+            <w:tcMar>
+              <w:top w:type="dxa" w:w="80"/>
+              <w:left w:type="dxa" w:w="120"/>
+              <w:bottom w:type="dxa" w:w="80"/>
+              <w:right w:type="dxa" w:w="120"/>
+            </w:tcMar>
+          </w:tcPr>
+          <w:p>
+            <w:pPr>
+              <w:spacing w:after="0" w:line="252"/>
+              <w:jc w:val="center"/>
+            </w:pPr>
+            <w:r>
+              <w:rPr>
+                <w:sz w:val="17"/>
+                <w:szCs w:val="17"/>
+              </w:rPr>
+              <w:t xml:space="preserve">OpenAI harness as a drop-in replacement for LlamaHarness</w:t>
+            </w:r>
+          </w:p>
+        </w:tc>
+      </w:tr>
+      <w:tr>
+        <w:tc>
+          <w:tcPr>
+            <w:tcW w:type="dxa" w:w="1700"/>
+            <w:shd w:fill="F7F8FA" w:val="clear"/>
+            <w:tcMar>
+              <w:top w:type="dxa" w:w="80"/>
+              <w:left w:type="dxa" w:w="120"/>
+              <w:bottom w:type="dxa" w:w="80"/>
+              <w:right w:type="dxa" w:w="120"/>
+            </w:tcMar>
+          </w:tcPr>
+          <w:p>
+            <w:pPr>
+              <w:spacing w:after="0" w:line="252"/>
+            </w:pPr>
+            <w:hyperlink w:history="1" r:id="rId8qoeuluiycv5qecqtfvn7">
+              <w:r>
+                <w:rPr>
+                  <w:rFonts w:ascii="Consolas" w:cs="Consolas" w:eastAsia="Consolas" w:hAnsi="Consolas"/>
+                  <w:color w:val="1155CC"/>
+                  <w:sz w:val="17"/>
+                  <w:szCs w:val="17"/>
+                  <w:u w:val="single"/>
+                </w:rPr>
+                <w:t xml:space="preserve">7be695f</w:t>
+              </w:r>
+            </w:hyperlink>
+          </w:p>
+        </w:tc>
+        <w:tc>
+          <w:tcPr>
+            <w:tcW w:type="dxa" w:w="7326"/>
+            <w:shd w:fill="F7F8FA" w:val="clear"/>
+            <w:tcMar>
+              <w:top w:type="dxa" w:w="80"/>
+              <w:left w:type="dxa" w:w="120"/>
+              <w:bottom w:type="dxa" w:w="80"/>
+              <w:right w:type="dxa" w:w="120"/>
+            </w:tcMar>
+          </w:tcPr>
+          <w:p>
+            <w:pPr>
+              <w:spacing w:after="0" w:line="252"/>
+              <w:jc w:val="center"/>
+            </w:pPr>
+            <w:r>
+              <w:rPr>
+                <w:sz w:val="17"/>
+                <w:szCs w:val="17"/>
+              </w:rPr>
+              <w:t xml:space="preserve">Phase 3.3 complete: the capability-curve kill gate fired</w:t>
+            </w:r>
+          </w:p>
+        </w:tc>
+      </w:tr>
+      <w:tr>
+        <w:tc>
+          <w:tcPr>
+            <w:tcW w:type="dxa" w:w="1700"/>
+            <w:shd w:fill="FFFFFF" w:val="clear"/>
+            <w:tcMar>
+              <w:top w:type="dxa" w:w="80"/>
+              <w:left w:type="dxa" w:w="120"/>
+              <w:bottom w:type="dxa" w:w="80"/>
+              <w:right w:type="dxa" w:w="120"/>
+            </w:tcMar>
+          </w:tcPr>
+          <w:p>
+            <w:pPr>
+              <w:spacing w:after="0" w:line="252"/>
+            </w:pPr>
+            <w:hyperlink w:history="1" r:id="rIdqj9q0modikk-7omrfvi3e">
+              <w:r>
+                <w:rPr>
+                  <w:rFonts w:ascii="Consolas" w:cs="Consolas" w:eastAsia="Consolas" w:hAnsi="Consolas"/>
+                  <w:color w:val="1155CC"/>
+                  <w:sz w:val="17"/>
+                  <w:szCs w:val="17"/>
+                  <w:u w:val="single"/>
+                </w:rPr>
+                <w:t xml:space="preserve">5f55c8a</w:t>
+              </w:r>
+            </w:hyperlink>
+          </w:p>
+        </w:tc>
+        <w:tc>
+          <w:tcPr>
+            <w:tcW w:type="dxa" w:w="7326"/>
+            <w:shd w:fill="FFFFFF" w:val="clear"/>
+            <w:tcMar>
+              <w:top w:type="dxa" w:w="80"/>
+              <w:left w:type="dxa" w:w="120"/>
+              <w:bottom w:type="dxa" w:w="80"/>
+              <w:right w:type="dxa" w:w="120"/>
+            </w:tcMar>
+          </w:tcPr>
+          <w:p>
+            <w:pPr>
+              <w:spacing w:after="0" w:line="252"/>
+              <w:jc w:val="center"/>
+            </w:pPr>
+            <w:r>
+              <w:rPr>
+                <w:sz w:val="17"/>
+                <w:szCs w:val="17"/>
+              </w:rPr>
+              <w:t xml:space="preserve">Multi-dataset infrastructure: ProofWriter + PrOntoQA behind one registry</w:t>
+            </w:r>
+          </w:p>
+        </w:tc>
+      </w:tr>
+      <w:tr>
+        <w:tc>
+          <w:tcPr>
+            <w:tcW w:type="dxa" w:w="1700"/>
+            <w:shd w:fill="F7F8FA" w:val="clear"/>
+            <w:tcMar>
+              <w:top w:type="dxa" w:w="80"/>
+              <w:left w:type="dxa" w:w="120"/>
+              <w:bottom w:type="dxa" w:w="80"/>
+              <w:right w:type="dxa" w:w="120"/>
+            </w:tcMar>
+          </w:tcPr>
+          <w:p>
+            <w:pPr>
+              <w:spacing w:after="0" w:line="252"/>
+            </w:pPr>
+            <w:hyperlink w:history="1" r:id="rIdpfqrsw62qgdszv7vomwan">
+              <w:r>
+                <w:rPr>
+                  <w:rFonts w:ascii="Consolas" w:cs="Consolas" w:eastAsia="Consolas" w:hAnsi="Consolas"/>
+                  <w:color w:val="1155CC"/>
+                  <w:sz w:val="17"/>
+                  <w:szCs w:val="17"/>
+                  <w:u w:val="single"/>
+                </w:rPr>
+                <w:t xml:space="preserve">c038197</w:t>
+              </w:r>
+            </w:hyperlink>
+          </w:p>
+        </w:tc>
+        <w:tc>
+          <w:tcPr>
+            <w:tcW w:type="dxa" w:w="7326"/>
+            <w:shd w:fill="F7F8FA" w:val="clear"/>
+            <w:tcMar>
+              <w:top w:type="dxa" w:w="80"/>
+              <w:left w:type="dxa" w:w="120"/>
+              <w:bottom w:type="dxa" w:w="80"/>
+              <w:right w:type="dxa" w:w="120"/>
+            </w:tcMar>
+          </w:tcPr>
+          <w:p>
+            <w:pPr>
+              <w:spacing w:after="0" w:line="252"/>
+              <w:jc w:val="center"/>
+            </w:pPr>
+            <w:r>
+              <w:rPr>
+                <w:sz w:val="17"/>
+                <w:szCs w:val="17"/>
+              </w:rPr>
+              <w:t xml:space="preserve">Token-level generation-confidence capture (the internal-reasoning signal)</w:t>
+            </w:r>
+          </w:p>
+        </w:tc>
+      </w:tr>
+      <w:tr>
+        <w:tc>
+          <w:tcPr>
+            <w:tcW w:type="dxa" w:w="1700"/>
+            <w:shd w:fill="FFFFFF" w:val="clear"/>
+            <w:tcMar>
+              <w:top w:type="dxa" w:w="80"/>
+              <w:left w:type="dxa" w:w="120"/>
+              <w:bottom w:type="dxa" w:w="80"/>
+              <w:right w:type="dxa" w:w="120"/>
+            </w:tcMar>
+          </w:tcPr>
+          <w:p>
+            <w:pPr>
+              <w:spacing w:after="0" w:line="252"/>
+            </w:pPr>
+            <w:hyperlink w:history="1" r:id="rIdlwkatzu-kkzmi2pb9ceh0">
+              <w:r>
+                <w:rPr>
+                  <w:rFonts w:ascii="Consolas" w:cs="Consolas" w:eastAsia="Consolas" w:hAnsi="Consolas"/>
+                  <w:color w:val="1155CC"/>
+                  <w:sz w:val="17"/>
+                  <w:szCs w:val="17"/>
+                  <w:u w:val="single"/>
+                </w:rPr>
+                <w:t xml:space="preserve">8e66285</w:t>
+              </w:r>
+            </w:hyperlink>
+          </w:p>
+        </w:tc>
+        <w:tc>
+          <w:tcPr>
+            <w:tcW w:type="dxa" w:w="7326"/>
+            <w:shd w:fill="FFFFFF" w:val="clear"/>
+            <w:tcMar>
+              <w:top w:type="dxa" w:w="80"/>
+              <w:left w:type="dxa" w:w="120"/>
+              <w:bottom w:type="dxa" w:w="80"/>
+              <w:right w:type="dxa" w:w="120"/>
+            </w:tcMar>
+          </w:tcPr>
+          <w:p>
+            <w:pPr>
+              <w:spacing w:after="0" w:line="252"/>
+              <w:jc w:val="center"/>
+            </w:pPr>
+            <w:r>
+              <w:rPr>
+                <w:sz w:val="17"/>
+                <w:szCs w:val="17"/>
+              </w:rPr>
+              <w:t xml:space="preserve">Multi-dataset capability curve complete: capability × language-type interaction</w:t>
+            </w:r>
+          </w:p>
+        </w:tc>
+      </w:tr>
+      <w:tr>
+        <w:tc>
+          <w:tcPr>
+            <w:tcW w:type="dxa" w:w="1700"/>
+            <w:shd w:fill="F7F8FA" w:val="clear"/>
+            <w:tcMar>
+              <w:top w:type="dxa" w:w="80"/>
+              <w:left w:type="dxa" w:w="120"/>
+              <w:bottom w:type="dxa" w:w="80"/>
+              <w:right w:type="dxa" w:w="120"/>
+            </w:tcMar>
+          </w:tcPr>
+          <w:p>
+            <w:pPr>
+              <w:spacing w:after="0" w:line="252"/>
+            </w:pPr>
+            <w:hyperlink w:history="1" r:id="rIdfwxd8vmiqejkcefoeh7l9">
+              <w:r>
+                <w:rPr>
+                  <w:rFonts w:ascii="Consolas" w:cs="Consolas" w:eastAsia="Consolas" w:hAnsi="Consolas"/>
+                  <w:color w:val="1155CC"/>
+                  <w:sz w:val="17"/>
+                  <w:szCs w:val="17"/>
+                  <w:u w:val="single"/>
+                </w:rPr>
+                <w:t xml:space="preserve">981e2a6</w:t>
+              </w:r>
+            </w:hyperlink>
+          </w:p>
+        </w:tc>
+        <w:tc>
+          <w:tcPr>
+            <w:tcW w:type="dxa" w:w="7326"/>
+            <w:shd w:fill="F7F8FA" w:val="clear"/>
+            <w:tcMar>
+              <w:top w:type="dxa" w:w="80"/>
+              <w:left w:type="dxa" w:w="120"/>
+              <w:bottom w:type="dxa" w:w="80"/>
+              <w:right w:type="dxa" w:w="120"/>
+            </w:tcMar>
+          </w:tcPr>
+          <w:p>
+            <w:pPr>
+              <w:spacing w:after="0" w:line="252"/>
+              <w:jc w:val="center"/>
+            </w:pPr>
+            <w:r>
+              <w:rPr>
+                <w:sz w:val="17"/>
+                <w:szCs w:val="17"/>
+              </w:rPr>
+              <w:t xml:space="preserve">Kaggle: final piece — FOLIO Llama Self-Refine at full n=203</w:t>
+            </w:r>
+          </w:p>
+        </w:tc>
+      </w:tr>
+      <w:tr>
+        <w:tc>
+          <w:tcPr>
+            <w:tcW w:type="dxa" w:w="1700"/>
+            <w:shd w:fill="FFFFFF" w:val="clear"/>
+            <w:tcMar>
+              <w:top w:type="dxa" w:w="80"/>
+              <w:left w:type="dxa" w:w="120"/>
+              <w:bottom w:type="dxa" w:w="80"/>
+              <w:right w:type="dxa" w:w="120"/>
+            </w:tcMar>
+          </w:tcPr>
+          <w:p>
+            <w:pPr>
+              <w:spacing w:after="0" w:line="252"/>
+            </w:pPr>
+            <w:hyperlink w:history="1" r:id="rIdhnwzithpxfunjfucmicgy">
+              <w:r>
+                <w:rPr>
+                  <w:rFonts w:ascii="Consolas" w:cs="Consolas" w:eastAsia="Consolas" w:hAnsi="Consolas"/>
+                  <w:color w:val="1155CC"/>
+                  <w:sz w:val="17"/>
+                  <w:szCs w:val="17"/>
+                  <w:u w:val="single"/>
+                </w:rPr>
+                <w:t xml:space="preserve">a7e9c36</w:t>
+              </w:r>
+            </w:hyperlink>
+          </w:p>
+        </w:tc>
+        <w:tc>
+          <w:tcPr>
+            <w:tcW w:type="dxa" w:w="7326"/>
+            <w:shd w:fill="FFFFFF" w:val="clear"/>
+            <w:tcMar>
+              <w:top w:type="dxa" w:w="80"/>
+              <w:left w:type="dxa" w:w="120"/>
+              <w:bottom w:type="dxa" w:w="80"/>
+              <w:right w:type="dxa" w:w="120"/>
+            </w:tcMar>
+          </w:tcPr>
+          <w:p>
+            <w:pPr>
+              <w:spacing w:after="0" w:line="252"/>
+              <w:jc w:val="center"/>
+            </w:pPr>
+            <w:r>
+              <w:rPr>
+                <w:sz w:val="17"/>
+                <w:szCs w:val="17"/>
+              </w:rPr>
+              <w:t xml:space="preserve">Self-Refine matrix completed: ProofWriter × GPT-4o-mini cell (net −79, p=0.0000)</w:t>
             </w:r>
           </w:p>
         </w:tc>
@@ -14673,6 +17012,2130 @@
         <w:t xml:space="preserve">Environment constraints worth recording: the accelerator must be pinned to T4 — a P100 is compute capability 6.0 and fails bitsandbytes 4-bit loading. No Kaggle secrets are required. Five runs were lost to environment issues before they were captured in scripts rather than left as tribal knowledge.</w:t>
       </w:r>
     </w:p>
+    <w:p>
+      <w:r>
+        <w:br w:type="page"/>
+      </w:r>
+    </w:p>
+    <w:p>
+      <w:pPr>
+        <w:pStyle w:val="Heading1"/>
+        <w:spacing w:after="140" w:before="360"/>
+      </w:pPr>
+      <w:r>
+        <w:rPr>
+          <w:b/>
+          <w:bCs/>
+          <w:color w:val="1F3864"/>
+          <w:sz w:val="30"/>
+          <w:szCs w:val="30"/>
+        </w:rPr>
+        <w:t xml:space="preserve">Appendix C — Full experiment log index (every run, linked)</w:t>
+      </w:r>
+    </w:p>
+    <w:p>
+      <w:pPr>
+        <w:spacing w:after="160" w:line="276"/>
+      </w:pPr>
+      <w:r>
+        <w:rPr>
+          <w:sz w:val="21"/>
+          <w:szCs w:val="21"/>
+        </w:rPr>
+        <w:t xml:space="preserve">Every result file the numbers in this document were computed from, committed to the repository and linked here directly. Filenames encode dataset, model and split; "n=50"/"n=100" suffixes are earlier pilot sizes superseded by the full-split file where one exists, kept for the audit trail rather than deleted.</w:t>
+      </w:r>
+    </w:p>
+    <w:p>
+      <w:pPr>
+        <w:pStyle w:val="Heading2"/>
+        <w:spacing w:after="140" w:before="260"/>
+      </w:pPr>
+      <w:r>
+        <w:rPr>
+          <w:b/>
+          <w:bCs/>
+          <w:color w:val="1F3864"/>
+          <w:sz w:val="25"/>
+          <w:szCs w:val="25"/>
+        </w:rPr>
+        <w:t xml:space="preserve">C.1 Phase 2 — grounder ceiling / strict-prevalence join</w:t>
+      </w:r>
+    </w:p>
+    <w:tbl>
+      <w:tblPr>
+        <w:tblW w:type="dxa" w:w="9026"/>
+        <w:tblBorders>
+          <w:top w:val="single" w:color="auto" w:sz="4"/>
+          <w:left w:val="single" w:color="auto" w:sz="4"/>
+          <w:bottom w:val="single" w:color="auto" w:sz="4"/>
+          <w:right w:val="single" w:color="auto" w:sz="4"/>
+          <w:insideH w:val="single" w:color="auto" w:sz="4"/>
+          <w:insideV w:val="single" w:color="auto" w:sz="4"/>
+        </w:tblBorders>
+      </w:tblPr>
+      <w:tblGrid>
+        <w:gridCol w:w="4800"/>
+        <w:gridCol w:w="4226"/>
+      </w:tblGrid>
+      <w:tr>
+        <w:trPr>
+          <w:tblHeader/>
+        </w:trPr>
+        <w:tc>
+          <w:tcPr>
+            <w:tcW w:type="dxa" w:w="4800"/>
+            <w:shd w:fill="1F3864" w:val="clear"/>
+            <w:tcMar>
+              <w:top w:type="dxa" w:w="90"/>
+              <w:left w:type="dxa" w:w="120"/>
+              <w:bottom w:type="dxa" w:w="90"/>
+              <w:right w:type="dxa" w:w="120"/>
+            </w:tcMar>
+          </w:tcPr>
+          <w:p>
+            <w:pPr>
+              <w:spacing w:after="0"/>
+            </w:pPr>
+            <w:r>
+              <w:rPr>
+                <w:b/>
+                <w:bCs/>
+                <w:color w:val="FFFFFF"/>
+                <w:sz w:val="16"/>
+                <w:szCs w:val="16"/>
+              </w:rPr>
+              <w:t xml:space="preserve">File</w:t>
+            </w:r>
+          </w:p>
+        </w:tc>
+        <w:tc>
+          <w:tcPr>
+            <w:tcW w:type="dxa" w:w="4226"/>
+            <w:shd w:fill="1F3864" w:val="clear"/>
+            <w:tcMar>
+              <w:top w:type="dxa" w:w="90"/>
+              <w:left w:type="dxa" w:w="120"/>
+              <w:bottom w:type="dxa" w:w="90"/>
+              <w:right w:type="dxa" w:w="120"/>
+            </w:tcMar>
+          </w:tcPr>
+          <w:p>
+            <w:pPr>
+              <w:spacing w:after="0"/>
+              <w:jc w:val="center"/>
+            </w:pPr>
+            <w:r>
+              <w:rPr>
+                <w:b/>
+                <w:bCs/>
+                <w:color w:val="FFFFFF"/>
+                <w:sz w:val="16"/>
+                <w:szCs w:val="16"/>
+              </w:rPr>
+              <w:t xml:space="preserve">What it is</w:t>
+            </w:r>
+          </w:p>
+        </w:tc>
+      </w:tr>
+      <w:tr>
+        <w:tc>
+          <w:tcPr>
+            <w:tcW w:type="dxa" w:w="4800"/>
+            <w:shd w:fill="FFFFFF" w:val="clear"/>
+            <w:tcMar>
+              <w:top w:type="dxa" w:w="80"/>
+              <w:left w:type="dxa" w:w="120"/>
+              <w:bottom w:type="dxa" w:w="80"/>
+              <w:right w:type="dxa" w:w="120"/>
+            </w:tcMar>
+          </w:tcPr>
+          <w:p>
+            <w:pPr>
+              <w:spacing w:after="0" w:line="252"/>
+            </w:pPr>
+            <w:hyperlink w:history="1" r:id="rIdrcotlpqbz1kljfc0nma2b">
+              <w:r>
+                <w:rPr>
+                  <w:rFonts w:ascii="Consolas" w:cs="Consolas" w:eastAsia="Consolas" w:hAnsi="Consolas"/>
+                  <w:color w:val="1155CC"/>
+                  <w:sz w:val="16"/>
+                  <w:szCs w:val="16"/>
+                  <w:u w:val="single"/>
+                </w:rPr>
+                <w:t xml:space="preserve">ceiling_check_validation.json</w:t>
+              </w:r>
+            </w:hyperlink>
+          </w:p>
+        </w:tc>
+        <w:tc>
+          <w:tcPr>
+            <w:tcW w:type="dxa" w:w="4226"/>
+            <w:shd w:fill="FFFFFF" w:val="clear"/>
+            <w:tcMar>
+              <w:top w:type="dxa" w:w="80"/>
+              <w:left w:type="dxa" w:w="120"/>
+              <w:bottom w:type="dxa" w:w="80"/>
+              <w:right w:type="dxa" w:w="120"/>
+            </w:tcMar>
+          </w:tcPr>
+          <w:p>
+            <w:pPr>
+              <w:spacing w:after="0" w:line="252"/>
+              <w:jc w:val="center"/>
+            </w:pPr>
+            <w:r>
+              <w:rPr>
+                <w:sz w:val="16"/>
+                <w:szCs w:val="16"/>
+              </w:rPr>
+              <w:t xml:space="preserve">FOLIO gold-FOL run through Prover9: 81.1% ceiling on well-formed FOL</w:t>
+            </w:r>
+          </w:p>
+        </w:tc>
+      </w:tr>
+      <w:tr>
+        <w:tc>
+          <w:tcPr>
+            <w:tcW w:type="dxa" w:w="4800"/>
+            <w:shd w:fill="F7F8FA" w:val="clear"/>
+            <w:tcMar>
+              <w:top w:type="dxa" w:w="80"/>
+              <w:left w:type="dxa" w:w="120"/>
+              <w:bottom w:type="dxa" w:w="80"/>
+              <w:right w:type="dxa" w:w="120"/>
+            </w:tcMar>
+          </w:tcPr>
+          <w:p>
+            <w:pPr>
+              <w:spacing w:after="0" w:line="252"/>
+            </w:pPr>
+            <w:hyperlink w:history="1" r:id="rIdioa0jr7gumfdr6ukoitpl">
+              <w:r>
+                <w:rPr>
+                  <w:rFonts w:ascii="Consolas" w:cs="Consolas" w:eastAsia="Consolas" w:hAnsi="Consolas"/>
+                  <w:color w:val="1155CC"/>
+                  <w:sz w:val="16"/>
+                  <w:szCs w:val="16"/>
+                  <w:u w:val="single"/>
+                </w:rPr>
+                <w:t xml:space="preserve">strict_prevalence_validation.json</w:t>
+              </w:r>
+            </w:hyperlink>
+          </w:p>
+        </w:tc>
+        <w:tc>
+          <w:tcPr>
+            <w:tcW w:type="dxa" w:w="4226"/>
+            <w:shd w:fill="F7F8FA" w:val="clear"/>
+            <w:tcMar>
+              <w:top w:type="dxa" w:w="80"/>
+              <w:left w:type="dxa" w:w="120"/>
+              <w:bottom w:type="dxa" w:w="80"/>
+              <w:right w:type="dxa" w:w="120"/>
+            </w:tcMar>
+          </w:tcPr>
+          <w:p>
+            <w:pPr>
+              <w:spacing w:after="0" w:line="252"/>
+              <w:jc w:val="center"/>
+            </w:pPr>
+            <w:r>
+              <w:rPr>
+                <w:sz w:val="16"/>
+                <w:szCs w:val="16"/>
+              </w:rPr>
+              <w:t xml:space="preserve">Phase 3.2 join: prevalence restricted to verified-correct-gold examples</w:t>
+            </w:r>
+          </w:p>
+        </w:tc>
+      </w:tr>
+    </w:tbl>
+    <w:p>
+      <w:pPr>
+        <w:spacing w:after="100"/>
+      </w:pPr>
+    </w:p>
+    <w:p>
+      <w:pPr>
+        <w:pStyle w:val="Heading2"/>
+        <w:spacing w:after="140" w:before="260"/>
+      </w:pPr>
+      <w:r>
+        <w:rPr>
+          <w:b/>
+          <w:bCs/>
+          <w:color w:val="1F3864"/>
+          <w:sz w:val="25"/>
+          <w:szCs w:val="25"/>
+        </w:rPr>
+        <w:t xml:space="preserve">C.2 Vanilla silent-failure runs (Phase 3.1 / 3.3, all datasets)</w:t>
+      </w:r>
+    </w:p>
+    <w:tbl>
+      <w:tblPr>
+        <w:tblW w:type="dxa" w:w="9026"/>
+        <w:tblBorders>
+          <w:top w:val="single" w:color="auto" w:sz="4"/>
+          <w:left w:val="single" w:color="auto" w:sz="4"/>
+          <w:bottom w:val="single" w:color="auto" w:sz="4"/>
+          <w:right w:val="single" w:color="auto" w:sz="4"/>
+          <w:insideH w:val="single" w:color="auto" w:sz="4"/>
+          <w:insideV w:val="single" w:color="auto" w:sz="4"/>
+        </w:tblBorders>
+      </w:tblPr>
+      <w:tblGrid>
+        <w:gridCol w:w="5300"/>
+        <w:gridCol w:w="3726"/>
+      </w:tblGrid>
+      <w:tr>
+        <w:trPr>
+          <w:tblHeader/>
+        </w:trPr>
+        <w:tc>
+          <w:tcPr>
+            <w:tcW w:type="dxa" w:w="5300"/>
+            <w:shd w:fill="1F3864" w:val="clear"/>
+            <w:tcMar>
+              <w:top w:type="dxa" w:w="90"/>
+              <w:left w:type="dxa" w:w="120"/>
+              <w:bottom w:type="dxa" w:w="90"/>
+              <w:right w:type="dxa" w:w="120"/>
+            </w:tcMar>
+          </w:tcPr>
+          <w:p>
+            <w:pPr>
+              <w:spacing w:after="0"/>
+            </w:pPr>
+            <w:r>
+              <w:rPr>
+                <w:b/>
+                <w:bCs/>
+                <w:color w:val="FFFFFF"/>
+                <w:sz w:val="16"/>
+                <w:szCs w:val="16"/>
+              </w:rPr>
+              <w:t xml:space="preserve">File</w:t>
+            </w:r>
+          </w:p>
+        </w:tc>
+        <w:tc>
+          <w:tcPr>
+            <w:tcW w:type="dxa" w:w="3726"/>
+            <w:shd w:fill="1F3864" w:val="clear"/>
+            <w:tcMar>
+              <w:top w:type="dxa" w:w="90"/>
+              <w:left w:type="dxa" w:w="120"/>
+              <w:bottom w:type="dxa" w:w="90"/>
+              <w:right w:type="dxa" w:w="120"/>
+            </w:tcMar>
+          </w:tcPr>
+          <w:p>
+            <w:pPr>
+              <w:spacing w:after="0"/>
+              <w:jc w:val="center"/>
+            </w:pPr>
+            <w:r>
+              <w:rPr>
+                <w:b/>
+                <w:bCs/>
+                <w:color w:val="FFFFFF"/>
+                <w:sz w:val="16"/>
+                <w:szCs w:val="16"/>
+              </w:rPr>
+              <w:t xml:space="preserve">What it is</w:t>
+            </w:r>
+          </w:p>
+        </w:tc>
+      </w:tr>
+      <w:tr>
+        <w:tc>
+          <w:tcPr>
+            <w:tcW w:type="dxa" w:w="5300"/>
+            <w:shd w:fill="FFFFFF" w:val="clear"/>
+            <w:tcMar>
+              <w:top w:type="dxa" w:w="80"/>
+              <w:left w:type="dxa" w:w="120"/>
+              <w:bottom w:type="dxa" w:w="80"/>
+              <w:right w:type="dxa" w:w="120"/>
+            </w:tcMar>
+          </w:tcPr>
+          <w:p>
+            <w:pPr>
+              <w:spacing w:after="0" w:line="252"/>
+            </w:pPr>
+            <w:hyperlink w:history="1" r:id="rIdqwxq5jq9xhkn185_3rbt-">
+              <w:r>
+                <w:rPr>
+                  <w:rFonts w:ascii="Consolas" w:cs="Consolas" w:eastAsia="Consolas" w:hAnsi="Consolas"/>
+                  <w:color w:val="1155CC"/>
+                  <w:sz w:val="16"/>
+                  <w:szCs w:val="16"/>
+                  <w:u w:val="single"/>
+                </w:rPr>
+                <w:t xml:space="preserve">vanilla_pipeline_story_fewshot_validation.json</w:t>
+              </w:r>
+            </w:hyperlink>
+          </w:p>
+        </w:tc>
+        <w:tc>
+          <w:tcPr>
+            <w:tcW w:type="dxa" w:w="3726"/>
+            <w:shd w:fill="FFFFFF" w:val="clear"/>
+            <w:tcMar>
+              <w:top w:type="dxa" w:w="80"/>
+              <w:left w:type="dxa" w:w="120"/>
+              <w:bottom w:type="dxa" w:w="80"/>
+              <w:right w:type="dxa" w:w="120"/>
+            </w:tcMar>
+          </w:tcPr>
+          <w:p>
+            <w:pPr>
+              <w:spacing w:after="0" w:line="252"/>
+              <w:jc w:val="center"/>
+            </w:pPr>
+            <w:r>
+              <w:rPr>
+                <w:sz w:val="16"/>
+                <w:szCs w:val="16"/>
+              </w:rPr>
+              <w:t xml:space="preserve">FOLIO × Llama-3.1-8B, full n=203 (the primary Phase 3.1 result)</w:t>
+            </w:r>
+          </w:p>
+        </w:tc>
+      </w:tr>
+      <w:tr>
+        <w:tc>
+          <w:tcPr>
+            <w:tcW w:type="dxa" w:w="5300"/>
+            <w:shd w:fill="F7F8FA" w:val="clear"/>
+            <w:tcMar>
+              <w:top w:type="dxa" w:w="80"/>
+              <w:left w:type="dxa" w:w="120"/>
+              <w:bottom w:type="dxa" w:w="80"/>
+              <w:right w:type="dxa" w:w="120"/>
+            </w:tcMar>
+          </w:tcPr>
+          <w:p>
+            <w:pPr>
+              <w:spacing w:after="0" w:line="252"/>
+            </w:pPr>
+            <w:hyperlink w:history="1" r:id="rIdjajsgc_eb6ak4el0mng6h">
+              <w:r>
+                <w:rPr>
+                  <w:rFonts w:ascii="Consolas" w:cs="Consolas" w:eastAsia="Consolas" w:hAnsi="Consolas"/>
+                  <w:color w:val="1155CC"/>
+                  <w:sz w:val="16"/>
+                  <w:szCs w:val="16"/>
+                  <w:u w:val="single"/>
+                </w:rPr>
+                <w:t xml:space="preserve">vanilla_pipeline_folio_gpt4omini_validation.json</w:t>
+              </w:r>
+            </w:hyperlink>
+          </w:p>
+        </w:tc>
+        <w:tc>
+          <w:tcPr>
+            <w:tcW w:type="dxa" w:w="3726"/>
+            <w:shd w:fill="F7F8FA" w:val="clear"/>
+            <w:tcMar>
+              <w:top w:type="dxa" w:w="80"/>
+              <w:left w:type="dxa" w:w="120"/>
+              <w:bottom w:type="dxa" w:w="80"/>
+              <w:right w:type="dxa" w:w="120"/>
+            </w:tcMar>
+          </w:tcPr>
+          <w:p>
+            <w:pPr>
+              <w:spacing w:after="0" w:line="252"/>
+              <w:jc w:val="center"/>
+            </w:pPr>
+            <w:r>
+              <w:rPr>
+                <w:sz w:val="16"/>
+                <w:szCs w:val="16"/>
+              </w:rPr>
+              <w:t xml:space="preserve">FOLIO × GPT-4o-mini, full n=203</w:t>
+            </w:r>
+          </w:p>
+        </w:tc>
+      </w:tr>
+      <w:tr>
+        <w:tc>
+          <w:tcPr>
+            <w:tcW w:type="dxa" w:w="5300"/>
+            <w:shd w:fill="FFFFFF" w:val="clear"/>
+            <w:tcMar>
+              <w:top w:type="dxa" w:w="80"/>
+              <w:left w:type="dxa" w:w="120"/>
+              <w:bottom w:type="dxa" w:w="80"/>
+              <w:right w:type="dxa" w:w="120"/>
+            </w:tcMar>
+          </w:tcPr>
+          <w:p>
+            <w:pPr>
+              <w:spacing w:after="0" w:line="252"/>
+            </w:pPr>
+            <w:hyperlink w:history="1" r:id="rId0hqhjqect9mjd48tj68tt">
+              <w:r>
+                <w:rPr>
+                  <w:rFonts w:ascii="Consolas" w:cs="Consolas" w:eastAsia="Consolas" w:hAnsi="Consolas"/>
+                  <w:color w:val="1155CC"/>
+                  <w:sz w:val="16"/>
+                  <w:szCs w:val="16"/>
+                  <w:u w:val="single"/>
+                </w:rPr>
+                <w:t xml:space="preserve">vanilla_pipeline_gpt4o_validation_n203.json</w:t>
+              </w:r>
+            </w:hyperlink>
+          </w:p>
+        </w:tc>
+        <w:tc>
+          <w:tcPr>
+            <w:tcW w:type="dxa" w:w="3726"/>
+            <w:shd w:fill="FFFFFF" w:val="clear"/>
+            <w:tcMar>
+              <w:top w:type="dxa" w:w="80"/>
+              <w:left w:type="dxa" w:w="120"/>
+              <w:bottom w:type="dxa" w:w="80"/>
+              <w:right w:type="dxa" w:w="120"/>
+            </w:tcMar>
+          </w:tcPr>
+          <w:p>
+            <w:pPr>
+              <w:spacing w:after="0" w:line="252"/>
+              <w:jc w:val="center"/>
+            </w:pPr>
+            <w:r>
+              <w:rPr>
+                <w:sz w:val="16"/>
+                <w:szCs w:val="16"/>
+              </w:rPr>
+              <w:t xml:space="preserve">FOLIO × GPT-4o, full n=203 (the kill-gate run)</w:t>
+            </w:r>
+          </w:p>
+        </w:tc>
+      </w:tr>
+      <w:tr>
+        <w:tc>
+          <w:tcPr>
+            <w:tcW w:type="dxa" w:w="5300"/>
+            <w:shd w:fill="F7F8FA" w:val="clear"/>
+            <w:tcMar>
+              <w:top w:type="dxa" w:w="80"/>
+              <w:left w:type="dxa" w:w="120"/>
+              <w:bottom w:type="dxa" w:w="80"/>
+              <w:right w:type="dxa" w:w="120"/>
+            </w:tcMar>
+          </w:tcPr>
+          <w:p>
+            <w:pPr>
+              <w:spacing w:after="0" w:line="252"/>
+            </w:pPr>
+            <w:hyperlink w:history="1" r:id="rIdw26r1aegfbjsyeyjgc9xa">
+              <w:r>
+                <w:rPr>
+                  <w:rFonts w:ascii="Consolas" w:cs="Consolas" w:eastAsia="Consolas" w:hAnsi="Consolas"/>
+                  <w:color w:val="1155CC"/>
+                  <w:sz w:val="16"/>
+                  <w:szCs w:val="16"/>
+                  <w:u w:val="single"/>
+                </w:rPr>
+                <w:t xml:space="preserve">vanilla_pipeline_proofwriter_story_fewshot_validation.json</w:t>
+              </w:r>
+            </w:hyperlink>
+          </w:p>
+        </w:tc>
+        <w:tc>
+          <w:tcPr>
+            <w:tcW w:type="dxa" w:w="3726"/>
+            <w:shd w:fill="F7F8FA" w:val="clear"/>
+            <w:tcMar>
+              <w:top w:type="dxa" w:w="80"/>
+              <w:left w:type="dxa" w:w="120"/>
+              <w:bottom w:type="dxa" w:w="80"/>
+              <w:right w:type="dxa" w:w="120"/>
+            </w:tcMar>
+          </w:tcPr>
+          <w:p>
+            <w:pPr>
+              <w:spacing w:after="0" w:line="252"/>
+              <w:jc w:val="center"/>
+            </w:pPr>
+            <w:r>
+              <w:rPr>
+                <w:sz w:val="16"/>
+                <w:szCs w:val="16"/>
+              </w:rPr>
+              <w:t xml:space="preserve">ProofWriter × Llama-3.1-8B, full n=600</w:t>
+            </w:r>
+          </w:p>
+        </w:tc>
+      </w:tr>
+      <w:tr>
+        <w:tc>
+          <w:tcPr>
+            <w:tcW w:type="dxa" w:w="5300"/>
+            <w:shd w:fill="FFFFFF" w:val="clear"/>
+            <w:tcMar>
+              <w:top w:type="dxa" w:w="80"/>
+              <w:left w:type="dxa" w:w="120"/>
+              <w:bottom w:type="dxa" w:w="80"/>
+              <w:right w:type="dxa" w:w="120"/>
+            </w:tcMar>
+          </w:tcPr>
+          <w:p>
+            <w:pPr>
+              <w:spacing w:after="0" w:line="252"/>
+            </w:pPr>
+            <w:hyperlink w:history="1" r:id="rIdbpf7uiqnuum9o9y1xdoj2">
+              <w:r>
+                <w:rPr>
+                  <w:rFonts w:ascii="Consolas" w:cs="Consolas" w:eastAsia="Consolas" w:hAnsi="Consolas"/>
+                  <w:color w:val="1155CC"/>
+                  <w:sz w:val="16"/>
+                  <w:szCs w:val="16"/>
+                  <w:u w:val="single"/>
+                </w:rPr>
+                <w:t xml:space="preserve">vanilla_pipeline_proofwriter_gpt4omini_validation.json</w:t>
+              </w:r>
+            </w:hyperlink>
+          </w:p>
+        </w:tc>
+        <w:tc>
+          <w:tcPr>
+            <w:tcW w:type="dxa" w:w="3726"/>
+            <w:shd w:fill="FFFFFF" w:val="clear"/>
+            <w:tcMar>
+              <w:top w:type="dxa" w:w="80"/>
+              <w:left w:type="dxa" w:w="120"/>
+              <w:bottom w:type="dxa" w:w="80"/>
+              <w:right w:type="dxa" w:w="120"/>
+            </w:tcMar>
+          </w:tcPr>
+          <w:p>
+            <w:pPr>
+              <w:spacing w:after="0" w:line="252"/>
+              <w:jc w:val="center"/>
+            </w:pPr>
+            <w:r>
+              <w:rPr>
+                <w:sz w:val="16"/>
+                <w:szCs w:val="16"/>
+              </w:rPr>
+              <w:t xml:space="preserve">ProofWriter × GPT-4o-mini, full n=600</w:t>
+            </w:r>
+          </w:p>
+        </w:tc>
+      </w:tr>
+      <w:tr>
+        <w:tc>
+          <w:tcPr>
+            <w:tcW w:type="dxa" w:w="5300"/>
+            <w:shd w:fill="F7F8FA" w:val="clear"/>
+            <w:tcMar>
+              <w:top w:type="dxa" w:w="80"/>
+              <w:left w:type="dxa" w:w="120"/>
+              <w:bottom w:type="dxa" w:w="80"/>
+              <w:right w:type="dxa" w:w="120"/>
+            </w:tcMar>
+          </w:tcPr>
+          <w:p>
+            <w:pPr>
+              <w:spacing w:after="0" w:line="252"/>
+            </w:pPr>
+            <w:hyperlink w:history="1" r:id="rId_ajcmpatgzw_epylk3ouq">
+              <w:r>
+                <w:rPr>
+                  <w:rFonts w:ascii="Consolas" w:cs="Consolas" w:eastAsia="Consolas" w:hAnsi="Consolas"/>
+                  <w:color w:val="1155CC"/>
+                  <w:sz w:val="16"/>
+                  <w:szCs w:val="16"/>
+                  <w:u w:val="single"/>
+                </w:rPr>
+                <w:t xml:space="preserve">vanilla_pipeline_proofwriter_gpt4o_validation.json</w:t>
+              </w:r>
+            </w:hyperlink>
+          </w:p>
+        </w:tc>
+        <w:tc>
+          <w:tcPr>
+            <w:tcW w:type="dxa" w:w="3726"/>
+            <w:shd w:fill="F7F8FA" w:val="clear"/>
+            <w:tcMar>
+              <w:top w:type="dxa" w:w="80"/>
+              <w:left w:type="dxa" w:w="120"/>
+              <w:bottom w:type="dxa" w:w="80"/>
+              <w:right w:type="dxa" w:w="120"/>
+            </w:tcMar>
+          </w:tcPr>
+          <w:p>
+            <w:pPr>
+              <w:spacing w:after="0" w:line="252"/>
+              <w:jc w:val="center"/>
+            </w:pPr>
+            <w:r>
+              <w:rPr>
+                <w:sz w:val="16"/>
+                <w:szCs w:val="16"/>
+              </w:rPr>
+              <w:t xml:space="preserve">ProofWriter × GPT-4o, full n=600</w:t>
+            </w:r>
+          </w:p>
+        </w:tc>
+      </w:tr>
+      <w:tr>
+        <w:tc>
+          <w:tcPr>
+            <w:tcW w:type="dxa" w:w="5300"/>
+            <w:shd w:fill="FFFFFF" w:val="clear"/>
+            <w:tcMar>
+              <w:top w:type="dxa" w:w="80"/>
+              <w:left w:type="dxa" w:w="120"/>
+              <w:bottom w:type="dxa" w:w="80"/>
+              <w:right w:type="dxa" w:w="120"/>
+            </w:tcMar>
+          </w:tcPr>
+          <w:p>
+            <w:pPr>
+              <w:spacing w:after="0" w:line="252"/>
+            </w:pPr>
+            <w:hyperlink w:history="1" r:id="rIdvil1wjhttxitpkhafjknw">
+              <w:r>
+                <w:rPr>
+                  <w:rFonts w:ascii="Consolas" w:cs="Consolas" w:eastAsia="Consolas" w:hAnsi="Consolas"/>
+                  <w:color w:val="1155CC"/>
+                  <w:sz w:val="16"/>
+                  <w:szCs w:val="16"/>
+                  <w:u w:val="single"/>
+                </w:rPr>
+                <w:t xml:space="preserve">vanilla_pipeline_prontoqa_story_fewshot_validation.json</w:t>
+              </w:r>
+            </w:hyperlink>
+          </w:p>
+        </w:tc>
+        <w:tc>
+          <w:tcPr>
+            <w:tcW w:type="dxa" w:w="3726"/>
+            <w:shd w:fill="FFFFFF" w:val="clear"/>
+            <w:tcMar>
+              <w:top w:type="dxa" w:w="80"/>
+              <w:left w:type="dxa" w:w="120"/>
+              <w:bottom w:type="dxa" w:w="80"/>
+              <w:right w:type="dxa" w:w="120"/>
+            </w:tcMar>
+          </w:tcPr>
+          <w:p>
+            <w:pPr>
+              <w:spacing w:after="0" w:line="252"/>
+              <w:jc w:val="center"/>
+            </w:pPr>
+            <w:r>
+              <w:rPr>
+                <w:sz w:val="16"/>
+                <w:szCs w:val="16"/>
+              </w:rPr>
+              <w:t xml:space="preserve">PrOntoQA × Llama-3.1-8B, full n=500</w:t>
+            </w:r>
+          </w:p>
+        </w:tc>
+      </w:tr>
+      <w:tr>
+        <w:tc>
+          <w:tcPr>
+            <w:tcW w:type="dxa" w:w="5300"/>
+            <w:shd w:fill="F7F8FA" w:val="clear"/>
+            <w:tcMar>
+              <w:top w:type="dxa" w:w="80"/>
+              <w:left w:type="dxa" w:w="120"/>
+              <w:bottom w:type="dxa" w:w="80"/>
+              <w:right w:type="dxa" w:w="120"/>
+            </w:tcMar>
+          </w:tcPr>
+          <w:p>
+            <w:pPr>
+              <w:spacing w:after="0" w:line="252"/>
+            </w:pPr>
+            <w:hyperlink w:history="1" r:id="rIdrw84vhwnzarqljiyl_7ty">
+              <w:r>
+                <w:rPr>
+                  <w:rFonts w:ascii="Consolas" w:cs="Consolas" w:eastAsia="Consolas" w:hAnsi="Consolas"/>
+                  <w:color w:val="1155CC"/>
+                  <w:sz w:val="16"/>
+                  <w:szCs w:val="16"/>
+                  <w:u w:val="single"/>
+                </w:rPr>
+                <w:t xml:space="preserve">vanilla_pipeline_prontoqa_gpt4omini_validation.json</w:t>
+              </w:r>
+            </w:hyperlink>
+          </w:p>
+        </w:tc>
+        <w:tc>
+          <w:tcPr>
+            <w:tcW w:type="dxa" w:w="3726"/>
+            <w:shd w:fill="F7F8FA" w:val="clear"/>
+            <w:tcMar>
+              <w:top w:type="dxa" w:w="80"/>
+              <w:left w:type="dxa" w:w="120"/>
+              <w:bottom w:type="dxa" w:w="80"/>
+              <w:right w:type="dxa" w:w="120"/>
+            </w:tcMar>
+          </w:tcPr>
+          <w:p>
+            <w:pPr>
+              <w:spacing w:after="0" w:line="252"/>
+              <w:jc w:val="center"/>
+            </w:pPr>
+            <w:r>
+              <w:rPr>
+                <w:sz w:val="16"/>
+                <w:szCs w:val="16"/>
+              </w:rPr>
+              <w:t xml:space="preserve">PrOntoQA × GPT-4o-mini, full n=500</w:t>
+            </w:r>
+          </w:p>
+        </w:tc>
+      </w:tr>
+      <w:tr>
+        <w:tc>
+          <w:tcPr>
+            <w:tcW w:type="dxa" w:w="5300"/>
+            <w:shd w:fill="FFFFFF" w:val="clear"/>
+            <w:tcMar>
+              <w:top w:type="dxa" w:w="80"/>
+              <w:left w:type="dxa" w:w="120"/>
+              <w:bottom w:type="dxa" w:w="80"/>
+              <w:right w:type="dxa" w:w="120"/>
+            </w:tcMar>
+          </w:tcPr>
+          <w:p>
+            <w:pPr>
+              <w:spacing w:after="0" w:line="252"/>
+            </w:pPr>
+            <w:hyperlink w:history="1" r:id="rId3wchaxqsrhpnge32ofzxt">
+              <w:r>
+                <w:rPr>
+                  <w:rFonts w:ascii="Consolas" w:cs="Consolas" w:eastAsia="Consolas" w:hAnsi="Consolas"/>
+                  <w:color w:val="1155CC"/>
+                  <w:sz w:val="16"/>
+                  <w:szCs w:val="16"/>
+                  <w:u w:val="single"/>
+                </w:rPr>
+                <w:t xml:space="preserve">vanilla_pipeline_prontoqa_gpt4o_validation.json</w:t>
+              </w:r>
+            </w:hyperlink>
+          </w:p>
+        </w:tc>
+        <w:tc>
+          <w:tcPr>
+            <w:tcW w:type="dxa" w:w="3726"/>
+            <w:shd w:fill="FFFFFF" w:val="clear"/>
+            <w:tcMar>
+              <w:top w:type="dxa" w:w="80"/>
+              <w:left w:type="dxa" w:w="120"/>
+              <w:bottom w:type="dxa" w:w="80"/>
+              <w:right w:type="dxa" w:w="120"/>
+            </w:tcMar>
+          </w:tcPr>
+          <w:p>
+            <w:pPr>
+              <w:spacing w:after="0" w:line="252"/>
+              <w:jc w:val="center"/>
+            </w:pPr>
+            <w:r>
+              <w:rPr>
+                <w:sz w:val="16"/>
+                <w:szCs w:val="16"/>
+              </w:rPr>
+              <w:t xml:space="preserve">PrOntoQA × GPT-4o, full n=500 (100% — zero silent failures)</w:t>
+            </w:r>
+          </w:p>
+        </w:tc>
+      </w:tr>
+    </w:tbl>
+    <w:p>
+      <w:pPr>
+        <w:spacing w:after="100"/>
+      </w:pPr>
+    </w:p>
+    <w:p>
+      <w:pPr>
+        <w:spacing w:after="60" w:line="276"/>
+      </w:pPr>
+      <w:r>
+        <w:rPr>
+          <w:b/>
+          <w:bCs/>
+          <w:sz w:val="21"/>
+          <w:szCs w:val="21"/>
+        </w:rPr>
+        <w:t xml:space="preserve">Superseded pilot-size files, retained for the audit trail:</w:t>
+      </w:r>
+    </w:p>
+    <w:tbl>
+      <w:tblPr>
+        <w:tblW w:type="dxa" w:w="9026"/>
+        <w:tblBorders>
+          <w:top w:val="single" w:color="auto" w:sz="4"/>
+          <w:left w:val="single" w:color="auto" w:sz="4"/>
+          <w:bottom w:val="single" w:color="auto" w:sz="4"/>
+          <w:right w:val="single" w:color="auto" w:sz="4"/>
+          <w:insideH w:val="single" w:color="auto" w:sz="4"/>
+          <w:insideV w:val="single" w:color="auto" w:sz="4"/>
+        </w:tblBorders>
+      </w:tblPr>
+      <w:tblGrid>
+        <w:gridCol w:w="5300"/>
+        <w:gridCol w:w="3726"/>
+      </w:tblGrid>
+      <w:tr>
+        <w:trPr>
+          <w:tblHeader/>
+        </w:trPr>
+        <w:tc>
+          <w:tcPr>
+            <w:tcW w:type="dxa" w:w="5300"/>
+            <w:shd w:fill="1F3864" w:val="clear"/>
+            <w:tcMar>
+              <w:top w:type="dxa" w:w="90"/>
+              <w:left w:type="dxa" w:w="120"/>
+              <w:bottom w:type="dxa" w:w="90"/>
+              <w:right w:type="dxa" w:w="120"/>
+            </w:tcMar>
+          </w:tcPr>
+          <w:p>
+            <w:pPr>
+              <w:spacing w:after="0"/>
+            </w:pPr>
+            <w:r>
+              <w:rPr>
+                <w:b/>
+                <w:bCs/>
+                <w:color w:val="FFFFFF"/>
+                <w:sz w:val="16"/>
+                <w:szCs w:val="16"/>
+              </w:rPr>
+              <w:t xml:space="preserve">File</w:t>
+            </w:r>
+          </w:p>
+        </w:tc>
+        <w:tc>
+          <w:tcPr>
+            <w:tcW w:type="dxa" w:w="3726"/>
+            <w:shd w:fill="1F3864" w:val="clear"/>
+            <w:tcMar>
+              <w:top w:type="dxa" w:w="90"/>
+              <w:left w:type="dxa" w:w="120"/>
+              <w:bottom w:type="dxa" w:w="90"/>
+              <w:right w:type="dxa" w:w="120"/>
+            </w:tcMar>
+          </w:tcPr>
+          <w:p>
+            <w:pPr>
+              <w:spacing w:after="0"/>
+              <w:jc w:val="center"/>
+            </w:pPr>
+            <w:r>
+              <w:rPr>
+                <w:b/>
+                <w:bCs/>
+                <w:color w:val="FFFFFF"/>
+                <w:sz w:val="16"/>
+                <w:szCs w:val="16"/>
+              </w:rPr>
+              <w:t xml:space="preserve">What it is</w:t>
+            </w:r>
+          </w:p>
+        </w:tc>
+      </w:tr>
+      <w:tr>
+        <w:tc>
+          <w:tcPr>
+            <w:tcW w:type="dxa" w:w="5300"/>
+            <w:shd w:fill="FFFFFF" w:val="clear"/>
+            <w:tcMar>
+              <w:top w:type="dxa" w:w="80"/>
+              <w:left w:type="dxa" w:w="120"/>
+              <w:bottom w:type="dxa" w:w="80"/>
+              <w:right w:type="dxa" w:w="120"/>
+            </w:tcMar>
+          </w:tcPr>
+          <w:p>
+            <w:pPr>
+              <w:spacing w:after="0" w:line="252"/>
+            </w:pPr>
+            <w:hyperlink w:history="1" r:id="rId2sv177bqow_h5cjfk_qd-">
+              <w:r>
+                <w:rPr>
+                  <w:rFonts w:ascii="Consolas" w:cs="Consolas" w:eastAsia="Consolas" w:hAnsi="Consolas"/>
+                  <w:color w:val="1155CC"/>
+                  <w:sz w:val="16"/>
+                  <w:szCs w:val="16"/>
+                  <w:u w:val="single"/>
+                </w:rPr>
+                <w:t xml:space="preserve">vanilla_pipeline_gpt4o_validation_n50.json</w:t>
+              </w:r>
+            </w:hyperlink>
+          </w:p>
+        </w:tc>
+        <w:tc>
+          <w:tcPr>
+            <w:tcW w:type="dxa" w:w="3726"/>
+            <w:shd w:fill="FFFFFF" w:val="clear"/>
+            <w:tcMar>
+              <w:top w:type="dxa" w:w="80"/>
+              <w:left w:type="dxa" w:w="120"/>
+              <w:bottom w:type="dxa" w:w="80"/>
+              <w:right w:type="dxa" w:w="120"/>
+            </w:tcMar>
+          </w:tcPr>
+          <w:p>
+            <w:pPr>
+              <w:spacing w:after="0" w:line="252"/>
+              <w:jc w:val="center"/>
+            </w:pPr>
+            <w:r>
+              <w:rPr>
+                <w:sz w:val="16"/>
+                <w:szCs w:val="16"/>
+              </w:rPr>
+              <w:t xml:space="preserve">FOLIO × GPT-4o pilot, n=50 — superseded by the n=203 file above</w:t>
+            </w:r>
+          </w:p>
+        </w:tc>
+      </w:tr>
+      <w:tr>
+        <w:tc>
+          <w:tcPr>
+            <w:tcW w:type="dxa" w:w="5300"/>
+            <w:shd w:fill="F7F8FA" w:val="clear"/>
+            <w:tcMar>
+              <w:top w:type="dxa" w:w="80"/>
+              <w:left w:type="dxa" w:w="120"/>
+              <w:bottom w:type="dxa" w:w="80"/>
+              <w:right w:type="dxa" w:w="120"/>
+            </w:tcMar>
+          </w:tcPr>
+          <w:p>
+            <w:pPr>
+              <w:spacing w:after="0" w:line="252"/>
+            </w:pPr>
+            <w:hyperlink w:history="1" r:id="rIdudibajqz82ae47qjifgrb">
+              <w:r>
+                <w:rPr>
+                  <w:rFonts w:ascii="Consolas" w:cs="Consolas" w:eastAsia="Consolas" w:hAnsi="Consolas"/>
+                  <w:color w:val="1155CC"/>
+                  <w:sz w:val="16"/>
+                  <w:szCs w:val="16"/>
+                  <w:u w:val="single"/>
+                </w:rPr>
+                <w:t xml:space="preserve">vanilla_pipeline_gpt4omini_validation_n50.json</w:t>
+              </w:r>
+            </w:hyperlink>
+          </w:p>
+        </w:tc>
+        <w:tc>
+          <w:tcPr>
+            <w:tcW w:type="dxa" w:w="3726"/>
+            <w:shd w:fill="F7F8FA" w:val="clear"/>
+            <w:tcMar>
+              <w:top w:type="dxa" w:w="80"/>
+              <w:left w:type="dxa" w:w="120"/>
+              <w:bottom w:type="dxa" w:w="80"/>
+              <w:right w:type="dxa" w:w="120"/>
+            </w:tcMar>
+          </w:tcPr>
+          <w:p>
+            <w:pPr>
+              <w:spacing w:after="0" w:line="252"/>
+              <w:jc w:val="center"/>
+            </w:pPr>
+            <w:r>
+              <w:rPr>
+                <w:sz w:val="16"/>
+                <w:szCs w:val="16"/>
+              </w:rPr>
+              <w:t xml:space="preserve">FOLIO × GPT-4o-mini pilot, n=50</w:t>
+            </w:r>
+          </w:p>
+        </w:tc>
+      </w:tr>
+      <w:tr>
+        <w:tc>
+          <w:tcPr>
+            <w:tcW w:type="dxa" w:w="5300"/>
+            <w:shd w:fill="FFFFFF" w:val="clear"/>
+            <w:tcMar>
+              <w:top w:type="dxa" w:w="80"/>
+              <w:left w:type="dxa" w:w="120"/>
+              <w:bottom w:type="dxa" w:w="80"/>
+              <w:right w:type="dxa" w:w="120"/>
+            </w:tcMar>
+          </w:tcPr>
+          <w:p>
+            <w:pPr>
+              <w:spacing w:after="0" w:line="252"/>
+            </w:pPr>
+            <w:hyperlink w:history="1" r:id="rIds7sphbdggkjsadsxk9rn1">
+              <w:r>
+                <w:rPr>
+                  <w:rFonts w:ascii="Consolas" w:cs="Consolas" w:eastAsia="Consolas" w:hAnsi="Consolas"/>
+                  <w:color w:val="1155CC"/>
+                  <w:sz w:val="16"/>
+                  <w:szCs w:val="16"/>
+                  <w:u w:val="single"/>
+                </w:rPr>
+                <w:t xml:space="preserve">vanilla_pipeline_gpt4omini_validation_n1.json</w:t>
+              </w:r>
+            </w:hyperlink>
+          </w:p>
+        </w:tc>
+        <w:tc>
+          <w:tcPr>
+            <w:tcW w:type="dxa" w:w="3726"/>
+            <w:shd w:fill="FFFFFF" w:val="clear"/>
+            <w:tcMar>
+              <w:top w:type="dxa" w:w="80"/>
+              <w:left w:type="dxa" w:w="120"/>
+              <w:bottom w:type="dxa" w:w="80"/>
+              <w:right w:type="dxa" w:w="120"/>
+            </w:tcMar>
+          </w:tcPr>
+          <w:p>
+            <w:pPr>
+              <w:spacing w:after="0" w:line="252"/>
+              <w:jc w:val="center"/>
+            </w:pPr>
+            <w:r>
+              <w:rPr>
+                <w:sz w:val="16"/>
+                <w:szCs w:val="16"/>
+              </w:rPr>
+              <w:t xml:space="preserve">single-example smoke test of the OpenAI harness</w:t>
+            </w:r>
+          </w:p>
+        </w:tc>
+      </w:tr>
+      <w:tr>
+        <w:tc>
+          <w:tcPr>
+            <w:tcW w:type="dxa" w:w="5300"/>
+            <w:shd w:fill="F7F8FA" w:val="clear"/>
+            <w:tcMar>
+              <w:top w:type="dxa" w:w="80"/>
+              <w:left w:type="dxa" w:w="120"/>
+              <w:bottom w:type="dxa" w:w="80"/>
+              <w:right w:type="dxa" w:w="120"/>
+            </w:tcMar>
+          </w:tcPr>
+          <w:p>
+            <w:pPr>
+              <w:spacing w:after="0" w:line="252"/>
+            </w:pPr>
+            <w:hyperlink w:history="1" r:id="rIdewtxjwhs6bzu0jhfhopjx">
+              <w:r>
+                <w:rPr>
+                  <w:rFonts w:ascii="Consolas" w:cs="Consolas" w:eastAsia="Consolas" w:hAnsi="Consolas"/>
+                  <w:color w:val="1155CC"/>
+                  <w:sz w:val="16"/>
+                  <w:szCs w:val="16"/>
+                  <w:u w:val="single"/>
+                </w:rPr>
+                <w:t xml:space="preserve">vanilla_pipeline_story_fewshot_validation_n50.json</w:t>
+              </w:r>
+            </w:hyperlink>
+          </w:p>
+        </w:tc>
+        <w:tc>
+          <w:tcPr>
+            <w:tcW w:type="dxa" w:w="3726"/>
+            <w:shd w:fill="F7F8FA" w:val="clear"/>
+            <w:tcMar>
+              <w:top w:type="dxa" w:w="80"/>
+              <w:left w:type="dxa" w:w="120"/>
+              <w:bottom w:type="dxa" w:w="80"/>
+              <w:right w:type="dxa" w:w="120"/>
+            </w:tcMar>
+          </w:tcPr>
+          <w:p>
+            <w:pPr>
+              <w:spacing w:after="0" w:line="252"/>
+              <w:jc w:val="center"/>
+            </w:pPr>
+            <w:r>
+              <w:rPr>
+                <w:sz w:val="16"/>
+                <w:szCs w:val="16"/>
+              </w:rPr>
+              <w:t xml:space="preserve">FOLIO × Llama few-shot pilot, n=50</w:t>
+            </w:r>
+          </w:p>
+        </w:tc>
+      </w:tr>
+      <w:tr>
+        <w:tc>
+          <w:tcPr>
+            <w:tcW w:type="dxa" w:w="5300"/>
+            <w:shd w:fill="FFFFFF" w:val="clear"/>
+            <w:tcMar>
+              <w:top w:type="dxa" w:w="80"/>
+              <w:left w:type="dxa" w:w="120"/>
+              <w:bottom w:type="dxa" w:w="80"/>
+              <w:right w:type="dxa" w:w="120"/>
+            </w:tcMar>
+          </w:tcPr>
+          <w:p>
+            <w:pPr>
+              <w:spacing w:after="0" w:line="252"/>
+            </w:pPr>
+            <w:hyperlink w:history="1" r:id="rIdzmixrs47qtflwkciljqa4">
+              <w:r>
+                <w:rPr>
+                  <w:rFonts w:ascii="Consolas" w:cs="Consolas" w:eastAsia="Consolas" w:hAnsi="Consolas"/>
+                  <w:color w:val="1155CC"/>
+                  <w:sz w:val="16"/>
+                  <w:szCs w:val="16"/>
+                  <w:u w:val="single"/>
+                </w:rPr>
+                <w:t xml:space="preserve">vanilla_pipeline_story_zeroshot_validation_n50.json</w:t>
+              </w:r>
+            </w:hyperlink>
+          </w:p>
+        </w:tc>
+        <w:tc>
+          <w:tcPr>
+            <w:tcW w:type="dxa" w:w="3726"/>
+            <w:shd w:fill="FFFFFF" w:val="clear"/>
+            <w:tcMar>
+              <w:top w:type="dxa" w:w="80"/>
+              <w:left w:type="dxa" w:w="120"/>
+              <w:bottom w:type="dxa" w:w="80"/>
+              <w:right w:type="dxa" w:w="120"/>
+            </w:tcMar>
+          </w:tcPr>
+          <w:p>
+            <w:pPr>
+              <w:spacing w:after="0" w:line="252"/>
+              <w:jc w:val="center"/>
+            </w:pPr>
+            <w:r>
+              <w:rPr>
+                <w:sz w:val="16"/>
+                <w:szCs w:val="16"/>
+              </w:rPr>
+              <w:t xml:space="preserve">FOLIO × Llama zero-shot ablation, n=50 — the prompt-quality control (§3.3)</w:t>
+            </w:r>
+          </w:p>
+        </w:tc>
+      </w:tr>
+    </w:tbl>
+    <w:p>
+      <w:pPr>
+        <w:spacing w:after="100"/>
+      </w:pPr>
+    </w:p>
+    <w:p>
+      <w:pPr>
+        <w:pStyle w:val="Heading2"/>
+        <w:spacing w:after="140" w:before="260"/>
+      </w:pPr>
+      <w:r>
+        <w:rPr>
+          <w:b/>
+          <w:bCs/>
+          <w:color w:val="1F3864"/>
+          <w:sz w:val="25"/>
+          <w:szCs w:val="25"/>
+        </w:rPr>
+        <w:t xml:space="preserve">C.3 Self-Refine falsification-gate runs (Phase 4 / 4.2)</w:t>
+      </w:r>
+    </w:p>
+    <w:tbl>
+      <w:tblPr>
+        <w:tblW w:type="dxa" w:w="9026"/>
+        <w:tblBorders>
+          <w:top w:val="single" w:color="auto" w:sz="4"/>
+          <w:left w:val="single" w:color="auto" w:sz="4"/>
+          <w:bottom w:val="single" w:color="auto" w:sz="4"/>
+          <w:right w:val="single" w:color="auto" w:sz="4"/>
+          <w:insideH w:val="single" w:color="auto" w:sz="4"/>
+          <w:insideV w:val="single" w:color="auto" w:sz="4"/>
+        </w:tblBorders>
+      </w:tblPr>
+      <w:tblGrid>
+        <w:gridCol w:w="5300"/>
+        <w:gridCol w:w="3726"/>
+      </w:tblGrid>
+      <w:tr>
+        <w:trPr>
+          <w:tblHeader/>
+        </w:trPr>
+        <w:tc>
+          <w:tcPr>
+            <w:tcW w:type="dxa" w:w="5300"/>
+            <w:shd w:fill="1F3864" w:val="clear"/>
+            <w:tcMar>
+              <w:top w:type="dxa" w:w="90"/>
+              <w:left w:type="dxa" w:w="120"/>
+              <w:bottom w:type="dxa" w:w="90"/>
+              <w:right w:type="dxa" w:w="120"/>
+            </w:tcMar>
+          </w:tcPr>
+          <w:p>
+            <w:pPr>
+              <w:spacing w:after="0"/>
+            </w:pPr>
+            <w:r>
+              <w:rPr>
+                <w:b/>
+                <w:bCs/>
+                <w:color w:val="FFFFFF"/>
+                <w:sz w:val="16"/>
+                <w:szCs w:val="16"/>
+              </w:rPr>
+              <w:t xml:space="preserve">File</w:t>
+            </w:r>
+          </w:p>
+        </w:tc>
+        <w:tc>
+          <w:tcPr>
+            <w:tcW w:type="dxa" w:w="3726"/>
+            <w:shd w:fill="1F3864" w:val="clear"/>
+            <w:tcMar>
+              <w:top w:type="dxa" w:w="90"/>
+              <w:left w:type="dxa" w:w="120"/>
+              <w:bottom w:type="dxa" w:w="90"/>
+              <w:right w:type="dxa" w:w="120"/>
+            </w:tcMar>
+          </w:tcPr>
+          <w:p>
+            <w:pPr>
+              <w:spacing w:after="0"/>
+              <w:jc w:val="center"/>
+            </w:pPr>
+            <w:r>
+              <w:rPr>
+                <w:b/>
+                <w:bCs/>
+                <w:color w:val="FFFFFF"/>
+                <w:sz w:val="16"/>
+                <w:szCs w:val="16"/>
+              </w:rPr>
+              <w:t xml:space="preserve">What it is</w:t>
+            </w:r>
+          </w:p>
+        </w:tc>
+      </w:tr>
+      <w:tr>
+        <w:tc>
+          <w:tcPr>
+            <w:tcW w:type="dxa" w:w="5300"/>
+            <w:shd w:fill="FFFFFF" w:val="clear"/>
+            <w:tcMar>
+              <w:top w:type="dxa" w:w="80"/>
+              <w:left w:type="dxa" w:w="120"/>
+              <w:bottom w:type="dxa" w:w="80"/>
+              <w:right w:type="dxa" w:w="120"/>
+            </w:tcMar>
+          </w:tcPr>
+          <w:p>
+            <w:pPr>
+              <w:spacing w:after="0" w:line="252"/>
+            </w:pPr>
+            <w:hyperlink w:history="1" r:id="rIdtkiurjqz7gkdhvlk_vpzy">
+              <w:r>
+                <w:rPr>
+                  <w:rFonts w:ascii="Consolas" w:cs="Consolas" w:eastAsia="Consolas" w:hAnsi="Consolas"/>
+                  <w:color w:val="1155CC"/>
+                  <w:sz w:val="16"/>
+                  <w:szCs w:val="16"/>
+                  <w:u w:val="single"/>
+                </w:rPr>
+                <w:t xml:space="preserve">self_refine_folio_validation.json</w:t>
+              </w:r>
+            </w:hyperlink>
+          </w:p>
+        </w:tc>
+        <w:tc>
+          <w:tcPr>
+            <w:tcW w:type="dxa" w:w="3726"/>
+            <w:shd w:fill="FFFFFF" w:val="clear"/>
+            <w:tcMar>
+              <w:top w:type="dxa" w:w="80"/>
+              <w:left w:type="dxa" w:w="120"/>
+              <w:bottom w:type="dxa" w:w="80"/>
+              <w:right w:type="dxa" w:w="120"/>
+            </w:tcMar>
+          </w:tcPr>
+          <w:p>
+            <w:pPr>
+              <w:spacing w:after="0" w:line="252"/>
+              <w:jc w:val="center"/>
+            </w:pPr>
+            <w:r>
+              <w:rPr>
+                <w:sz w:val="16"/>
+                <w:szCs w:val="16"/>
+              </w:rPr>
+              <w:t xml:space="preserve">FOLIO × Llama-3.1-8B, full n=203 (net −31 on accuracy)</w:t>
+            </w:r>
+          </w:p>
+        </w:tc>
+      </w:tr>
+      <w:tr>
+        <w:tc>
+          <w:tcPr>
+            <w:tcW w:type="dxa" w:w="5300"/>
+            <w:shd w:fill="F7F8FA" w:val="clear"/>
+            <w:tcMar>
+              <w:top w:type="dxa" w:w="80"/>
+              <w:left w:type="dxa" w:w="120"/>
+              <w:bottom w:type="dxa" w:w="80"/>
+              <w:right w:type="dxa" w:w="120"/>
+            </w:tcMar>
+          </w:tcPr>
+          <w:p>
+            <w:pPr>
+              <w:spacing w:after="0" w:line="252"/>
+            </w:pPr>
+            <w:hyperlink w:history="1" r:id="rIdnxy6dagr7g4sxo_t4wz0u">
+              <w:r>
+                <w:rPr>
+                  <w:rFonts w:ascii="Consolas" w:cs="Consolas" w:eastAsia="Consolas" w:hAnsi="Consolas"/>
+                  <w:color w:val="1155CC"/>
+                  <w:sz w:val="16"/>
+                  <w:szCs w:val="16"/>
+                  <w:u w:val="single"/>
+                </w:rPr>
+                <w:t xml:space="preserve">self_refine_folio_gpt4omini_validation.json</w:t>
+              </w:r>
+            </w:hyperlink>
+          </w:p>
+        </w:tc>
+        <w:tc>
+          <w:tcPr>
+            <w:tcW w:type="dxa" w:w="3726"/>
+            <w:shd w:fill="F7F8FA" w:val="clear"/>
+            <w:tcMar>
+              <w:top w:type="dxa" w:w="80"/>
+              <w:left w:type="dxa" w:w="120"/>
+              <w:bottom w:type="dxa" w:w="80"/>
+              <w:right w:type="dxa" w:w="120"/>
+            </w:tcMar>
+          </w:tcPr>
+          <w:p>
+            <w:pPr>
+              <w:spacing w:after="0" w:line="252"/>
+              <w:jc w:val="center"/>
+            </w:pPr>
+            <w:r>
+              <w:rPr>
+                <w:sz w:val="16"/>
+                <w:szCs w:val="16"/>
+              </w:rPr>
+              <w:t xml:space="preserve">FOLIO × GPT-4o-mini, full n=203 (net −10)</w:t>
+            </w:r>
+          </w:p>
+        </w:tc>
+      </w:tr>
+      <w:tr>
+        <w:tc>
+          <w:tcPr>
+            <w:tcW w:type="dxa" w:w="5300"/>
+            <w:shd w:fill="FFFFFF" w:val="clear"/>
+            <w:tcMar>
+              <w:top w:type="dxa" w:w="80"/>
+              <w:left w:type="dxa" w:w="120"/>
+              <w:bottom w:type="dxa" w:w="80"/>
+              <w:right w:type="dxa" w:w="120"/>
+            </w:tcMar>
+          </w:tcPr>
+          <w:p>
+            <w:pPr>
+              <w:spacing w:after="0" w:line="252"/>
+            </w:pPr>
+            <w:hyperlink w:history="1" r:id="rIdt-ri1drnznfni1xa8yml5">
+              <w:r>
+                <w:rPr>
+                  <w:rFonts w:ascii="Consolas" w:cs="Consolas" w:eastAsia="Consolas" w:hAnsi="Consolas"/>
+                  <w:color w:val="1155CC"/>
+                  <w:sz w:val="16"/>
+                  <w:szCs w:val="16"/>
+                  <w:u w:val="single"/>
+                </w:rPr>
+                <w:t xml:space="preserve">self_refine_folio_gpt4o_validation.json</w:t>
+              </w:r>
+            </w:hyperlink>
+          </w:p>
+        </w:tc>
+        <w:tc>
+          <w:tcPr>
+            <w:tcW w:type="dxa" w:w="3726"/>
+            <w:shd w:fill="FFFFFF" w:val="clear"/>
+            <w:tcMar>
+              <w:top w:type="dxa" w:w="80"/>
+              <w:left w:type="dxa" w:w="120"/>
+              <w:bottom w:type="dxa" w:w="80"/>
+              <w:right w:type="dxa" w:w="120"/>
+            </w:tcMar>
+          </w:tcPr>
+          <w:p>
+            <w:pPr>
+              <w:spacing w:after="0" w:line="252"/>
+              <w:jc w:val="center"/>
+            </w:pPr>
+            <w:r>
+              <w:rPr>
+                <w:sz w:val="16"/>
+                <w:szCs w:val="16"/>
+              </w:rPr>
+              <w:t xml:space="preserve">FOLIO × GPT-4o, full n=203 (net −3)</w:t>
+            </w:r>
+          </w:p>
+        </w:tc>
+      </w:tr>
+      <w:tr>
+        <w:tc>
+          <w:tcPr>
+            <w:tcW w:type="dxa" w:w="5300"/>
+            <w:shd w:fill="F7F8FA" w:val="clear"/>
+            <w:tcMar>
+              <w:top w:type="dxa" w:w="80"/>
+              <w:left w:type="dxa" w:w="120"/>
+              <w:bottom w:type="dxa" w:w="80"/>
+              <w:right w:type="dxa" w:w="120"/>
+            </w:tcMar>
+          </w:tcPr>
+          <w:p>
+            <w:pPr>
+              <w:spacing w:after="0" w:line="252"/>
+            </w:pPr>
+            <w:hyperlink w:history="1" r:id="rIdwr9vgzuyk10c9rojedw5m">
+              <w:r>
+                <w:rPr>
+                  <w:rFonts w:ascii="Consolas" w:cs="Consolas" w:eastAsia="Consolas" w:hAnsi="Consolas"/>
+                  <w:color w:val="1155CC"/>
+                  <w:sz w:val="16"/>
+                  <w:szCs w:val="16"/>
+                  <w:u w:val="single"/>
+                </w:rPr>
+                <w:t xml:space="preserve">self_refine_proofwriter_validation_n100.json</w:t>
+              </w:r>
+            </w:hyperlink>
+          </w:p>
+        </w:tc>
+        <w:tc>
+          <w:tcPr>
+            <w:tcW w:type="dxa" w:w="3726"/>
+            <w:shd w:fill="F7F8FA" w:val="clear"/>
+            <w:tcMar>
+              <w:top w:type="dxa" w:w="80"/>
+              <w:left w:type="dxa" w:w="120"/>
+              <w:bottom w:type="dxa" w:w="80"/>
+              <w:right w:type="dxa" w:w="120"/>
+            </w:tcMar>
+          </w:tcPr>
+          <w:p>
+            <w:pPr>
+              <w:spacing w:after="0" w:line="252"/>
+              <w:jc w:val="center"/>
+            </w:pPr>
+            <w:r>
+              <w:rPr>
+                <w:sz w:val="16"/>
+                <w:szCs w:val="16"/>
+              </w:rPr>
+              <w:t xml:space="preserve">ProofWriter × Llama-3.1-8B, n=100 (silent 16%→38%, McNemar p=0.000)</w:t>
+            </w:r>
+          </w:p>
+        </w:tc>
+      </w:tr>
+      <w:tr>
+        <w:tc>
+          <w:tcPr>
+            <w:tcW w:type="dxa" w:w="5300"/>
+            <w:shd w:fill="FFFFFF" w:val="clear"/>
+            <w:tcMar>
+              <w:top w:type="dxa" w:w="80"/>
+              <w:left w:type="dxa" w:w="120"/>
+              <w:bottom w:type="dxa" w:w="80"/>
+              <w:right w:type="dxa" w:w="120"/>
+            </w:tcMar>
+          </w:tcPr>
+          <w:p>
+            <w:pPr>
+              <w:spacing w:after="0" w:line="252"/>
+            </w:pPr>
+            <w:hyperlink w:history="1" r:id="rIdp7hiigtqac4h1p-aytnig">
+              <w:r>
+                <w:rPr>
+                  <w:rFonts w:ascii="Consolas" w:cs="Consolas" w:eastAsia="Consolas" w:hAnsi="Consolas"/>
+                  <w:color w:val="1155CC"/>
+                  <w:sz w:val="16"/>
+                  <w:szCs w:val="16"/>
+                  <w:u w:val="single"/>
+                </w:rPr>
+                <w:t xml:space="preserve">self_refine_proofwriter_gpt4omini_validation.json</w:t>
+              </w:r>
+            </w:hyperlink>
+          </w:p>
+        </w:tc>
+        <w:tc>
+          <w:tcPr>
+            <w:tcW w:type="dxa" w:w="3726"/>
+            <w:shd w:fill="FFFFFF" w:val="clear"/>
+            <w:tcMar>
+              <w:top w:type="dxa" w:w="80"/>
+              <w:left w:type="dxa" w:w="120"/>
+              <w:bottom w:type="dxa" w:w="80"/>
+              <w:right w:type="dxa" w:w="120"/>
+            </w:tcMar>
+          </w:tcPr>
+          <w:p>
+            <w:pPr>
+              <w:spacing w:after="0" w:line="252"/>
+              <w:jc w:val="center"/>
+            </w:pPr>
+            <w:r>
+              <w:rPr>
+                <w:sz w:val="16"/>
+                <w:szCs w:val="16"/>
+              </w:rPr>
+              <w:t xml:space="preserve">ProofWriter × GPT-4o-mini, full n=600 (silent 4%→16%, McNemar p=0.000)</w:t>
+            </w:r>
+          </w:p>
+        </w:tc>
+      </w:tr>
+      <w:tr>
+        <w:tc>
+          <w:tcPr>
+            <w:tcW w:type="dxa" w:w="5300"/>
+            <w:shd w:fill="F7F8FA" w:val="clear"/>
+            <w:tcMar>
+              <w:top w:type="dxa" w:w="80"/>
+              <w:left w:type="dxa" w:w="120"/>
+              <w:bottom w:type="dxa" w:w="80"/>
+              <w:right w:type="dxa" w:w="120"/>
+            </w:tcMar>
+          </w:tcPr>
+          <w:p>
+            <w:pPr>
+              <w:spacing w:after="0" w:line="252"/>
+            </w:pPr>
+            <w:hyperlink w:history="1" r:id="rIdzrdq6z76juzhwwbu-jekx">
+              <w:r>
+                <w:rPr>
+                  <w:rFonts w:ascii="Consolas" w:cs="Consolas" w:eastAsia="Consolas" w:hAnsi="Consolas"/>
+                  <w:color w:val="1155CC"/>
+                  <w:sz w:val="16"/>
+                  <w:szCs w:val="16"/>
+                  <w:u w:val="single"/>
+                </w:rPr>
+                <w:t xml:space="preserve">self_refine_prontoqa_validation_n100.json</w:t>
+              </w:r>
+            </w:hyperlink>
+          </w:p>
+        </w:tc>
+        <w:tc>
+          <w:tcPr>
+            <w:tcW w:type="dxa" w:w="3726"/>
+            <w:shd w:fill="F7F8FA" w:val="clear"/>
+            <w:tcMar>
+              <w:top w:type="dxa" w:w="80"/>
+              <w:left w:type="dxa" w:w="120"/>
+              <w:bottom w:type="dxa" w:w="80"/>
+              <w:right w:type="dxa" w:w="120"/>
+            </w:tcMar>
+          </w:tcPr>
+          <w:p>
+            <w:pPr>
+              <w:spacing w:after="0" w:line="252"/>
+              <w:jc w:val="center"/>
+            </w:pPr>
+            <w:r>
+              <w:rPr>
+                <w:sz w:val="16"/>
+                <w:szCs w:val="16"/>
+              </w:rPr>
+              <w:t xml:space="preserve">PrOntoQA × Llama-3.1-8B, n=100</w:t>
+            </w:r>
+          </w:p>
+        </w:tc>
+      </w:tr>
+      <w:tr>
+        <w:tc>
+          <w:tcPr>
+            <w:tcW w:type="dxa" w:w="5300"/>
+            <w:shd w:fill="FFFFFF" w:val="clear"/>
+            <w:tcMar>
+              <w:top w:type="dxa" w:w="80"/>
+              <w:left w:type="dxa" w:w="120"/>
+              <w:bottom w:type="dxa" w:w="80"/>
+              <w:right w:type="dxa" w:w="120"/>
+            </w:tcMar>
+          </w:tcPr>
+          <w:p>
+            <w:pPr>
+              <w:spacing w:after="0" w:line="252"/>
+            </w:pPr>
+            <w:hyperlink w:history="1" r:id="rIdyr6th7ed0kpemzom_8jng">
+              <w:r>
+                <w:rPr>
+                  <w:rFonts w:ascii="Consolas" w:cs="Consolas" w:eastAsia="Consolas" w:hAnsi="Consolas"/>
+                  <w:color w:val="1155CC"/>
+                  <w:sz w:val="16"/>
+                  <w:szCs w:val="16"/>
+                  <w:u w:val="single"/>
+                </w:rPr>
+                <w:t xml:space="preserve">self_refine_prontoqa_gpt4omini_validation.json</w:t>
+              </w:r>
+            </w:hyperlink>
+          </w:p>
+        </w:tc>
+        <w:tc>
+          <w:tcPr>
+            <w:tcW w:type="dxa" w:w="3726"/>
+            <w:shd w:fill="FFFFFF" w:val="clear"/>
+            <w:tcMar>
+              <w:top w:type="dxa" w:w="80"/>
+              <w:left w:type="dxa" w:w="120"/>
+              <w:bottom w:type="dxa" w:w="80"/>
+              <w:right w:type="dxa" w:w="120"/>
+            </w:tcMar>
+          </w:tcPr>
+          <w:p>
+            <w:pPr>
+              <w:spacing w:after="0" w:line="252"/>
+              <w:jc w:val="center"/>
+            </w:pPr>
+            <w:r>
+              <w:rPr>
+                <w:sz w:val="16"/>
+                <w:szCs w:val="16"/>
+              </w:rPr>
+              <w:t xml:space="preserve">PrOntoQA × GPT-4o-mini, full n=500</w:t>
+            </w:r>
+          </w:p>
+        </w:tc>
+      </w:tr>
+    </w:tbl>
+    <w:p>
+      <w:pPr>
+        <w:spacing w:after="100"/>
+      </w:pPr>
+    </w:p>
+    <w:p>
+      <w:pPr>
+        <w:spacing w:after="60" w:line="276"/>
+      </w:pPr>
+      <w:r>
+        <w:rPr>
+          <w:b/>
+          <w:bCs/>
+          <w:sz w:val="21"/>
+          <w:szCs w:val="21"/>
+        </w:rPr>
+        <w:t xml:space="preserve">Superseded pilot-size files, retained for the audit trail:</w:t>
+      </w:r>
+    </w:p>
+    <w:tbl>
+      <w:tblPr>
+        <w:tblW w:type="dxa" w:w="9026"/>
+        <w:tblBorders>
+          <w:top w:val="single" w:color="auto" w:sz="4"/>
+          <w:left w:val="single" w:color="auto" w:sz="4"/>
+          <w:bottom w:val="single" w:color="auto" w:sz="4"/>
+          <w:right w:val="single" w:color="auto" w:sz="4"/>
+          <w:insideH w:val="single" w:color="auto" w:sz="4"/>
+          <w:insideV w:val="single" w:color="auto" w:sz="4"/>
+        </w:tblBorders>
+      </w:tblPr>
+      <w:tblGrid>
+        <w:gridCol w:w="5300"/>
+        <w:gridCol w:w="3726"/>
+      </w:tblGrid>
+      <w:tr>
+        <w:trPr>
+          <w:tblHeader/>
+        </w:trPr>
+        <w:tc>
+          <w:tcPr>
+            <w:tcW w:type="dxa" w:w="5300"/>
+            <w:shd w:fill="1F3864" w:val="clear"/>
+            <w:tcMar>
+              <w:top w:type="dxa" w:w="90"/>
+              <w:left w:type="dxa" w:w="120"/>
+              <w:bottom w:type="dxa" w:w="90"/>
+              <w:right w:type="dxa" w:w="120"/>
+            </w:tcMar>
+          </w:tcPr>
+          <w:p>
+            <w:pPr>
+              <w:spacing w:after="0"/>
+            </w:pPr>
+            <w:r>
+              <w:rPr>
+                <w:b/>
+                <w:bCs/>
+                <w:color w:val="FFFFFF"/>
+                <w:sz w:val="16"/>
+                <w:szCs w:val="16"/>
+              </w:rPr>
+              <w:t xml:space="preserve">File</w:t>
+            </w:r>
+          </w:p>
+        </w:tc>
+        <w:tc>
+          <w:tcPr>
+            <w:tcW w:type="dxa" w:w="3726"/>
+            <w:shd w:fill="1F3864" w:val="clear"/>
+            <w:tcMar>
+              <w:top w:type="dxa" w:w="90"/>
+              <w:left w:type="dxa" w:w="120"/>
+              <w:bottom w:type="dxa" w:w="90"/>
+              <w:right w:type="dxa" w:w="120"/>
+            </w:tcMar>
+          </w:tcPr>
+          <w:p>
+            <w:pPr>
+              <w:spacing w:after="0"/>
+              <w:jc w:val="center"/>
+            </w:pPr>
+            <w:r>
+              <w:rPr>
+                <w:b/>
+                <w:bCs/>
+                <w:color w:val="FFFFFF"/>
+                <w:sz w:val="16"/>
+                <w:szCs w:val="16"/>
+              </w:rPr>
+              <w:t xml:space="preserve">What it is</w:t>
+            </w:r>
+          </w:p>
+        </w:tc>
+      </w:tr>
+      <w:tr>
+        <w:tc>
+          <w:tcPr>
+            <w:tcW w:type="dxa" w:w="5300"/>
+            <w:shd w:fill="FFFFFF" w:val="clear"/>
+            <w:tcMar>
+              <w:top w:type="dxa" w:w="80"/>
+              <w:left w:type="dxa" w:w="120"/>
+              <w:bottom w:type="dxa" w:w="80"/>
+              <w:right w:type="dxa" w:w="120"/>
+            </w:tcMar>
+          </w:tcPr>
+          <w:p>
+            <w:pPr>
+              <w:spacing w:after="0" w:line="252"/>
+            </w:pPr>
+            <w:hyperlink w:history="1" r:id="rIdys5f1egj1xmwdfudmuwaa">
+              <w:r>
+                <w:rPr>
+                  <w:rFonts w:ascii="Consolas" w:cs="Consolas" w:eastAsia="Consolas" w:hAnsi="Consolas"/>
+                  <w:color w:val="1155CC"/>
+                  <w:sz w:val="16"/>
+                  <w:szCs w:val="16"/>
+                  <w:u w:val="single"/>
+                </w:rPr>
+                <w:t xml:space="preserve">self_refine_validation_n50.json</w:t>
+              </w:r>
+            </w:hyperlink>
+          </w:p>
+        </w:tc>
+        <w:tc>
+          <w:tcPr>
+            <w:tcW w:type="dxa" w:w="3726"/>
+            <w:shd w:fill="FFFFFF" w:val="clear"/>
+            <w:tcMar>
+              <w:top w:type="dxa" w:w="80"/>
+              <w:left w:type="dxa" w:w="120"/>
+              <w:bottom w:type="dxa" w:w="80"/>
+              <w:right w:type="dxa" w:w="120"/>
+            </w:tcMar>
+          </w:tcPr>
+          <w:p>
+            <w:pPr>
+              <w:spacing w:after="0" w:line="252"/>
+              <w:jc w:val="center"/>
+            </w:pPr>
+            <w:r>
+              <w:rPr>
+                <w:sz w:val="16"/>
+                <w:szCs w:val="16"/>
+              </w:rPr>
+              <w:t xml:space="preserve">FOLIO × Llama pilot, n=50 — superseded by the full n=203 file above</w:t>
+            </w:r>
+          </w:p>
+        </w:tc>
+      </w:tr>
+      <w:tr>
+        <w:tc>
+          <w:tcPr>
+            <w:tcW w:type="dxa" w:w="5300"/>
+            <w:shd w:fill="F7F8FA" w:val="clear"/>
+            <w:tcMar>
+              <w:top w:type="dxa" w:w="80"/>
+              <w:left w:type="dxa" w:w="120"/>
+              <w:bottom w:type="dxa" w:w="80"/>
+              <w:right w:type="dxa" w:w="120"/>
+            </w:tcMar>
+          </w:tcPr>
+          <w:p>
+            <w:pPr>
+              <w:spacing w:after="0" w:line="252"/>
+            </w:pPr>
+            <w:hyperlink w:history="1" r:id="rIdzibt2fkuoehcg90zclpsa">
+              <w:r>
+                <w:rPr>
+                  <w:rFonts w:ascii="Consolas" w:cs="Consolas" w:eastAsia="Consolas" w:hAnsi="Consolas"/>
+                  <w:color w:val="1155CC"/>
+                  <w:sz w:val="16"/>
+                  <w:szCs w:val="16"/>
+                  <w:u w:val="single"/>
+                </w:rPr>
+                <w:t xml:space="preserve">self_refine_gpt4omini_validation_n50.json</w:t>
+              </w:r>
+            </w:hyperlink>
+          </w:p>
+        </w:tc>
+        <w:tc>
+          <w:tcPr>
+            <w:tcW w:type="dxa" w:w="3726"/>
+            <w:shd w:fill="F7F8FA" w:val="clear"/>
+            <w:tcMar>
+              <w:top w:type="dxa" w:w="80"/>
+              <w:left w:type="dxa" w:w="120"/>
+              <w:bottom w:type="dxa" w:w="80"/>
+              <w:right w:type="dxa" w:w="120"/>
+            </w:tcMar>
+          </w:tcPr>
+          <w:p>
+            <w:pPr>
+              <w:spacing w:after="0" w:line="252"/>
+              <w:jc w:val="center"/>
+            </w:pPr>
+            <w:r>
+              <w:rPr>
+                <w:sz w:val="16"/>
+                <w:szCs w:val="16"/>
+              </w:rPr>
+              <w:t xml:space="preserve">FOLIO × GPT-4o-mini pilot, n=50</w:t>
+            </w:r>
+          </w:p>
+        </w:tc>
+      </w:tr>
+      <w:tr>
+        <w:tc>
+          <w:tcPr>
+            <w:tcW w:type="dxa" w:w="5300"/>
+            <w:shd w:fill="FFFFFF" w:val="clear"/>
+            <w:tcMar>
+              <w:top w:type="dxa" w:w="80"/>
+              <w:left w:type="dxa" w:w="120"/>
+              <w:bottom w:type="dxa" w:w="80"/>
+              <w:right w:type="dxa" w:w="120"/>
+            </w:tcMar>
+          </w:tcPr>
+          <w:p>
+            <w:pPr>
+              <w:spacing w:after="0" w:line="252"/>
+            </w:pPr>
+            <w:hyperlink w:history="1" r:id="rIdecnxhvxxdfvjg3majqqy4">
+              <w:r>
+                <w:rPr>
+                  <w:rFonts w:ascii="Consolas" w:cs="Consolas" w:eastAsia="Consolas" w:hAnsi="Consolas"/>
+                  <w:color w:val="1155CC"/>
+                  <w:sz w:val="16"/>
+                  <w:szCs w:val="16"/>
+                  <w:u w:val="single"/>
+                </w:rPr>
+                <w:t xml:space="preserve">self_refine_gpt4o_validation_n50.json</w:t>
+              </w:r>
+            </w:hyperlink>
+          </w:p>
+        </w:tc>
+        <w:tc>
+          <w:tcPr>
+            <w:tcW w:type="dxa" w:w="3726"/>
+            <w:shd w:fill="FFFFFF" w:val="clear"/>
+            <w:tcMar>
+              <w:top w:type="dxa" w:w="80"/>
+              <w:left w:type="dxa" w:w="120"/>
+              <w:bottom w:type="dxa" w:w="80"/>
+              <w:right w:type="dxa" w:w="120"/>
+            </w:tcMar>
+          </w:tcPr>
+          <w:p>
+            <w:pPr>
+              <w:spacing w:after="0" w:line="252"/>
+              <w:jc w:val="center"/>
+            </w:pPr>
+            <w:r>
+              <w:rPr>
+                <w:sz w:val="16"/>
+                <w:szCs w:val="16"/>
+              </w:rPr>
+              <w:t xml:space="preserve">FOLIO × GPT-4o pilot, n=50</w:t>
+            </w:r>
+          </w:p>
+        </w:tc>
+      </w:tr>
+    </w:tbl>
+    <w:p>
+      <w:pPr>
+        <w:spacing w:after="100"/>
+      </w:pPr>
+    </w:p>
+    <w:p>
+      <w:pPr>
+        <w:pStyle w:val="Heading2"/>
+        <w:spacing w:after="140" w:before="260"/>
+      </w:pPr>
+      <w:r>
+        <w:rPr>
+          <w:b/>
+          <w:bCs/>
+          <w:color w:val="1F3864"/>
+          <w:sz w:val="25"/>
+          <w:szCs w:val="25"/>
+        </w:rPr>
+        <w:t xml:space="preserve">C.4 Assembled summaries</w:t>
+      </w:r>
+    </w:p>
+    <w:tbl>
+      <w:tblPr>
+        <w:tblW w:type="dxa" w:w="9026"/>
+        <w:tblBorders>
+          <w:top w:val="single" w:color="auto" w:sz="4"/>
+          <w:left w:val="single" w:color="auto" w:sz="4"/>
+          <w:bottom w:val="single" w:color="auto" w:sz="4"/>
+          <w:right w:val="single" w:color="auto" w:sz="4"/>
+          <w:insideH w:val="single" w:color="auto" w:sz="4"/>
+          <w:insideV w:val="single" w:color="auto" w:sz="4"/>
+        </w:tblBorders>
+      </w:tblPr>
+      <w:tblGrid>
+        <w:gridCol w:w="5300"/>
+        <w:gridCol w:w="3726"/>
+      </w:tblGrid>
+      <w:tr>
+        <w:trPr>
+          <w:tblHeader/>
+        </w:trPr>
+        <w:tc>
+          <w:tcPr>
+            <w:tcW w:type="dxa" w:w="5300"/>
+            <w:shd w:fill="1F3864" w:val="clear"/>
+            <w:tcMar>
+              <w:top w:type="dxa" w:w="90"/>
+              <w:left w:type="dxa" w:w="120"/>
+              <w:bottom w:type="dxa" w:w="90"/>
+              <w:right w:type="dxa" w:w="120"/>
+            </w:tcMar>
+          </w:tcPr>
+          <w:p>
+            <w:pPr>
+              <w:spacing w:after="0"/>
+            </w:pPr>
+            <w:r>
+              <w:rPr>
+                <w:b/>
+                <w:bCs/>
+                <w:color w:val="FFFFFF"/>
+                <w:sz w:val="16"/>
+                <w:szCs w:val="16"/>
+              </w:rPr>
+              <w:t xml:space="preserve">File</w:t>
+            </w:r>
+          </w:p>
+        </w:tc>
+        <w:tc>
+          <w:tcPr>
+            <w:tcW w:type="dxa" w:w="3726"/>
+            <w:shd w:fill="1F3864" w:val="clear"/>
+            <w:tcMar>
+              <w:top w:type="dxa" w:w="90"/>
+              <w:left w:type="dxa" w:w="120"/>
+              <w:bottom w:type="dxa" w:w="90"/>
+              <w:right w:type="dxa" w:w="120"/>
+            </w:tcMar>
+          </w:tcPr>
+          <w:p>
+            <w:pPr>
+              <w:spacing w:after="0"/>
+              <w:jc w:val="center"/>
+            </w:pPr>
+            <w:r>
+              <w:rPr>
+                <w:b/>
+                <w:bCs/>
+                <w:color w:val="FFFFFF"/>
+                <w:sz w:val="16"/>
+                <w:szCs w:val="16"/>
+              </w:rPr>
+              <w:t xml:space="preserve">What it is</w:t>
+            </w:r>
+          </w:p>
+        </w:tc>
+      </w:tr>
+      <w:tr>
+        <w:tc>
+          <w:tcPr>
+            <w:tcW w:type="dxa" w:w="5300"/>
+            <w:shd w:fill="FFFFFF" w:val="clear"/>
+            <w:tcMar>
+              <w:top w:type="dxa" w:w="80"/>
+              <w:left w:type="dxa" w:w="120"/>
+              <w:bottom w:type="dxa" w:w="80"/>
+              <w:right w:type="dxa" w:w="120"/>
+            </w:tcMar>
+          </w:tcPr>
+          <w:p>
+            <w:pPr>
+              <w:spacing w:after="0" w:line="252"/>
+            </w:pPr>
+            <w:hyperlink w:history="1" r:id="rIdj7x2x8anezphb42xver6f">
+              <w:r>
+                <w:rPr>
+                  <w:rFonts w:ascii="Consolas" w:cs="Consolas" w:eastAsia="Consolas" w:hAnsi="Consolas"/>
+                  <w:color w:val="1155CC"/>
+                  <w:sz w:val="16"/>
+                  <w:szCs w:val="16"/>
+                  <w:u w:val="single"/>
+                </w:rPr>
+                <w:t xml:space="preserve">cross_summary.json</w:t>
+              </w:r>
+            </w:hyperlink>
+          </w:p>
+        </w:tc>
+        <w:tc>
+          <w:tcPr>
+            <w:tcW w:type="dxa" w:w="3726"/>
+            <w:shd w:fill="FFFFFF" w:val="clear"/>
+            <w:tcMar>
+              <w:top w:type="dxa" w:w="80"/>
+              <w:left w:type="dxa" w:w="120"/>
+              <w:bottom w:type="dxa" w:w="80"/>
+              <w:right w:type="dxa" w:w="120"/>
+            </w:tcMar>
+          </w:tcPr>
+          <w:p>
+            <w:pPr>
+              <w:spacing w:after="0" w:line="252"/>
+              <w:jc w:val="center"/>
+            </w:pPr>
+            <w:r>
+              <w:rPr>
+                <w:sz w:val="16"/>
+                <w:szCs w:val="16"/>
+              </w:rPr>
+              <w:t xml:space="preserve">Machine-readable version of the §10.1 capability × dataset table</w:t>
+            </w:r>
+          </w:p>
+        </w:tc>
+      </w:tr>
+    </w:tbl>
     <w:sectPr>
       <w:footerReference w:type="default" r:id="rId7"/>
       <w:pgSz w:w="11906" w:h="16838" w:orient="portrait"/>
@@ -14737,7 +19200,7 @@
         <w:sz w:val="16"/>
         <w:szCs w:val="16"/>
       </w:rPr>
-      <w:t xml:space="preserve">CREST — experimental record, 24 July 2026    ·    </w:t>
+      <w:t xml:space="preserve">CREST — experimental record, 28 July 2026    ·    </w:t>
     </w:r>
     <w:r>
       <w:rPr>
